--- a/5.人员管理/1.流程制度规范类文件/JXTX-05-03-人员招聘管理制度.docx
+++ b/5.人员管理/1.流程制度规范类文件/JXTX-05-03-人员招聘管理制度.docx
@@ -22,6 +22,57 @@
         <w:textAlignment w:val="baseline"/>
       </w:pPr>
       <w:bookmarkStart w:id="0" w:name="_Toc9755"/>
+      <w:r>
+        <w:drawing>
+          <wp:anchor distT="0" distB="0" distL="114300" distR="114300" simplePos="0" relativeHeight="251661312" behindDoc="1" locked="0" layoutInCell="1" allowOverlap="1">
+            <wp:simplePos x="0" y="0"/>
+            <wp:positionH relativeFrom="column">
+              <wp:posOffset>-19050</wp:posOffset>
+            </wp:positionH>
+            <wp:positionV relativeFrom="paragraph">
+              <wp:posOffset>-22225</wp:posOffset>
+            </wp:positionV>
+            <wp:extent cx="5304790" cy="8893810"/>
+            <wp:effectExtent l="0" t="0" r="13970" b="6350"/>
+            <wp:wrapNone/>
+            <wp:docPr id="1" name="图片 1"/>
+            <wp:cNvGraphicFramePr>
+              <a:graphicFrameLocks xmlns:a="http://schemas.openxmlformats.org/drawingml/2006/main" noChangeAspect="1"/>
+            </wp:cNvGraphicFramePr>
+            <a:graphic xmlns:a="http://schemas.openxmlformats.org/drawingml/2006/main">
+              <a:graphicData uri="http://schemas.openxmlformats.org/drawingml/2006/picture">
+                <pic:pic xmlns:pic="http://schemas.openxmlformats.org/drawingml/2006/picture">
+                  <pic:nvPicPr>
+                    <pic:cNvPr id="1" name="图片 1"/>
+                    <pic:cNvPicPr>
+                      <a:picLocks noChangeAspect="1"/>
+                    </pic:cNvPicPr>
+                  </pic:nvPicPr>
+                  <pic:blipFill>
+                    <a:blip r:embed="rId8"/>
+                    <a:stretch>
+                      <a:fillRect/>
+                    </a:stretch>
+                  </pic:blipFill>
+                  <pic:spPr>
+                    <a:xfrm>
+                      <a:off x="0" y="0"/>
+                      <a:ext cx="5304790" cy="8893810"/>
+                    </a:xfrm>
+                    <a:prstGeom prst="rect">
+                      <a:avLst/>
+                    </a:prstGeom>
+                    <a:noFill/>
+                    <a:ln>
+                      <a:noFill/>
+                    </a:ln>
+                  </pic:spPr>
+                </pic:pic>
+              </a:graphicData>
+            </a:graphic>
+          </wp:anchor>
+        </w:drawing>
+      </w:r>
       <w:r>
         <w:drawing>
           <wp:anchor distT="0" distB="0" distL="114300" distR="114300" simplePos="0" relativeHeight="251660288" behindDoc="1" locked="0" layoutInCell="1" allowOverlap="1">
@@ -49,7 +100,7 @@
                     </pic:cNvPicPr>
                   </pic:nvPicPr>
                   <pic:blipFill>
-                    <a:blip r:embed="rId8"/>
+                    <a:blip r:embed="rId9"/>
                     <a:stretch>
                       <a:fillRect/>
                     </a:stretch>
@@ -104,7 +155,7 @@
                     </pic:cNvPicPr>
                   </pic:nvPicPr>
                   <pic:blipFill>
-                    <a:blip r:embed="rId9">
+                    <a:blip r:embed="rId10">
                       <a:alphaModFix amt="58000"/>
                       <a:lum contrast="-52000"/>
                     </a:blip>
@@ -1962,8 +2013,6 @@
         <w:snapToGrid w:val="0"/>
         <w:textAlignment w:val="baseline"/>
       </w:pPr>
-      <w:bookmarkStart w:id="19" w:name="_GoBack"/>
-      <w:bookmarkEnd w:id="19"/>
       <w:r>
         <w:br w:type="page"/>
       </w:r>
@@ -5253,11 +5302,527 @@
         <w:snapToGrid w:val="0"/>
         <w:textAlignment w:val="baseline"/>
         <w:rPr>
-          <w:rFonts w:hint="default"/>
+          <w:rFonts w:hint="eastAsia"/>
           <w:lang w:val="en-US" w:eastAsia="zh-CN"/>
         </w:rPr>
       </w:pPr>
       <w:bookmarkStart w:id="18" w:name="_Toc18664"/>
+      <w:r>
+        <w:rPr>
+          <w:rFonts w:hint="eastAsia"/>
+          <w:lang w:val="en-US" w:eastAsia="zh-CN"/>
+        </w:rPr>
+        <w:t>考核指标</w:t>
+      </w:r>
+    </w:p>
+    <w:tbl>
+      <w:tblPr>
+        <w:tblStyle w:val="20"/>
+        <w:tblW w:w="7675" w:type="dxa"/>
+        <w:tblInd w:w="96" w:type="dxa"/>
+        <w:tblBorders>
+          <w:top w:val="none" w:color="auto" w:sz="0" w:space="0"/>
+          <w:left w:val="none" w:color="auto" w:sz="0" w:space="0"/>
+          <w:bottom w:val="none" w:color="auto" w:sz="0" w:space="0"/>
+          <w:right w:val="none" w:color="auto" w:sz="0" w:space="0"/>
+          <w:insideH w:val="none" w:color="auto" w:sz="0" w:space="0"/>
+          <w:insideV w:val="none" w:color="auto" w:sz="0" w:space="0"/>
+        </w:tblBorders>
+        <w:shd w:val="clear" w:color="auto" w:fill="auto"/>
+        <w:tblLayout w:type="autofit"/>
+        <w:tblCellMar>
+          <w:top w:w="0" w:type="dxa"/>
+          <w:left w:w="108" w:type="dxa"/>
+          <w:bottom w:w="0" w:type="dxa"/>
+          <w:right w:w="108" w:type="dxa"/>
+        </w:tblCellMar>
+      </w:tblPr>
+      <w:tblGrid>
+        <w:gridCol w:w="1927"/>
+        <w:gridCol w:w="888"/>
+        <w:gridCol w:w="3552"/>
+        <w:gridCol w:w="1308"/>
+      </w:tblGrid>
+      <w:tr>
+        <w:tblPrEx>
+          <w:tblBorders>
+            <w:top w:val="none" w:color="auto" w:sz="0" w:space="0"/>
+            <w:left w:val="none" w:color="auto" w:sz="0" w:space="0"/>
+            <w:bottom w:val="none" w:color="auto" w:sz="0" w:space="0"/>
+            <w:right w:val="none" w:color="auto" w:sz="0" w:space="0"/>
+            <w:insideH w:val="none" w:color="auto" w:sz="0" w:space="0"/>
+            <w:insideV w:val="none" w:color="auto" w:sz="0" w:space="0"/>
+          </w:tblBorders>
+          <w:tblCellMar>
+            <w:top w:w="0" w:type="dxa"/>
+            <w:left w:w="108" w:type="dxa"/>
+            <w:bottom w:w="0" w:type="dxa"/>
+            <w:right w:w="108" w:type="dxa"/>
+          </w:tblCellMar>
+        </w:tblPrEx>
+        <w:trPr>
+          <w:trHeight w:val="493" w:hRule="atLeast"/>
+        </w:trPr>
+        <w:tc>
+          <w:tcPr>
+            <w:tcW w:w="1927" w:type="dxa"/>
+            <w:tcBorders>
+              <w:top w:val="single" w:color="000000" w:sz="4" w:space="0"/>
+              <w:left w:val="single" w:color="000000" w:sz="4" w:space="0"/>
+              <w:bottom w:val="single" w:color="000000" w:sz="4" w:space="0"/>
+              <w:right w:val="single" w:color="000000" w:sz="4" w:space="0"/>
+            </w:tcBorders>
+            <w:shd w:val="clear" w:color="auto" w:fill="C0C0C0"/>
+            <w:vAlign w:val="center"/>
+          </w:tcPr>
+          <w:p>
+            <w:pPr>
+              <w:keepNext w:val="0"/>
+              <w:keepLines w:val="0"/>
+              <w:widowControl/>
+              <w:suppressLineNumbers w:val="0"/>
+              <w:jc w:val="center"/>
+              <w:textAlignment w:val="center"/>
+              <w:rPr>
+                <w:rFonts w:hint="default" w:ascii="楷体_GB2312" w:hAnsi="宋体" w:eastAsia="楷体_GB2312" w:cs="楷体_GB2312"/>
+                <w:b/>
+                <w:bCs/>
+                <w:i w:val="0"/>
+                <w:iCs w:val="0"/>
+                <w:color w:val="000000"/>
+                <w:sz w:val="22"/>
+                <w:szCs w:val="22"/>
+                <w:u w:val="none"/>
+              </w:rPr>
+            </w:pPr>
+            <w:r>
+              <w:rPr>
+                <w:rFonts w:hint="default" w:ascii="楷体_GB2312" w:hAnsi="宋体" w:eastAsia="楷体_GB2312" w:cs="楷体_GB2312"/>
+                <w:b/>
+                <w:bCs/>
+                <w:i w:val="0"/>
+                <w:iCs w:val="0"/>
+                <w:snapToGrid w:val="0"/>
+                <w:color w:val="000000"/>
+                <w:kern w:val="0"/>
+                <w:sz w:val="22"/>
+                <w:szCs w:val="22"/>
+                <w:u w:val="none"/>
+                <w:lang w:val="en-US" w:eastAsia="zh-CN" w:bidi="ar"/>
+              </w:rPr>
+              <w:t>KPI</w:t>
+            </w:r>
+          </w:p>
+        </w:tc>
+        <w:tc>
+          <w:tcPr>
+            <w:tcW w:w="888" w:type="dxa"/>
+            <w:tcBorders>
+              <w:top w:val="single" w:color="000000" w:sz="4" w:space="0"/>
+              <w:left w:val="single" w:color="000000" w:sz="4" w:space="0"/>
+              <w:bottom w:val="single" w:color="000000" w:sz="4" w:space="0"/>
+              <w:right w:val="single" w:color="000000" w:sz="4" w:space="0"/>
+            </w:tcBorders>
+            <w:shd w:val="clear" w:color="auto" w:fill="C0C0C0"/>
+            <w:vAlign w:val="center"/>
+          </w:tcPr>
+          <w:p>
+            <w:pPr>
+              <w:keepNext w:val="0"/>
+              <w:keepLines w:val="0"/>
+              <w:widowControl/>
+              <w:suppressLineNumbers w:val="0"/>
+              <w:jc w:val="center"/>
+              <w:textAlignment w:val="center"/>
+              <w:rPr>
+                <w:rFonts w:hint="default" w:ascii="楷体_GB2312" w:hAnsi="宋体" w:eastAsia="楷体_GB2312" w:cs="楷体_GB2312"/>
+                <w:b/>
+                <w:bCs/>
+                <w:i w:val="0"/>
+                <w:iCs w:val="0"/>
+                <w:color w:val="000000"/>
+                <w:sz w:val="22"/>
+                <w:szCs w:val="22"/>
+                <w:u w:val="none"/>
+              </w:rPr>
+            </w:pPr>
+            <w:r>
+              <w:rPr>
+                <w:rFonts w:hint="default" w:ascii="楷体_GB2312" w:hAnsi="宋体" w:eastAsia="楷体_GB2312" w:cs="楷体_GB2312"/>
+                <w:b/>
+                <w:bCs/>
+                <w:i w:val="0"/>
+                <w:iCs w:val="0"/>
+                <w:snapToGrid w:val="0"/>
+                <w:color w:val="000000"/>
+                <w:kern w:val="0"/>
+                <w:sz w:val="22"/>
+                <w:szCs w:val="22"/>
+                <w:u w:val="none"/>
+                <w:lang w:val="en-US" w:eastAsia="zh-CN" w:bidi="ar"/>
+              </w:rPr>
+              <w:t>目标值</w:t>
+            </w:r>
+          </w:p>
+        </w:tc>
+        <w:tc>
+          <w:tcPr>
+            <w:tcW w:w="3552" w:type="dxa"/>
+            <w:tcBorders>
+              <w:top w:val="single" w:color="000000" w:sz="4" w:space="0"/>
+              <w:left w:val="single" w:color="000000" w:sz="4" w:space="0"/>
+              <w:bottom w:val="single" w:color="000000" w:sz="4" w:space="0"/>
+              <w:right w:val="single" w:color="000000" w:sz="4" w:space="0"/>
+            </w:tcBorders>
+            <w:shd w:val="clear" w:color="auto" w:fill="C0C0C0"/>
+            <w:vAlign w:val="center"/>
+          </w:tcPr>
+          <w:p>
+            <w:pPr>
+              <w:keepNext w:val="0"/>
+              <w:keepLines w:val="0"/>
+              <w:widowControl/>
+              <w:suppressLineNumbers w:val="0"/>
+              <w:jc w:val="center"/>
+              <w:textAlignment w:val="center"/>
+              <w:rPr>
+                <w:rFonts w:hint="default" w:ascii="楷体_GB2312" w:hAnsi="宋体" w:eastAsia="楷体_GB2312" w:cs="楷体_GB2312"/>
+                <w:b/>
+                <w:bCs/>
+                <w:i w:val="0"/>
+                <w:iCs w:val="0"/>
+                <w:color w:val="000000"/>
+                <w:sz w:val="22"/>
+                <w:szCs w:val="22"/>
+                <w:u w:val="none"/>
+              </w:rPr>
+            </w:pPr>
+            <w:r>
+              <w:rPr>
+                <w:rFonts w:hint="default" w:ascii="楷体_GB2312" w:hAnsi="宋体" w:eastAsia="楷体_GB2312" w:cs="楷体_GB2312"/>
+                <w:b/>
+                <w:bCs/>
+                <w:i w:val="0"/>
+                <w:iCs w:val="0"/>
+                <w:snapToGrid w:val="0"/>
+                <w:color w:val="000000"/>
+                <w:kern w:val="0"/>
+                <w:sz w:val="22"/>
+                <w:szCs w:val="22"/>
+                <w:u w:val="none"/>
+                <w:lang w:val="en-US" w:eastAsia="zh-CN" w:bidi="ar"/>
+              </w:rPr>
+              <w:t>计算公式/方法</w:t>
+            </w:r>
+          </w:p>
+        </w:tc>
+        <w:tc>
+          <w:tcPr>
+            <w:tcW w:w="1308" w:type="dxa"/>
+            <w:tcBorders>
+              <w:top w:val="single" w:color="000000" w:sz="4" w:space="0"/>
+              <w:left w:val="single" w:color="000000" w:sz="4" w:space="0"/>
+              <w:bottom w:val="single" w:color="000000" w:sz="4" w:space="0"/>
+              <w:right w:val="single" w:color="000000" w:sz="4" w:space="0"/>
+            </w:tcBorders>
+            <w:shd w:val="clear" w:color="auto" w:fill="C0C0C0"/>
+            <w:vAlign w:val="center"/>
+          </w:tcPr>
+          <w:p>
+            <w:pPr>
+              <w:keepNext w:val="0"/>
+              <w:keepLines w:val="0"/>
+              <w:widowControl/>
+              <w:suppressLineNumbers w:val="0"/>
+              <w:jc w:val="center"/>
+              <w:textAlignment w:val="center"/>
+              <w:rPr>
+                <w:rFonts w:hint="default" w:ascii="楷体_GB2312" w:hAnsi="宋体" w:eastAsia="楷体_GB2312" w:cs="楷体_GB2312"/>
+                <w:b/>
+                <w:bCs/>
+                <w:i w:val="0"/>
+                <w:iCs w:val="0"/>
+                <w:color w:val="000000"/>
+                <w:sz w:val="22"/>
+                <w:szCs w:val="22"/>
+                <w:u w:val="none"/>
+              </w:rPr>
+            </w:pPr>
+            <w:r>
+              <w:rPr>
+                <w:rFonts w:hint="default" w:ascii="楷体_GB2312" w:hAnsi="宋体" w:eastAsia="楷体_GB2312" w:cs="楷体_GB2312"/>
+                <w:b/>
+                <w:bCs/>
+                <w:i w:val="0"/>
+                <w:iCs w:val="0"/>
+                <w:snapToGrid w:val="0"/>
+                <w:color w:val="000000"/>
+                <w:kern w:val="0"/>
+                <w:sz w:val="22"/>
+                <w:szCs w:val="22"/>
+                <w:u w:val="none"/>
+                <w:lang w:val="en-US" w:eastAsia="zh-CN" w:bidi="ar"/>
+              </w:rPr>
+              <w:t>频度</w:t>
+            </w:r>
+          </w:p>
+        </w:tc>
+      </w:tr>
+      <w:tr>
+        <w:tblPrEx>
+          <w:tblBorders>
+            <w:top w:val="none" w:color="auto" w:sz="0" w:space="0"/>
+            <w:left w:val="none" w:color="auto" w:sz="0" w:space="0"/>
+            <w:bottom w:val="none" w:color="auto" w:sz="0" w:space="0"/>
+            <w:right w:val="none" w:color="auto" w:sz="0" w:space="0"/>
+            <w:insideH w:val="none" w:color="auto" w:sz="0" w:space="0"/>
+            <w:insideV w:val="none" w:color="auto" w:sz="0" w:space="0"/>
+          </w:tblBorders>
+          <w:shd w:val="clear" w:color="auto" w:fill="auto"/>
+          <w:tblCellMar>
+            <w:top w:w="0" w:type="dxa"/>
+            <w:left w:w="108" w:type="dxa"/>
+            <w:bottom w:w="0" w:type="dxa"/>
+            <w:right w:w="108" w:type="dxa"/>
+          </w:tblCellMar>
+        </w:tblPrEx>
+        <w:trPr>
+          <w:trHeight w:val="493" w:hRule="atLeast"/>
+        </w:trPr>
+        <w:tc>
+          <w:tcPr>
+            <w:tcW w:w="1927" w:type="dxa"/>
+            <w:tcBorders>
+              <w:top w:val="single" w:color="000000" w:sz="4" w:space="0"/>
+              <w:left w:val="single" w:color="000000" w:sz="4" w:space="0"/>
+              <w:bottom w:val="single" w:color="000000" w:sz="4" w:space="0"/>
+              <w:right w:val="single" w:color="000000" w:sz="4" w:space="0"/>
+            </w:tcBorders>
+            <w:shd w:val="clear" w:color="auto" w:fill="auto"/>
+            <w:vAlign w:val="center"/>
+          </w:tcPr>
+          <w:p>
+            <w:pPr>
+              <w:keepNext w:val="0"/>
+              <w:keepLines w:val="0"/>
+              <w:widowControl/>
+              <w:suppressLineNumbers w:val="0"/>
+              <w:jc w:val="left"/>
+              <w:textAlignment w:val="center"/>
+              <w:rPr>
+                <w:rFonts w:hint="default" w:ascii="楷体_GB2312" w:hAnsi="宋体" w:eastAsia="楷体_GB2312" w:cs="楷体_GB2312"/>
+                <w:b/>
+                <w:bCs/>
+                <w:i w:val="0"/>
+                <w:iCs w:val="0"/>
+                <w:snapToGrid w:val="0"/>
+                <w:color w:val="000000"/>
+                <w:kern w:val="0"/>
+                <w:sz w:val="22"/>
+                <w:szCs w:val="22"/>
+                <w:u w:val="none"/>
+                <w:lang w:val="en-US" w:eastAsia="zh-CN" w:bidi="ar"/>
+              </w:rPr>
+            </w:pPr>
+            <w:bookmarkStart w:id="19" w:name="_GoBack" w:colFirst="0" w:colLast="3"/>
+            <w:r>
+              <w:rPr>
+                <w:rFonts w:hint="eastAsia" w:ascii="宋体" w:hAnsi="宋体" w:eastAsia="宋体" w:cs="宋体"/>
+                <w:i w:val="0"/>
+                <w:iCs w:val="0"/>
+                <w:snapToGrid w:val="0"/>
+                <w:color w:val="000000"/>
+                <w:kern w:val="0"/>
+                <w:sz w:val="21"/>
+                <w:szCs w:val="21"/>
+                <w:u w:val="none"/>
+                <w:lang w:val="en-US" w:eastAsia="zh-CN" w:bidi="ar"/>
+              </w:rPr>
+              <w:t>招聘计划达成率</w:t>
+            </w:r>
+          </w:p>
+        </w:tc>
+        <w:tc>
+          <w:tcPr>
+            <w:tcW w:w="888" w:type="dxa"/>
+            <w:tcBorders>
+              <w:top w:val="single" w:color="000000" w:sz="4" w:space="0"/>
+              <w:left w:val="single" w:color="000000" w:sz="4" w:space="0"/>
+              <w:bottom w:val="single" w:color="000000" w:sz="4" w:space="0"/>
+              <w:right w:val="single" w:color="000000" w:sz="4" w:space="0"/>
+            </w:tcBorders>
+            <w:shd w:val="clear" w:color="auto" w:fill="auto"/>
+            <w:vAlign w:val="center"/>
+          </w:tcPr>
+          <w:p>
+            <w:pPr>
+              <w:keepNext w:val="0"/>
+              <w:keepLines w:val="0"/>
+              <w:widowControl/>
+              <w:suppressLineNumbers w:val="0"/>
+              <w:jc w:val="left"/>
+              <w:textAlignment w:val="center"/>
+              <w:rPr>
+                <w:rFonts w:hint="default" w:ascii="楷体_GB2312" w:hAnsi="宋体" w:eastAsia="楷体_GB2312" w:cs="楷体_GB2312"/>
+                <w:b/>
+                <w:bCs/>
+                <w:i w:val="0"/>
+                <w:iCs w:val="0"/>
+                <w:snapToGrid w:val="0"/>
+                <w:color w:val="000000"/>
+                <w:kern w:val="0"/>
+                <w:sz w:val="22"/>
+                <w:szCs w:val="22"/>
+                <w:u w:val="none"/>
+                <w:lang w:val="en-US" w:eastAsia="zh-CN" w:bidi="ar"/>
+              </w:rPr>
+            </w:pPr>
+            <w:r>
+              <w:rPr>
+                <w:rFonts w:hint="eastAsia" w:ascii="宋体" w:hAnsi="宋体" w:eastAsia="宋体" w:cs="宋体"/>
+                <w:i w:val="0"/>
+                <w:iCs w:val="0"/>
+                <w:snapToGrid w:val="0"/>
+                <w:color w:val="000000"/>
+                <w:kern w:val="0"/>
+                <w:sz w:val="21"/>
+                <w:szCs w:val="21"/>
+                <w:u w:val="none"/>
+                <w:lang w:val="en-US" w:eastAsia="zh-CN" w:bidi="ar"/>
+              </w:rPr>
+              <w:t>≥95%</w:t>
+            </w:r>
+          </w:p>
+        </w:tc>
+        <w:tc>
+          <w:tcPr>
+            <w:tcW w:w="3552" w:type="dxa"/>
+            <w:tcBorders>
+              <w:top w:val="single" w:color="000000" w:sz="4" w:space="0"/>
+              <w:left w:val="single" w:color="000000" w:sz="4" w:space="0"/>
+              <w:bottom w:val="single" w:color="000000" w:sz="4" w:space="0"/>
+              <w:right w:val="single" w:color="000000" w:sz="4" w:space="0"/>
+            </w:tcBorders>
+            <w:shd w:val="clear" w:color="auto" w:fill="auto"/>
+            <w:vAlign w:val="center"/>
+          </w:tcPr>
+          <w:p>
+            <w:pPr>
+              <w:keepNext w:val="0"/>
+              <w:keepLines w:val="0"/>
+              <w:widowControl/>
+              <w:suppressLineNumbers w:val="0"/>
+              <w:jc w:val="left"/>
+              <w:textAlignment w:val="center"/>
+              <w:rPr>
+                <w:rFonts w:hint="default" w:ascii="楷体_GB2312" w:hAnsi="宋体" w:eastAsia="楷体_GB2312" w:cs="楷体_GB2312"/>
+                <w:b/>
+                <w:bCs/>
+                <w:i w:val="0"/>
+                <w:iCs w:val="0"/>
+                <w:snapToGrid w:val="0"/>
+                <w:color w:val="000000"/>
+                <w:kern w:val="0"/>
+                <w:sz w:val="22"/>
+                <w:szCs w:val="22"/>
+                <w:u w:val="none"/>
+                <w:lang w:val="en-US" w:eastAsia="zh-CN" w:bidi="ar"/>
+              </w:rPr>
+            </w:pPr>
+            <w:r>
+              <w:rPr>
+                <w:rFonts w:hint="eastAsia" w:ascii="宋体" w:hAnsi="宋体" w:eastAsia="宋体" w:cs="宋体"/>
+                <w:i w:val="0"/>
+                <w:iCs w:val="0"/>
+                <w:snapToGrid w:val="0"/>
+                <w:color w:val="000000"/>
+                <w:kern w:val="0"/>
+                <w:sz w:val="21"/>
+                <w:szCs w:val="21"/>
+                <w:u w:val="none"/>
+                <w:lang w:val="en-US" w:eastAsia="zh-CN" w:bidi="ar"/>
+              </w:rPr>
+              <w:t>实际聘用人数/计划招聘人数*100%</w:t>
+            </w:r>
+          </w:p>
+        </w:tc>
+        <w:tc>
+          <w:tcPr>
+            <w:tcW w:w="1308" w:type="dxa"/>
+            <w:tcBorders>
+              <w:top w:val="single" w:color="000000" w:sz="4" w:space="0"/>
+              <w:left w:val="single" w:color="000000" w:sz="4" w:space="0"/>
+              <w:bottom w:val="single" w:color="000000" w:sz="4" w:space="0"/>
+              <w:right w:val="single" w:color="000000" w:sz="4" w:space="0"/>
+            </w:tcBorders>
+            <w:shd w:val="clear" w:color="auto" w:fill="auto"/>
+            <w:vAlign w:val="center"/>
+          </w:tcPr>
+          <w:p>
+            <w:pPr>
+              <w:keepNext w:val="0"/>
+              <w:keepLines w:val="0"/>
+              <w:widowControl/>
+              <w:suppressLineNumbers w:val="0"/>
+              <w:jc w:val="left"/>
+              <w:textAlignment w:val="center"/>
+              <w:rPr>
+                <w:rFonts w:hint="default" w:ascii="楷体_GB2312" w:hAnsi="宋体" w:eastAsia="楷体_GB2312" w:cs="楷体_GB2312"/>
+                <w:b/>
+                <w:bCs/>
+                <w:i w:val="0"/>
+                <w:iCs w:val="0"/>
+                <w:snapToGrid w:val="0"/>
+                <w:color w:val="000000"/>
+                <w:kern w:val="0"/>
+                <w:sz w:val="22"/>
+                <w:szCs w:val="22"/>
+                <w:u w:val="none"/>
+                <w:lang w:val="en-US" w:eastAsia="zh-CN" w:bidi="ar"/>
+              </w:rPr>
+            </w:pPr>
+            <w:r>
+              <w:rPr>
+                <w:rFonts w:hint="eastAsia" w:ascii="宋体" w:hAnsi="宋体" w:eastAsia="宋体" w:cs="宋体"/>
+                <w:i w:val="0"/>
+                <w:iCs w:val="0"/>
+                <w:snapToGrid w:val="0"/>
+                <w:color w:val="000000"/>
+                <w:kern w:val="0"/>
+                <w:sz w:val="21"/>
+                <w:szCs w:val="21"/>
+                <w:u w:val="none"/>
+                <w:lang w:val="en-US" w:eastAsia="zh-CN" w:bidi="ar"/>
+              </w:rPr>
+              <w:t>季度</w:t>
+            </w:r>
+          </w:p>
+        </w:tc>
+      </w:tr>
+      <w:bookmarkEnd w:id="19"/>
+    </w:tbl>
+    <w:p>
+      <w:pPr>
+        <w:pStyle w:val="28"/>
+        <w:keepNext w:val="0"/>
+        <w:keepLines w:val="0"/>
+        <w:pageBreakBefore w:val="0"/>
+        <w:widowControl w:val="0"/>
+        <w:kinsoku w:val="0"/>
+        <w:wordWrap/>
+        <w:overflowPunct/>
+        <w:topLinePunct w:val="0"/>
+        <w:autoSpaceDE w:val="0"/>
+        <w:autoSpaceDN w:val="0"/>
+        <w:bidi w:val="0"/>
+        <w:adjustRightInd w:val="0"/>
+        <w:snapToGrid w:val="0"/>
+        <w:textAlignment w:val="baseline"/>
+        <w:rPr>
+          <w:rFonts w:hint="default"/>
+          <w:lang w:val="en-US" w:eastAsia="zh-CN"/>
+        </w:rPr>
+      </w:pPr>
       <w:r>
         <w:rPr>
           <w:rFonts w:hint="default"/>

--- a/5.人员管理/1.流程制度规范类文件/JXTX-05-03-人员招聘管理制度.docx
+++ b/5.人员管理/1.流程制度规范类文件/JXTX-05-03-人员招聘管理制度.docx
@@ -21,7 +21,7 @@
         <w:spacing w:before="3120" w:beforeLines="1000"/>
         <w:textAlignment w:val="baseline"/>
       </w:pPr>
-      <w:bookmarkStart w:id="0" w:name="_Toc9755"/>
+      <w:bookmarkStart w:id="0" w:name="_Toc28459"/>
       <w:r>
         <w:drawing>
           <wp:anchor distT="0" distB="0" distL="114300" distR="114300" simplePos="0" relativeHeight="251661312" behindDoc="1" locked="0" layoutInCell="1" allowOverlap="1">
@@ -211,7 +211,7 @@
         </w:rPr>
       </w:pPr>
       <w:bookmarkStart w:id="1" w:name="_Toc15004"/>
-      <w:bookmarkStart w:id="2" w:name="_Toc23785"/>
+      <w:bookmarkStart w:id="2" w:name="_Toc19078"/>
       <w:r>
         <w:rPr>
           <w:rFonts w:hint="eastAsia"/>
@@ -2087,6 +2087,8 @@
               <w:tab w:val="right" w:leader="dot" w:pos="8306"/>
             </w:tabs>
           </w:pPr>
+          <w:bookmarkStart w:id="20" w:name="_GoBack"/>
+          <w:bookmarkEnd w:id="20"/>
           <w:r>
             <w:rPr>
               <w:rFonts w:hint="eastAsia" w:ascii="宋体" w:hAnsi="宋体" w:eastAsia="宋体" w:cs="宋体"/>
@@ -2123,7 +2125,7 @@
               <w:rFonts w:hint="eastAsia" w:ascii="宋体" w:hAnsi="宋体" w:eastAsia="宋体" w:cs="宋体"/>
               <w:szCs w:val="24"/>
             </w:rPr>
-            <w:instrText xml:space="preserve"> HYPERLINK \l _Toc9755 </w:instrText>
+            <w:instrText xml:space="preserve"> HYPERLINK \l _Toc28459 </w:instrText>
           </w:r>
           <w:r>
             <w:rPr>
@@ -2146,7 +2148,7 @@
             <w:fldChar w:fldCharType="begin"/>
           </w:r>
           <w:r>
-            <w:instrText xml:space="preserve"> PAGEREF _Toc9755 \h </w:instrText>
+            <w:instrText xml:space="preserve"> PAGEREF _Toc28459 \h </w:instrText>
           </w:r>
           <w:r>
             <w:fldChar w:fldCharType="separate"/>
@@ -2184,7 +2186,7 @@
               <w:rFonts w:hint="eastAsia" w:ascii="宋体" w:hAnsi="宋体" w:eastAsia="宋体" w:cs="宋体"/>
               <w:szCs w:val="24"/>
             </w:rPr>
-            <w:instrText xml:space="preserve"> HYPERLINK \l _Toc23785 </w:instrText>
+            <w:instrText xml:space="preserve"> HYPERLINK \l _Toc19078 </w:instrText>
           </w:r>
           <w:r>
             <w:rPr>
@@ -2207,7 +2209,7 @@
             <w:fldChar w:fldCharType="begin"/>
           </w:r>
           <w:r>
-            <w:instrText xml:space="preserve"> PAGEREF _Toc23785 \h </w:instrText>
+            <w:instrText xml:space="preserve"> PAGEREF _Toc19078 \h </w:instrText>
           </w:r>
           <w:r>
             <w:fldChar w:fldCharType="separate"/>
@@ -2245,7 +2247,7 @@
               <w:rFonts w:hint="eastAsia" w:ascii="宋体" w:hAnsi="宋体" w:eastAsia="宋体" w:cs="宋体"/>
               <w:szCs w:val="24"/>
             </w:rPr>
-            <w:instrText xml:space="preserve"> HYPERLINK \l _Toc4589 </w:instrText>
+            <w:instrText xml:space="preserve"> HYPERLINK \l _Toc19918 </w:instrText>
           </w:r>
           <w:r>
             <w:rPr>
@@ -2268,7 +2270,7 @@
             <w:fldChar w:fldCharType="begin"/>
           </w:r>
           <w:r>
-            <w:instrText xml:space="preserve"> PAGEREF _Toc4589 \h </w:instrText>
+            <w:instrText xml:space="preserve"> PAGEREF _Toc19918 \h </w:instrText>
           </w:r>
           <w:r>
             <w:fldChar w:fldCharType="separate"/>
@@ -2306,7 +2308,7 @@
               <w:rFonts w:hint="eastAsia" w:ascii="宋体" w:hAnsi="宋体" w:eastAsia="宋体" w:cs="宋体"/>
               <w:szCs w:val="24"/>
             </w:rPr>
-            <w:instrText xml:space="preserve"> HYPERLINK \l _Toc13190 </w:instrText>
+            <w:instrText xml:space="preserve"> HYPERLINK \l _Toc21596 </w:instrText>
           </w:r>
           <w:r>
             <w:rPr>
@@ -2329,7 +2331,7 @@
             <w:fldChar w:fldCharType="begin"/>
           </w:r>
           <w:r>
-            <w:instrText xml:space="preserve"> PAGEREF _Toc13190 \h </w:instrText>
+            <w:instrText xml:space="preserve"> PAGEREF _Toc21596 \h </w:instrText>
           </w:r>
           <w:r>
             <w:fldChar w:fldCharType="separate"/>
@@ -2367,7 +2369,7 @@
               <w:rFonts w:hint="eastAsia" w:ascii="宋体" w:hAnsi="宋体" w:eastAsia="宋体" w:cs="宋体"/>
               <w:szCs w:val="24"/>
             </w:rPr>
-            <w:instrText xml:space="preserve"> HYPERLINK \l _Toc26110 </w:instrText>
+            <w:instrText xml:space="preserve"> HYPERLINK \l _Toc24116 </w:instrText>
           </w:r>
           <w:r>
             <w:rPr>
@@ -2390,7 +2392,7 @@
             <w:fldChar w:fldCharType="begin"/>
           </w:r>
           <w:r>
-            <w:instrText xml:space="preserve"> PAGEREF _Toc26110 \h </w:instrText>
+            <w:instrText xml:space="preserve"> PAGEREF _Toc24116 \h </w:instrText>
           </w:r>
           <w:r>
             <w:fldChar w:fldCharType="separate"/>
@@ -2428,7 +2430,7 @@
               <w:rFonts w:hint="eastAsia" w:ascii="宋体" w:hAnsi="宋体" w:eastAsia="宋体" w:cs="宋体"/>
               <w:szCs w:val="24"/>
             </w:rPr>
-            <w:instrText xml:space="preserve"> HYPERLINK \l _Toc15679 </w:instrText>
+            <w:instrText xml:space="preserve"> HYPERLINK \l _Toc15375 </w:instrText>
           </w:r>
           <w:r>
             <w:rPr>
@@ -2451,7 +2453,7 @@
             <w:fldChar w:fldCharType="begin"/>
           </w:r>
           <w:r>
-            <w:instrText xml:space="preserve"> PAGEREF _Toc15679 \h </w:instrText>
+            <w:instrText xml:space="preserve"> PAGEREF _Toc15375 \h </w:instrText>
           </w:r>
           <w:r>
             <w:fldChar w:fldCharType="separate"/>
@@ -2489,7 +2491,7 @@
               <w:rFonts w:hint="eastAsia" w:ascii="宋体" w:hAnsi="宋体" w:eastAsia="宋体" w:cs="宋体"/>
               <w:szCs w:val="24"/>
             </w:rPr>
-            <w:instrText xml:space="preserve"> HYPERLINK \l _Toc3632 </w:instrText>
+            <w:instrText xml:space="preserve"> HYPERLINK \l _Toc29828 </w:instrText>
           </w:r>
           <w:r>
             <w:rPr>
@@ -2519,7 +2521,7 @@
             <w:fldChar w:fldCharType="begin"/>
           </w:r>
           <w:r>
-            <w:instrText xml:space="preserve"> PAGEREF _Toc3632 \h </w:instrText>
+            <w:instrText xml:space="preserve"> PAGEREF _Toc29828 \h </w:instrText>
           </w:r>
           <w:r>
             <w:fldChar w:fldCharType="separate"/>
@@ -2557,7 +2559,7 @@
               <w:rFonts w:hint="eastAsia" w:ascii="宋体" w:hAnsi="宋体" w:eastAsia="宋体" w:cs="宋体"/>
               <w:szCs w:val="24"/>
             </w:rPr>
-            <w:instrText xml:space="preserve"> HYPERLINK \l _Toc28461 </w:instrText>
+            <w:instrText xml:space="preserve"> HYPERLINK \l _Toc18564 </w:instrText>
           </w:r>
           <w:r>
             <w:rPr>
@@ -2580,7 +2582,7 @@
             <w:fldChar w:fldCharType="begin"/>
           </w:r>
           <w:r>
-            <w:instrText xml:space="preserve"> PAGEREF _Toc28461 \h </w:instrText>
+            <w:instrText xml:space="preserve"> PAGEREF _Toc18564 \h </w:instrText>
           </w:r>
           <w:r>
             <w:fldChar w:fldCharType="separate"/>
@@ -2618,7 +2620,7 @@
               <w:rFonts w:hint="eastAsia" w:ascii="宋体" w:hAnsi="宋体" w:eastAsia="宋体" w:cs="宋体"/>
               <w:szCs w:val="24"/>
             </w:rPr>
-            <w:instrText xml:space="preserve"> HYPERLINK \l _Toc2294 </w:instrText>
+            <w:instrText xml:space="preserve"> HYPERLINK \l _Toc14875 </w:instrText>
           </w:r>
           <w:r>
             <w:rPr>
@@ -2641,7 +2643,7 @@
             <w:fldChar w:fldCharType="begin"/>
           </w:r>
           <w:r>
-            <w:instrText xml:space="preserve"> PAGEREF _Toc2294 \h </w:instrText>
+            <w:instrText xml:space="preserve"> PAGEREF _Toc14875 \h </w:instrText>
           </w:r>
           <w:r>
             <w:fldChar w:fldCharType="separate"/>
@@ -2679,7 +2681,7 @@
               <w:rFonts w:hint="eastAsia" w:ascii="宋体" w:hAnsi="宋体" w:eastAsia="宋体" w:cs="宋体"/>
               <w:szCs w:val="24"/>
             </w:rPr>
-            <w:instrText xml:space="preserve"> HYPERLINK \l _Toc7373 </w:instrText>
+            <w:instrText xml:space="preserve"> HYPERLINK \l _Toc11138 </w:instrText>
           </w:r>
           <w:r>
             <w:rPr>
@@ -2702,7 +2704,7 @@
             <w:fldChar w:fldCharType="begin"/>
           </w:r>
           <w:r>
-            <w:instrText xml:space="preserve"> PAGEREF _Toc7373 \h </w:instrText>
+            <w:instrText xml:space="preserve"> PAGEREF _Toc11138 \h </w:instrText>
           </w:r>
           <w:r>
             <w:fldChar w:fldCharType="separate"/>
@@ -2740,7 +2742,7 @@
               <w:rFonts w:hint="eastAsia" w:ascii="宋体" w:hAnsi="宋体" w:eastAsia="宋体" w:cs="宋体"/>
               <w:szCs w:val="24"/>
             </w:rPr>
-            <w:instrText xml:space="preserve"> HYPERLINK \l _Toc14178 </w:instrText>
+            <w:instrText xml:space="preserve"> HYPERLINK \l _Toc6139 </w:instrText>
           </w:r>
           <w:r>
             <w:rPr>
@@ -2763,7 +2765,7 @@
             <w:fldChar w:fldCharType="begin"/>
           </w:r>
           <w:r>
-            <w:instrText xml:space="preserve"> PAGEREF _Toc14178 \h </w:instrText>
+            <w:instrText xml:space="preserve"> PAGEREF _Toc6139 \h </w:instrText>
           </w:r>
           <w:r>
             <w:fldChar w:fldCharType="separate"/>
@@ -2801,7 +2803,7 @@
               <w:rFonts w:hint="eastAsia" w:ascii="宋体" w:hAnsi="宋体" w:eastAsia="宋体" w:cs="宋体"/>
               <w:szCs w:val="24"/>
             </w:rPr>
-            <w:instrText xml:space="preserve"> HYPERLINK \l _Toc14411 </w:instrText>
+            <w:instrText xml:space="preserve"> HYPERLINK \l _Toc5875 </w:instrText>
           </w:r>
           <w:r>
             <w:rPr>
@@ -2824,7 +2826,7 @@
             <w:fldChar w:fldCharType="begin"/>
           </w:r>
           <w:r>
-            <w:instrText xml:space="preserve"> PAGEREF _Toc14411 \h </w:instrText>
+            <w:instrText xml:space="preserve"> PAGEREF _Toc5875 \h </w:instrText>
           </w:r>
           <w:r>
             <w:fldChar w:fldCharType="separate"/>
@@ -2862,7 +2864,7 @@
               <w:rFonts w:hint="eastAsia" w:ascii="宋体" w:hAnsi="宋体" w:eastAsia="宋体" w:cs="宋体"/>
               <w:szCs w:val="24"/>
             </w:rPr>
-            <w:instrText xml:space="preserve"> HYPERLINK \l _Toc2760 </w:instrText>
+            <w:instrText xml:space="preserve"> HYPERLINK \l _Toc31120 </w:instrText>
           </w:r>
           <w:r>
             <w:rPr>
@@ -2885,7 +2887,7 @@
             <w:fldChar w:fldCharType="begin"/>
           </w:r>
           <w:r>
-            <w:instrText xml:space="preserve"> PAGEREF _Toc2760 \h </w:instrText>
+            <w:instrText xml:space="preserve"> PAGEREF _Toc31120 \h </w:instrText>
           </w:r>
           <w:r>
             <w:fldChar w:fldCharType="separate"/>
@@ -2923,7 +2925,7 @@
               <w:rFonts w:hint="eastAsia" w:ascii="宋体" w:hAnsi="宋体" w:eastAsia="宋体" w:cs="宋体"/>
               <w:szCs w:val="24"/>
             </w:rPr>
-            <w:instrText xml:space="preserve"> HYPERLINK \l _Toc32280 </w:instrText>
+            <w:instrText xml:space="preserve"> HYPERLINK \l _Toc27928 </w:instrText>
           </w:r>
           <w:r>
             <w:rPr>
@@ -2946,7 +2948,7 @@
             <w:fldChar w:fldCharType="begin"/>
           </w:r>
           <w:r>
-            <w:instrText xml:space="preserve"> PAGEREF _Toc32280 \h </w:instrText>
+            <w:instrText xml:space="preserve"> PAGEREF _Toc27928 \h </w:instrText>
           </w:r>
           <w:r>
             <w:fldChar w:fldCharType="separate"/>
@@ -2984,7 +2986,7 @@
               <w:rFonts w:hint="eastAsia" w:ascii="宋体" w:hAnsi="宋体" w:eastAsia="宋体" w:cs="宋体"/>
               <w:szCs w:val="24"/>
             </w:rPr>
-            <w:instrText xml:space="preserve"> HYPERLINK \l _Toc25726 </w:instrText>
+            <w:instrText xml:space="preserve"> HYPERLINK \l _Toc21139 </w:instrText>
           </w:r>
           <w:r>
             <w:rPr>
@@ -3007,7 +3009,7 @@
             <w:fldChar w:fldCharType="begin"/>
           </w:r>
           <w:r>
-            <w:instrText xml:space="preserve"> PAGEREF _Toc25726 \h </w:instrText>
+            <w:instrText xml:space="preserve"> PAGEREF _Toc21139 \h </w:instrText>
           </w:r>
           <w:r>
             <w:fldChar w:fldCharType="separate"/>
@@ -3045,7 +3047,7 @@
               <w:rFonts w:hint="eastAsia" w:ascii="宋体" w:hAnsi="宋体" w:eastAsia="宋体" w:cs="宋体"/>
               <w:szCs w:val="24"/>
             </w:rPr>
-            <w:instrText xml:space="preserve"> HYPERLINK \l _Toc11832 </w:instrText>
+            <w:instrText xml:space="preserve"> HYPERLINK \l _Toc27481 </w:instrText>
           </w:r>
           <w:r>
             <w:rPr>
@@ -3068,7 +3070,7 @@
             <w:fldChar w:fldCharType="begin"/>
           </w:r>
           <w:r>
-            <w:instrText xml:space="preserve"> PAGEREF _Toc11832 \h </w:instrText>
+            <w:instrText xml:space="preserve"> PAGEREF _Toc27481 \h </w:instrText>
           </w:r>
           <w:r>
             <w:fldChar w:fldCharType="separate"/>
@@ -3106,7 +3108,7 @@
               <w:rFonts w:hint="eastAsia" w:ascii="宋体" w:hAnsi="宋体" w:eastAsia="宋体" w:cs="宋体"/>
               <w:szCs w:val="24"/>
             </w:rPr>
-            <w:instrText xml:space="preserve"> HYPERLINK \l _Toc24694 </w:instrText>
+            <w:instrText xml:space="preserve"> HYPERLINK \l _Toc26905 </w:instrText>
           </w:r>
           <w:r>
             <w:rPr>
@@ -3129,7 +3131,7 @@
             <w:fldChar w:fldCharType="begin"/>
           </w:r>
           <w:r>
-            <w:instrText xml:space="preserve"> PAGEREF _Toc24694 \h </w:instrText>
+            <w:instrText xml:space="preserve"> PAGEREF _Toc26905 \h </w:instrText>
           </w:r>
           <w:r>
             <w:fldChar w:fldCharType="separate"/>
@@ -3167,7 +3169,7 @@
               <w:rFonts w:hint="eastAsia" w:ascii="宋体" w:hAnsi="宋体" w:eastAsia="宋体" w:cs="宋体"/>
               <w:szCs w:val="24"/>
             </w:rPr>
-            <w:instrText xml:space="preserve"> HYPERLINK \l _Toc18664 </w:instrText>
+            <w:instrText xml:space="preserve"> HYPERLINK \l _Toc27799 </w:instrText>
           </w:r>
           <w:r>
             <w:rPr>
@@ -3181,7 +3183,14 @@
               <w:rFonts w:hint="default"/>
               <w:lang w:val="en-US" w:eastAsia="zh-CN"/>
             </w:rPr>
-            <w:t>8. 附则</w:t>
+            <w:t xml:space="preserve">8. </w:t>
+          </w:r>
+          <w:r>
+            <w:rPr>
+              <w:rFonts w:hint="eastAsia"/>
+              <w:lang w:val="en-US" w:eastAsia="zh-CN"/>
+            </w:rPr>
+            <w:t>考核指标</w:t>
           </w:r>
           <w:r>
             <w:tab/>
@@ -3190,7 +3199,68 @@
             <w:fldChar w:fldCharType="begin"/>
           </w:r>
           <w:r>
-            <w:instrText xml:space="preserve"> PAGEREF _Toc18664 \h </w:instrText>
+            <w:instrText xml:space="preserve"> PAGEREF _Toc27799 \h </w:instrText>
+          </w:r>
+          <w:r>
+            <w:fldChar w:fldCharType="separate"/>
+          </w:r>
+          <w:r>
+            <w:t>7</w:t>
+          </w:r>
+          <w:r>
+            <w:fldChar w:fldCharType="end"/>
+          </w:r>
+          <w:r>
+            <w:rPr>
+              <w:rFonts w:hint="eastAsia" w:ascii="宋体" w:hAnsi="宋体" w:eastAsia="宋体" w:cs="宋体"/>
+              <w:szCs w:val="24"/>
+            </w:rPr>
+            <w:fldChar w:fldCharType="end"/>
+          </w:r>
+        </w:p>
+        <w:p>
+          <w:pPr>
+            <w:pStyle w:val="16"/>
+            <w:tabs>
+              <w:tab w:val="right" w:leader="dot" w:pos="8306"/>
+            </w:tabs>
+          </w:pPr>
+          <w:r>
+            <w:rPr>
+              <w:rFonts w:hint="eastAsia" w:ascii="宋体" w:hAnsi="宋体" w:eastAsia="宋体" w:cs="宋体"/>
+              <w:szCs w:val="24"/>
+            </w:rPr>
+            <w:fldChar w:fldCharType="begin"/>
+          </w:r>
+          <w:r>
+            <w:rPr>
+              <w:rFonts w:hint="eastAsia" w:ascii="宋体" w:hAnsi="宋体" w:eastAsia="宋体" w:cs="宋体"/>
+              <w:szCs w:val="24"/>
+            </w:rPr>
+            <w:instrText xml:space="preserve"> HYPERLINK \l _Toc11537 </w:instrText>
+          </w:r>
+          <w:r>
+            <w:rPr>
+              <w:rFonts w:hint="eastAsia" w:ascii="宋体" w:hAnsi="宋体" w:eastAsia="宋体" w:cs="宋体"/>
+              <w:szCs w:val="24"/>
+            </w:rPr>
+            <w:fldChar w:fldCharType="separate"/>
+          </w:r>
+          <w:r>
+            <w:rPr>
+              <w:rFonts w:hint="default"/>
+              <w:lang w:val="en-US" w:eastAsia="zh-CN"/>
+            </w:rPr>
+            <w:t>9. 附则</w:t>
+          </w:r>
+          <w:r>
+            <w:tab/>
+          </w:r>
+          <w:r>
+            <w:fldChar w:fldCharType="begin"/>
+          </w:r>
+          <w:r>
+            <w:instrText xml:space="preserve"> PAGEREF _Toc11537 \h </w:instrText>
           </w:r>
           <w:r>
             <w:fldChar w:fldCharType="separate"/>
@@ -3306,7 +3376,7 @@
           <w:lang w:val="en-US" w:eastAsia="zh-CN"/>
         </w:rPr>
       </w:pPr>
-      <w:bookmarkStart w:id="3" w:name="_Toc4589"/>
+      <w:bookmarkStart w:id="3" w:name="_Toc19918"/>
       <w:r>
         <w:rPr>
           <w:rFonts w:hint="default"/>
@@ -3368,7 +3438,7 @@
           <w:lang w:val="en-US" w:eastAsia="zh-CN"/>
         </w:rPr>
       </w:pPr>
-      <w:bookmarkStart w:id="4" w:name="_Toc13190"/>
+      <w:bookmarkStart w:id="4" w:name="_Toc21596"/>
       <w:r>
         <w:rPr>
           <w:rFonts w:hint="default"/>
@@ -3400,7 +3470,7 @@
           <w:lang w:val="en-US" w:eastAsia="zh-CN"/>
         </w:rPr>
       </w:pPr>
-      <w:bookmarkStart w:id="5" w:name="_Toc26110"/>
+      <w:bookmarkStart w:id="5" w:name="_Toc24116"/>
       <w:r>
         <w:rPr>
           <w:rFonts w:hint="default"/>
@@ -3732,7 +3802,7 @@
           <w:lang w:val="en-US" w:eastAsia="zh-CN"/>
         </w:rPr>
       </w:pPr>
-      <w:bookmarkStart w:id="6" w:name="_Toc15679"/>
+      <w:bookmarkStart w:id="6" w:name="_Toc15375"/>
       <w:r>
         <w:rPr>
           <w:rFonts w:hint="default"/>
@@ -3824,7 +3894,7 @@
           <w:lang w:val="en-US" w:eastAsia="zh-CN"/>
         </w:rPr>
       </w:pPr>
-      <w:bookmarkStart w:id="7" w:name="_Toc3632"/>
+      <w:bookmarkStart w:id="7" w:name="_Toc29828"/>
       <w:r>
         <w:rPr>
           <w:rFonts w:hint="eastAsia"/>
@@ -3886,7 +3956,7 @@
           <w:lang w:val="en-US" w:eastAsia="zh-CN"/>
         </w:rPr>
       </w:pPr>
-      <w:bookmarkStart w:id="8" w:name="_Toc28461"/>
+      <w:bookmarkStart w:id="8" w:name="_Toc18564"/>
       <w:r>
         <w:rPr>
           <w:rFonts w:hint="default"/>
@@ -4093,7 +4163,7 @@
           <w:lang w:val="en-US" w:eastAsia="zh-CN"/>
         </w:rPr>
       </w:pPr>
-      <w:bookmarkStart w:id="9" w:name="_Toc2294"/>
+      <w:bookmarkStart w:id="9" w:name="_Toc14875"/>
       <w:r>
         <w:rPr>
           <w:rFonts w:hint="default"/>
@@ -4125,7 +4195,7 @@
           <w:lang w:val="en-US" w:eastAsia="zh-CN"/>
         </w:rPr>
       </w:pPr>
-      <w:bookmarkStart w:id="10" w:name="_Toc7373"/>
+      <w:bookmarkStart w:id="10" w:name="_Toc11138"/>
       <w:r>
         <w:rPr>
           <w:rFonts w:hint="default"/>
@@ -4217,7 +4287,7 @@
           <w:lang w:val="en-US" w:eastAsia="zh-CN"/>
         </w:rPr>
       </w:pPr>
-      <w:bookmarkStart w:id="11" w:name="_Toc14178"/>
+      <w:bookmarkStart w:id="11" w:name="_Toc6139"/>
       <w:r>
         <w:rPr>
           <w:rFonts w:hint="default"/>
@@ -4339,7 +4409,7 @@
           <w:lang w:val="en-US" w:eastAsia="zh-CN"/>
         </w:rPr>
       </w:pPr>
-      <w:bookmarkStart w:id="12" w:name="_Toc14411"/>
+      <w:bookmarkStart w:id="12" w:name="_Toc5875"/>
       <w:r>
         <w:rPr>
           <w:rFonts w:hint="default"/>
@@ -4641,7 +4711,7 @@
           <w:lang w:val="en-US" w:eastAsia="zh-CN"/>
         </w:rPr>
       </w:pPr>
-      <w:bookmarkStart w:id="13" w:name="_Toc2760"/>
+      <w:bookmarkStart w:id="13" w:name="_Toc31120"/>
       <w:r>
         <w:rPr>
           <w:rFonts w:hint="default"/>
@@ -4673,7 +4743,7 @@
           <w:lang w:val="en-US" w:eastAsia="zh-CN"/>
         </w:rPr>
       </w:pPr>
-      <w:bookmarkStart w:id="14" w:name="_Toc32280"/>
+      <w:bookmarkStart w:id="14" w:name="_Toc27928"/>
       <w:r>
         <w:rPr>
           <w:rFonts w:hint="default"/>
@@ -4795,7 +4865,7 @@
           <w:lang w:val="en-US" w:eastAsia="zh-CN"/>
         </w:rPr>
       </w:pPr>
-      <w:bookmarkStart w:id="15" w:name="_Toc25726"/>
+      <w:bookmarkStart w:id="15" w:name="_Toc21139"/>
       <w:r>
         <w:rPr>
           <w:rFonts w:hint="default"/>
@@ -4917,7 +4987,7 @@
           <w:lang w:val="en-US" w:eastAsia="zh-CN"/>
         </w:rPr>
       </w:pPr>
-      <w:bookmarkStart w:id="16" w:name="_Toc11832"/>
+      <w:bookmarkStart w:id="16" w:name="_Toc27481"/>
       <w:r>
         <w:rPr>
           <w:rFonts w:hint="default"/>
@@ -5009,7 +5079,7 @@
           <w:lang w:val="en-US" w:eastAsia="zh-CN"/>
         </w:rPr>
       </w:pPr>
-      <w:bookmarkStart w:id="17" w:name="_Toc24694"/>
+      <w:bookmarkStart w:id="17" w:name="_Toc26905"/>
       <w:r>
         <w:rPr>
           <w:rFonts w:hint="default"/>
@@ -5306,7 +5376,7 @@
           <w:lang w:val="en-US" w:eastAsia="zh-CN"/>
         </w:rPr>
       </w:pPr>
-      <w:bookmarkStart w:id="18" w:name="_Toc18664"/>
+      <w:bookmarkStart w:id="18" w:name="_Toc27799"/>
       <w:r>
         <w:rPr>
           <w:rFonts w:hint="eastAsia"/>
@@ -5314,6 +5384,7 @@
         </w:rPr>
         <w:t>考核指标</w:t>
       </w:r>
+      <w:bookmarkEnd w:id="18"/>
     </w:p>
     <w:tbl>
       <w:tblPr>
@@ -5578,7 +5649,6 @@
             <w:insideH w:val="none" w:color="auto" w:sz="0" w:space="0"/>
             <w:insideV w:val="none" w:color="auto" w:sz="0" w:space="0"/>
           </w:tblBorders>
-          <w:shd w:val="clear" w:color="auto" w:fill="auto"/>
           <w:tblCellMar>
             <w:top w:w="0" w:type="dxa"/>
             <w:left w:w="108" w:type="dxa"/>
@@ -5624,7 +5694,6 @@
                 <w:lang w:val="en-US" w:eastAsia="zh-CN" w:bidi="ar"/>
               </w:rPr>
             </w:pPr>
-            <w:bookmarkStart w:id="19" w:name="_GoBack" w:colFirst="0" w:colLast="3"/>
             <w:r>
               <w:rPr>
                 <w:rFonts w:hint="eastAsia" w:ascii="宋体" w:hAnsi="宋体" w:eastAsia="宋体" w:cs="宋体"/>
@@ -5799,7 +5868,6 @@
           </w:p>
         </w:tc>
       </w:tr>
-      <w:bookmarkEnd w:id="19"/>
     </w:tbl>
     <w:p>
       <w:pPr>
@@ -5823,6 +5891,7 @@
           <w:lang w:val="en-US" w:eastAsia="zh-CN"/>
         </w:rPr>
       </w:pPr>
+      <w:bookmarkStart w:id="19" w:name="_Toc11537"/>
       <w:r>
         <w:rPr>
           <w:rFonts w:hint="default"/>
@@ -5830,7 +5899,7 @@
         </w:rPr>
         <w:t>附则</w:t>
       </w:r>
-      <w:bookmarkEnd w:id="18"/>
+      <w:bookmarkEnd w:id="19"/>
     </w:p>
     <w:p>
       <w:pPr>

--- a/5.人员管理/1.流程制度规范类文件/JXTX-05-03-人员招聘管理制度.docx
+++ b/5.人员管理/1.流程制度规范类文件/JXTX-05-03-人员招聘管理制度.docx
@@ -1,10 +1,11 @@
 
 <file path=word/document.xml><?xml version="1.0" encoding="utf-8"?>
-<w:document xmlns:wpc="http://schemas.microsoft.com/office/word/2010/wordprocessingCanvas" xmlns:mc="http://schemas.openxmlformats.org/markup-compatibility/2006" xmlns:o="urn:schemas-microsoft-com:office:office" xmlns:r="http://schemas.openxmlformats.org/officeDocument/2006/relationships" xmlns:m="http://schemas.openxmlformats.org/officeDocument/2006/math" xmlns:v="urn:schemas-microsoft-com:vml" xmlns:wp14="http://schemas.microsoft.com/office/word/2010/wordprocessingDrawing" xmlns:wp="http://schemas.openxmlformats.org/drawingml/2006/wordprocessingDrawing" xmlns:w="http://schemas.openxmlformats.org/wordprocessingml/2006/main" xmlns:w14="http://schemas.microsoft.com/office/word/2010/wordml" xmlns:w10="urn:schemas-microsoft-com:office:word" xmlns:w15="http://schemas.microsoft.com/office/word/2012/wordml" xmlns:wpg="http://schemas.microsoft.com/office/word/2010/wordprocessingGroup" xmlns:wpi="http://schemas.microsoft.com/office/word/2010/wordprocessingInk" xmlns:wne="http://schemas.microsoft.com/office/word/2006/wordml" xmlns:wps="http://schemas.microsoft.com/office/word/2010/wordprocessingShape" xmlns:wpsCustomData="http://www.wps.cn/officeDocument/2013/wpsCustomData" mc:Ignorable="w14 w15 wp14">
+<w:document xmlns:wpc="http://schemas.microsoft.com/office/word/2010/wordprocessingCanvas" xmlns:mc="http://schemas.openxmlformats.org/markup-compatibility/2006" xmlns:o="urn:schemas-microsoft-com:office:office" xmlns:r="http://schemas.openxmlformats.org/officeDocument/2006/relationships" xmlns:m="http://schemas.openxmlformats.org/officeDocument/2006/math" xmlns:v="urn:schemas-microsoft-com:vml" xmlns:wp14="http://schemas.microsoft.com/office/word/2010/wordprocessingDrawing" xmlns:wp="http://schemas.openxmlformats.org/drawingml/2006/wordprocessingDrawing" xmlns:w10="urn:schemas-microsoft-com:office:word" xmlns:w="http://schemas.openxmlformats.org/wordprocessingml/2006/main" xmlns:w14="http://schemas.microsoft.com/office/word/2010/wordml" xmlns:w15="http://schemas.microsoft.com/office/word/2012/wordml" xmlns:wne="http://schemas.microsoft.com/office/word/2006/wordml" xmlns:wpg="http://schemas.microsoft.com/office/word/2010/wordprocessingGroup" xmlns:wpi="http://schemas.microsoft.com/office/word/2010/wordprocessingInk" xmlns:wps="http://schemas.microsoft.com/office/word/2010/wordprocessingShape" mc:Ignorable="w14 w15 wp14">
+  <!-- Generated by Aspose.Words for .NET 13.3.0.1 -->
   <w:body>
     <w:p>
       <w:pPr>
-        <w:pStyle w:val="24"/>
+        <w:pStyle w:val="a"/>
         <w:keepNext w:val="0"/>
         <w:keepLines w:val="0"/>
         <w:pageBreakBefore w:val="0"/>
@@ -24,7 +25,7 @@
       <w:bookmarkStart w:id="0" w:name="_Toc28459"/>
       <w:r>
         <w:drawing>
-          <wp:anchor distT="0" distB="0" distL="114300" distR="114300" simplePos="0" relativeHeight="251661312" behindDoc="1" locked="0" layoutInCell="1" allowOverlap="1">
+          <wp:anchor distT="0" distB="0" distL="114300" distR="114300" simplePos="0" relativeHeight="251660288" behindDoc="1" locked="0" layoutInCell="1" allowOverlap="1">
             <wp:simplePos x="0" y="0"/>
             <wp:positionH relativeFrom="column">
               <wp:posOffset>-19050</wp:posOffset>
@@ -49,7 +50,7 @@
                     </pic:cNvPicPr>
                   </pic:nvPicPr>
                   <pic:blipFill>
-                    <a:blip r:embed="rId8"/>
+                    <a:blip xmlns:r="http://schemas.openxmlformats.org/officeDocument/2006/relationships" r:embed="rId4"/>
                     <a:stretch>
                       <a:fillRect/>
                     </a:stretch>
@@ -75,7 +76,7 @@
       </w:r>
       <w:r>
         <w:drawing>
-          <wp:anchor distT="0" distB="0" distL="114300" distR="114300" simplePos="0" relativeHeight="251660288" behindDoc="1" locked="0" layoutInCell="1" allowOverlap="1">
+          <wp:anchor distT="0" distB="0" distL="114300" distR="114300" simplePos="0" relativeHeight="251659264" behindDoc="1" locked="0" layoutInCell="1" allowOverlap="1">
             <wp:simplePos x="0" y="0"/>
             <wp:positionH relativeFrom="column">
               <wp:posOffset>0</wp:posOffset>
@@ -100,7 +101,7 @@
                     </pic:cNvPicPr>
                   </pic:nvPicPr>
                   <pic:blipFill>
-                    <a:blip r:embed="rId9"/>
+                    <a:blip xmlns:r="http://schemas.openxmlformats.org/officeDocument/2006/relationships" r:embed="rId5"/>
                     <a:stretch>
                       <a:fillRect/>
                     </a:stretch>
@@ -130,7 +131,7 @@
           <w:lang w:val="en-US" w:eastAsia="zh-CN"/>
         </w:rPr>
         <w:drawing>
-          <wp:anchor distT="0" distB="0" distL="114300" distR="114300" simplePos="0" relativeHeight="251659264" behindDoc="1" locked="0" layoutInCell="1" allowOverlap="1">
+          <wp:anchor distT="0" distB="0" distL="114300" distR="114300" simplePos="0" relativeHeight="251658240" behindDoc="1" locked="0" layoutInCell="1" allowOverlap="1">
             <wp:simplePos x="0" y="0"/>
             <wp:positionH relativeFrom="column">
               <wp:posOffset>635</wp:posOffset>
@@ -155,7 +156,7 @@
                     </pic:cNvPicPr>
                   </pic:nvPicPr>
                   <pic:blipFill>
-                    <a:blip r:embed="rId10">
+                    <a:blip xmlns:r="http://schemas.openxmlformats.org/officeDocument/2006/relationships" r:embed="rId6">
                       <a:alphaModFix amt="58000"/>
                       <a:lum contrast="-52000"/>
                     </a:blip>
@@ -189,7 +190,7 @@
     </w:p>
     <w:p>
       <w:pPr>
-        <w:pStyle w:val="25"/>
+        <w:pStyle w:val="a0"/>
         <w:keepNext w:val="0"/>
         <w:keepLines w:val="0"/>
         <w:pageBreakBefore w:val="0"/>
@@ -238,11 +239,11 @@
         <w:adjustRightInd w:val="0"/>
         <w:snapToGrid w:val="0"/>
         <w:spacing w:after="624" w:afterLines="200" w:line="219" w:lineRule="auto"/>
-        <w:ind w:left="0" w:leftChars="0" w:right="0" w:rightChars="0" w:firstLine="0" w:firstLineChars="0"/>
+        <w:ind w:left="0" w:right="0" w:firstLine="0" w:leftChars="0" w:rightChars="0" w:firstLineChars="0"/>
         <w:jc w:val="center"/>
         <w:textAlignment w:val="baseline"/>
         <w:rPr>
-          <w:rFonts w:hint="eastAsia" w:ascii="宋体" w:hAnsi="宋体" w:eastAsia="宋体" w:cs="宋体"/>
+          <w:rFonts w:ascii="宋体" w:eastAsia="宋体" w:hAnsi="宋体" w:cs="宋体" w:hint="eastAsia"/>
           <w:sz w:val="24"/>
           <w:szCs w:val="24"/>
           <w:lang w:val="en-US" w:eastAsia="zh-CN"/>
@@ -250,7 +251,7 @@
       </w:pPr>
       <w:r>
         <w:rPr>
-          <w:rFonts w:ascii="宋体" w:hAnsi="宋体" w:eastAsia="宋体" w:cs="宋体"/>
+          <w:rFonts w:ascii="宋体" w:eastAsia="宋体" w:hAnsi="宋体" w:cs="宋体"/>
           <w:b/>
           <w:bCs/>
           <w:spacing w:val="-3"/>
@@ -261,7 +262,7 @@
       </w:r>
       <w:r>
         <w:rPr>
-          <w:rFonts w:hint="eastAsia" w:ascii="宋体" w:hAnsi="宋体" w:eastAsia="宋体" w:cs="宋体"/>
+          <w:rFonts w:ascii="宋体" w:eastAsia="宋体" w:hAnsi="宋体" w:cs="宋体" w:hint="eastAsia"/>
           <w:b/>
           <w:bCs/>
           <w:spacing w:val="-3"/>
@@ -273,7 +274,7 @@
       </w:r>
       <w:r>
         <w:rPr>
-          <w:rFonts w:ascii="宋体" w:hAnsi="宋体" w:eastAsia="宋体" w:cs="宋体"/>
+          <w:rFonts w:ascii="宋体" w:eastAsia="宋体" w:hAnsi="宋体" w:cs="宋体"/>
           <w:b/>
           <w:bCs/>
           <w:spacing w:val="-3"/>
@@ -284,7 +285,7 @@
       </w:r>
       <w:r>
         <w:rPr>
-          <w:rFonts w:hint="eastAsia" w:ascii="宋体" w:hAnsi="宋体" w:eastAsia="宋体" w:cs="宋体"/>
+          <w:rFonts w:ascii="宋体" w:eastAsia="宋体" w:hAnsi="宋体" w:cs="宋体" w:hint="eastAsia"/>
           <w:b/>
           <w:bCs/>
           <w:spacing w:val="-3"/>
@@ -296,7 +297,7 @@
       </w:r>
       <w:r>
         <w:rPr>
-          <w:rFonts w:ascii="宋体" w:hAnsi="宋体" w:eastAsia="宋体" w:cs="宋体"/>
+          <w:rFonts w:ascii="宋体" w:eastAsia="宋体" w:hAnsi="宋体" w:cs="宋体"/>
           <w:b/>
           <w:bCs/>
           <w:spacing w:val="-3"/>
@@ -307,7 +308,7 @@
       </w:r>
       <w:r>
         <w:rPr>
-          <w:rFonts w:hint="eastAsia" w:ascii="宋体" w:hAnsi="宋体" w:cs="宋体"/>
+          <w:rFonts w:ascii="宋体" w:hAnsi="宋体" w:cs="宋体" w:hint="eastAsia"/>
           <w:b/>
           <w:bCs/>
           <w:spacing w:val="-3"/>
@@ -320,18 +321,17 @@
     </w:p>
     <w:tbl>
       <w:tblPr>
-        <w:tblStyle w:val="21"/>
+        <w:tblStyle w:val="TableGrid"/>
         <w:tblW w:w="0" w:type="auto"/>
         <w:jc w:val="center"/>
         <w:tblBorders>
-          <w:top w:val="none" w:color="auto" w:sz="0" w:space="0"/>
-          <w:left w:val="none" w:color="auto" w:sz="0" w:space="0"/>
-          <w:bottom w:val="none" w:color="auto" w:sz="0" w:space="0"/>
-          <w:right w:val="none" w:color="auto" w:sz="0" w:space="0"/>
-          <w:insideH w:val="none" w:color="auto" w:sz="0" w:space="0"/>
-          <w:insideV w:val="none" w:color="auto" w:sz="0" w:space="0"/>
+          <w:top w:val="nil"/>
+          <w:left w:val="nil"/>
+          <w:bottom w:val="nil"/>
+          <w:right w:val="nil"/>
+          <w:insideH w:val="nil"/>
+          <w:insideV w:val="nil"/>
         </w:tblBorders>
-        <w:tblLayout w:type="autofit"/>
         <w:tblCellMar>
           <w:top w:w="0" w:type="dxa"/>
           <w:left w:w="108" w:type="dxa"/>
@@ -345,13 +345,15 @@
       </w:tblGrid>
       <w:tr>
         <w:tblPrEx>
+          <w:tblW w:w="0" w:type="auto"/>
+          <w:jc w:val="center"/>
           <w:tblBorders>
-            <w:top w:val="none" w:color="auto" w:sz="0" w:space="0"/>
-            <w:left w:val="none" w:color="auto" w:sz="0" w:space="0"/>
-            <w:bottom w:val="none" w:color="auto" w:sz="0" w:space="0"/>
-            <w:right w:val="none" w:color="auto" w:sz="0" w:space="0"/>
-            <w:insideH w:val="none" w:color="auto" w:sz="0" w:space="0"/>
-            <w:insideV w:val="none" w:color="auto" w:sz="0" w:space="0"/>
+            <w:top w:val="nil"/>
+            <w:left w:val="nil"/>
+            <w:bottom w:val="nil"/>
+            <w:right w:val="nil"/>
+            <w:insideH w:val="nil"/>
+            <w:insideV w:val="nil"/>
           </w:tblBorders>
           <w:tblCellMar>
             <w:top w:w="0" w:type="dxa"/>
@@ -361,7 +363,7 @@
           </w:tblCellMar>
         </w:tblPrEx>
         <w:trPr>
-          <w:trHeight w:val="810" w:hRule="atLeast"/>
+          <w:trHeight w:val="810"/>
           <w:jc w:val="center"/>
         </w:trPr>
         <w:tc>
@@ -400,7 +402,7 @@
             </w:r>
             <w:r>
               <w:rPr>
-                <w:rFonts w:hint="default" w:asciiTheme="minorAscii" w:hAnsiTheme="minorAscii" w:eastAsiaTheme="minorEastAsia"/>
+                <w:rFonts w:asciiTheme="minorAscii" w:eastAsiaTheme="minorEastAsia" w:hAnsiTheme="minorAscii" w:hint="default"/>
                 <w:spacing w:val="227"/>
                 <w:sz w:val="21"/>
                 <w:vertAlign w:val="baseline"/>
@@ -455,7 +457,7 @@
             </w:r>
             <w:r>
               <w:rPr>
-                <w:rFonts w:hint="eastAsia" w:asciiTheme="minorAscii" w:hAnsiTheme="minorAscii" w:eastAsiaTheme="minorEastAsia"/>
+                <w:rFonts w:asciiTheme="minorAscii" w:eastAsiaTheme="minorEastAsia" w:hAnsiTheme="minorAscii" w:hint="eastAsia"/>
                 <w:spacing w:val="227"/>
                 <w:sz w:val="21"/>
                 <w:vertAlign w:val="baseline"/>
@@ -477,14 +479,8 @@
       </w:tr>
       <w:tr>
         <w:tblPrEx>
-          <w:tblBorders>
-            <w:top w:val="none" w:color="auto" w:sz="0" w:space="0"/>
-            <w:left w:val="none" w:color="auto" w:sz="0" w:space="0"/>
-            <w:bottom w:val="none" w:color="auto" w:sz="0" w:space="0"/>
-            <w:right w:val="none" w:color="auto" w:sz="0" w:space="0"/>
-            <w:insideH w:val="none" w:color="auto" w:sz="0" w:space="0"/>
-            <w:insideV w:val="none" w:color="auto" w:sz="0" w:space="0"/>
-          </w:tblBorders>
+          <w:tblW w:w="0" w:type="auto"/>
+          <w:jc w:val="center"/>
           <w:tblCellMar>
             <w:top w:w="0" w:type="dxa"/>
             <w:left w:w="108" w:type="dxa"/>
@@ -493,7 +489,7 @@
           </w:tblCellMar>
         </w:tblPrEx>
         <w:trPr>
-          <w:trHeight w:val="810" w:hRule="atLeast"/>
+          <w:trHeight w:val="810"/>
           <w:jc w:val="center"/>
         </w:trPr>
         <w:tc>
@@ -518,7 +514,7 @@
               <w:snapToGrid w:val="0"/>
               <w:textAlignment w:val="baseline"/>
               <w:rPr>
-                <w:rFonts w:hint="default" w:ascii="Arial" w:hAnsi="Arial" w:eastAsia="Arial" w:cs="Arial"/>
+                <w:rFonts w:ascii="Arial" w:eastAsia="Arial" w:hAnsi="Arial" w:cs="Arial" w:hint="default"/>
                 <w:snapToGrid w:val="0"/>
                 <w:color w:val="000000"/>
                 <w:kern w:val="0"/>
@@ -550,7 +546,7 @@
             </w:r>
             <w:r>
               <w:rPr>
-                <w:rFonts w:hint="default" w:asciiTheme="minorAscii" w:hAnsiTheme="minorAscii" w:eastAsiaTheme="minorEastAsia"/>
+                <w:rFonts w:asciiTheme="minorAscii" w:eastAsiaTheme="minorEastAsia" w:hAnsiTheme="minorAscii" w:hint="default"/>
                 <w:spacing w:val="227"/>
                 <w:sz w:val="21"/>
                 <w:vertAlign w:val="baseline"/>
@@ -604,7 +600,7 @@
               <w:snapToGrid w:val="0"/>
               <w:textAlignment w:val="baseline"/>
               <w:rPr>
-                <w:rFonts w:hint="default" w:ascii="Arial" w:hAnsi="Arial" w:eastAsia="Arial" w:cs="Arial"/>
+                <w:rFonts w:ascii="Arial" w:eastAsia="Arial" w:hAnsi="Arial" w:cs="Arial" w:hint="default"/>
                 <w:snapToGrid w:val="0"/>
                 <w:color w:val="000000"/>
                 <w:kern w:val="0"/>
@@ -624,7 +620,7 @@
             </w:r>
             <w:r>
               <w:rPr>
-                <w:rFonts w:hint="eastAsia" w:asciiTheme="minorAscii" w:hAnsiTheme="minorAscii" w:eastAsiaTheme="minorEastAsia"/>
+                <w:rFonts w:asciiTheme="minorAscii" w:eastAsiaTheme="minorEastAsia" w:hAnsiTheme="minorAscii" w:hint="eastAsia"/>
                 <w:spacing w:val="227"/>
                 <w:sz w:val="21"/>
                 <w:vertAlign w:val="baseline"/>
@@ -646,14 +642,8 @@
       </w:tr>
       <w:tr>
         <w:tblPrEx>
-          <w:tblBorders>
-            <w:top w:val="none" w:color="auto" w:sz="0" w:space="0"/>
-            <w:left w:val="none" w:color="auto" w:sz="0" w:space="0"/>
-            <w:bottom w:val="none" w:color="auto" w:sz="0" w:space="0"/>
-            <w:right w:val="none" w:color="auto" w:sz="0" w:space="0"/>
-            <w:insideH w:val="none" w:color="auto" w:sz="0" w:space="0"/>
-            <w:insideV w:val="none" w:color="auto" w:sz="0" w:space="0"/>
-          </w:tblBorders>
+          <w:tblW w:w="0" w:type="auto"/>
+          <w:jc w:val="center"/>
           <w:tblCellMar>
             <w:top w:w="0" w:type="dxa"/>
             <w:left w:w="108" w:type="dxa"/>
@@ -662,7 +652,7 @@
           </w:tblCellMar>
         </w:tblPrEx>
         <w:trPr>
-          <w:trHeight w:val="635" w:hRule="atLeast"/>
+          <w:trHeight w:val="635"/>
           <w:jc w:val="center"/>
         </w:trPr>
         <w:tc>
@@ -713,7 +703,7 @@
             </w:r>
             <w:r>
               <w:rPr>
-                <w:rFonts w:hint="eastAsia" w:asciiTheme="minorAscii" w:hAnsiTheme="minorAscii" w:eastAsiaTheme="minorEastAsia"/>
+                <w:rFonts w:asciiTheme="minorAscii" w:eastAsiaTheme="minorEastAsia" w:hAnsiTheme="minorAscii" w:hint="eastAsia"/>
                 <w:spacing w:val="227"/>
                 <w:sz w:val="21"/>
                 <w:vertAlign w:val="baseline"/>
@@ -767,7 +757,7 @@
             </w:r>
             <w:r>
               <w:rPr>
-                <w:rFonts w:hint="eastAsia" w:asciiTheme="minorAscii" w:hAnsiTheme="minorAscii" w:eastAsiaTheme="minorEastAsia"/>
+                <w:rFonts w:asciiTheme="minorAscii" w:eastAsiaTheme="minorEastAsia" w:hAnsiTheme="minorAscii" w:hint="eastAsia"/>
                 <w:spacing w:val="227"/>
                 <w:sz w:val="21"/>
                 <w:vertAlign w:val="baseline"/>
@@ -828,14 +818,14 @@
         <w:ind w:left="3634"/>
         <w:textAlignment w:val="baseline"/>
         <w:rPr>
-          <w:rFonts w:ascii="宋体" w:hAnsi="宋体" w:eastAsia="宋体" w:cs="宋体"/>
+          <w:rFonts w:ascii="宋体" w:eastAsia="宋体" w:hAnsi="宋体" w:cs="宋体"/>
           <w:sz w:val="31"/>
           <w:szCs w:val="31"/>
         </w:rPr>
       </w:pPr>
       <w:r>
         <w:rPr>
-          <w:rFonts w:ascii="宋体" w:hAnsi="宋体" w:eastAsia="宋体" w:cs="宋体"/>
+          <w:rFonts w:ascii="宋体" w:eastAsia="宋体" w:hAnsi="宋体" w:cs="宋体"/>
           <w:b/>
           <w:bCs/>
           <w:spacing w:val="4"/>
@@ -847,16 +837,16 @@
     </w:p>
     <w:tbl>
       <w:tblPr>
-        <w:tblStyle w:val="26"/>
+        <w:tblStyle w:val="TableNormal0"/>
         <w:tblW w:w="8214" w:type="dxa"/>
         <w:jc w:val="center"/>
         <w:tblBorders>
-          <w:top w:val="single" w:color="000000" w:sz="2" w:space="0"/>
-          <w:left w:val="single" w:color="000000" w:sz="2" w:space="0"/>
-          <w:bottom w:val="single" w:color="000000" w:sz="2" w:space="0"/>
-          <w:right w:val="single" w:color="000000" w:sz="2" w:space="0"/>
-          <w:insideH w:val="single" w:color="000000" w:sz="2" w:space="0"/>
-          <w:insideV w:val="single" w:color="000000" w:sz="2" w:space="0"/>
+          <w:top w:val="single" w:sz="2" w:space="0" w:color="000000"/>
+          <w:left w:val="single" w:sz="2" w:space="0" w:color="000000"/>
+          <w:bottom w:val="single" w:sz="2" w:space="0" w:color="000000"/>
+          <w:right w:val="single" w:sz="2" w:space="0" w:color="000000"/>
+          <w:insideH w:val="single" w:sz="2" w:space="0" w:color="000000"/>
+          <w:insideV w:val="single" w:sz="2" w:space="0" w:color="000000"/>
         </w:tblBorders>
         <w:tblLayout w:type="fixed"/>
         <w:tblCellMar>
@@ -876,14 +866,17 @@
       </w:tblGrid>
       <w:tr>
         <w:tblPrEx>
+          <w:tblW w:w="8214" w:type="dxa"/>
+          <w:jc w:val="center"/>
           <w:tblBorders>
-            <w:top w:val="single" w:color="000000" w:sz="2" w:space="0"/>
-            <w:left w:val="single" w:color="000000" w:sz="2" w:space="0"/>
-            <w:bottom w:val="single" w:color="000000" w:sz="2" w:space="0"/>
-            <w:right w:val="single" w:color="000000" w:sz="2" w:space="0"/>
-            <w:insideH w:val="single" w:color="000000" w:sz="2" w:space="0"/>
-            <w:insideV w:val="single" w:color="000000" w:sz="2" w:space="0"/>
+            <w:top w:val="single" w:sz="2" w:space="0" w:color="000000"/>
+            <w:left w:val="single" w:sz="2" w:space="0" w:color="000000"/>
+            <w:bottom w:val="single" w:sz="2" w:space="0" w:color="000000"/>
+            <w:right w:val="single" w:sz="2" w:space="0" w:color="000000"/>
+            <w:insideH w:val="single" w:sz="2" w:space="0" w:color="000000"/>
+            <w:insideV w:val="single" w:sz="2" w:space="0" w:color="000000"/>
           </w:tblBorders>
+          <w:tblLayout w:type="fixed"/>
           <w:tblCellMar>
             <w:top w:w="0" w:type="dxa"/>
             <w:left w:w="0" w:type="dxa"/>
@@ -892,7 +885,7 @@
           </w:tblCellMar>
         </w:tblPrEx>
         <w:trPr>
-          <w:trHeight w:val="593" w:hRule="atLeast"/>
+          <w:trHeight w:val="593"/>
           <w:jc w:val="center"/>
         </w:trPr>
         <w:tc>
@@ -914,18 +907,18 @@
               <w:adjustRightInd w:val="0"/>
               <w:snapToGrid w:val="0"/>
               <w:spacing w:before="176" w:line="228" w:lineRule="auto"/>
-              <w:ind w:left="0" w:leftChars="0" w:right="0" w:rightChars="0" w:firstLine="0" w:firstLineChars="0"/>
+              <w:ind w:left="0" w:right="0" w:firstLine="0" w:leftChars="0" w:rightChars="0" w:firstLineChars="0"/>
               <w:jc w:val="center"/>
               <w:textAlignment w:val="baseline"/>
               <w:rPr>
-                <w:rFonts w:ascii="宋体" w:hAnsi="宋体" w:eastAsia="宋体" w:cs="宋体"/>
+                <w:rFonts w:ascii="宋体" w:eastAsia="宋体" w:hAnsi="宋体" w:cs="宋体"/>
                 <w:sz w:val="20"/>
                 <w:szCs w:val="20"/>
               </w:rPr>
             </w:pPr>
             <w:r>
               <w:rPr>
-                <w:rFonts w:hint="eastAsia" w:ascii="宋体" w:hAnsi="宋体" w:cs="宋体"/>
+                <w:rFonts w:ascii="宋体" w:hAnsi="宋体" w:cs="宋体" w:hint="eastAsia"/>
                 <w:spacing w:val="-14"/>
                 <w:sz w:val="20"/>
                 <w:szCs w:val="20"/>
@@ -935,7 +928,7 @@
             </w:r>
             <w:r>
               <w:rPr>
-                <w:rFonts w:ascii="宋体" w:hAnsi="宋体" w:eastAsia="宋体" w:cs="宋体"/>
+                <w:rFonts w:ascii="宋体" w:eastAsia="宋体" w:hAnsi="宋体" w:cs="宋体"/>
                 <w:spacing w:val="-14"/>
                 <w:sz w:val="20"/>
                 <w:szCs w:val="20"/>
@@ -963,18 +956,18 @@
               <w:adjustRightInd w:val="0"/>
               <w:snapToGrid w:val="0"/>
               <w:spacing w:before="175" w:line="227" w:lineRule="auto"/>
-              <w:ind w:left="0" w:leftChars="0" w:right="0" w:rightChars="0" w:firstLine="0" w:firstLineChars="0"/>
+              <w:ind w:left="0" w:right="0" w:firstLine="0" w:leftChars="0" w:rightChars="0" w:firstLineChars="0"/>
               <w:jc w:val="center"/>
               <w:textAlignment w:val="baseline"/>
               <w:rPr>
-                <w:rFonts w:ascii="宋体" w:hAnsi="宋体" w:eastAsia="宋体" w:cs="宋体"/>
+                <w:rFonts w:ascii="宋体" w:eastAsia="宋体" w:hAnsi="宋体" w:cs="宋体"/>
                 <w:sz w:val="20"/>
                 <w:szCs w:val="20"/>
               </w:rPr>
             </w:pPr>
             <w:r>
               <w:rPr>
-                <w:rFonts w:ascii="宋体" w:hAnsi="宋体" w:eastAsia="宋体" w:cs="宋体"/>
+                <w:rFonts w:ascii="宋体" w:eastAsia="宋体" w:hAnsi="宋体" w:cs="宋体"/>
                 <w:spacing w:val="4"/>
                 <w:sz w:val="20"/>
                 <w:szCs w:val="20"/>
@@ -1002,18 +995,18 @@
               <w:adjustRightInd w:val="0"/>
               <w:snapToGrid w:val="0"/>
               <w:spacing w:before="175" w:line="228" w:lineRule="auto"/>
-              <w:ind w:left="0" w:leftChars="0" w:right="0" w:rightChars="0" w:firstLine="0" w:firstLineChars="0"/>
+              <w:ind w:left="0" w:right="0" w:firstLine="0" w:leftChars="0" w:rightChars="0" w:firstLineChars="0"/>
               <w:jc w:val="center"/>
               <w:textAlignment w:val="baseline"/>
               <w:rPr>
-                <w:rFonts w:ascii="宋体" w:hAnsi="宋体" w:eastAsia="宋体" w:cs="宋体"/>
+                <w:rFonts w:ascii="宋体" w:eastAsia="宋体" w:hAnsi="宋体" w:cs="宋体"/>
                 <w:sz w:val="20"/>
                 <w:szCs w:val="20"/>
               </w:rPr>
             </w:pPr>
             <w:r>
               <w:rPr>
-                <w:rFonts w:ascii="宋体" w:hAnsi="宋体" w:eastAsia="宋体" w:cs="宋体"/>
+                <w:rFonts w:ascii="宋体" w:eastAsia="宋体" w:hAnsi="宋体" w:cs="宋体"/>
                 <w:spacing w:val="7"/>
                 <w:sz w:val="20"/>
                 <w:szCs w:val="20"/>
@@ -1041,11 +1034,11 @@
               <w:adjustRightInd w:val="0"/>
               <w:snapToGrid w:val="0"/>
               <w:spacing w:before="175" w:line="228" w:lineRule="auto"/>
-              <w:ind w:left="0" w:leftChars="0" w:right="0" w:rightChars="0" w:firstLine="0" w:firstLineChars="0"/>
+              <w:ind w:left="0" w:right="0" w:firstLine="0" w:leftChars="0" w:rightChars="0" w:firstLineChars="0"/>
               <w:jc w:val="center"/>
               <w:textAlignment w:val="baseline"/>
               <w:rPr>
-                <w:rFonts w:hint="eastAsia" w:ascii="宋体" w:hAnsi="宋体" w:eastAsia="宋体" w:cs="宋体"/>
+                <w:rFonts w:ascii="宋体" w:eastAsia="宋体" w:hAnsi="宋体" w:cs="宋体" w:hint="eastAsia"/>
                 <w:spacing w:val="7"/>
                 <w:sz w:val="20"/>
                 <w:szCs w:val="20"/>
@@ -1054,7 +1047,7 @@
             </w:pPr>
             <w:r>
               <w:rPr>
-                <w:rFonts w:hint="eastAsia" w:ascii="宋体" w:hAnsi="宋体" w:cs="宋体"/>
+                <w:rFonts w:ascii="宋体" w:hAnsi="宋体" w:cs="宋体" w:hint="eastAsia"/>
                 <w:spacing w:val="7"/>
                 <w:sz w:val="20"/>
                 <w:szCs w:val="20"/>
@@ -1083,11 +1076,11 @@
               <w:adjustRightInd w:val="0"/>
               <w:snapToGrid w:val="0"/>
               <w:spacing w:before="175" w:line="228" w:lineRule="auto"/>
-              <w:ind w:left="0" w:leftChars="0" w:right="0" w:rightChars="0" w:firstLine="0" w:firstLineChars="0"/>
+              <w:ind w:left="0" w:right="0" w:firstLine="0" w:leftChars="0" w:rightChars="0" w:firstLineChars="0"/>
               <w:jc w:val="center"/>
               <w:textAlignment w:val="baseline"/>
               <w:rPr>
-                <w:rFonts w:hint="default" w:ascii="宋体" w:hAnsi="宋体" w:cs="宋体"/>
+                <w:rFonts w:ascii="宋体" w:hAnsi="宋体" w:cs="宋体" w:hint="default"/>
                 <w:spacing w:val="7"/>
                 <w:sz w:val="20"/>
                 <w:szCs w:val="20"/>
@@ -1096,7 +1089,7 @@
             </w:pPr>
             <w:r>
               <w:rPr>
-                <w:rFonts w:hint="eastAsia" w:ascii="宋体" w:hAnsi="宋体" w:cs="宋体"/>
+                <w:rFonts w:ascii="宋体" w:hAnsi="宋体" w:cs="宋体" w:hint="eastAsia"/>
                 <w:spacing w:val="7"/>
                 <w:sz w:val="20"/>
                 <w:szCs w:val="20"/>
@@ -1125,18 +1118,18 @@
               <w:adjustRightInd w:val="0"/>
               <w:snapToGrid w:val="0"/>
               <w:spacing w:before="176" w:line="229" w:lineRule="auto"/>
-              <w:ind w:left="0" w:leftChars="0" w:right="0" w:rightChars="0" w:firstLine="0" w:firstLineChars="0"/>
+              <w:ind w:left="0" w:right="0" w:firstLine="0" w:leftChars="0" w:rightChars="0" w:firstLineChars="0"/>
               <w:jc w:val="center"/>
               <w:textAlignment w:val="baseline"/>
               <w:rPr>
-                <w:rFonts w:ascii="宋体" w:hAnsi="宋体" w:eastAsia="宋体" w:cs="宋体"/>
+                <w:rFonts w:ascii="宋体" w:eastAsia="宋体" w:hAnsi="宋体" w:cs="宋体"/>
                 <w:sz w:val="20"/>
                 <w:szCs w:val="20"/>
               </w:rPr>
             </w:pPr>
             <w:r>
               <w:rPr>
-                <w:rFonts w:ascii="宋体" w:hAnsi="宋体" w:eastAsia="宋体" w:cs="宋体"/>
+                <w:rFonts w:ascii="宋体" w:eastAsia="宋体" w:hAnsi="宋体" w:cs="宋体"/>
                 <w:spacing w:val="7"/>
                 <w:sz w:val="20"/>
                 <w:szCs w:val="20"/>
@@ -1148,14 +1141,9 @@
       </w:tr>
       <w:tr>
         <w:tblPrEx>
-          <w:tblBorders>
-            <w:top w:val="single" w:color="000000" w:sz="2" w:space="0"/>
-            <w:left w:val="single" w:color="000000" w:sz="2" w:space="0"/>
-            <w:bottom w:val="single" w:color="000000" w:sz="2" w:space="0"/>
-            <w:right w:val="single" w:color="000000" w:sz="2" w:space="0"/>
-            <w:insideH w:val="single" w:color="000000" w:sz="2" w:space="0"/>
-            <w:insideV w:val="single" w:color="000000" w:sz="2" w:space="0"/>
-          </w:tblBorders>
+          <w:tblW w:w="8214" w:type="dxa"/>
+          <w:jc w:val="center"/>
+          <w:tblLayout w:type="fixed"/>
           <w:tblCellMar>
             <w:top w:w="0" w:type="dxa"/>
             <w:left w:w="0" w:type="dxa"/>
@@ -1164,7 +1152,7 @@
           </w:tblCellMar>
         </w:tblPrEx>
         <w:trPr>
-          <w:trHeight w:val="516" w:hRule="atLeast"/>
+          <w:trHeight w:val="516"/>
           <w:jc w:val="center"/>
         </w:trPr>
         <w:tc>
@@ -1186,11 +1174,11 @@
               <w:adjustRightInd w:val="0"/>
               <w:snapToGrid w:val="0"/>
               <w:spacing w:before="173" w:line="267" w:lineRule="exact"/>
-              <w:ind w:left="0" w:leftChars="0" w:right="0" w:rightChars="0" w:firstLine="0" w:firstLineChars="0"/>
+              <w:ind w:left="0" w:right="0" w:firstLine="0" w:leftChars="0" w:rightChars="0" w:firstLineChars="0"/>
               <w:jc w:val="center"/>
               <w:textAlignment w:val="baseline"/>
               <w:rPr>
-                <w:rFonts w:hint="default" w:ascii="宋体" w:hAnsi="宋体" w:eastAsia="宋体" w:cs="宋体"/>
+                <w:rFonts w:ascii="宋体" w:eastAsia="宋体" w:hAnsi="宋体" w:cs="宋体" w:hint="default"/>
                 <w:sz w:val="20"/>
                 <w:szCs w:val="20"/>
                 <w:lang w:val="en-US"/>
@@ -1198,7 +1186,7 @@
             </w:pPr>
             <w:r>
               <w:rPr>
-                <w:rFonts w:ascii="宋体" w:hAnsi="宋体" w:eastAsia="宋体" w:cs="宋体"/>
+                <w:rFonts w:ascii="宋体" w:eastAsia="宋体" w:hAnsi="宋体" w:cs="宋体"/>
                 <w:spacing w:val="3"/>
                 <w:position w:val="1"/>
                 <w:sz w:val="20"/>
@@ -1208,7 +1196,7 @@
             </w:r>
             <w:r>
               <w:rPr>
-                <w:rFonts w:hint="eastAsia" w:ascii="宋体" w:hAnsi="宋体" w:cs="宋体"/>
+                <w:rFonts w:ascii="宋体" w:hAnsi="宋体" w:cs="宋体" w:hint="eastAsia"/>
                 <w:spacing w:val="3"/>
                 <w:position w:val="1"/>
                 <w:sz w:val="20"/>
@@ -1219,7 +1207,7 @@
             </w:r>
             <w:r>
               <w:rPr>
-                <w:rFonts w:ascii="宋体" w:hAnsi="宋体" w:eastAsia="宋体" w:cs="宋体"/>
+                <w:rFonts w:ascii="宋体" w:eastAsia="宋体" w:hAnsi="宋体" w:cs="宋体"/>
                 <w:spacing w:val="3"/>
                 <w:position w:val="1"/>
                 <w:sz w:val="20"/>
@@ -1229,7 +1217,7 @@
             </w:r>
             <w:r>
               <w:rPr>
-                <w:rFonts w:hint="eastAsia" w:ascii="宋体" w:hAnsi="宋体" w:cs="宋体"/>
+                <w:rFonts w:ascii="宋体" w:hAnsi="宋体" w:cs="宋体" w:hint="eastAsia"/>
                 <w:spacing w:val="3"/>
                 <w:position w:val="1"/>
                 <w:sz w:val="20"/>
@@ -1259,18 +1247,18 @@
               <w:adjustRightInd w:val="0"/>
               <w:snapToGrid w:val="0"/>
               <w:spacing w:before="173" w:line="267" w:lineRule="exact"/>
-              <w:ind w:left="0" w:leftChars="0" w:right="0" w:rightChars="0" w:firstLine="0" w:firstLineChars="0"/>
+              <w:ind w:left="0" w:right="0" w:firstLine="0" w:leftChars="0" w:rightChars="0" w:firstLineChars="0"/>
               <w:jc w:val="center"/>
               <w:textAlignment w:val="baseline"/>
               <w:rPr>
-                <w:rFonts w:ascii="宋体" w:hAnsi="宋体" w:eastAsia="宋体" w:cs="宋体"/>
+                <w:rFonts w:ascii="宋体" w:eastAsia="宋体" w:hAnsi="宋体" w:cs="宋体"/>
                 <w:sz w:val="20"/>
                 <w:szCs w:val="20"/>
               </w:rPr>
             </w:pPr>
             <w:r>
               <w:rPr>
-                <w:rFonts w:ascii="宋体" w:hAnsi="宋体" w:eastAsia="宋体" w:cs="宋体"/>
+                <w:rFonts w:ascii="宋体" w:eastAsia="宋体" w:hAnsi="宋体" w:cs="宋体"/>
                 <w:spacing w:val="4"/>
                 <w:position w:val="1"/>
                 <w:sz w:val="20"/>
@@ -1299,18 +1287,18 @@
               <w:adjustRightInd w:val="0"/>
               <w:snapToGrid w:val="0"/>
               <w:spacing w:before="172" w:line="228" w:lineRule="auto"/>
-              <w:ind w:left="0" w:leftChars="0" w:right="0" w:rightChars="0" w:firstLine="0" w:firstLineChars="0"/>
+              <w:ind w:left="0" w:right="0" w:firstLine="0" w:leftChars="0" w:rightChars="0" w:firstLineChars="0"/>
               <w:jc w:val="center"/>
               <w:textAlignment w:val="baseline"/>
               <w:rPr>
-                <w:rFonts w:ascii="宋体" w:hAnsi="宋体" w:eastAsia="宋体" w:cs="宋体"/>
+                <w:rFonts w:ascii="宋体" w:eastAsia="宋体" w:hAnsi="宋体" w:cs="宋体"/>
                 <w:sz w:val="20"/>
                 <w:szCs w:val="20"/>
               </w:rPr>
             </w:pPr>
             <w:r>
               <w:rPr>
-                <w:rFonts w:ascii="宋体" w:hAnsi="宋体" w:eastAsia="宋体" w:cs="宋体"/>
+                <w:rFonts w:ascii="宋体" w:eastAsia="宋体" w:hAnsi="宋体" w:cs="宋体"/>
                 <w:spacing w:val="200"/>
                 <w:kern w:val="0"/>
                 <w:sz w:val="20"/>
@@ -1320,7 +1308,7 @@
             </w:r>
             <w:r>
               <w:rPr>
-                <w:rFonts w:ascii="宋体" w:hAnsi="宋体" w:eastAsia="宋体" w:cs="宋体"/>
+                <w:rFonts w:ascii="宋体" w:eastAsia="宋体" w:hAnsi="宋体" w:cs="宋体"/>
                 <w:spacing w:val="0"/>
                 <w:kern w:val="0"/>
                 <w:sz w:val="20"/>
@@ -1349,11 +1337,11 @@
               <w:adjustRightInd w:val="0"/>
               <w:snapToGrid w:val="0"/>
               <w:spacing w:before="172" w:line="228" w:lineRule="auto"/>
-              <w:ind w:left="0" w:leftChars="0" w:right="0" w:rightChars="0" w:firstLine="0" w:firstLineChars="0"/>
+              <w:ind w:left="0" w:right="0" w:firstLine="0" w:leftChars="0" w:rightChars="0" w:firstLineChars="0"/>
               <w:jc w:val="center"/>
               <w:textAlignment w:val="baseline"/>
               <w:rPr>
-                <w:rFonts w:ascii="宋体" w:hAnsi="宋体" w:eastAsia="宋体" w:cs="宋体"/>
+                <w:rFonts w:ascii="宋体" w:eastAsia="宋体" w:hAnsi="宋体" w:cs="宋体"/>
                 <w:spacing w:val="200"/>
                 <w:kern w:val="0"/>
                 <w:sz w:val="20"/>
@@ -1362,7 +1350,7 @@
             </w:pPr>
             <w:r>
               <w:rPr>
-                <w:rFonts w:hint="eastAsia" w:ascii="宋体" w:hAnsi="宋体" w:eastAsia="宋体" w:cs="宋体"/>
+                <w:rFonts w:ascii="宋体" w:eastAsia="宋体" w:hAnsi="宋体" w:cs="宋体" w:hint="eastAsia"/>
                 <w:spacing w:val="200"/>
                 <w:kern w:val="0"/>
                 <w:sz w:val="20"/>
@@ -1373,7 +1361,7 @@
             </w:r>
             <w:r>
               <w:rPr>
-                <w:rFonts w:hint="eastAsia" w:asciiTheme="minorAscii" w:hAnsiTheme="minorAscii" w:eastAsiaTheme="minorEastAsia"/>
+                <w:rFonts w:asciiTheme="minorAscii" w:eastAsiaTheme="minorEastAsia" w:hAnsiTheme="minorAscii" w:hint="eastAsia"/>
                 <w:spacing w:val="0"/>
                 <w:kern w:val="0"/>
                 <w:sz w:val="21"/>
@@ -1403,11 +1391,11 @@
               <w:adjustRightInd w:val="0"/>
               <w:snapToGrid w:val="0"/>
               <w:spacing w:before="172" w:line="228" w:lineRule="auto"/>
-              <w:ind w:left="0" w:leftChars="0" w:right="0" w:rightChars="0" w:firstLine="0" w:firstLineChars="0"/>
+              <w:ind w:left="0" w:right="0" w:firstLine="0" w:leftChars="0" w:rightChars="0" w:firstLineChars="0"/>
               <w:jc w:val="center"/>
               <w:textAlignment w:val="baseline"/>
               <w:rPr>
-                <w:rFonts w:ascii="宋体" w:hAnsi="宋体" w:eastAsia="宋体" w:cs="宋体"/>
+                <w:rFonts w:ascii="宋体" w:eastAsia="宋体" w:hAnsi="宋体" w:cs="宋体"/>
                 <w:spacing w:val="200"/>
                 <w:kern w:val="0"/>
                 <w:sz w:val="20"/>
@@ -1416,7 +1404,7 @@
             </w:pPr>
             <w:r>
               <w:rPr>
-                <w:rFonts w:hint="eastAsia" w:ascii="宋体" w:hAnsi="宋体" w:eastAsia="宋体" w:cs="宋体"/>
+                <w:rFonts w:ascii="宋体" w:eastAsia="宋体" w:hAnsi="宋体" w:cs="宋体" w:hint="eastAsia"/>
                 <w:spacing w:val="200"/>
                 <w:kern w:val="0"/>
                 <w:sz w:val="20"/>
@@ -1426,7 +1414,7 @@
             </w:r>
             <w:r>
               <w:rPr>
-                <w:rFonts w:hint="eastAsia" w:asciiTheme="minorAscii" w:hAnsiTheme="minorAscii" w:eastAsiaTheme="minorEastAsia"/>
+                <w:rFonts w:asciiTheme="minorAscii" w:eastAsiaTheme="minorEastAsia" w:hAnsiTheme="minorAscii" w:hint="eastAsia"/>
                 <w:spacing w:val="0"/>
                 <w:kern w:val="0"/>
                 <w:sz w:val="21"/>
@@ -1456,18 +1444,18 @@
               <w:adjustRightInd w:val="0"/>
               <w:snapToGrid w:val="0"/>
               <w:spacing w:before="173" w:line="229" w:lineRule="auto"/>
-              <w:ind w:left="0" w:leftChars="0" w:right="0" w:rightChars="0" w:firstLine="0" w:firstLineChars="0"/>
+              <w:ind w:left="0" w:right="0" w:firstLine="0" w:leftChars="0" w:rightChars="0" w:firstLineChars="0"/>
               <w:jc w:val="center"/>
               <w:textAlignment w:val="baseline"/>
               <w:rPr>
-                <w:rFonts w:ascii="宋体" w:hAnsi="宋体" w:eastAsia="宋体" w:cs="宋体"/>
+                <w:rFonts w:ascii="宋体" w:eastAsia="宋体" w:hAnsi="宋体" w:cs="宋体"/>
                 <w:sz w:val="20"/>
                 <w:szCs w:val="20"/>
               </w:rPr>
             </w:pPr>
             <w:r>
               <w:rPr>
-                <w:rFonts w:hint="eastAsia" w:asciiTheme="minorAscii" w:hAnsiTheme="minorAscii" w:eastAsiaTheme="minorEastAsia"/>
+                <w:rFonts w:asciiTheme="minorAscii" w:eastAsiaTheme="minorEastAsia" w:hAnsiTheme="minorAscii" w:hint="eastAsia"/>
                 <w:spacing w:val="0"/>
                 <w:kern w:val="0"/>
                 <w:sz w:val="21"/>
@@ -1481,14 +1469,9 @@
       </w:tr>
       <w:tr>
         <w:tblPrEx>
-          <w:tblBorders>
-            <w:top w:val="single" w:color="000000" w:sz="2" w:space="0"/>
-            <w:left w:val="single" w:color="000000" w:sz="2" w:space="0"/>
-            <w:bottom w:val="single" w:color="000000" w:sz="2" w:space="0"/>
-            <w:right w:val="single" w:color="000000" w:sz="2" w:space="0"/>
-            <w:insideH w:val="single" w:color="000000" w:sz="2" w:space="0"/>
-            <w:insideV w:val="single" w:color="000000" w:sz="2" w:space="0"/>
-          </w:tblBorders>
+          <w:tblW w:w="8214" w:type="dxa"/>
+          <w:jc w:val="center"/>
+          <w:tblLayout w:type="fixed"/>
           <w:tblCellMar>
             <w:top w:w="0" w:type="dxa"/>
             <w:left w:w="0" w:type="dxa"/>
@@ -1497,7 +1480,7 @@
           </w:tblCellMar>
         </w:tblPrEx>
         <w:trPr>
-          <w:trHeight w:val="556" w:hRule="atLeast"/>
+          <w:trHeight w:val="556"/>
           <w:jc w:val="center"/>
         </w:trPr>
         <w:tc>
@@ -1506,7 +1489,7 @@
           </w:tcPr>
           <w:p>
             <w:pPr>
-              <w:pStyle w:val="27"/>
+              <w:pStyle w:val="TableText"/>
               <w:keepNext w:val="0"/>
               <w:keepLines w:val="0"/>
               <w:pageBreakBefore w:val="0"/>
@@ -1519,7 +1502,7 @@
               <w:bidi w:val="0"/>
               <w:adjustRightInd w:val="0"/>
               <w:snapToGrid w:val="0"/>
-              <w:ind w:left="0" w:leftChars="0" w:right="0" w:rightChars="0" w:firstLine="0" w:firstLineChars="0"/>
+              <w:ind w:left="0" w:right="0" w:firstLine="0" w:leftChars="0" w:rightChars="0" w:firstLineChars="0"/>
               <w:jc w:val="center"/>
               <w:textAlignment w:val="baseline"/>
             </w:pPr>
@@ -1531,7 +1514,7 @@
           </w:tcPr>
           <w:p>
             <w:pPr>
-              <w:pStyle w:val="27"/>
+              <w:pStyle w:val="TableText"/>
               <w:keepNext w:val="0"/>
               <w:keepLines w:val="0"/>
               <w:pageBreakBefore w:val="0"/>
@@ -1544,7 +1527,7 @@
               <w:bidi w:val="0"/>
               <w:adjustRightInd w:val="0"/>
               <w:snapToGrid w:val="0"/>
-              <w:ind w:left="0" w:leftChars="0" w:right="0" w:rightChars="0" w:firstLine="0" w:firstLineChars="0"/>
+              <w:ind w:left="0" w:right="0" w:firstLine="0" w:leftChars="0" w:rightChars="0" w:firstLineChars="0"/>
               <w:jc w:val="center"/>
               <w:textAlignment w:val="baseline"/>
             </w:pPr>
@@ -1556,7 +1539,7 @@
           </w:tcPr>
           <w:p>
             <w:pPr>
-              <w:pStyle w:val="27"/>
+              <w:pStyle w:val="TableText"/>
               <w:keepNext w:val="0"/>
               <w:keepLines w:val="0"/>
               <w:pageBreakBefore w:val="0"/>
@@ -1569,7 +1552,7 @@
               <w:bidi w:val="0"/>
               <w:adjustRightInd w:val="0"/>
               <w:snapToGrid w:val="0"/>
-              <w:ind w:left="0" w:leftChars="0" w:right="0" w:rightChars="0" w:firstLine="0" w:firstLineChars="0"/>
+              <w:ind w:left="0" w:right="0" w:firstLine="0" w:leftChars="0" w:rightChars="0" w:firstLineChars="0"/>
               <w:jc w:val="center"/>
               <w:textAlignment w:val="baseline"/>
             </w:pPr>
@@ -1581,7 +1564,7 @@
           </w:tcPr>
           <w:p>
             <w:pPr>
-              <w:pStyle w:val="27"/>
+              <w:pStyle w:val="TableText"/>
               <w:keepNext w:val="0"/>
               <w:keepLines w:val="0"/>
               <w:pageBreakBefore w:val="0"/>
@@ -1594,7 +1577,7 @@
               <w:bidi w:val="0"/>
               <w:adjustRightInd w:val="0"/>
               <w:snapToGrid w:val="0"/>
-              <w:ind w:left="0" w:leftChars="0" w:right="0" w:rightChars="0" w:firstLine="0" w:firstLineChars="0"/>
+              <w:ind w:left="0" w:right="0" w:firstLine="0" w:leftChars="0" w:rightChars="0" w:firstLineChars="0"/>
               <w:jc w:val="center"/>
               <w:textAlignment w:val="baseline"/>
             </w:pPr>
@@ -1606,7 +1589,7 @@
           </w:tcPr>
           <w:p>
             <w:pPr>
-              <w:pStyle w:val="27"/>
+              <w:pStyle w:val="TableText"/>
               <w:keepNext w:val="0"/>
               <w:keepLines w:val="0"/>
               <w:pageBreakBefore w:val="0"/>
@@ -1619,7 +1602,7 @@
               <w:bidi w:val="0"/>
               <w:adjustRightInd w:val="0"/>
               <w:snapToGrid w:val="0"/>
-              <w:ind w:left="0" w:leftChars="0" w:right="0" w:rightChars="0" w:firstLine="0" w:firstLineChars="0"/>
+              <w:ind w:left="0" w:right="0" w:firstLine="0" w:leftChars="0" w:rightChars="0" w:firstLineChars="0"/>
               <w:jc w:val="center"/>
               <w:textAlignment w:val="baseline"/>
             </w:pPr>
@@ -1631,7 +1614,7 @@
           </w:tcPr>
           <w:p>
             <w:pPr>
-              <w:pStyle w:val="27"/>
+              <w:pStyle w:val="TableText"/>
               <w:keepNext w:val="0"/>
               <w:keepLines w:val="0"/>
               <w:pageBreakBefore w:val="0"/>
@@ -1644,7 +1627,7 @@
               <w:bidi w:val="0"/>
               <w:adjustRightInd w:val="0"/>
               <w:snapToGrid w:val="0"/>
-              <w:ind w:left="0" w:leftChars="0" w:right="0" w:rightChars="0" w:firstLine="0" w:firstLineChars="0"/>
+              <w:ind w:left="0" w:right="0" w:firstLine="0" w:leftChars="0" w:rightChars="0" w:firstLineChars="0"/>
               <w:jc w:val="center"/>
               <w:textAlignment w:val="baseline"/>
             </w:pPr>
@@ -1653,14 +1636,9 @@
       </w:tr>
       <w:tr>
         <w:tblPrEx>
-          <w:tblBorders>
-            <w:top w:val="single" w:color="000000" w:sz="2" w:space="0"/>
-            <w:left w:val="single" w:color="000000" w:sz="2" w:space="0"/>
-            <w:bottom w:val="single" w:color="000000" w:sz="2" w:space="0"/>
-            <w:right w:val="single" w:color="000000" w:sz="2" w:space="0"/>
-            <w:insideH w:val="single" w:color="000000" w:sz="2" w:space="0"/>
-            <w:insideV w:val="single" w:color="000000" w:sz="2" w:space="0"/>
-          </w:tblBorders>
+          <w:tblW w:w="8214" w:type="dxa"/>
+          <w:jc w:val="center"/>
+          <w:tblLayout w:type="fixed"/>
           <w:tblCellMar>
             <w:top w:w="0" w:type="dxa"/>
             <w:left w:w="0" w:type="dxa"/>
@@ -1669,7 +1647,7 @@
           </w:tblCellMar>
         </w:tblPrEx>
         <w:trPr>
-          <w:trHeight w:val="556" w:hRule="atLeast"/>
+          <w:trHeight w:val="556"/>
           <w:jc w:val="center"/>
         </w:trPr>
         <w:tc>
@@ -1678,7 +1656,7 @@
           </w:tcPr>
           <w:p>
             <w:pPr>
-              <w:pStyle w:val="27"/>
+              <w:pStyle w:val="TableText"/>
               <w:keepNext w:val="0"/>
               <w:keepLines w:val="0"/>
               <w:pageBreakBefore w:val="0"/>
@@ -1691,7 +1669,7 @@
               <w:bidi w:val="0"/>
               <w:adjustRightInd w:val="0"/>
               <w:snapToGrid w:val="0"/>
-              <w:ind w:left="0" w:leftChars="0" w:right="0" w:rightChars="0" w:firstLine="0" w:firstLineChars="0"/>
+              <w:ind w:left="0" w:right="0" w:firstLine="0" w:leftChars="0" w:rightChars="0" w:firstLineChars="0"/>
               <w:jc w:val="center"/>
               <w:textAlignment w:val="baseline"/>
             </w:pPr>
@@ -1703,7 +1681,7 @@
           </w:tcPr>
           <w:p>
             <w:pPr>
-              <w:pStyle w:val="27"/>
+              <w:pStyle w:val="TableText"/>
               <w:keepNext w:val="0"/>
               <w:keepLines w:val="0"/>
               <w:pageBreakBefore w:val="0"/>
@@ -1716,7 +1694,7 @@
               <w:bidi w:val="0"/>
               <w:adjustRightInd w:val="0"/>
               <w:snapToGrid w:val="0"/>
-              <w:ind w:left="0" w:leftChars="0" w:right="0" w:rightChars="0" w:firstLine="0" w:firstLineChars="0"/>
+              <w:ind w:left="0" w:right="0" w:firstLine="0" w:leftChars="0" w:rightChars="0" w:firstLineChars="0"/>
               <w:jc w:val="center"/>
               <w:textAlignment w:val="baseline"/>
             </w:pPr>
@@ -1728,7 +1706,7 @@
           </w:tcPr>
           <w:p>
             <w:pPr>
-              <w:pStyle w:val="27"/>
+              <w:pStyle w:val="TableText"/>
               <w:keepNext w:val="0"/>
               <w:keepLines w:val="0"/>
               <w:pageBreakBefore w:val="0"/>
@@ -1741,7 +1719,7 @@
               <w:bidi w:val="0"/>
               <w:adjustRightInd w:val="0"/>
               <w:snapToGrid w:val="0"/>
-              <w:ind w:left="0" w:leftChars="0" w:right="0" w:rightChars="0" w:firstLine="0" w:firstLineChars="0"/>
+              <w:ind w:left="0" w:right="0" w:firstLine="0" w:leftChars="0" w:rightChars="0" w:firstLineChars="0"/>
               <w:jc w:val="center"/>
               <w:textAlignment w:val="baseline"/>
             </w:pPr>
@@ -1753,7 +1731,7 @@
           </w:tcPr>
           <w:p>
             <w:pPr>
-              <w:pStyle w:val="27"/>
+              <w:pStyle w:val="TableText"/>
               <w:keepNext w:val="0"/>
               <w:keepLines w:val="0"/>
               <w:pageBreakBefore w:val="0"/>
@@ -1766,7 +1744,7 @@
               <w:bidi w:val="0"/>
               <w:adjustRightInd w:val="0"/>
               <w:snapToGrid w:val="0"/>
-              <w:ind w:left="0" w:leftChars="0" w:right="0" w:rightChars="0" w:firstLine="0" w:firstLineChars="0"/>
+              <w:ind w:left="0" w:right="0" w:firstLine="0" w:leftChars="0" w:rightChars="0" w:firstLineChars="0"/>
               <w:jc w:val="center"/>
               <w:textAlignment w:val="baseline"/>
             </w:pPr>
@@ -1778,7 +1756,7 @@
           </w:tcPr>
           <w:p>
             <w:pPr>
-              <w:pStyle w:val="27"/>
+              <w:pStyle w:val="TableText"/>
               <w:keepNext w:val="0"/>
               <w:keepLines w:val="0"/>
               <w:pageBreakBefore w:val="0"/>
@@ -1791,7 +1769,7 @@
               <w:bidi w:val="0"/>
               <w:adjustRightInd w:val="0"/>
               <w:snapToGrid w:val="0"/>
-              <w:ind w:left="0" w:leftChars="0" w:right="0" w:rightChars="0" w:firstLine="0" w:firstLineChars="0"/>
+              <w:ind w:left="0" w:right="0" w:firstLine="0" w:leftChars="0" w:rightChars="0" w:firstLineChars="0"/>
               <w:jc w:val="center"/>
               <w:textAlignment w:val="baseline"/>
             </w:pPr>
@@ -1803,7 +1781,7 @@
           </w:tcPr>
           <w:p>
             <w:pPr>
-              <w:pStyle w:val="27"/>
+              <w:pStyle w:val="TableText"/>
               <w:keepNext w:val="0"/>
               <w:keepLines w:val="0"/>
               <w:pageBreakBefore w:val="0"/>
@@ -1816,7 +1794,7 @@
               <w:bidi w:val="0"/>
               <w:adjustRightInd w:val="0"/>
               <w:snapToGrid w:val="0"/>
-              <w:ind w:left="0" w:leftChars="0" w:right="0" w:rightChars="0" w:firstLine="0" w:firstLineChars="0"/>
+              <w:ind w:left="0" w:right="0" w:firstLine="0" w:leftChars="0" w:rightChars="0" w:firstLineChars="0"/>
               <w:jc w:val="center"/>
               <w:textAlignment w:val="baseline"/>
             </w:pPr>
@@ -1825,14 +1803,9 @@
       </w:tr>
       <w:tr>
         <w:tblPrEx>
-          <w:tblBorders>
-            <w:top w:val="single" w:color="000000" w:sz="2" w:space="0"/>
-            <w:left w:val="single" w:color="000000" w:sz="2" w:space="0"/>
-            <w:bottom w:val="single" w:color="000000" w:sz="2" w:space="0"/>
-            <w:right w:val="single" w:color="000000" w:sz="2" w:space="0"/>
-            <w:insideH w:val="single" w:color="000000" w:sz="2" w:space="0"/>
-            <w:insideV w:val="single" w:color="000000" w:sz="2" w:space="0"/>
-          </w:tblBorders>
+          <w:tblW w:w="8214" w:type="dxa"/>
+          <w:jc w:val="center"/>
+          <w:tblLayout w:type="fixed"/>
           <w:tblCellMar>
             <w:top w:w="0" w:type="dxa"/>
             <w:left w:w="0" w:type="dxa"/>
@@ -1841,7 +1814,7 @@
           </w:tblCellMar>
         </w:tblPrEx>
         <w:trPr>
-          <w:trHeight w:val="557" w:hRule="atLeast"/>
+          <w:trHeight w:val="557"/>
           <w:jc w:val="center"/>
         </w:trPr>
         <w:tc>
@@ -1850,7 +1823,7 @@
           </w:tcPr>
           <w:p>
             <w:pPr>
-              <w:pStyle w:val="27"/>
+              <w:pStyle w:val="TableText"/>
               <w:keepNext w:val="0"/>
               <w:keepLines w:val="0"/>
               <w:pageBreakBefore w:val="0"/>
@@ -1863,7 +1836,7 @@
               <w:bidi w:val="0"/>
               <w:adjustRightInd w:val="0"/>
               <w:snapToGrid w:val="0"/>
-              <w:ind w:left="0" w:leftChars="0" w:right="0" w:rightChars="0" w:firstLine="0" w:firstLineChars="0"/>
+              <w:ind w:left="0" w:right="0" w:firstLine="0" w:leftChars="0" w:rightChars="0" w:firstLineChars="0"/>
               <w:jc w:val="center"/>
               <w:textAlignment w:val="baseline"/>
             </w:pPr>
@@ -1875,7 +1848,7 @@
           </w:tcPr>
           <w:p>
             <w:pPr>
-              <w:pStyle w:val="27"/>
+              <w:pStyle w:val="TableText"/>
               <w:keepNext w:val="0"/>
               <w:keepLines w:val="0"/>
               <w:pageBreakBefore w:val="0"/>
@@ -1888,7 +1861,7 @@
               <w:bidi w:val="0"/>
               <w:adjustRightInd w:val="0"/>
               <w:snapToGrid w:val="0"/>
-              <w:ind w:left="0" w:leftChars="0" w:right="0" w:rightChars="0" w:firstLine="0" w:firstLineChars="0"/>
+              <w:ind w:left="0" w:right="0" w:firstLine="0" w:leftChars="0" w:rightChars="0" w:firstLineChars="0"/>
               <w:jc w:val="center"/>
               <w:textAlignment w:val="baseline"/>
             </w:pPr>
@@ -1900,7 +1873,7 @@
           </w:tcPr>
           <w:p>
             <w:pPr>
-              <w:pStyle w:val="27"/>
+              <w:pStyle w:val="TableText"/>
               <w:keepNext w:val="0"/>
               <w:keepLines w:val="0"/>
               <w:pageBreakBefore w:val="0"/>
@@ -1913,7 +1886,7 @@
               <w:bidi w:val="0"/>
               <w:adjustRightInd w:val="0"/>
               <w:snapToGrid w:val="0"/>
-              <w:ind w:left="0" w:leftChars="0" w:right="0" w:rightChars="0" w:firstLine="0" w:firstLineChars="0"/>
+              <w:ind w:left="0" w:right="0" w:firstLine="0" w:leftChars="0" w:rightChars="0" w:firstLineChars="0"/>
               <w:jc w:val="center"/>
               <w:textAlignment w:val="baseline"/>
             </w:pPr>
@@ -1925,7 +1898,7 @@
           </w:tcPr>
           <w:p>
             <w:pPr>
-              <w:pStyle w:val="27"/>
+              <w:pStyle w:val="TableText"/>
               <w:keepNext w:val="0"/>
               <w:keepLines w:val="0"/>
               <w:pageBreakBefore w:val="0"/>
@@ -1938,7 +1911,7 @@
               <w:bidi w:val="0"/>
               <w:adjustRightInd w:val="0"/>
               <w:snapToGrid w:val="0"/>
-              <w:ind w:left="0" w:leftChars="0" w:right="0" w:rightChars="0" w:firstLine="0" w:firstLineChars="0"/>
+              <w:ind w:left="0" w:right="0" w:firstLine="0" w:leftChars="0" w:rightChars="0" w:firstLineChars="0"/>
               <w:jc w:val="center"/>
               <w:textAlignment w:val="baseline"/>
             </w:pPr>
@@ -1950,7 +1923,7 @@
           </w:tcPr>
           <w:p>
             <w:pPr>
-              <w:pStyle w:val="27"/>
+              <w:pStyle w:val="TableText"/>
               <w:keepNext w:val="0"/>
               <w:keepLines w:val="0"/>
               <w:pageBreakBefore w:val="0"/>
@@ -1963,7 +1936,7 @@
               <w:bidi w:val="0"/>
               <w:adjustRightInd w:val="0"/>
               <w:snapToGrid w:val="0"/>
-              <w:ind w:left="0" w:leftChars="0" w:right="0" w:rightChars="0" w:firstLine="0" w:firstLineChars="0"/>
+              <w:ind w:left="0" w:right="0" w:firstLine="0" w:leftChars="0" w:rightChars="0" w:firstLineChars="0"/>
               <w:jc w:val="center"/>
               <w:textAlignment w:val="baseline"/>
             </w:pPr>
@@ -1975,7 +1948,7 @@
           </w:tcPr>
           <w:p>
             <w:pPr>
-              <w:pStyle w:val="27"/>
+              <w:pStyle w:val="TableText"/>
               <w:keepNext w:val="0"/>
               <w:keepLines w:val="0"/>
               <w:pageBreakBefore w:val="0"/>
@@ -1988,7 +1961,7 @@
               <w:bidi w:val="0"/>
               <w:adjustRightInd w:val="0"/>
               <w:snapToGrid w:val="0"/>
-              <w:ind w:left="0" w:leftChars="0" w:right="0" w:rightChars="0" w:firstLine="0" w:firstLineChars="0"/>
+              <w:ind w:left="0" w:right="0" w:firstLine="0" w:leftChars="0" w:rightChars="0" w:firstLineChars="0"/>
               <w:jc w:val="center"/>
               <w:textAlignment w:val="baseline"/>
             </w:pPr>
@@ -2020,7 +1993,7 @@
     <w:sdt>
       <w:sdtPr>
         <w:rPr>
-          <w:rFonts w:ascii="宋体" w:hAnsi="宋体" w:eastAsia="宋体" w:cs="Arial"/>
+          <w:rFonts w:ascii="宋体" w:eastAsia="宋体" w:hAnsi="宋体" w:cs="Arial"/>
           <w:snapToGrid w:val="0"/>
           <w:color w:val="000000"/>
           <w:kern w:val="0"/>
@@ -2036,7 +2009,7 @@
       </w:sdtPr>
       <w:sdtEndPr>
         <w:rPr>
-          <w:rFonts w:hint="eastAsia" w:ascii="宋体" w:hAnsi="宋体" w:eastAsia="宋体" w:cs="宋体"/>
+          <w:rFonts w:ascii="宋体" w:eastAsia="宋体" w:hAnsi="宋体" w:cs="宋体" w:hint="eastAsia"/>
           <w:snapToGrid w:val="0"/>
           <w:color w:val="000000"/>
           <w:kern w:val="0"/>
@@ -2062,18 +2035,18 @@
             <w:adjustRightInd w:val="0"/>
             <w:snapToGrid w:val="0"/>
             <w:spacing w:before="0" w:beforeLines="0" w:after="0" w:afterLines="0" w:line="240" w:lineRule="auto"/>
-            <w:ind w:left="0" w:leftChars="0" w:right="0" w:rightChars="0" w:firstLine="0" w:firstLineChars="0"/>
+            <w:ind w:left="0" w:right="0" w:firstLine="0" w:leftChars="0" w:rightChars="0" w:firstLineChars="0"/>
             <w:jc w:val="center"/>
             <w:textAlignment w:val="baseline"/>
             <w:rPr>
-              <w:rFonts w:hint="eastAsia" w:ascii="宋体" w:hAnsi="宋体" w:eastAsia="宋体" w:cs="宋体"/>
+              <w:rFonts w:ascii="宋体" w:eastAsia="宋体" w:hAnsi="宋体" w:cs="宋体" w:hint="eastAsia"/>
               <w:sz w:val="24"/>
               <w:szCs w:val="24"/>
             </w:rPr>
           </w:pPr>
           <w:r>
             <w:rPr>
-              <w:rFonts w:hint="eastAsia" w:ascii="宋体" w:hAnsi="宋体" w:eastAsia="宋体" w:cs="宋体"/>
+              <w:rFonts w:ascii="宋体" w:eastAsia="宋体" w:hAnsi="宋体" w:cs="宋体" w:hint="eastAsia"/>
               <w:sz w:val="24"/>
               <w:szCs w:val="24"/>
             </w:rPr>
@@ -2082,16 +2055,16 @@
         </w:p>
         <w:p>
           <w:pPr>
-            <w:pStyle w:val="16"/>
+            <w:pStyle w:val="TOC1"/>
             <w:tabs>
               <w:tab w:val="right" w:leader="dot" w:pos="8306"/>
             </w:tabs>
           </w:pPr>
-          <w:bookmarkStart w:id="20" w:name="_GoBack"/>
-          <w:bookmarkEnd w:id="20"/>
-          <w:r>
-            <w:rPr>
-              <w:rFonts w:hint="eastAsia" w:ascii="宋体" w:hAnsi="宋体" w:eastAsia="宋体" w:cs="宋体"/>
+          <w:bookmarkStart w:id="3" w:name="_GoBack"/>
+          <w:bookmarkEnd w:id="3"/>
+          <w:r>
+            <w:rPr>
+              <w:rFonts w:ascii="宋体" w:eastAsia="宋体" w:hAnsi="宋体" w:cs="宋体" w:hint="eastAsia"/>
               <w:sz w:val="24"/>
               <w:szCs w:val="24"/>
             </w:rPr>
@@ -2099,7 +2072,7 @@
           </w:r>
           <w:r>
             <w:rPr>
-              <w:rFonts w:hint="eastAsia" w:ascii="宋体" w:hAnsi="宋体" w:eastAsia="宋体" w:cs="宋体"/>
+              <w:rFonts w:ascii="宋体" w:eastAsia="宋体" w:hAnsi="宋体" w:cs="宋体" w:hint="eastAsia"/>
               <w:sz w:val="24"/>
               <w:szCs w:val="24"/>
             </w:rPr>
@@ -2107,7 +2080,7 @@
           </w:r>
           <w:r>
             <w:rPr>
-              <w:rFonts w:hint="eastAsia" w:ascii="宋体" w:hAnsi="宋体" w:eastAsia="宋体" w:cs="宋体"/>
+              <w:rFonts w:ascii="宋体" w:eastAsia="宋体" w:hAnsi="宋体" w:cs="宋体" w:hint="eastAsia"/>
               <w:sz w:val="24"/>
               <w:szCs w:val="24"/>
             </w:rPr>
@@ -2115,21 +2088,21 @@
           </w:r>
           <w:r>
             <w:rPr>
-              <w:rFonts w:hint="eastAsia" w:ascii="宋体" w:hAnsi="宋体" w:eastAsia="宋体" w:cs="宋体"/>
+              <w:rFonts w:ascii="宋体" w:eastAsia="宋体" w:hAnsi="宋体" w:cs="宋体" w:hint="eastAsia"/>
               <w:szCs w:val="24"/>
             </w:rPr>
             <w:fldChar w:fldCharType="begin"/>
           </w:r>
           <w:r>
             <w:rPr>
-              <w:rFonts w:hint="eastAsia" w:ascii="宋体" w:hAnsi="宋体" w:eastAsia="宋体" w:cs="宋体"/>
+              <w:rFonts w:ascii="宋体" w:eastAsia="宋体" w:hAnsi="宋体" w:cs="宋体" w:hint="eastAsia"/>
               <w:szCs w:val="24"/>
             </w:rPr>
             <w:instrText xml:space="preserve"> HYPERLINK \l _Toc28459 </w:instrText>
           </w:r>
           <w:r>
             <w:rPr>
-              <w:rFonts w:hint="eastAsia" w:ascii="宋体" w:hAnsi="宋体" w:eastAsia="宋体" w:cs="宋体"/>
+              <w:rFonts w:ascii="宋体" w:eastAsia="宋体" w:hAnsi="宋体" w:cs="宋体" w:hint="eastAsia"/>
               <w:szCs w:val="24"/>
             </w:rPr>
             <w:fldChar w:fldCharType="separate"/>
@@ -2161,7 +2134,7 @@
           </w:r>
           <w:r>
             <w:rPr>
-              <w:rFonts w:hint="eastAsia" w:ascii="宋体" w:hAnsi="宋体" w:eastAsia="宋体" w:cs="宋体"/>
+              <w:rFonts w:ascii="宋体" w:eastAsia="宋体" w:hAnsi="宋体" w:cs="宋体" w:hint="eastAsia"/>
               <w:szCs w:val="24"/>
             </w:rPr>
             <w:fldChar w:fldCharType="end"/>
@@ -2169,28 +2142,28 @@
         </w:p>
         <w:p>
           <w:pPr>
-            <w:pStyle w:val="16"/>
+            <w:pStyle w:val="TOC1"/>
             <w:tabs>
               <w:tab w:val="right" w:leader="dot" w:pos="8306"/>
             </w:tabs>
           </w:pPr>
           <w:r>
             <w:rPr>
-              <w:rFonts w:hint="eastAsia" w:ascii="宋体" w:hAnsi="宋体" w:eastAsia="宋体" w:cs="宋体"/>
+              <w:rFonts w:ascii="宋体" w:eastAsia="宋体" w:hAnsi="宋体" w:cs="宋体" w:hint="eastAsia"/>
               <w:szCs w:val="24"/>
             </w:rPr>
             <w:fldChar w:fldCharType="begin"/>
           </w:r>
           <w:r>
             <w:rPr>
-              <w:rFonts w:hint="eastAsia" w:ascii="宋体" w:hAnsi="宋体" w:eastAsia="宋体" w:cs="宋体"/>
+              <w:rFonts w:ascii="宋体" w:eastAsia="宋体" w:hAnsi="宋体" w:cs="宋体" w:hint="eastAsia"/>
               <w:szCs w:val="24"/>
             </w:rPr>
             <w:instrText xml:space="preserve"> HYPERLINK \l _Toc19078 </w:instrText>
           </w:r>
           <w:r>
             <w:rPr>
-              <w:rFonts w:hint="eastAsia" w:ascii="宋体" w:hAnsi="宋体" w:eastAsia="宋体" w:cs="宋体"/>
+              <w:rFonts w:ascii="宋体" w:eastAsia="宋体" w:hAnsi="宋体" w:cs="宋体" w:hint="eastAsia"/>
               <w:szCs w:val="24"/>
             </w:rPr>
             <w:fldChar w:fldCharType="separate"/>
@@ -2222,7 +2195,7 @@
           </w:r>
           <w:r>
             <w:rPr>
-              <w:rFonts w:hint="eastAsia" w:ascii="宋体" w:hAnsi="宋体" w:eastAsia="宋体" w:cs="宋体"/>
+              <w:rFonts w:ascii="宋体" w:eastAsia="宋体" w:hAnsi="宋体" w:cs="宋体" w:hint="eastAsia"/>
               <w:szCs w:val="24"/>
             </w:rPr>
             <w:fldChar w:fldCharType="end"/>
@@ -2230,28 +2203,28 @@
         </w:p>
         <w:p>
           <w:pPr>
-            <w:pStyle w:val="16"/>
+            <w:pStyle w:val="TOC1"/>
             <w:tabs>
               <w:tab w:val="right" w:leader="dot" w:pos="8306"/>
             </w:tabs>
           </w:pPr>
           <w:r>
             <w:rPr>
-              <w:rFonts w:hint="eastAsia" w:ascii="宋体" w:hAnsi="宋体" w:eastAsia="宋体" w:cs="宋体"/>
+              <w:rFonts w:ascii="宋体" w:eastAsia="宋体" w:hAnsi="宋体" w:cs="宋体" w:hint="eastAsia"/>
               <w:szCs w:val="24"/>
             </w:rPr>
             <w:fldChar w:fldCharType="begin"/>
           </w:r>
           <w:r>
             <w:rPr>
-              <w:rFonts w:hint="eastAsia" w:ascii="宋体" w:hAnsi="宋体" w:eastAsia="宋体" w:cs="宋体"/>
+              <w:rFonts w:ascii="宋体" w:eastAsia="宋体" w:hAnsi="宋体" w:cs="宋体" w:hint="eastAsia"/>
               <w:szCs w:val="24"/>
             </w:rPr>
             <w:instrText xml:space="preserve"> HYPERLINK \l _Toc19918 </w:instrText>
           </w:r>
           <w:r>
             <w:rPr>
-              <w:rFonts w:hint="eastAsia" w:ascii="宋体" w:hAnsi="宋体" w:eastAsia="宋体" w:cs="宋体"/>
+              <w:rFonts w:ascii="宋体" w:eastAsia="宋体" w:hAnsi="宋体" w:cs="宋体" w:hint="eastAsia"/>
               <w:szCs w:val="24"/>
             </w:rPr>
             <w:fldChar w:fldCharType="separate"/>
@@ -2283,7 +2256,7 @@
           </w:r>
           <w:r>
             <w:rPr>
-              <w:rFonts w:hint="eastAsia" w:ascii="宋体" w:hAnsi="宋体" w:eastAsia="宋体" w:cs="宋体"/>
+              <w:rFonts w:ascii="宋体" w:eastAsia="宋体" w:hAnsi="宋体" w:cs="宋体" w:hint="eastAsia"/>
               <w:szCs w:val="24"/>
             </w:rPr>
             <w:fldChar w:fldCharType="end"/>
@@ -2291,28 +2264,28 @@
         </w:p>
         <w:p>
           <w:pPr>
-            <w:pStyle w:val="16"/>
+            <w:pStyle w:val="TOC1"/>
             <w:tabs>
               <w:tab w:val="right" w:leader="dot" w:pos="8306"/>
             </w:tabs>
           </w:pPr>
           <w:r>
             <w:rPr>
-              <w:rFonts w:hint="eastAsia" w:ascii="宋体" w:hAnsi="宋体" w:eastAsia="宋体" w:cs="宋体"/>
+              <w:rFonts w:ascii="宋体" w:eastAsia="宋体" w:hAnsi="宋体" w:cs="宋体" w:hint="eastAsia"/>
               <w:szCs w:val="24"/>
             </w:rPr>
             <w:fldChar w:fldCharType="begin"/>
           </w:r>
           <w:r>
             <w:rPr>
-              <w:rFonts w:hint="eastAsia" w:ascii="宋体" w:hAnsi="宋体" w:eastAsia="宋体" w:cs="宋体"/>
+              <w:rFonts w:ascii="宋体" w:eastAsia="宋体" w:hAnsi="宋体" w:cs="宋体" w:hint="eastAsia"/>
               <w:szCs w:val="24"/>
             </w:rPr>
             <w:instrText xml:space="preserve"> HYPERLINK \l _Toc21596 </w:instrText>
           </w:r>
           <w:r>
             <w:rPr>
-              <w:rFonts w:hint="eastAsia" w:ascii="宋体" w:hAnsi="宋体" w:eastAsia="宋体" w:cs="宋体"/>
+              <w:rFonts w:ascii="宋体" w:eastAsia="宋体" w:hAnsi="宋体" w:cs="宋体" w:hint="eastAsia"/>
               <w:szCs w:val="24"/>
             </w:rPr>
             <w:fldChar w:fldCharType="separate"/>
@@ -2344,7 +2317,7 @@
           </w:r>
           <w:r>
             <w:rPr>
-              <w:rFonts w:hint="eastAsia" w:ascii="宋体" w:hAnsi="宋体" w:eastAsia="宋体" w:cs="宋体"/>
+              <w:rFonts w:ascii="宋体" w:eastAsia="宋体" w:hAnsi="宋体" w:cs="宋体" w:hint="eastAsia"/>
               <w:szCs w:val="24"/>
             </w:rPr>
             <w:fldChar w:fldCharType="end"/>
@@ -2352,28 +2325,28 @@
         </w:p>
         <w:p>
           <w:pPr>
-            <w:pStyle w:val="17"/>
+            <w:pStyle w:val="TOC2"/>
             <w:tabs>
               <w:tab w:val="right" w:leader="dot" w:pos="8306"/>
             </w:tabs>
           </w:pPr>
           <w:r>
             <w:rPr>
-              <w:rFonts w:hint="eastAsia" w:ascii="宋体" w:hAnsi="宋体" w:eastAsia="宋体" w:cs="宋体"/>
+              <w:rFonts w:ascii="宋体" w:eastAsia="宋体" w:hAnsi="宋体" w:cs="宋体" w:hint="eastAsia"/>
               <w:szCs w:val="24"/>
             </w:rPr>
             <w:fldChar w:fldCharType="begin"/>
           </w:r>
           <w:r>
             <w:rPr>
-              <w:rFonts w:hint="eastAsia" w:ascii="宋体" w:hAnsi="宋体" w:eastAsia="宋体" w:cs="宋体"/>
+              <w:rFonts w:ascii="宋体" w:eastAsia="宋体" w:hAnsi="宋体" w:cs="宋体" w:hint="eastAsia"/>
               <w:szCs w:val="24"/>
             </w:rPr>
             <w:instrText xml:space="preserve"> HYPERLINK \l _Toc24116 </w:instrText>
           </w:r>
           <w:r>
             <w:rPr>
-              <w:rFonts w:hint="eastAsia" w:ascii="宋体" w:hAnsi="宋体" w:eastAsia="宋体" w:cs="宋体"/>
+              <w:rFonts w:ascii="宋体" w:eastAsia="宋体" w:hAnsi="宋体" w:cs="宋体" w:hint="eastAsia"/>
               <w:szCs w:val="24"/>
             </w:rPr>
             <w:fldChar w:fldCharType="separate"/>
@@ -2405,7 +2378,7 @@
           </w:r>
           <w:r>
             <w:rPr>
-              <w:rFonts w:hint="eastAsia" w:ascii="宋体" w:hAnsi="宋体" w:eastAsia="宋体" w:cs="宋体"/>
+              <w:rFonts w:ascii="宋体" w:eastAsia="宋体" w:hAnsi="宋体" w:cs="宋体" w:hint="eastAsia"/>
               <w:szCs w:val="24"/>
             </w:rPr>
             <w:fldChar w:fldCharType="end"/>
@@ -2413,28 +2386,28 @@
         </w:p>
         <w:p>
           <w:pPr>
-            <w:pStyle w:val="17"/>
+            <w:pStyle w:val="TOC2"/>
             <w:tabs>
               <w:tab w:val="right" w:leader="dot" w:pos="8306"/>
             </w:tabs>
           </w:pPr>
           <w:r>
             <w:rPr>
-              <w:rFonts w:hint="eastAsia" w:ascii="宋体" w:hAnsi="宋体" w:eastAsia="宋体" w:cs="宋体"/>
+              <w:rFonts w:ascii="宋体" w:eastAsia="宋体" w:hAnsi="宋体" w:cs="宋体" w:hint="eastAsia"/>
               <w:szCs w:val="24"/>
             </w:rPr>
             <w:fldChar w:fldCharType="begin"/>
           </w:r>
           <w:r>
             <w:rPr>
-              <w:rFonts w:hint="eastAsia" w:ascii="宋体" w:hAnsi="宋体" w:eastAsia="宋体" w:cs="宋体"/>
+              <w:rFonts w:ascii="宋体" w:eastAsia="宋体" w:hAnsi="宋体" w:cs="宋体" w:hint="eastAsia"/>
               <w:szCs w:val="24"/>
             </w:rPr>
             <w:instrText xml:space="preserve"> HYPERLINK \l _Toc15375 </w:instrText>
           </w:r>
           <w:r>
             <w:rPr>
-              <w:rFonts w:hint="eastAsia" w:ascii="宋体" w:hAnsi="宋体" w:eastAsia="宋体" w:cs="宋体"/>
+              <w:rFonts w:ascii="宋体" w:eastAsia="宋体" w:hAnsi="宋体" w:cs="宋体" w:hint="eastAsia"/>
               <w:szCs w:val="24"/>
             </w:rPr>
             <w:fldChar w:fldCharType="separate"/>
@@ -2466,7 +2439,7 @@
           </w:r>
           <w:r>
             <w:rPr>
-              <w:rFonts w:hint="eastAsia" w:ascii="宋体" w:hAnsi="宋体" w:eastAsia="宋体" w:cs="宋体"/>
+              <w:rFonts w:ascii="宋体" w:eastAsia="宋体" w:hAnsi="宋体" w:cs="宋体" w:hint="eastAsia"/>
               <w:szCs w:val="24"/>
             </w:rPr>
             <w:fldChar w:fldCharType="end"/>
@@ -2474,28 +2447,28 @@
         </w:p>
         <w:p>
           <w:pPr>
-            <w:pStyle w:val="17"/>
+            <w:pStyle w:val="TOC2"/>
             <w:tabs>
               <w:tab w:val="right" w:leader="dot" w:pos="8306"/>
             </w:tabs>
           </w:pPr>
           <w:r>
             <w:rPr>
-              <w:rFonts w:hint="eastAsia" w:ascii="宋体" w:hAnsi="宋体" w:eastAsia="宋体" w:cs="宋体"/>
+              <w:rFonts w:ascii="宋体" w:eastAsia="宋体" w:hAnsi="宋体" w:cs="宋体" w:hint="eastAsia"/>
               <w:szCs w:val="24"/>
             </w:rPr>
             <w:fldChar w:fldCharType="begin"/>
           </w:r>
           <w:r>
             <w:rPr>
-              <w:rFonts w:hint="eastAsia" w:ascii="宋体" w:hAnsi="宋体" w:eastAsia="宋体" w:cs="宋体"/>
+              <w:rFonts w:ascii="宋体" w:eastAsia="宋体" w:hAnsi="宋体" w:cs="宋体" w:hint="eastAsia"/>
               <w:szCs w:val="24"/>
             </w:rPr>
             <w:instrText xml:space="preserve"> HYPERLINK \l _Toc29828 </w:instrText>
           </w:r>
           <w:r>
             <w:rPr>
-              <w:rFonts w:hint="eastAsia" w:ascii="宋体" w:hAnsi="宋体" w:eastAsia="宋体" w:cs="宋体"/>
+              <w:rFonts w:ascii="宋体" w:eastAsia="宋体" w:hAnsi="宋体" w:cs="宋体" w:hint="eastAsia"/>
               <w:szCs w:val="24"/>
             </w:rPr>
             <w:fldChar w:fldCharType="separate"/>
@@ -2534,7 +2507,7 @@
           </w:r>
           <w:r>
             <w:rPr>
-              <w:rFonts w:hint="eastAsia" w:ascii="宋体" w:hAnsi="宋体" w:eastAsia="宋体" w:cs="宋体"/>
+              <w:rFonts w:ascii="宋体" w:eastAsia="宋体" w:hAnsi="宋体" w:cs="宋体" w:hint="eastAsia"/>
               <w:szCs w:val="24"/>
             </w:rPr>
             <w:fldChar w:fldCharType="end"/>
@@ -2542,28 +2515,28 @@
         </w:p>
         <w:p>
           <w:pPr>
-            <w:pStyle w:val="16"/>
+            <w:pStyle w:val="TOC1"/>
             <w:tabs>
               <w:tab w:val="right" w:leader="dot" w:pos="8306"/>
             </w:tabs>
           </w:pPr>
           <w:r>
             <w:rPr>
-              <w:rFonts w:hint="eastAsia" w:ascii="宋体" w:hAnsi="宋体" w:eastAsia="宋体" w:cs="宋体"/>
+              <w:rFonts w:ascii="宋体" w:eastAsia="宋体" w:hAnsi="宋体" w:cs="宋体" w:hint="eastAsia"/>
               <w:szCs w:val="24"/>
             </w:rPr>
             <w:fldChar w:fldCharType="begin"/>
           </w:r>
           <w:r>
             <w:rPr>
-              <w:rFonts w:hint="eastAsia" w:ascii="宋体" w:hAnsi="宋体" w:eastAsia="宋体" w:cs="宋体"/>
+              <w:rFonts w:ascii="宋体" w:eastAsia="宋体" w:hAnsi="宋体" w:cs="宋体" w:hint="eastAsia"/>
               <w:szCs w:val="24"/>
             </w:rPr>
             <w:instrText xml:space="preserve"> HYPERLINK \l _Toc18564 </w:instrText>
           </w:r>
           <w:r>
             <w:rPr>
-              <w:rFonts w:hint="eastAsia" w:ascii="宋体" w:hAnsi="宋体" w:eastAsia="宋体" w:cs="宋体"/>
+              <w:rFonts w:ascii="宋体" w:eastAsia="宋体" w:hAnsi="宋体" w:cs="宋体" w:hint="eastAsia"/>
               <w:szCs w:val="24"/>
             </w:rPr>
             <w:fldChar w:fldCharType="separate"/>
@@ -2595,7 +2568,7 @@
           </w:r>
           <w:r>
             <w:rPr>
-              <w:rFonts w:hint="eastAsia" w:ascii="宋体" w:hAnsi="宋体" w:eastAsia="宋体" w:cs="宋体"/>
+              <w:rFonts w:ascii="宋体" w:eastAsia="宋体" w:hAnsi="宋体" w:cs="宋体" w:hint="eastAsia"/>
               <w:szCs w:val="24"/>
             </w:rPr>
             <w:fldChar w:fldCharType="end"/>
@@ -2603,28 +2576,28 @@
         </w:p>
         <w:p>
           <w:pPr>
-            <w:pStyle w:val="16"/>
+            <w:pStyle w:val="TOC1"/>
             <w:tabs>
               <w:tab w:val="right" w:leader="dot" w:pos="8306"/>
             </w:tabs>
           </w:pPr>
           <w:r>
             <w:rPr>
-              <w:rFonts w:hint="eastAsia" w:ascii="宋体" w:hAnsi="宋体" w:eastAsia="宋体" w:cs="宋体"/>
+              <w:rFonts w:ascii="宋体" w:eastAsia="宋体" w:hAnsi="宋体" w:cs="宋体" w:hint="eastAsia"/>
               <w:szCs w:val="24"/>
             </w:rPr>
             <w:fldChar w:fldCharType="begin"/>
           </w:r>
           <w:r>
             <w:rPr>
-              <w:rFonts w:hint="eastAsia" w:ascii="宋体" w:hAnsi="宋体" w:eastAsia="宋体" w:cs="宋体"/>
+              <w:rFonts w:ascii="宋体" w:eastAsia="宋体" w:hAnsi="宋体" w:cs="宋体" w:hint="eastAsia"/>
               <w:szCs w:val="24"/>
             </w:rPr>
             <w:instrText xml:space="preserve"> HYPERLINK \l _Toc14875 </w:instrText>
           </w:r>
           <w:r>
             <w:rPr>
-              <w:rFonts w:hint="eastAsia" w:ascii="宋体" w:hAnsi="宋体" w:eastAsia="宋体" w:cs="宋体"/>
+              <w:rFonts w:ascii="宋体" w:eastAsia="宋体" w:hAnsi="宋体" w:cs="宋体" w:hint="eastAsia"/>
               <w:szCs w:val="24"/>
             </w:rPr>
             <w:fldChar w:fldCharType="separate"/>
@@ -2656,7 +2629,7 @@
           </w:r>
           <w:r>
             <w:rPr>
-              <w:rFonts w:hint="eastAsia" w:ascii="宋体" w:hAnsi="宋体" w:eastAsia="宋体" w:cs="宋体"/>
+              <w:rFonts w:ascii="宋体" w:eastAsia="宋体" w:hAnsi="宋体" w:cs="宋体" w:hint="eastAsia"/>
               <w:szCs w:val="24"/>
             </w:rPr>
             <w:fldChar w:fldCharType="end"/>
@@ -2664,28 +2637,28 @@
         </w:p>
         <w:p>
           <w:pPr>
-            <w:pStyle w:val="17"/>
+            <w:pStyle w:val="TOC2"/>
             <w:tabs>
               <w:tab w:val="right" w:leader="dot" w:pos="8306"/>
             </w:tabs>
           </w:pPr>
           <w:r>
             <w:rPr>
-              <w:rFonts w:hint="eastAsia" w:ascii="宋体" w:hAnsi="宋体" w:eastAsia="宋体" w:cs="宋体"/>
+              <w:rFonts w:ascii="宋体" w:eastAsia="宋体" w:hAnsi="宋体" w:cs="宋体" w:hint="eastAsia"/>
               <w:szCs w:val="24"/>
             </w:rPr>
             <w:fldChar w:fldCharType="begin"/>
           </w:r>
           <w:r>
             <w:rPr>
-              <w:rFonts w:hint="eastAsia" w:ascii="宋体" w:hAnsi="宋体" w:eastAsia="宋体" w:cs="宋体"/>
+              <w:rFonts w:ascii="宋体" w:eastAsia="宋体" w:hAnsi="宋体" w:cs="宋体" w:hint="eastAsia"/>
               <w:szCs w:val="24"/>
             </w:rPr>
             <w:instrText xml:space="preserve"> HYPERLINK \l _Toc11138 </w:instrText>
           </w:r>
           <w:r>
             <w:rPr>
-              <w:rFonts w:hint="eastAsia" w:ascii="宋体" w:hAnsi="宋体" w:eastAsia="宋体" w:cs="宋体"/>
+              <w:rFonts w:ascii="宋体" w:eastAsia="宋体" w:hAnsi="宋体" w:cs="宋体" w:hint="eastAsia"/>
               <w:szCs w:val="24"/>
             </w:rPr>
             <w:fldChar w:fldCharType="separate"/>
@@ -2717,7 +2690,7 @@
           </w:r>
           <w:r>
             <w:rPr>
-              <w:rFonts w:hint="eastAsia" w:ascii="宋体" w:hAnsi="宋体" w:eastAsia="宋体" w:cs="宋体"/>
+              <w:rFonts w:ascii="宋体" w:eastAsia="宋体" w:hAnsi="宋体" w:cs="宋体" w:hint="eastAsia"/>
               <w:szCs w:val="24"/>
             </w:rPr>
             <w:fldChar w:fldCharType="end"/>
@@ -2725,28 +2698,28 @@
         </w:p>
         <w:p>
           <w:pPr>
-            <w:pStyle w:val="17"/>
+            <w:pStyle w:val="TOC2"/>
             <w:tabs>
               <w:tab w:val="right" w:leader="dot" w:pos="8306"/>
             </w:tabs>
           </w:pPr>
           <w:r>
             <w:rPr>
-              <w:rFonts w:hint="eastAsia" w:ascii="宋体" w:hAnsi="宋体" w:eastAsia="宋体" w:cs="宋体"/>
+              <w:rFonts w:ascii="宋体" w:eastAsia="宋体" w:hAnsi="宋体" w:cs="宋体" w:hint="eastAsia"/>
               <w:szCs w:val="24"/>
             </w:rPr>
             <w:fldChar w:fldCharType="begin"/>
           </w:r>
           <w:r>
             <w:rPr>
-              <w:rFonts w:hint="eastAsia" w:ascii="宋体" w:hAnsi="宋体" w:eastAsia="宋体" w:cs="宋体"/>
+              <w:rFonts w:ascii="宋体" w:eastAsia="宋体" w:hAnsi="宋体" w:cs="宋体" w:hint="eastAsia"/>
               <w:szCs w:val="24"/>
             </w:rPr>
             <w:instrText xml:space="preserve"> HYPERLINK \l _Toc6139 </w:instrText>
           </w:r>
           <w:r>
             <w:rPr>
-              <w:rFonts w:hint="eastAsia" w:ascii="宋体" w:hAnsi="宋体" w:eastAsia="宋体" w:cs="宋体"/>
+              <w:rFonts w:ascii="宋体" w:eastAsia="宋体" w:hAnsi="宋体" w:cs="宋体" w:hint="eastAsia"/>
               <w:szCs w:val="24"/>
             </w:rPr>
             <w:fldChar w:fldCharType="separate"/>
@@ -2778,7 +2751,7 @@
           </w:r>
           <w:r>
             <w:rPr>
-              <w:rFonts w:hint="eastAsia" w:ascii="宋体" w:hAnsi="宋体" w:eastAsia="宋体" w:cs="宋体"/>
+              <w:rFonts w:ascii="宋体" w:eastAsia="宋体" w:hAnsi="宋体" w:cs="宋体" w:hint="eastAsia"/>
               <w:szCs w:val="24"/>
             </w:rPr>
             <w:fldChar w:fldCharType="end"/>
@@ -2786,28 +2759,28 @@
         </w:p>
         <w:p>
           <w:pPr>
-            <w:pStyle w:val="16"/>
+            <w:pStyle w:val="TOC1"/>
             <w:tabs>
               <w:tab w:val="right" w:leader="dot" w:pos="8306"/>
             </w:tabs>
           </w:pPr>
           <w:r>
             <w:rPr>
-              <w:rFonts w:hint="eastAsia" w:ascii="宋体" w:hAnsi="宋体" w:eastAsia="宋体" w:cs="宋体"/>
+              <w:rFonts w:ascii="宋体" w:eastAsia="宋体" w:hAnsi="宋体" w:cs="宋体" w:hint="eastAsia"/>
               <w:szCs w:val="24"/>
             </w:rPr>
             <w:fldChar w:fldCharType="begin"/>
           </w:r>
           <w:r>
             <w:rPr>
-              <w:rFonts w:hint="eastAsia" w:ascii="宋体" w:hAnsi="宋体" w:eastAsia="宋体" w:cs="宋体"/>
+              <w:rFonts w:ascii="宋体" w:eastAsia="宋体" w:hAnsi="宋体" w:cs="宋体" w:hint="eastAsia"/>
               <w:szCs w:val="24"/>
             </w:rPr>
             <w:instrText xml:space="preserve"> HYPERLINK \l _Toc5875 </w:instrText>
           </w:r>
           <w:r>
             <w:rPr>
-              <w:rFonts w:hint="eastAsia" w:ascii="宋体" w:hAnsi="宋体" w:eastAsia="宋体" w:cs="宋体"/>
+              <w:rFonts w:ascii="宋体" w:eastAsia="宋体" w:hAnsi="宋体" w:cs="宋体" w:hint="eastAsia"/>
               <w:szCs w:val="24"/>
             </w:rPr>
             <w:fldChar w:fldCharType="separate"/>
@@ -2839,7 +2812,7 @@
           </w:r>
           <w:r>
             <w:rPr>
-              <w:rFonts w:hint="eastAsia" w:ascii="宋体" w:hAnsi="宋体" w:eastAsia="宋体" w:cs="宋体"/>
+              <w:rFonts w:ascii="宋体" w:eastAsia="宋体" w:hAnsi="宋体" w:cs="宋体" w:hint="eastAsia"/>
               <w:szCs w:val="24"/>
             </w:rPr>
             <w:fldChar w:fldCharType="end"/>
@@ -2847,28 +2820,28 @@
         </w:p>
         <w:p>
           <w:pPr>
-            <w:pStyle w:val="16"/>
+            <w:pStyle w:val="TOC1"/>
             <w:tabs>
               <w:tab w:val="right" w:leader="dot" w:pos="8306"/>
             </w:tabs>
           </w:pPr>
           <w:r>
             <w:rPr>
-              <w:rFonts w:hint="eastAsia" w:ascii="宋体" w:hAnsi="宋体" w:eastAsia="宋体" w:cs="宋体"/>
+              <w:rFonts w:ascii="宋体" w:eastAsia="宋体" w:hAnsi="宋体" w:cs="宋体" w:hint="eastAsia"/>
               <w:szCs w:val="24"/>
             </w:rPr>
             <w:fldChar w:fldCharType="begin"/>
           </w:r>
           <w:r>
             <w:rPr>
-              <w:rFonts w:hint="eastAsia" w:ascii="宋体" w:hAnsi="宋体" w:eastAsia="宋体" w:cs="宋体"/>
+              <w:rFonts w:ascii="宋体" w:eastAsia="宋体" w:hAnsi="宋体" w:cs="宋体" w:hint="eastAsia"/>
               <w:szCs w:val="24"/>
             </w:rPr>
             <w:instrText xml:space="preserve"> HYPERLINK \l _Toc31120 </w:instrText>
           </w:r>
           <w:r>
             <w:rPr>
-              <w:rFonts w:hint="eastAsia" w:ascii="宋体" w:hAnsi="宋体" w:eastAsia="宋体" w:cs="宋体"/>
+              <w:rFonts w:ascii="宋体" w:eastAsia="宋体" w:hAnsi="宋体" w:cs="宋体" w:hint="eastAsia"/>
               <w:szCs w:val="24"/>
             </w:rPr>
             <w:fldChar w:fldCharType="separate"/>
@@ -2900,7 +2873,7 @@
           </w:r>
           <w:r>
             <w:rPr>
-              <w:rFonts w:hint="eastAsia" w:ascii="宋体" w:hAnsi="宋体" w:eastAsia="宋体" w:cs="宋体"/>
+              <w:rFonts w:ascii="宋体" w:eastAsia="宋体" w:hAnsi="宋体" w:cs="宋体" w:hint="eastAsia"/>
               <w:szCs w:val="24"/>
             </w:rPr>
             <w:fldChar w:fldCharType="end"/>
@@ -2908,28 +2881,28 @@
         </w:p>
         <w:p>
           <w:pPr>
-            <w:pStyle w:val="17"/>
+            <w:pStyle w:val="TOC2"/>
             <w:tabs>
               <w:tab w:val="right" w:leader="dot" w:pos="8306"/>
             </w:tabs>
           </w:pPr>
           <w:r>
             <w:rPr>
-              <w:rFonts w:hint="eastAsia" w:ascii="宋体" w:hAnsi="宋体" w:eastAsia="宋体" w:cs="宋体"/>
+              <w:rFonts w:ascii="宋体" w:eastAsia="宋体" w:hAnsi="宋体" w:cs="宋体" w:hint="eastAsia"/>
               <w:szCs w:val="24"/>
             </w:rPr>
             <w:fldChar w:fldCharType="begin"/>
           </w:r>
           <w:r>
             <w:rPr>
-              <w:rFonts w:hint="eastAsia" w:ascii="宋体" w:hAnsi="宋体" w:eastAsia="宋体" w:cs="宋体"/>
+              <w:rFonts w:ascii="宋体" w:eastAsia="宋体" w:hAnsi="宋体" w:cs="宋体" w:hint="eastAsia"/>
               <w:szCs w:val="24"/>
             </w:rPr>
             <w:instrText xml:space="preserve"> HYPERLINK \l _Toc27928 </w:instrText>
           </w:r>
           <w:r>
             <w:rPr>
-              <w:rFonts w:hint="eastAsia" w:ascii="宋体" w:hAnsi="宋体" w:eastAsia="宋体" w:cs="宋体"/>
+              <w:rFonts w:ascii="宋体" w:eastAsia="宋体" w:hAnsi="宋体" w:cs="宋体" w:hint="eastAsia"/>
               <w:szCs w:val="24"/>
             </w:rPr>
             <w:fldChar w:fldCharType="separate"/>
@@ -2961,7 +2934,7 @@
           </w:r>
           <w:r>
             <w:rPr>
-              <w:rFonts w:hint="eastAsia" w:ascii="宋体" w:hAnsi="宋体" w:eastAsia="宋体" w:cs="宋体"/>
+              <w:rFonts w:ascii="宋体" w:eastAsia="宋体" w:hAnsi="宋体" w:cs="宋体" w:hint="eastAsia"/>
               <w:szCs w:val="24"/>
             </w:rPr>
             <w:fldChar w:fldCharType="end"/>
@@ -2969,28 +2942,28 @@
         </w:p>
         <w:p>
           <w:pPr>
-            <w:pStyle w:val="17"/>
+            <w:pStyle w:val="TOC2"/>
             <w:tabs>
               <w:tab w:val="right" w:leader="dot" w:pos="8306"/>
             </w:tabs>
           </w:pPr>
           <w:r>
             <w:rPr>
-              <w:rFonts w:hint="eastAsia" w:ascii="宋体" w:hAnsi="宋体" w:eastAsia="宋体" w:cs="宋体"/>
+              <w:rFonts w:ascii="宋体" w:eastAsia="宋体" w:hAnsi="宋体" w:cs="宋体" w:hint="eastAsia"/>
               <w:szCs w:val="24"/>
             </w:rPr>
             <w:fldChar w:fldCharType="begin"/>
           </w:r>
           <w:r>
             <w:rPr>
-              <w:rFonts w:hint="eastAsia" w:ascii="宋体" w:hAnsi="宋体" w:eastAsia="宋体" w:cs="宋体"/>
+              <w:rFonts w:ascii="宋体" w:eastAsia="宋体" w:hAnsi="宋体" w:cs="宋体" w:hint="eastAsia"/>
               <w:szCs w:val="24"/>
             </w:rPr>
             <w:instrText xml:space="preserve"> HYPERLINK \l _Toc21139 </w:instrText>
           </w:r>
           <w:r>
             <w:rPr>
-              <w:rFonts w:hint="eastAsia" w:ascii="宋体" w:hAnsi="宋体" w:eastAsia="宋体" w:cs="宋体"/>
+              <w:rFonts w:ascii="宋体" w:eastAsia="宋体" w:hAnsi="宋体" w:cs="宋体" w:hint="eastAsia"/>
               <w:szCs w:val="24"/>
             </w:rPr>
             <w:fldChar w:fldCharType="separate"/>
@@ -3022,7 +2995,7 @@
           </w:r>
           <w:r>
             <w:rPr>
-              <w:rFonts w:hint="eastAsia" w:ascii="宋体" w:hAnsi="宋体" w:eastAsia="宋体" w:cs="宋体"/>
+              <w:rFonts w:ascii="宋体" w:eastAsia="宋体" w:hAnsi="宋体" w:cs="宋体" w:hint="eastAsia"/>
               <w:szCs w:val="24"/>
             </w:rPr>
             <w:fldChar w:fldCharType="end"/>
@@ -3030,28 +3003,28 @@
         </w:p>
         <w:p>
           <w:pPr>
-            <w:pStyle w:val="17"/>
+            <w:pStyle w:val="TOC2"/>
             <w:tabs>
               <w:tab w:val="right" w:leader="dot" w:pos="8306"/>
             </w:tabs>
           </w:pPr>
           <w:r>
             <w:rPr>
-              <w:rFonts w:hint="eastAsia" w:ascii="宋体" w:hAnsi="宋体" w:eastAsia="宋体" w:cs="宋体"/>
+              <w:rFonts w:ascii="宋体" w:eastAsia="宋体" w:hAnsi="宋体" w:cs="宋体" w:hint="eastAsia"/>
               <w:szCs w:val="24"/>
             </w:rPr>
             <w:fldChar w:fldCharType="begin"/>
           </w:r>
           <w:r>
             <w:rPr>
-              <w:rFonts w:hint="eastAsia" w:ascii="宋体" w:hAnsi="宋体" w:eastAsia="宋体" w:cs="宋体"/>
+              <w:rFonts w:ascii="宋体" w:eastAsia="宋体" w:hAnsi="宋体" w:cs="宋体" w:hint="eastAsia"/>
               <w:szCs w:val="24"/>
             </w:rPr>
             <w:instrText xml:space="preserve"> HYPERLINK \l _Toc27481 </w:instrText>
           </w:r>
           <w:r>
             <w:rPr>
-              <w:rFonts w:hint="eastAsia" w:ascii="宋体" w:hAnsi="宋体" w:eastAsia="宋体" w:cs="宋体"/>
+              <w:rFonts w:ascii="宋体" w:eastAsia="宋体" w:hAnsi="宋体" w:cs="宋体" w:hint="eastAsia"/>
               <w:szCs w:val="24"/>
             </w:rPr>
             <w:fldChar w:fldCharType="separate"/>
@@ -3083,7 +3056,7 @@
           </w:r>
           <w:r>
             <w:rPr>
-              <w:rFonts w:hint="eastAsia" w:ascii="宋体" w:hAnsi="宋体" w:eastAsia="宋体" w:cs="宋体"/>
+              <w:rFonts w:ascii="宋体" w:eastAsia="宋体" w:hAnsi="宋体" w:cs="宋体" w:hint="eastAsia"/>
               <w:szCs w:val="24"/>
             </w:rPr>
             <w:fldChar w:fldCharType="end"/>
@@ -3091,28 +3064,28 @@
         </w:p>
         <w:p>
           <w:pPr>
-            <w:pStyle w:val="16"/>
+            <w:pStyle w:val="TOC1"/>
             <w:tabs>
               <w:tab w:val="right" w:leader="dot" w:pos="8306"/>
             </w:tabs>
           </w:pPr>
           <w:r>
             <w:rPr>
-              <w:rFonts w:hint="eastAsia" w:ascii="宋体" w:hAnsi="宋体" w:eastAsia="宋体" w:cs="宋体"/>
+              <w:rFonts w:ascii="宋体" w:eastAsia="宋体" w:hAnsi="宋体" w:cs="宋体" w:hint="eastAsia"/>
               <w:szCs w:val="24"/>
             </w:rPr>
             <w:fldChar w:fldCharType="begin"/>
           </w:r>
           <w:r>
             <w:rPr>
-              <w:rFonts w:hint="eastAsia" w:ascii="宋体" w:hAnsi="宋体" w:eastAsia="宋体" w:cs="宋体"/>
+              <w:rFonts w:ascii="宋体" w:eastAsia="宋体" w:hAnsi="宋体" w:cs="宋体" w:hint="eastAsia"/>
               <w:szCs w:val="24"/>
             </w:rPr>
             <w:instrText xml:space="preserve"> HYPERLINK \l _Toc26905 </w:instrText>
           </w:r>
           <w:r>
             <w:rPr>
-              <w:rFonts w:hint="eastAsia" w:ascii="宋体" w:hAnsi="宋体" w:eastAsia="宋体" w:cs="宋体"/>
+              <w:rFonts w:ascii="宋体" w:eastAsia="宋体" w:hAnsi="宋体" w:cs="宋体" w:hint="eastAsia"/>
               <w:szCs w:val="24"/>
             </w:rPr>
             <w:fldChar w:fldCharType="separate"/>
@@ -3144,7 +3117,7 @@
           </w:r>
           <w:r>
             <w:rPr>
-              <w:rFonts w:hint="eastAsia" w:ascii="宋体" w:hAnsi="宋体" w:eastAsia="宋体" w:cs="宋体"/>
+              <w:rFonts w:ascii="宋体" w:eastAsia="宋体" w:hAnsi="宋体" w:cs="宋体" w:hint="eastAsia"/>
               <w:szCs w:val="24"/>
             </w:rPr>
             <w:fldChar w:fldCharType="end"/>
@@ -3152,28 +3125,28 @@
         </w:p>
         <w:p>
           <w:pPr>
-            <w:pStyle w:val="16"/>
+            <w:pStyle w:val="TOC1"/>
             <w:tabs>
               <w:tab w:val="right" w:leader="dot" w:pos="8306"/>
             </w:tabs>
           </w:pPr>
           <w:r>
             <w:rPr>
-              <w:rFonts w:hint="eastAsia" w:ascii="宋体" w:hAnsi="宋体" w:eastAsia="宋体" w:cs="宋体"/>
+              <w:rFonts w:ascii="宋体" w:eastAsia="宋体" w:hAnsi="宋体" w:cs="宋体" w:hint="eastAsia"/>
               <w:szCs w:val="24"/>
             </w:rPr>
             <w:fldChar w:fldCharType="begin"/>
           </w:r>
           <w:r>
             <w:rPr>
-              <w:rFonts w:hint="eastAsia" w:ascii="宋体" w:hAnsi="宋体" w:eastAsia="宋体" w:cs="宋体"/>
+              <w:rFonts w:ascii="宋体" w:eastAsia="宋体" w:hAnsi="宋体" w:cs="宋体" w:hint="eastAsia"/>
               <w:szCs w:val="24"/>
             </w:rPr>
             <w:instrText xml:space="preserve"> HYPERLINK \l _Toc27799 </w:instrText>
           </w:r>
           <w:r>
             <w:rPr>
-              <w:rFonts w:hint="eastAsia" w:ascii="宋体" w:hAnsi="宋体" w:eastAsia="宋体" w:cs="宋体"/>
+              <w:rFonts w:ascii="宋体" w:eastAsia="宋体" w:hAnsi="宋体" w:cs="宋体" w:hint="eastAsia"/>
               <w:szCs w:val="24"/>
             </w:rPr>
             <w:fldChar w:fldCharType="separate"/>
@@ -3212,7 +3185,7 @@
           </w:r>
           <w:r>
             <w:rPr>
-              <w:rFonts w:hint="eastAsia" w:ascii="宋体" w:hAnsi="宋体" w:eastAsia="宋体" w:cs="宋体"/>
+              <w:rFonts w:ascii="宋体" w:eastAsia="宋体" w:hAnsi="宋体" w:cs="宋体" w:hint="eastAsia"/>
               <w:szCs w:val="24"/>
             </w:rPr>
             <w:fldChar w:fldCharType="end"/>
@@ -3220,28 +3193,28 @@
         </w:p>
         <w:p>
           <w:pPr>
-            <w:pStyle w:val="16"/>
+            <w:pStyle w:val="TOC1"/>
             <w:tabs>
               <w:tab w:val="right" w:leader="dot" w:pos="8306"/>
             </w:tabs>
           </w:pPr>
           <w:r>
             <w:rPr>
-              <w:rFonts w:hint="eastAsia" w:ascii="宋体" w:hAnsi="宋体" w:eastAsia="宋体" w:cs="宋体"/>
+              <w:rFonts w:ascii="宋体" w:eastAsia="宋体" w:hAnsi="宋体" w:cs="宋体" w:hint="eastAsia"/>
               <w:szCs w:val="24"/>
             </w:rPr>
             <w:fldChar w:fldCharType="begin"/>
           </w:r>
           <w:r>
             <w:rPr>
-              <w:rFonts w:hint="eastAsia" w:ascii="宋体" w:hAnsi="宋体" w:eastAsia="宋体" w:cs="宋体"/>
+              <w:rFonts w:ascii="宋体" w:eastAsia="宋体" w:hAnsi="宋体" w:cs="宋体" w:hint="eastAsia"/>
               <w:szCs w:val="24"/>
             </w:rPr>
             <w:instrText xml:space="preserve"> HYPERLINK \l _Toc11537 </w:instrText>
           </w:r>
           <w:r>
             <w:rPr>
-              <w:rFonts w:hint="eastAsia" w:ascii="宋体" w:hAnsi="宋体" w:eastAsia="宋体" w:cs="宋体"/>
+              <w:rFonts w:ascii="宋体" w:eastAsia="宋体" w:hAnsi="宋体" w:cs="宋体" w:hint="eastAsia"/>
               <w:szCs w:val="24"/>
             </w:rPr>
             <w:fldChar w:fldCharType="separate"/>
@@ -3273,7 +3246,7 @@
           </w:r>
           <w:r>
             <w:rPr>
-              <w:rFonts w:hint="eastAsia" w:ascii="宋体" w:hAnsi="宋体" w:eastAsia="宋体" w:cs="宋体"/>
+              <w:rFonts w:ascii="宋体" w:eastAsia="宋体" w:hAnsi="宋体" w:cs="宋体" w:hint="eastAsia"/>
               <w:szCs w:val="24"/>
             </w:rPr>
             <w:fldChar w:fldCharType="end"/>
@@ -3296,7 +3269,7 @@
             <w:snapToGrid w:val="0"/>
             <w:textAlignment w:val="baseline"/>
             <w:rPr>
-              <w:rFonts w:hint="eastAsia" w:ascii="宋体" w:hAnsi="宋体" w:eastAsia="宋体" w:cs="宋体"/>
+              <w:rFonts w:ascii="宋体" w:eastAsia="宋体" w:hAnsi="宋体" w:cs="宋体" w:hint="eastAsia"/>
               <w:snapToGrid w:val="0"/>
               <w:color w:val="000000"/>
               <w:kern w:val="0"/>
@@ -3307,7 +3280,7 @@
           </w:pPr>
           <w:r>
             <w:rPr>
-              <w:rFonts w:hint="eastAsia" w:ascii="宋体" w:hAnsi="宋体" w:eastAsia="宋体" w:cs="宋体"/>
+              <w:rFonts w:ascii="宋体" w:eastAsia="宋体" w:hAnsi="宋体" w:cs="宋体" w:hint="eastAsia"/>
               <w:szCs w:val="24"/>
             </w:rPr>
             <w:fldChar w:fldCharType="end"/>
@@ -3332,7 +3305,7 @@
         <w:snapToGrid w:val="0"/>
         <w:textAlignment w:val="baseline"/>
         <w:rPr>
-          <w:rFonts w:ascii="Arial" w:hAnsi="Arial" w:eastAsia="Arial" w:cs="Arial"/>
+          <w:rFonts w:ascii="Arial" w:eastAsia="Arial" w:hAnsi="Arial" w:cs="Arial"/>
           <w:snapToGrid w:val="0"/>
           <w:color w:val="000000"/>
           <w:kern w:val="0"/>
@@ -3343,7 +3316,7 @@
       </w:pPr>
       <w:r>
         <w:rPr>
-          <w:rFonts w:ascii="Arial" w:hAnsi="Arial" w:eastAsia="Arial" w:cs="Arial"/>
+          <w:rFonts w:ascii="Arial" w:eastAsia="Arial" w:hAnsi="Arial" w:cs="Arial"/>
           <w:snapToGrid w:val="0"/>
           <w:color w:val="000000"/>
           <w:kern w:val="0"/>
@@ -3356,27 +3329,27 @@
     </w:p>
     <w:p>
       <w:pPr>
-        <w:pStyle w:val="28"/>
-        <w:keepNext w:val="0"/>
-        <w:keepLines w:val="0"/>
-        <w:pageBreakBefore w:val="0"/>
-        <w:widowControl w:val="0"/>
-        <w:kinsoku w:val="0"/>
-        <w:wordWrap/>
-        <w:overflowPunct/>
-        <w:topLinePunct w:val="0"/>
-        <w:autoSpaceDE w:val="0"/>
-        <w:autoSpaceDN w:val="0"/>
-        <w:bidi w:val="0"/>
-        <w:adjustRightInd w:val="0"/>
-        <w:snapToGrid w:val="0"/>
-        <w:textAlignment w:val="baseline"/>
-        <w:rPr>
-          <w:rFonts w:hint="default"/>
-          <w:lang w:val="en-US" w:eastAsia="zh-CN"/>
-        </w:rPr>
-      </w:pPr>
-      <w:bookmarkStart w:id="3" w:name="_Toc19918"/>
+        <w:pStyle w:val="1"/>
+        <w:keepNext w:val="0"/>
+        <w:keepLines w:val="0"/>
+        <w:pageBreakBefore w:val="0"/>
+        <w:widowControl w:val="0"/>
+        <w:kinsoku w:val="0"/>
+        <w:wordWrap/>
+        <w:overflowPunct/>
+        <w:topLinePunct w:val="0"/>
+        <w:autoSpaceDE w:val="0"/>
+        <w:autoSpaceDN w:val="0"/>
+        <w:bidi w:val="0"/>
+        <w:adjustRightInd w:val="0"/>
+        <w:snapToGrid w:val="0"/>
+        <w:textAlignment w:val="baseline"/>
+        <w:rPr>
+          <w:rFonts w:hint="default"/>
+          <w:lang w:val="en-US" w:eastAsia="zh-CN"/>
+        </w:rPr>
+      </w:pPr>
+      <w:bookmarkStart w:id="4" w:name="_Toc19918"/>
       <w:r>
         <w:rPr>
           <w:rFonts w:hint="default"/>
@@ -3384,11 +3357,11 @@
         </w:rPr>
         <w:t>目的与作用</w:t>
       </w:r>
-      <w:bookmarkEnd w:id="3"/>
-    </w:p>
-    <w:p>
-      <w:pPr>
-        <w:pStyle w:val="29"/>
+      <w:bookmarkEnd w:id="4"/>
+    </w:p>
+    <w:p>
+      <w:pPr>
+        <w:pStyle w:val="a1"/>
         <w:keepNext w:val="0"/>
         <w:keepLines w:val="0"/>
         <w:pageBreakBefore w:val="0"/>
@@ -3418,27 +3391,27 @@
     </w:p>
     <w:p>
       <w:pPr>
-        <w:pStyle w:val="28"/>
-        <w:keepNext w:val="0"/>
-        <w:keepLines w:val="0"/>
-        <w:pageBreakBefore w:val="0"/>
-        <w:widowControl w:val="0"/>
-        <w:kinsoku w:val="0"/>
-        <w:wordWrap/>
-        <w:overflowPunct/>
-        <w:topLinePunct w:val="0"/>
-        <w:autoSpaceDE w:val="0"/>
-        <w:autoSpaceDN w:val="0"/>
-        <w:bidi w:val="0"/>
-        <w:adjustRightInd w:val="0"/>
-        <w:snapToGrid w:val="0"/>
-        <w:textAlignment w:val="baseline"/>
-        <w:rPr>
-          <w:rFonts w:hint="default"/>
-          <w:lang w:val="en-US" w:eastAsia="zh-CN"/>
-        </w:rPr>
-      </w:pPr>
-      <w:bookmarkStart w:id="4" w:name="_Toc21596"/>
+        <w:pStyle w:val="1"/>
+        <w:keepNext w:val="0"/>
+        <w:keepLines w:val="0"/>
+        <w:pageBreakBefore w:val="0"/>
+        <w:widowControl w:val="0"/>
+        <w:kinsoku w:val="0"/>
+        <w:wordWrap/>
+        <w:overflowPunct/>
+        <w:topLinePunct w:val="0"/>
+        <w:autoSpaceDE w:val="0"/>
+        <w:autoSpaceDN w:val="0"/>
+        <w:bidi w:val="0"/>
+        <w:adjustRightInd w:val="0"/>
+        <w:snapToGrid w:val="0"/>
+        <w:textAlignment w:val="baseline"/>
+        <w:rPr>
+          <w:rFonts w:hint="default"/>
+          <w:lang w:val="en-US" w:eastAsia="zh-CN"/>
+        </w:rPr>
+      </w:pPr>
+      <w:bookmarkStart w:id="5" w:name="_Toc21596"/>
       <w:r>
         <w:rPr>
           <w:rFonts w:hint="default"/>
@@ -3446,31 +3419,31 @@
         </w:rPr>
         <w:t>管理职责</w:t>
       </w:r>
-      <w:bookmarkEnd w:id="4"/>
-    </w:p>
-    <w:p>
-      <w:pPr>
-        <w:pStyle w:val="30"/>
-        <w:keepNext w:val="0"/>
-        <w:keepLines w:val="0"/>
-        <w:pageBreakBefore w:val="0"/>
-        <w:widowControl w:val="0"/>
-        <w:kinsoku w:val="0"/>
-        <w:wordWrap/>
-        <w:overflowPunct/>
-        <w:topLinePunct w:val="0"/>
-        <w:autoSpaceDE w:val="0"/>
-        <w:autoSpaceDN w:val="0"/>
-        <w:bidi w:val="0"/>
-        <w:adjustRightInd w:val="0"/>
-        <w:snapToGrid w:val="0"/>
-        <w:textAlignment w:val="baseline"/>
-        <w:rPr>
-          <w:rFonts w:hint="default"/>
-          <w:lang w:val="en-US" w:eastAsia="zh-CN"/>
-        </w:rPr>
-      </w:pPr>
-      <w:bookmarkStart w:id="5" w:name="_Toc24116"/>
+      <w:bookmarkEnd w:id="5"/>
+    </w:p>
+    <w:p>
+      <w:pPr>
+        <w:pStyle w:val="2"/>
+        <w:keepNext w:val="0"/>
+        <w:keepLines w:val="0"/>
+        <w:pageBreakBefore w:val="0"/>
+        <w:widowControl w:val="0"/>
+        <w:kinsoku w:val="0"/>
+        <w:wordWrap/>
+        <w:overflowPunct/>
+        <w:topLinePunct w:val="0"/>
+        <w:autoSpaceDE w:val="0"/>
+        <w:autoSpaceDN w:val="0"/>
+        <w:bidi w:val="0"/>
+        <w:adjustRightInd w:val="0"/>
+        <w:snapToGrid w:val="0"/>
+        <w:textAlignment w:val="baseline"/>
+        <w:rPr>
+          <w:rFonts w:hint="default"/>
+          <w:lang w:val="en-US" w:eastAsia="zh-CN"/>
+        </w:rPr>
+      </w:pPr>
+      <w:bookmarkStart w:id="6" w:name="_Toc24116"/>
       <w:r>
         <w:rPr>
           <w:rFonts w:hint="default"/>
@@ -3478,11 +3451,11 @@
         </w:rPr>
         <w:t>人力部</w:t>
       </w:r>
-      <w:bookmarkEnd w:id="5"/>
-    </w:p>
-    <w:p>
-      <w:pPr>
-        <w:pStyle w:val="29"/>
+      <w:bookmarkEnd w:id="6"/>
+    </w:p>
+    <w:p>
+      <w:pPr>
+        <w:pStyle w:val="a1"/>
         <w:keepNext w:val="0"/>
         <w:keepLines w:val="0"/>
         <w:pageBreakBefore w:val="0"/>
@@ -3512,7 +3485,7 @@
     </w:p>
     <w:p>
       <w:pPr>
-        <w:pStyle w:val="29"/>
+        <w:pStyle w:val="a1"/>
         <w:keepNext w:val="0"/>
         <w:keepLines w:val="0"/>
         <w:pageBreakBefore w:val="0"/>
@@ -3542,7 +3515,7 @@
     </w:p>
     <w:p>
       <w:pPr>
-        <w:pStyle w:val="29"/>
+        <w:pStyle w:val="a1"/>
         <w:keepNext w:val="0"/>
         <w:keepLines w:val="0"/>
         <w:pageBreakBefore w:val="0"/>
@@ -3572,7 +3545,7 @@
     </w:p>
     <w:p>
       <w:pPr>
-        <w:pStyle w:val="29"/>
+        <w:pStyle w:val="a1"/>
         <w:keepNext w:val="0"/>
         <w:keepLines w:val="0"/>
         <w:pageBreakBefore w:val="0"/>
@@ -3602,7 +3575,7 @@
     </w:p>
     <w:p>
       <w:pPr>
-        <w:pStyle w:val="29"/>
+        <w:pStyle w:val="a1"/>
         <w:keepNext w:val="0"/>
         <w:keepLines w:val="0"/>
         <w:pageBreakBefore w:val="0"/>
@@ -3632,7 +3605,7 @@
     </w:p>
     <w:p>
       <w:pPr>
-        <w:pStyle w:val="29"/>
+        <w:pStyle w:val="a1"/>
         <w:keepNext w:val="0"/>
         <w:keepLines w:val="0"/>
         <w:pageBreakBefore w:val="0"/>
@@ -3662,7 +3635,7 @@
     </w:p>
     <w:p>
       <w:pPr>
-        <w:pStyle w:val="29"/>
+        <w:pStyle w:val="a1"/>
         <w:keepNext w:val="0"/>
         <w:keepLines w:val="0"/>
         <w:pageBreakBefore w:val="0"/>
@@ -3692,7 +3665,7 @@
     </w:p>
     <w:p>
       <w:pPr>
-        <w:pStyle w:val="29"/>
+        <w:pStyle w:val="a1"/>
         <w:keepNext w:val="0"/>
         <w:keepLines w:val="0"/>
         <w:pageBreakBefore w:val="0"/>
@@ -3722,7 +3695,7 @@
     </w:p>
     <w:p>
       <w:pPr>
-        <w:pStyle w:val="29"/>
+        <w:pStyle w:val="a1"/>
         <w:keepNext w:val="0"/>
         <w:keepLines w:val="0"/>
         <w:pageBreakBefore w:val="0"/>
@@ -3752,7 +3725,7 @@
     </w:p>
     <w:p>
       <w:pPr>
-        <w:pStyle w:val="29"/>
+        <w:pStyle w:val="a1"/>
         <w:keepNext w:val="0"/>
         <w:keepLines w:val="0"/>
         <w:pageBreakBefore w:val="0"/>
@@ -3782,27 +3755,27 @@
     </w:p>
     <w:p>
       <w:pPr>
-        <w:pStyle w:val="30"/>
-        <w:keepNext w:val="0"/>
-        <w:keepLines w:val="0"/>
-        <w:pageBreakBefore w:val="0"/>
-        <w:widowControl w:val="0"/>
-        <w:kinsoku w:val="0"/>
-        <w:wordWrap/>
-        <w:overflowPunct/>
-        <w:topLinePunct w:val="0"/>
-        <w:autoSpaceDE w:val="0"/>
-        <w:autoSpaceDN w:val="0"/>
-        <w:bidi w:val="0"/>
-        <w:adjustRightInd w:val="0"/>
-        <w:snapToGrid w:val="0"/>
-        <w:textAlignment w:val="baseline"/>
-        <w:rPr>
-          <w:rFonts w:hint="default"/>
-          <w:lang w:val="en-US" w:eastAsia="zh-CN"/>
-        </w:rPr>
-      </w:pPr>
-      <w:bookmarkStart w:id="6" w:name="_Toc15375"/>
+        <w:pStyle w:val="2"/>
+        <w:keepNext w:val="0"/>
+        <w:keepLines w:val="0"/>
+        <w:pageBreakBefore w:val="0"/>
+        <w:widowControl w:val="0"/>
+        <w:kinsoku w:val="0"/>
+        <w:wordWrap/>
+        <w:overflowPunct/>
+        <w:topLinePunct w:val="0"/>
+        <w:autoSpaceDE w:val="0"/>
+        <w:autoSpaceDN w:val="0"/>
+        <w:bidi w:val="0"/>
+        <w:adjustRightInd w:val="0"/>
+        <w:snapToGrid w:val="0"/>
+        <w:textAlignment w:val="baseline"/>
+        <w:rPr>
+          <w:rFonts w:hint="default"/>
+          <w:lang w:val="en-US" w:eastAsia="zh-CN"/>
+        </w:rPr>
+      </w:pPr>
+      <w:bookmarkStart w:id="7" w:name="_Toc15375"/>
       <w:r>
         <w:rPr>
           <w:rFonts w:hint="default"/>
@@ -3810,11 +3783,11 @@
         </w:rPr>
         <w:t>公司管理层</w:t>
       </w:r>
-      <w:bookmarkEnd w:id="6"/>
-    </w:p>
-    <w:p>
-      <w:pPr>
-        <w:pStyle w:val="29"/>
+      <w:bookmarkEnd w:id="7"/>
+    </w:p>
+    <w:p>
+      <w:pPr>
+        <w:pStyle w:val="a1"/>
         <w:keepNext w:val="0"/>
         <w:keepLines w:val="0"/>
         <w:pageBreakBefore w:val="0"/>
@@ -3844,7 +3817,7 @@
     </w:p>
     <w:p>
       <w:pPr>
-        <w:pStyle w:val="29"/>
+        <w:pStyle w:val="a1"/>
         <w:keepNext w:val="0"/>
         <w:keepLines w:val="0"/>
         <w:pageBreakBefore w:val="0"/>
@@ -3874,7 +3847,7 @@
     </w:p>
     <w:p>
       <w:pPr>
-        <w:pStyle w:val="30"/>
+        <w:pStyle w:val="2"/>
         <w:keepNext w:val="0"/>
         <w:keepLines w:val="0"/>
         <w:pageBreakBefore w:val="0"/>
@@ -3894,7 +3867,7 @@
           <w:lang w:val="en-US" w:eastAsia="zh-CN"/>
         </w:rPr>
       </w:pPr>
-      <w:bookmarkStart w:id="7" w:name="_Toc29828"/>
+      <w:bookmarkStart w:id="8" w:name="_Toc29828"/>
       <w:r>
         <w:rPr>
           <w:rFonts w:hint="eastAsia"/>
@@ -3902,11 +3875,11 @@
         </w:rPr>
         <w:t>其他运维相关部门</w:t>
       </w:r>
-      <w:bookmarkEnd w:id="7"/>
-    </w:p>
-    <w:p>
-      <w:pPr>
-        <w:pStyle w:val="29"/>
+      <w:bookmarkEnd w:id="8"/>
+    </w:p>
+    <w:p>
+      <w:pPr>
+        <w:pStyle w:val="a1"/>
         <w:keepNext w:val="0"/>
         <w:keepLines w:val="0"/>
         <w:pageBreakBefore w:val="0"/>
@@ -3936,27 +3909,27 @@
     </w:p>
     <w:p>
       <w:pPr>
-        <w:pStyle w:val="28"/>
-        <w:keepNext w:val="0"/>
-        <w:keepLines w:val="0"/>
-        <w:pageBreakBefore w:val="0"/>
-        <w:widowControl w:val="0"/>
-        <w:kinsoku w:val="0"/>
-        <w:wordWrap/>
-        <w:overflowPunct/>
-        <w:topLinePunct w:val="0"/>
-        <w:autoSpaceDE w:val="0"/>
-        <w:autoSpaceDN w:val="0"/>
-        <w:bidi w:val="0"/>
-        <w:adjustRightInd w:val="0"/>
-        <w:snapToGrid w:val="0"/>
-        <w:textAlignment w:val="baseline"/>
-        <w:rPr>
-          <w:rFonts w:hint="default"/>
-          <w:lang w:val="en-US" w:eastAsia="zh-CN"/>
-        </w:rPr>
-      </w:pPr>
-      <w:bookmarkStart w:id="8" w:name="_Toc18564"/>
+        <w:pStyle w:val="1"/>
+        <w:keepNext w:val="0"/>
+        <w:keepLines w:val="0"/>
+        <w:pageBreakBefore w:val="0"/>
+        <w:widowControl w:val="0"/>
+        <w:kinsoku w:val="0"/>
+        <w:wordWrap/>
+        <w:overflowPunct/>
+        <w:topLinePunct w:val="0"/>
+        <w:autoSpaceDE w:val="0"/>
+        <w:autoSpaceDN w:val="0"/>
+        <w:bidi w:val="0"/>
+        <w:adjustRightInd w:val="0"/>
+        <w:snapToGrid w:val="0"/>
+        <w:textAlignment w:val="baseline"/>
+        <w:rPr>
+          <w:rFonts w:hint="default"/>
+          <w:lang w:val="en-US" w:eastAsia="zh-CN"/>
+        </w:rPr>
+      </w:pPr>
+      <w:bookmarkStart w:id="9" w:name="_Toc18564"/>
       <w:r>
         <w:rPr>
           <w:rFonts w:hint="default"/>
@@ -3964,11 +3937,11 @@
         </w:rPr>
         <w:t>招聘工作管理原则</w:t>
       </w:r>
-      <w:bookmarkEnd w:id="8"/>
-    </w:p>
-    <w:p>
-      <w:pPr>
-        <w:pStyle w:val="29"/>
+      <w:bookmarkEnd w:id="9"/>
+    </w:p>
+    <w:p>
+      <w:pPr>
+        <w:pStyle w:val="a1"/>
         <w:keepNext w:val="0"/>
         <w:keepLines w:val="0"/>
         <w:pageBreakBefore w:val="0"/>
@@ -3986,7 +3959,7 @@
         <w:bidi w:val="0"/>
         <w:adjustRightInd w:val="0"/>
         <w:snapToGrid w:val="0"/>
-        <w:ind w:left="425" w:leftChars="0" w:hanging="425" w:firstLineChars="0"/>
+        <w:ind w:left="425" w:hanging="425" w:leftChars="0" w:firstLineChars="0"/>
         <w:textAlignment w:val="baseline"/>
         <w:rPr>
           <w:rFonts w:hint="default"/>
@@ -4003,7 +3976,7 @@
     </w:p>
     <w:p>
       <w:pPr>
-        <w:pStyle w:val="29"/>
+        <w:pStyle w:val="a1"/>
         <w:keepNext w:val="0"/>
         <w:keepLines w:val="0"/>
         <w:pageBreakBefore w:val="0"/>
@@ -4021,7 +3994,7 @@
         <w:bidi w:val="0"/>
         <w:adjustRightInd w:val="0"/>
         <w:snapToGrid w:val="0"/>
-        <w:ind w:left="425" w:leftChars="0" w:hanging="425" w:firstLineChars="0"/>
+        <w:ind w:left="425" w:hanging="425" w:leftChars="0" w:firstLineChars="0"/>
         <w:textAlignment w:val="baseline"/>
         <w:rPr>
           <w:rFonts w:hint="default"/>
@@ -4038,7 +4011,7 @@
     </w:p>
     <w:p>
       <w:pPr>
-        <w:pStyle w:val="29"/>
+        <w:pStyle w:val="a1"/>
         <w:keepNext w:val="0"/>
         <w:keepLines w:val="0"/>
         <w:pageBreakBefore w:val="0"/>
@@ -4056,7 +4029,7 @@
         <w:bidi w:val="0"/>
         <w:adjustRightInd w:val="0"/>
         <w:snapToGrid w:val="0"/>
-        <w:ind w:left="425" w:leftChars="0" w:hanging="425" w:firstLineChars="0"/>
+        <w:ind w:left="425" w:hanging="425" w:leftChars="0" w:firstLineChars="0"/>
         <w:textAlignment w:val="baseline"/>
         <w:rPr>
           <w:rFonts w:hint="default"/>
@@ -4073,7 +4046,7 @@
     </w:p>
     <w:p>
       <w:pPr>
-        <w:pStyle w:val="29"/>
+        <w:pStyle w:val="a1"/>
         <w:keepNext w:val="0"/>
         <w:keepLines w:val="0"/>
         <w:pageBreakBefore w:val="0"/>
@@ -4091,7 +4064,7 @@
         <w:bidi w:val="0"/>
         <w:adjustRightInd w:val="0"/>
         <w:snapToGrid w:val="0"/>
-        <w:ind w:left="425" w:leftChars="0" w:hanging="425" w:firstLineChars="0"/>
+        <w:ind w:left="425" w:hanging="425" w:leftChars="0" w:firstLineChars="0"/>
         <w:textAlignment w:val="baseline"/>
         <w:rPr>
           <w:rFonts w:hint="default"/>
@@ -4108,7 +4081,7 @@
     </w:p>
     <w:p>
       <w:pPr>
-        <w:pStyle w:val="29"/>
+        <w:pStyle w:val="a1"/>
         <w:keepNext w:val="0"/>
         <w:keepLines w:val="0"/>
         <w:pageBreakBefore w:val="0"/>
@@ -4126,7 +4099,7 @@
         <w:bidi w:val="0"/>
         <w:adjustRightInd w:val="0"/>
         <w:snapToGrid w:val="0"/>
-        <w:ind w:left="425" w:leftChars="0" w:hanging="425" w:firstLineChars="0"/>
+        <w:ind w:left="425" w:hanging="425" w:leftChars="0" w:firstLineChars="0"/>
         <w:textAlignment w:val="baseline"/>
         <w:rPr>
           <w:rFonts w:hint="default"/>
@@ -4143,27 +4116,27 @@
     </w:p>
     <w:p>
       <w:pPr>
-        <w:pStyle w:val="28"/>
-        <w:keepNext w:val="0"/>
-        <w:keepLines w:val="0"/>
-        <w:pageBreakBefore w:val="0"/>
-        <w:widowControl w:val="0"/>
-        <w:kinsoku w:val="0"/>
-        <w:wordWrap/>
-        <w:overflowPunct/>
-        <w:topLinePunct w:val="0"/>
-        <w:autoSpaceDE w:val="0"/>
-        <w:autoSpaceDN w:val="0"/>
-        <w:bidi w:val="0"/>
-        <w:adjustRightInd w:val="0"/>
-        <w:snapToGrid w:val="0"/>
-        <w:textAlignment w:val="baseline"/>
-        <w:rPr>
-          <w:rFonts w:hint="default"/>
-          <w:lang w:val="en-US" w:eastAsia="zh-CN"/>
-        </w:rPr>
-      </w:pPr>
-      <w:bookmarkStart w:id="9" w:name="_Toc14875"/>
+        <w:pStyle w:val="1"/>
+        <w:keepNext w:val="0"/>
+        <w:keepLines w:val="0"/>
+        <w:pageBreakBefore w:val="0"/>
+        <w:widowControl w:val="0"/>
+        <w:kinsoku w:val="0"/>
+        <w:wordWrap/>
+        <w:overflowPunct/>
+        <w:topLinePunct w:val="0"/>
+        <w:autoSpaceDE w:val="0"/>
+        <w:autoSpaceDN w:val="0"/>
+        <w:bidi w:val="0"/>
+        <w:adjustRightInd w:val="0"/>
+        <w:snapToGrid w:val="0"/>
+        <w:textAlignment w:val="baseline"/>
+        <w:rPr>
+          <w:rFonts w:hint="default"/>
+          <w:lang w:val="en-US" w:eastAsia="zh-CN"/>
+        </w:rPr>
+      </w:pPr>
+      <w:bookmarkStart w:id="10" w:name="_Toc14875"/>
       <w:r>
         <w:rPr>
           <w:rFonts w:hint="default"/>
@@ -4171,31 +4144,31 @@
         </w:rPr>
         <w:t>招聘计划与需求管理</w:t>
       </w:r>
-      <w:bookmarkEnd w:id="9"/>
-    </w:p>
-    <w:p>
-      <w:pPr>
-        <w:pStyle w:val="30"/>
-        <w:keepNext w:val="0"/>
-        <w:keepLines w:val="0"/>
-        <w:pageBreakBefore w:val="0"/>
-        <w:widowControl w:val="0"/>
-        <w:kinsoku w:val="0"/>
-        <w:wordWrap/>
-        <w:overflowPunct/>
-        <w:topLinePunct w:val="0"/>
-        <w:autoSpaceDE w:val="0"/>
-        <w:autoSpaceDN w:val="0"/>
-        <w:bidi w:val="0"/>
-        <w:adjustRightInd w:val="0"/>
-        <w:snapToGrid w:val="0"/>
-        <w:textAlignment w:val="baseline"/>
-        <w:rPr>
-          <w:rFonts w:hint="default"/>
-          <w:lang w:val="en-US" w:eastAsia="zh-CN"/>
-        </w:rPr>
-      </w:pPr>
-      <w:bookmarkStart w:id="10" w:name="_Toc11138"/>
+      <w:bookmarkEnd w:id="10"/>
+    </w:p>
+    <w:p>
+      <w:pPr>
+        <w:pStyle w:val="2"/>
+        <w:keepNext w:val="0"/>
+        <w:keepLines w:val="0"/>
+        <w:pageBreakBefore w:val="0"/>
+        <w:widowControl w:val="0"/>
+        <w:kinsoku w:val="0"/>
+        <w:wordWrap/>
+        <w:overflowPunct/>
+        <w:topLinePunct w:val="0"/>
+        <w:autoSpaceDE w:val="0"/>
+        <w:autoSpaceDN w:val="0"/>
+        <w:bidi w:val="0"/>
+        <w:adjustRightInd w:val="0"/>
+        <w:snapToGrid w:val="0"/>
+        <w:textAlignment w:val="baseline"/>
+        <w:rPr>
+          <w:rFonts w:hint="default"/>
+          <w:lang w:val="en-US" w:eastAsia="zh-CN"/>
+        </w:rPr>
+      </w:pPr>
+      <w:bookmarkStart w:id="11" w:name="_Toc11138"/>
       <w:r>
         <w:rPr>
           <w:rFonts w:hint="default"/>
@@ -4203,11 +4176,11 @@
         </w:rPr>
         <w:t>需求提报</w:t>
       </w:r>
-      <w:bookmarkEnd w:id="10"/>
-    </w:p>
-    <w:p>
-      <w:pPr>
-        <w:pStyle w:val="29"/>
+      <w:bookmarkEnd w:id="11"/>
+    </w:p>
+    <w:p>
+      <w:pPr>
+        <w:pStyle w:val="a1"/>
         <w:keepNext w:val="0"/>
         <w:keepLines w:val="0"/>
         <w:pageBreakBefore w:val="0"/>
@@ -4237,7 +4210,7 @@
     </w:p>
     <w:p>
       <w:pPr>
-        <w:pStyle w:val="29"/>
+        <w:pStyle w:val="a1"/>
         <w:keepNext w:val="0"/>
         <w:keepLines w:val="0"/>
         <w:pageBreakBefore w:val="0"/>
@@ -4267,27 +4240,27 @@
     </w:p>
     <w:p>
       <w:pPr>
-        <w:pStyle w:val="30"/>
-        <w:keepNext w:val="0"/>
-        <w:keepLines w:val="0"/>
-        <w:pageBreakBefore w:val="0"/>
-        <w:widowControl w:val="0"/>
-        <w:kinsoku w:val="0"/>
-        <w:wordWrap/>
-        <w:overflowPunct/>
-        <w:topLinePunct w:val="0"/>
-        <w:autoSpaceDE w:val="0"/>
-        <w:autoSpaceDN w:val="0"/>
-        <w:bidi w:val="0"/>
-        <w:adjustRightInd w:val="0"/>
-        <w:snapToGrid w:val="0"/>
-        <w:textAlignment w:val="baseline"/>
-        <w:rPr>
-          <w:rFonts w:hint="default"/>
-          <w:lang w:val="en-US" w:eastAsia="zh-CN"/>
-        </w:rPr>
-      </w:pPr>
-      <w:bookmarkStart w:id="11" w:name="_Toc6139"/>
+        <w:pStyle w:val="2"/>
+        <w:keepNext w:val="0"/>
+        <w:keepLines w:val="0"/>
+        <w:pageBreakBefore w:val="0"/>
+        <w:widowControl w:val="0"/>
+        <w:kinsoku w:val="0"/>
+        <w:wordWrap/>
+        <w:overflowPunct/>
+        <w:topLinePunct w:val="0"/>
+        <w:autoSpaceDE w:val="0"/>
+        <w:autoSpaceDN w:val="0"/>
+        <w:bidi w:val="0"/>
+        <w:adjustRightInd w:val="0"/>
+        <w:snapToGrid w:val="0"/>
+        <w:textAlignment w:val="baseline"/>
+        <w:rPr>
+          <w:rFonts w:hint="default"/>
+          <w:lang w:val="en-US" w:eastAsia="zh-CN"/>
+        </w:rPr>
+      </w:pPr>
+      <w:bookmarkStart w:id="12" w:name="_Toc6139"/>
       <w:r>
         <w:rPr>
           <w:rFonts w:hint="default"/>
@@ -4295,11 +4268,11 @@
         </w:rPr>
         <w:t>计划制定与审批</w:t>
       </w:r>
-      <w:bookmarkEnd w:id="11"/>
-    </w:p>
-    <w:p>
-      <w:pPr>
-        <w:pStyle w:val="29"/>
+      <w:bookmarkEnd w:id="12"/>
+    </w:p>
+    <w:p>
+      <w:pPr>
+        <w:pStyle w:val="a1"/>
         <w:keepNext w:val="0"/>
         <w:keepLines w:val="0"/>
         <w:pageBreakBefore w:val="0"/>
@@ -4329,7 +4302,7 @@
     </w:p>
     <w:p>
       <w:pPr>
-        <w:pStyle w:val="29"/>
+        <w:pStyle w:val="a1"/>
         <w:keepNext w:val="0"/>
         <w:keepLines w:val="0"/>
         <w:pageBreakBefore w:val="0"/>
@@ -4359,7 +4332,7 @@
     </w:p>
     <w:p>
       <w:pPr>
-        <w:pStyle w:val="29"/>
+        <w:pStyle w:val="a1"/>
         <w:keepNext w:val="0"/>
         <w:keepLines w:val="0"/>
         <w:pageBreakBefore w:val="0"/>
@@ -4389,27 +4362,27 @@
     </w:p>
     <w:p>
       <w:pPr>
-        <w:pStyle w:val="28"/>
-        <w:keepNext w:val="0"/>
-        <w:keepLines w:val="0"/>
-        <w:pageBreakBefore w:val="0"/>
-        <w:widowControl w:val="0"/>
-        <w:kinsoku w:val="0"/>
-        <w:wordWrap/>
-        <w:overflowPunct/>
-        <w:topLinePunct w:val="0"/>
-        <w:autoSpaceDE w:val="0"/>
-        <w:autoSpaceDN w:val="0"/>
-        <w:bidi w:val="0"/>
-        <w:adjustRightInd w:val="0"/>
-        <w:snapToGrid w:val="0"/>
-        <w:textAlignment w:val="baseline"/>
-        <w:rPr>
-          <w:rFonts w:hint="default"/>
-          <w:lang w:val="en-US" w:eastAsia="zh-CN"/>
-        </w:rPr>
-      </w:pPr>
-      <w:bookmarkStart w:id="12" w:name="_Toc5875"/>
+        <w:pStyle w:val="1"/>
+        <w:keepNext w:val="0"/>
+        <w:keepLines w:val="0"/>
+        <w:pageBreakBefore w:val="0"/>
+        <w:widowControl w:val="0"/>
+        <w:kinsoku w:val="0"/>
+        <w:wordWrap/>
+        <w:overflowPunct/>
+        <w:topLinePunct w:val="0"/>
+        <w:autoSpaceDE w:val="0"/>
+        <w:autoSpaceDN w:val="0"/>
+        <w:bidi w:val="0"/>
+        <w:adjustRightInd w:val="0"/>
+        <w:snapToGrid w:val="0"/>
+        <w:textAlignment w:val="baseline"/>
+        <w:rPr>
+          <w:rFonts w:hint="default"/>
+          <w:lang w:val="en-US" w:eastAsia="zh-CN"/>
+        </w:rPr>
+      </w:pPr>
+      <w:bookmarkStart w:id="13" w:name="_Toc5875"/>
       <w:r>
         <w:rPr>
           <w:rFonts w:hint="default"/>
@@ -4417,11 +4390,11 @@
         </w:rPr>
         <w:t>招聘实施流程</w:t>
       </w:r>
-      <w:bookmarkEnd w:id="12"/>
-    </w:p>
-    <w:p>
-      <w:pPr>
-        <w:pStyle w:val="29"/>
+      <w:bookmarkEnd w:id="13"/>
+    </w:p>
+    <w:p>
+      <w:pPr>
+        <w:pStyle w:val="a1"/>
         <w:keepNext w:val="0"/>
         <w:keepLines w:val="0"/>
         <w:pageBreakBefore w:val="0"/>
@@ -4451,7 +4424,7 @@
     </w:p>
     <w:p>
       <w:pPr>
-        <w:pStyle w:val="29"/>
+        <w:pStyle w:val="a1"/>
         <w:keepNext w:val="0"/>
         <w:keepLines w:val="0"/>
         <w:pageBreakBefore w:val="0"/>
@@ -4481,7 +4454,7 @@
     </w:p>
     <w:p>
       <w:pPr>
-        <w:pStyle w:val="29"/>
+        <w:pStyle w:val="a1"/>
         <w:keepNext w:val="0"/>
         <w:keepLines w:val="0"/>
         <w:pageBreakBefore w:val="0"/>
@@ -4511,7 +4484,7 @@
     </w:p>
     <w:p>
       <w:pPr>
-        <w:pStyle w:val="29"/>
+        <w:pStyle w:val="a1"/>
         <w:keepNext w:val="0"/>
         <w:keepLines w:val="0"/>
         <w:pageBreakBefore w:val="0"/>
@@ -4541,7 +4514,7 @@
     </w:p>
     <w:p>
       <w:pPr>
-        <w:pStyle w:val="29"/>
+        <w:pStyle w:val="a1"/>
         <w:keepNext w:val="0"/>
         <w:keepLines w:val="0"/>
         <w:pageBreakBefore w:val="0"/>
@@ -4571,7 +4544,7 @@
     </w:p>
     <w:p>
       <w:pPr>
-        <w:pStyle w:val="29"/>
+        <w:pStyle w:val="a1"/>
         <w:keepNext w:val="0"/>
         <w:keepLines w:val="0"/>
         <w:pageBreakBefore w:val="0"/>
@@ -4601,7 +4574,7 @@
     </w:p>
     <w:p>
       <w:pPr>
-        <w:pStyle w:val="29"/>
+        <w:pStyle w:val="a1"/>
         <w:keepNext w:val="0"/>
         <w:keepLines w:val="0"/>
         <w:pageBreakBefore w:val="0"/>
@@ -4631,7 +4604,7 @@
     </w:p>
     <w:p>
       <w:pPr>
-        <w:pStyle w:val="29"/>
+        <w:pStyle w:val="a1"/>
         <w:keepNext w:val="0"/>
         <w:keepLines w:val="0"/>
         <w:pageBreakBefore w:val="0"/>
@@ -4661,7 +4634,7 @@
     </w:p>
     <w:p>
       <w:pPr>
-        <w:pStyle w:val="29"/>
+        <w:pStyle w:val="a1"/>
         <w:keepNext w:val="0"/>
         <w:keepLines w:val="0"/>
         <w:pageBreakBefore w:val="0"/>
@@ -4691,27 +4664,27 @@
     </w:p>
     <w:p>
       <w:pPr>
-        <w:pStyle w:val="28"/>
-        <w:keepNext w:val="0"/>
-        <w:keepLines w:val="0"/>
-        <w:pageBreakBefore w:val="0"/>
-        <w:widowControl w:val="0"/>
-        <w:kinsoku w:val="0"/>
-        <w:wordWrap/>
-        <w:overflowPunct/>
-        <w:topLinePunct w:val="0"/>
-        <w:autoSpaceDE w:val="0"/>
-        <w:autoSpaceDN w:val="0"/>
-        <w:bidi w:val="0"/>
-        <w:adjustRightInd w:val="0"/>
-        <w:snapToGrid w:val="0"/>
-        <w:textAlignment w:val="baseline"/>
-        <w:rPr>
-          <w:rFonts w:hint="default"/>
-          <w:lang w:val="en-US" w:eastAsia="zh-CN"/>
-        </w:rPr>
-      </w:pPr>
-      <w:bookmarkStart w:id="13" w:name="_Toc31120"/>
+        <w:pStyle w:val="1"/>
+        <w:keepNext w:val="0"/>
+        <w:keepLines w:val="0"/>
+        <w:pageBreakBefore w:val="0"/>
+        <w:widowControl w:val="0"/>
+        <w:kinsoku w:val="0"/>
+        <w:wordWrap/>
+        <w:overflowPunct/>
+        <w:topLinePunct w:val="0"/>
+        <w:autoSpaceDE w:val="0"/>
+        <w:autoSpaceDN w:val="0"/>
+        <w:bidi w:val="0"/>
+        <w:adjustRightInd w:val="0"/>
+        <w:snapToGrid w:val="0"/>
+        <w:textAlignment w:val="baseline"/>
+        <w:rPr>
+          <w:rFonts w:hint="default"/>
+          <w:lang w:val="en-US" w:eastAsia="zh-CN"/>
+        </w:rPr>
+      </w:pPr>
+      <w:bookmarkStart w:id="14" w:name="_Toc31120"/>
       <w:r>
         <w:rPr>
           <w:rFonts w:hint="default"/>
@@ -4719,31 +4692,31 @@
         </w:rPr>
         <w:t>录用、审批与入职</w:t>
       </w:r>
-      <w:bookmarkEnd w:id="13"/>
-    </w:p>
-    <w:p>
-      <w:pPr>
-        <w:pStyle w:val="30"/>
-        <w:keepNext w:val="0"/>
-        <w:keepLines w:val="0"/>
-        <w:pageBreakBefore w:val="0"/>
-        <w:widowControl w:val="0"/>
-        <w:kinsoku w:val="0"/>
-        <w:wordWrap/>
-        <w:overflowPunct/>
-        <w:topLinePunct w:val="0"/>
-        <w:autoSpaceDE w:val="0"/>
-        <w:autoSpaceDN w:val="0"/>
-        <w:bidi w:val="0"/>
-        <w:adjustRightInd w:val="0"/>
-        <w:snapToGrid w:val="0"/>
-        <w:textAlignment w:val="baseline"/>
-        <w:rPr>
-          <w:rFonts w:hint="default"/>
-          <w:lang w:val="en-US" w:eastAsia="zh-CN"/>
-        </w:rPr>
-      </w:pPr>
-      <w:bookmarkStart w:id="14" w:name="_Toc27928"/>
+      <w:bookmarkEnd w:id="14"/>
+    </w:p>
+    <w:p>
+      <w:pPr>
+        <w:pStyle w:val="2"/>
+        <w:keepNext w:val="0"/>
+        <w:keepLines w:val="0"/>
+        <w:pageBreakBefore w:val="0"/>
+        <w:widowControl w:val="0"/>
+        <w:kinsoku w:val="0"/>
+        <w:wordWrap/>
+        <w:overflowPunct/>
+        <w:topLinePunct w:val="0"/>
+        <w:autoSpaceDE w:val="0"/>
+        <w:autoSpaceDN w:val="0"/>
+        <w:bidi w:val="0"/>
+        <w:adjustRightInd w:val="0"/>
+        <w:snapToGrid w:val="0"/>
+        <w:textAlignment w:val="baseline"/>
+        <w:rPr>
+          <w:rFonts w:hint="default"/>
+          <w:lang w:val="en-US" w:eastAsia="zh-CN"/>
+        </w:rPr>
+      </w:pPr>
+      <w:bookmarkStart w:id="15" w:name="_Toc27928"/>
       <w:r>
         <w:rPr>
           <w:rFonts w:hint="default"/>
@@ -4751,11 +4724,11 @@
         </w:rPr>
         <w:t>录用决策与审批</w:t>
       </w:r>
-      <w:bookmarkEnd w:id="14"/>
-    </w:p>
-    <w:p>
-      <w:pPr>
-        <w:pStyle w:val="29"/>
+      <w:bookmarkEnd w:id="15"/>
+    </w:p>
+    <w:p>
+      <w:pPr>
+        <w:pStyle w:val="a1"/>
         <w:keepNext w:val="0"/>
         <w:keepLines w:val="0"/>
         <w:pageBreakBefore w:val="0"/>
@@ -4785,7 +4758,7 @@
     </w:p>
     <w:p>
       <w:pPr>
-        <w:pStyle w:val="29"/>
+        <w:pStyle w:val="a1"/>
         <w:keepNext w:val="0"/>
         <w:keepLines w:val="0"/>
         <w:pageBreakBefore w:val="0"/>
@@ -4815,7 +4788,7 @@
     </w:p>
     <w:p>
       <w:pPr>
-        <w:pStyle w:val="29"/>
+        <w:pStyle w:val="a1"/>
         <w:keepNext w:val="0"/>
         <w:keepLines w:val="0"/>
         <w:pageBreakBefore w:val="0"/>
@@ -4845,27 +4818,27 @@
     </w:p>
     <w:p>
       <w:pPr>
-        <w:pStyle w:val="30"/>
-        <w:keepNext w:val="0"/>
-        <w:keepLines w:val="0"/>
-        <w:pageBreakBefore w:val="0"/>
-        <w:widowControl w:val="0"/>
-        <w:kinsoku w:val="0"/>
-        <w:wordWrap/>
-        <w:overflowPunct/>
-        <w:topLinePunct w:val="0"/>
-        <w:autoSpaceDE w:val="0"/>
-        <w:autoSpaceDN w:val="0"/>
-        <w:bidi w:val="0"/>
-        <w:adjustRightInd w:val="0"/>
-        <w:snapToGrid w:val="0"/>
-        <w:textAlignment w:val="baseline"/>
-        <w:rPr>
-          <w:rFonts w:hint="default"/>
-          <w:lang w:val="en-US" w:eastAsia="zh-CN"/>
-        </w:rPr>
-      </w:pPr>
-      <w:bookmarkStart w:id="15" w:name="_Toc21139"/>
+        <w:pStyle w:val="2"/>
+        <w:keepNext w:val="0"/>
+        <w:keepLines w:val="0"/>
+        <w:pageBreakBefore w:val="0"/>
+        <w:widowControl w:val="0"/>
+        <w:kinsoku w:val="0"/>
+        <w:wordWrap/>
+        <w:overflowPunct/>
+        <w:topLinePunct w:val="0"/>
+        <w:autoSpaceDE w:val="0"/>
+        <w:autoSpaceDN w:val="0"/>
+        <w:bidi w:val="0"/>
+        <w:adjustRightInd w:val="0"/>
+        <w:snapToGrid w:val="0"/>
+        <w:textAlignment w:val="baseline"/>
+        <w:rPr>
+          <w:rFonts w:hint="default"/>
+          <w:lang w:val="en-US" w:eastAsia="zh-CN"/>
+        </w:rPr>
+      </w:pPr>
+      <w:bookmarkStart w:id="16" w:name="_Toc21139"/>
       <w:r>
         <w:rPr>
           <w:rFonts w:hint="default"/>
@@ -4873,11 +4846,11 @@
         </w:rPr>
         <w:t>入职报到手续</w:t>
       </w:r>
-      <w:bookmarkEnd w:id="15"/>
-    </w:p>
-    <w:p>
-      <w:pPr>
-        <w:pStyle w:val="29"/>
+      <w:bookmarkEnd w:id="16"/>
+    </w:p>
+    <w:p>
+      <w:pPr>
+        <w:pStyle w:val="a1"/>
         <w:keepNext w:val="0"/>
         <w:keepLines w:val="0"/>
         <w:pageBreakBefore w:val="0"/>
@@ -4907,7 +4880,7 @@
     </w:p>
     <w:p>
       <w:pPr>
-        <w:pStyle w:val="29"/>
+        <w:pStyle w:val="a1"/>
         <w:keepNext w:val="0"/>
         <w:keepLines w:val="0"/>
         <w:pageBreakBefore w:val="0"/>
@@ -4937,7 +4910,7 @@
     </w:p>
     <w:p>
       <w:pPr>
-        <w:pStyle w:val="29"/>
+        <w:pStyle w:val="a1"/>
         <w:keepNext w:val="0"/>
         <w:keepLines w:val="0"/>
         <w:pageBreakBefore w:val="0"/>
@@ -4967,27 +4940,27 @@
     </w:p>
     <w:p>
       <w:pPr>
-        <w:pStyle w:val="30"/>
-        <w:keepNext w:val="0"/>
-        <w:keepLines w:val="0"/>
-        <w:pageBreakBefore w:val="0"/>
-        <w:widowControl w:val="0"/>
-        <w:kinsoku w:val="0"/>
-        <w:wordWrap/>
-        <w:overflowPunct/>
-        <w:topLinePunct w:val="0"/>
-        <w:autoSpaceDE w:val="0"/>
-        <w:autoSpaceDN w:val="0"/>
-        <w:bidi w:val="0"/>
-        <w:adjustRightInd w:val="0"/>
-        <w:snapToGrid w:val="0"/>
-        <w:textAlignment w:val="baseline"/>
-        <w:rPr>
-          <w:rFonts w:hint="default"/>
-          <w:lang w:val="en-US" w:eastAsia="zh-CN"/>
-        </w:rPr>
-      </w:pPr>
-      <w:bookmarkStart w:id="16" w:name="_Toc27481"/>
+        <w:pStyle w:val="2"/>
+        <w:keepNext w:val="0"/>
+        <w:keepLines w:val="0"/>
+        <w:pageBreakBefore w:val="0"/>
+        <w:widowControl w:val="0"/>
+        <w:kinsoku w:val="0"/>
+        <w:wordWrap/>
+        <w:overflowPunct/>
+        <w:topLinePunct w:val="0"/>
+        <w:autoSpaceDE w:val="0"/>
+        <w:autoSpaceDN w:val="0"/>
+        <w:bidi w:val="0"/>
+        <w:adjustRightInd w:val="0"/>
+        <w:snapToGrid w:val="0"/>
+        <w:textAlignment w:val="baseline"/>
+        <w:rPr>
+          <w:rFonts w:hint="default"/>
+          <w:lang w:val="en-US" w:eastAsia="zh-CN"/>
+        </w:rPr>
+      </w:pPr>
+      <w:bookmarkStart w:id="17" w:name="_Toc27481"/>
       <w:r>
         <w:rPr>
           <w:rFonts w:hint="default"/>
@@ -4995,11 +4968,11 @@
         </w:rPr>
         <w:t>入职引导与培训</w:t>
       </w:r>
-      <w:bookmarkEnd w:id="16"/>
-    </w:p>
-    <w:p>
-      <w:pPr>
-        <w:pStyle w:val="29"/>
+      <w:bookmarkEnd w:id="17"/>
+    </w:p>
+    <w:p>
+      <w:pPr>
+        <w:pStyle w:val="a1"/>
         <w:keepNext w:val="0"/>
         <w:keepLines w:val="0"/>
         <w:pageBreakBefore w:val="0"/>
@@ -5029,7 +5002,7 @@
     </w:p>
     <w:p>
       <w:pPr>
-        <w:pStyle w:val="29"/>
+        <w:pStyle w:val="a1"/>
         <w:keepNext w:val="0"/>
         <w:keepLines w:val="0"/>
         <w:pageBreakBefore w:val="0"/>
@@ -5059,27 +5032,27 @@
     </w:p>
     <w:p>
       <w:pPr>
-        <w:pStyle w:val="28"/>
-        <w:keepNext w:val="0"/>
-        <w:keepLines w:val="0"/>
-        <w:pageBreakBefore w:val="0"/>
-        <w:widowControl w:val="0"/>
-        <w:kinsoku w:val="0"/>
-        <w:wordWrap/>
-        <w:overflowPunct/>
-        <w:topLinePunct w:val="0"/>
-        <w:autoSpaceDE w:val="0"/>
-        <w:autoSpaceDN w:val="0"/>
-        <w:bidi w:val="0"/>
-        <w:adjustRightInd w:val="0"/>
-        <w:snapToGrid w:val="0"/>
-        <w:textAlignment w:val="baseline"/>
-        <w:rPr>
-          <w:rFonts w:hint="default"/>
-          <w:lang w:val="en-US" w:eastAsia="zh-CN"/>
-        </w:rPr>
-      </w:pPr>
-      <w:bookmarkStart w:id="17" w:name="_Toc26905"/>
+        <w:pStyle w:val="1"/>
+        <w:keepNext w:val="0"/>
+        <w:keepLines w:val="0"/>
+        <w:pageBreakBefore w:val="0"/>
+        <w:widowControl w:val="0"/>
+        <w:kinsoku w:val="0"/>
+        <w:wordWrap/>
+        <w:overflowPunct/>
+        <w:topLinePunct w:val="0"/>
+        <w:autoSpaceDE w:val="0"/>
+        <w:autoSpaceDN w:val="0"/>
+        <w:bidi w:val="0"/>
+        <w:adjustRightInd w:val="0"/>
+        <w:snapToGrid w:val="0"/>
+        <w:textAlignment w:val="baseline"/>
+        <w:rPr>
+          <w:rFonts w:hint="default"/>
+          <w:lang w:val="en-US" w:eastAsia="zh-CN"/>
+        </w:rPr>
+      </w:pPr>
+      <w:bookmarkStart w:id="18" w:name="_Toc26905"/>
       <w:r>
         <w:rPr>
           <w:rFonts w:hint="default"/>
@@ -5087,11 +5060,11 @@
         </w:rPr>
         <w:t>试用期与转正管理</w:t>
       </w:r>
-      <w:bookmarkEnd w:id="17"/>
-    </w:p>
-    <w:p>
-      <w:pPr>
-        <w:pStyle w:val="29"/>
+      <w:bookmarkEnd w:id="18"/>
+    </w:p>
+    <w:p>
+      <w:pPr>
+        <w:pStyle w:val="a1"/>
         <w:keepNext w:val="0"/>
         <w:keepLines w:val="0"/>
         <w:pageBreakBefore w:val="0"/>
@@ -5121,7 +5094,7 @@
     </w:p>
     <w:p>
       <w:pPr>
-        <w:pStyle w:val="29"/>
+        <w:pStyle w:val="a1"/>
         <w:keepNext w:val="0"/>
         <w:keepLines w:val="0"/>
         <w:pageBreakBefore w:val="0"/>
@@ -5151,7 +5124,7 @@
     </w:p>
     <w:p>
       <w:pPr>
-        <w:pStyle w:val="29"/>
+        <w:pStyle w:val="a1"/>
         <w:keepNext w:val="0"/>
         <w:keepLines w:val="0"/>
         <w:pageBreakBefore w:val="0"/>
@@ -5169,7 +5142,7 @@
         <w:bidi w:val="0"/>
         <w:adjustRightInd w:val="0"/>
         <w:snapToGrid w:val="0"/>
-        <w:ind w:left="425" w:leftChars="0" w:hanging="425" w:firstLineChars="0"/>
+        <w:ind w:left="425" w:hanging="425" w:leftChars="0" w:firstLineChars="0"/>
         <w:textAlignment w:val="baseline"/>
         <w:rPr>
           <w:rFonts w:hint="default"/>
@@ -5186,7 +5159,7 @@
     </w:p>
     <w:p>
       <w:pPr>
-        <w:pStyle w:val="29"/>
+        <w:pStyle w:val="a1"/>
         <w:keepNext w:val="0"/>
         <w:keepLines w:val="0"/>
         <w:pageBreakBefore w:val="0"/>
@@ -5204,7 +5177,7 @@
         <w:bidi w:val="0"/>
         <w:adjustRightInd w:val="0"/>
         <w:snapToGrid w:val="0"/>
-        <w:ind w:left="425" w:leftChars="0" w:hanging="425" w:firstLineChars="0"/>
+        <w:ind w:left="425" w:hanging="425" w:leftChars="0" w:firstLineChars="0"/>
         <w:textAlignment w:val="baseline"/>
         <w:rPr>
           <w:rFonts w:hint="default"/>
@@ -5221,7 +5194,7 @@
     </w:p>
     <w:p>
       <w:pPr>
-        <w:pStyle w:val="29"/>
+        <w:pStyle w:val="a1"/>
         <w:keepNext w:val="0"/>
         <w:keepLines w:val="0"/>
         <w:pageBreakBefore w:val="0"/>
@@ -5239,7 +5212,7 @@
         <w:bidi w:val="0"/>
         <w:adjustRightInd w:val="0"/>
         <w:snapToGrid w:val="0"/>
-        <w:ind w:left="425" w:leftChars="0" w:hanging="425" w:firstLineChars="0"/>
+        <w:ind w:left="425" w:hanging="425" w:leftChars="0" w:firstLineChars="0"/>
         <w:textAlignment w:val="baseline"/>
         <w:rPr>
           <w:rFonts w:hint="default"/>
@@ -5256,7 +5229,7 @@
     </w:p>
     <w:p>
       <w:pPr>
-        <w:pStyle w:val="29"/>
+        <w:pStyle w:val="a1"/>
         <w:keepNext w:val="0"/>
         <w:keepLines w:val="0"/>
         <w:pageBreakBefore w:val="0"/>
@@ -5286,7 +5259,7 @@
     </w:p>
     <w:p>
       <w:pPr>
-        <w:pStyle w:val="29"/>
+        <w:pStyle w:val="a1"/>
         <w:keepNext w:val="0"/>
         <w:keepLines w:val="0"/>
         <w:pageBreakBefore w:val="0"/>
@@ -5304,7 +5277,7 @@
         <w:bidi w:val="0"/>
         <w:adjustRightInd w:val="0"/>
         <w:snapToGrid w:val="0"/>
-        <w:ind w:left="425" w:leftChars="0" w:hanging="425" w:firstLineChars="0"/>
+        <w:ind w:left="425" w:hanging="425" w:leftChars="0" w:firstLineChars="0"/>
         <w:textAlignment w:val="baseline"/>
         <w:rPr>
           <w:rFonts w:hint="default"/>
@@ -5321,7 +5294,7 @@
     </w:p>
     <w:p>
       <w:pPr>
-        <w:pStyle w:val="29"/>
+        <w:pStyle w:val="a1"/>
         <w:keepNext w:val="0"/>
         <w:keepLines w:val="0"/>
         <w:pageBreakBefore w:val="0"/>
@@ -5339,7 +5312,7 @@
         <w:bidi w:val="0"/>
         <w:adjustRightInd w:val="0"/>
         <w:snapToGrid w:val="0"/>
-        <w:ind w:left="425" w:leftChars="0" w:hanging="425" w:firstLineChars="0"/>
+        <w:ind w:left="425" w:hanging="425" w:leftChars="0" w:firstLineChars="0"/>
         <w:textAlignment w:val="baseline"/>
         <w:rPr>
           <w:rFonts w:hint="default"/>
@@ -5356,7 +5329,7 @@
     </w:p>
     <w:p>
       <w:pPr>
-        <w:pStyle w:val="28"/>
+        <w:pStyle w:val="1"/>
         <w:keepNext w:val="0"/>
         <w:keepLines w:val="0"/>
         <w:pageBreakBefore w:val="0"/>
@@ -5376,7 +5349,7 @@
           <w:lang w:val="en-US" w:eastAsia="zh-CN"/>
         </w:rPr>
       </w:pPr>
-      <w:bookmarkStart w:id="18" w:name="_Toc27799"/>
+      <w:bookmarkStart w:id="19" w:name="_Toc27799"/>
       <w:r>
         <w:rPr>
           <w:rFonts w:hint="eastAsia"/>
@@ -5384,23 +5357,22 @@
         </w:rPr>
         <w:t>考核指标</w:t>
       </w:r>
-      <w:bookmarkEnd w:id="18"/>
+      <w:bookmarkEnd w:id="19"/>
     </w:p>
     <w:tbl>
       <w:tblPr>
-        <w:tblStyle w:val="20"/>
+        <w:tblStyle w:val="TableNormal"/>
         <w:tblW w:w="7675" w:type="dxa"/>
         <w:tblInd w:w="96" w:type="dxa"/>
         <w:tblBorders>
-          <w:top w:val="none" w:color="auto" w:sz="0" w:space="0"/>
-          <w:left w:val="none" w:color="auto" w:sz="0" w:space="0"/>
-          <w:bottom w:val="none" w:color="auto" w:sz="0" w:space="0"/>
-          <w:right w:val="none" w:color="auto" w:sz="0" w:space="0"/>
-          <w:insideH w:val="none" w:color="auto" w:sz="0" w:space="0"/>
-          <w:insideV w:val="none" w:color="auto" w:sz="0" w:space="0"/>
+          <w:top w:val="nil"/>
+          <w:left w:val="nil"/>
+          <w:bottom w:val="nil"/>
+          <w:right w:val="nil"/>
+          <w:insideH w:val="nil"/>
+          <w:insideV w:val="nil"/>
         </w:tblBorders>
         <w:shd w:val="clear" w:color="auto" w:fill="auto"/>
-        <w:tblLayout w:type="autofit"/>
         <w:tblCellMar>
           <w:top w:w="0" w:type="dxa"/>
           <w:left w:w="108" w:type="dxa"/>
@@ -5416,14 +5388,17 @@
       </w:tblGrid>
       <w:tr>
         <w:tblPrEx>
+          <w:tblW w:w="7675" w:type="dxa"/>
+          <w:tblInd w:w="96" w:type="dxa"/>
           <w:tblBorders>
-            <w:top w:val="none" w:color="auto" w:sz="0" w:space="0"/>
-            <w:left w:val="none" w:color="auto" w:sz="0" w:space="0"/>
-            <w:bottom w:val="none" w:color="auto" w:sz="0" w:space="0"/>
-            <w:right w:val="none" w:color="auto" w:sz="0" w:space="0"/>
-            <w:insideH w:val="none" w:color="auto" w:sz="0" w:space="0"/>
-            <w:insideV w:val="none" w:color="auto" w:sz="0" w:space="0"/>
+            <w:top w:val="nil"/>
+            <w:left w:val="nil"/>
+            <w:bottom w:val="nil"/>
+            <w:right w:val="nil"/>
+            <w:insideH w:val="nil"/>
+            <w:insideV w:val="nil"/>
           </w:tblBorders>
+          <w:shd w:val="clear" w:color="auto" w:fill="auto"/>
           <w:tblCellMar>
             <w:top w:w="0" w:type="dxa"/>
             <w:left w:w="108" w:type="dxa"/>
@@ -5432,16 +5407,16 @@
           </w:tblCellMar>
         </w:tblPrEx>
         <w:trPr>
-          <w:trHeight w:val="493" w:hRule="atLeast"/>
+          <w:trHeight w:val="493"/>
         </w:trPr>
         <w:tc>
           <w:tcPr>
             <w:tcW w:w="1927" w:type="dxa"/>
             <w:tcBorders>
-              <w:top w:val="single" w:color="000000" w:sz="4" w:space="0"/>
-              <w:left w:val="single" w:color="000000" w:sz="4" w:space="0"/>
-              <w:bottom w:val="single" w:color="000000" w:sz="4" w:space="0"/>
-              <w:right w:val="single" w:color="000000" w:sz="4" w:space="0"/>
+              <w:top w:val="single" w:sz="4" w:space="0" w:color="000000"/>
+              <w:left w:val="single" w:sz="4" w:space="0" w:color="000000"/>
+              <w:bottom w:val="single" w:sz="4" w:space="0" w:color="000000"/>
+              <w:right w:val="single" w:sz="4" w:space="0" w:color="000000"/>
             </w:tcBorders>
             <w:shd w:val="clear" w:color="auto" w:fill="C0C0C0"/>
             <w:vAlign w:val="center"/>
@@ -5455,7 +5430,7 @@
               <w:jc w:val="center"/>
               <w:textAlignment w:val="center"/>
               <w:rPr>
-                <w:rFonts w:hint="default" w:ascii="楷体_GB2312" w:hAnsi="宋体" w:eastAsia="楷体_GB2312" w:cs="楷体_GB2312"/>
+                <w:rFonts w:ascii="楷体_GB2312" w:eastAsia="楷体_GB2312" w:hAnsi="宋体" w:cs="楷体_GB2312" w:hint="default"/>
                 <w:b/>
                 <w:bCs/>
                 <w:i w:val="0"/>
@@ -5468,7 +5443,7 @@
             </w:pPr>
             <w:r>
               <w:rPr>
-                <w:rFonts w:hint="default" w:ascii="楷体_GB2312" w:hAnsi="宋体" w:eastAsia="楷体_GB2312" w:cs="楷体_GB2312"/>
+                <w:rFonts w:ascii="楷体_GB2312" w:eastAsia="楷体_GB2312" w:hAnsi="宋体" w:cs="楷体_GB2312" w:hint="default"/>
                 <w:b/>
                 <w:bCs/>
                 <w:i w:val="0"/>
@@ -5479,7 +5454,7 @@
                 <w:sz w:val="22"/>
                 <w:szCs w:val="22"/>
                 <w:u w:val="none"/>
-                <w:lang w:val="en-US" w:eastAsia="zh-CN" w:bidi="ar"/>
+                <w:lang w:val="en-US" w:eastAsia="zh-CN"/>
               </w:rPr>
               <w:t>KPI</w:t>
             </w:r>
@@ -5489,10 +5464,10 @@
           <w:tcPr>
             <w:tcW w:w="888" w:type="dxa"/>
             <w:tcBorders>
-              <w:top w:val="single" w:color="000000" w:sz="4" w:space="0"/>
-              <w:left w:val="single" w:color="000000" w:sz="4" w:space="0"/>
-              <w:bottom w:val="single" w:color="000000" w:sz="4" w:space="0"/>
-              <w:right w:val="single" w:color="000000" w:sz="4" w:space="0"/>
+              <w:top w:val="single" w:sz="4" w:space="0" w:color="000000"/>
+              <w:left w:val="single" w:sz="4" w:space="0" w:color="000000"/>
+              <w:bottom w:val="single" w:sz="4" w:space="0" w:color="000000"/>
+              <w:right w:val="single" w:sz="4" w:space="0" w:color="000000"/>
             </w:tcBorders>
             <w:shd w:val="clear" w:color="auto" w:fill="C0C0C0"/>
             <w:vAlign w:val="center"/>
@@ -5506,7 +5481,7 @@
               <w:jc w:val="center"/>
               <w:textAlignment w:val="center"/>
               <w:rPr>
-                <w:rFonts w:hint="default" w:ascii="楷体_GB2312" w:hAnsi="宋体" w:eastAsia="楷体_GB2312" w:cs="楷体_GB2312"/>
+                <w:rFonts w:ascii="楷体_GB2312" w:eastAsia="楷体_GB2312" w:hAnsi="宋体" w:cs="楷体_GB2312" w:hint="default"/>
                 <w:b/>
                 <w:bCs/>
                 <w:i w:val="0"/>
@@ -5519,7 +5494,7 @@
             </w:pPr>
             <w:r>
               <w:rPr>
-                <w:rFonts w:hint="default" w:ascii="楷体_GB2312" w:hAnsi="宋体" w:eastAsia="楷体_GB2312" w:cs="楷体_GB2312"/>
+                <w:rFonts w:ascii="楷体_GB2312" w:eastAsia="楷体_GB2312" w:hAnsi="宋体" w:cs="楷体_GB2312" w:hint="default"/>
                 <w:b/>
                 <w:bCs/>
                 <w:i w:val="0"/>
@@ -5530,7 +5505,7 @@
                 <w:sz w:val="22"/>
                 <w:szCs w:val="22"/>
                 <w:u w:val="none"/>
-                <w:lang w:val="en-US" w:eastAsia="zh-CN" w:bidi="ar"/>
+                <w:lang w:val="en-US" w:eastAsia="zh-CN"/>
               </w:rPr>
               <w:t>目标值</w:t>
             </w:r>
@@ -5540,10 +5515,10 @@
           <w:tcPr>
             <w:tcW w:w="3552" w:type="dxa"/>
             <w:tcBorders>
-              <w:top w:val="single" w:color="000000" w:sz="4" w:space="0"/>
-              <w:left w:val="single" w:color="000000" w:sz="4" w:space="0"/>
-              <w:bottom w:val="single" w:color="000000" w:sz="4" w:space="0"/>
-              <w:right w:val="single" w:color="000000" w:sz="4" w:space="0"/>
+              <w:top w:val="single" w:sz="4" w:space="0" w:color="000000"/>
+              <w:left w:val="single" w:sz="4" w:space="0" w:color="000000"/>
+              <w:bottom w:val="single" w:sz="4" w:space="0" w:color="000000"/>
+              <w:right w:val="single" w:sz="4" w:space="0" w:color="000000"/>
             </w:tcBorders>
             <w:shd w:val="clear" w:color="auto" w:fill="C0C0C0"/>
             <w:vAlign w:val="center"/>
@@ -5557,7 +5532,7 @@
               <w:jc w:val="center"/>
               <w:textAlignment w:val="center"/>
               <w:rPr>
-                <w:rFonts w:hint="default" w:ascii="楷体_GB2312" w:hAnsi="宋体" w:eastAsia="楷体_GB2312" w:cs="楷体_GB2312"/>
+                <w:rFonts w:ascii="楷体_GB2312" w:eastAsia="楷体_GB2312" w:hAnsi="宋体" w:cs="楷体_GB2312" w:hint="default"/>
                 <w:b/>
                 <w:bCs/>
                 <w:i w:val="0"/>
@@ -5570,7 +5545,7 @@
             </w:pPr>
             <w:r>
               <w:rPr>
-                <w:rFonts w:hint="default" w:ascii="楷体_GB2312" w:hAnsi="宋体" w:eastAsia="楷体_GB2312" w:cs="楷体_GB2312"/>
+                <w:rFonts w:ascii="楷体_GB2312" w:eastAsia="楷体_GB2312" w:hAnsi="宋体" w:cs="楷体_GB2312" w:hint="default"/>
                 <w:b/>
                 <w:bCs/>
                 <w:i w:val="0"/>
@@ -5581,7 +5556,7 @@
                 <w:sz w:val="22"/>
                 <w:szCs w:val="22"/>
                 <w:u w:val="none"/>
-                <w:lang w:val="en-US" w:eastAsia="zh-CN" w:bidi="ar"/>
+                <w:lang w:val="en-US" w:eastAsia="zh-CN"/>
               </w:rPr>
               <w:t>计算公式/方法</w:t>
             </w:r>
@@ -5591,10 +5566,10 @@
           <w:tcPr>
             <w:tcW w:w="1308" w:type="dxa"/>
             <w:tcBorders>
-              <w:top w:val="single" w:color="000000" w:sz="4" w:space="0"/>
-              <w:left w:val="single" w:color="000000" w:sz="4" w:space="0"/>
-              <w:bottom w:val="single" w:color="000000" w:sz="4" w:space="0"/>
-              <w:right w:val="single" w:color="000000" w:sz="4" w:space="0"/>
+              <w:top w:val="single" w:sz="4" w:space="0" w:color="000000"/>
+              <w:left w:val="single" w:sz="4" w:space="0" w:color="000000"/>
+              <w:bottom w:val="single" w:sz="4" w:space="0" w:color="000000"/>
+              <w:right w:val="single" w:sz="4" w:space="0" w:color="000000"/>
             </w:tcBorders>
             <w:shd w:val="clear" w:color="auto" w:fill="C0C0C0"/>
             <w:vAlign w:val="center"/>
@@ -5608,7 +5583,7 @@
               <w:jc w:val="center"/>
               <w:textAlignment w:val="center"/>
               <w:rPr>
-                <w:rFonts w:hint="default" w:ascii="楷体_GB2312" w:hAnsi="宋体" w:eastAsia="楷体_GB2312" w:cs="楷体_GB2312"/>
+                <w:rFonts w:ascii="楷体_GB2312" w:eastAsia="楷体_GB2312" w:hAnsi="宋体" w:cs="楷体_GB2312" w:hint="default"/>
                 <w:b/>
                 <w:bCs/>
                 <w:i w:val="0"/>
@@ -5621,7 +5596,7 @@
             </w:pPr>
             <w:r>
               <w:rPr>
-                <w:rFonts w:hint="default" w:ascii="楷体_GB2312" w:hAnsi="宋体" w:eastAsia="楷体_GB2312" w:cs="楷体_GB2312"/>
+                <w:rFonts w:ascii="楷体_GB2312" w:eastAsia="楷体_GB2312" w:hAnsi="宋体" w:cs="楷体_GB2312" w:hint="default"/>
                 <w:b/>
                 <w:bCs/>
                 <w:i w:val="0"/>
@@ -5632,7 +5607,7 @@
                 <w:sz w:val="22"/>
                 <w:szCs w:val="22"/>
                 <w:u w:val="none"/>
-                <w:lang w:val="en-US" w:eastAsia="zh-CN" w:bidi="ar"/>
+                <w:lang w:val="en-US" w:eastAsia="zh-CN"/>
               </w:rPr>
               <w:t>频度</w:t>
             </w:r>
@@ -5641,14 +5616,9 @@
       </w:tr>
       <w:tr>
         <w:tblPrEx>
-          <w:tblBorders>
-            <w:top w:val="none" w:color="auto" w:sz="0" w:space="0"/>
-            <w:left w:val="none" w:color="auto" w:sz="0" w:space="0"/>
-            <w:bottom w:val="none" w:color="auto" w:sz="0" w:space="0"/>
-            <w:right w:val="none" w:color="auto" w:sz="0" w:space="0"/>
-            <w:insideH w:val="none" w:color="auto" w:sz="0" w:space="0"/>
-            <w:insideV w:val="none" w:color="auto" w:sz="0" w:space="0"/>
-          </w:tblBorders>
+          <w:tblW w:w="7675" w:type="dxa"/>
+          <w:tblInd w:w="96" w:type="dxa"/>
+          <w:shd w:val="clear" w:color="auto" w:fill="auto"/>
           <w:tblCellMar>
             <w:top w:w="0" w:type="dxa"/>
             <w:left w:w="108" w:type="dxa"/>
@@ -5657,16 +5627,16 @@
           </w:tblCellMar>
         </w:tblPrEx>
         <w:trPr>
-          <w:trHeight w:val="493" w:hRule="atLeast"/>
+          <w:trHeight w:val="493"/>
         </w:trPr>
         <w:tc>
           <w:tcPr>
             <w:tcW w:w="1927" w:type="dxa"/>
             <w:tcBorders>
-              <w:top w:val="single" w:color="000000" w:sz="4" w:space="0"/>
-              <w:left w:val="single" w:color="000000" w:sz="4" w:space="0"/>
-              <w:bottom w:val="single" w:color="000000" w:sz="4" w:space="0"/>
-              <w:right w:val="single" w:color="000000" w:sz="4" w:space="0"/>
+              <w:top w:val="single" w:sz="4" w:space="0" w:color="000000"/>
+              <w:left w:val="single" w:sz="4" w:space="0" w:color="000000"/>
+              <w:bottom w:val="single" w:sz="4" w:space="0" w:color="000000"/>
+              <w:right w:val="single" w:sz="4" w:space="0" w:color="000000"/>
             </w:tcBorders>
             <w:shd w:val="clear" w:color="auto" w:fill="auto"/>
             <w:vAlign w:val="center"/>
@@ -5680,7 +5650,7 @@
               <w:jc w:val="left"/>
               <w:textAlignment w:val="center"/>
               <w:rPr>
-                <w:rFonts w:hint="default" w:ascii="楷体_GB2312" w:hAnsi="宋体" w:eastAsia="楷体_GB2312" w:cs="楷体_GB2312"/>
+                <w:rFonts w:ascii="楷体_GB2312" w:eastAsia="楷体_GB2312" w:hAnsi="宋体" w:cs="楷体_GB2312" w:hint="default"/>
                 <w:b/>
                 <w:bCs/>
                 <w:i w:val="0"/>
@@ -5691,12 +5661,12 @@
                 <w:sz w:val="22"/>
                 <w:szCs w:val="22"/>
                 <w:u w:val="none"/>
-                <w:lang w:val="en-US" w:eastAsia="zh-CN" w:bidi="ar"/>
+                <w:lang w:val="en-US" w:eastAsia="zh-CN"/>
               </w:rPr>
             </w:pPr>
             <w:r>
               <w:rPr>
-                <w:rFonts w:hint="eastAsia" w:ascii="宋体" w:hAnsi="宋体" w:eastAsia="宋体" w:cs="宋体"/>
+                <w:rFonts w:ascii="宋体" w:eastAsia="宋体" w:hAnsi="宋体" w:cs="宋体" w:hint="eastAsia"/>
                 <w:i w:val="0"/>
                 <w:iCs w:val="0"/>
                 <w:snapToGrid w:val="0"/>
@@ -5705,7 +5675,7 @@
                 <w:sz w:val="21"/>
                 <w:szCs w:val="21"/>
                 <w:u w:val="none"/>
-                <w:lang w:val="en-US" w:eastAsia="zh-CN" w:bidi="ar"/>
+                <w:lang w:val="en-US" w:eastAsia="zh-CN"/>
               </w:rPr>
               <w:t>招聘计划达成率</w:t>
             </w:r>
@@ -5715,10 +5685,10 @@
           <w:tcPr>
             <w:tcW w:w="888" w:type="dxa"/>
             <w:tcBorders>
-              <w:top w:val="single" w:color="000000" w:sz="4" w:space="0"/>
-              <w:left w:val="single" w:color="000000" w:sz="4" w:space="0"/>
-              <w:bottom w:val="single" w:color="000000" w:sz="4" w:space="0"/>
-              <w:right w:val="single" w:color="000000" w:sz="4" w:space="0"/>
+              <w:top w:val="single" w:sz="4" w:space="0" w:color="000000"/>
+              <w:left w:val="single" w:sz="4" w:space="0" w:color="000000"/>
+              <w:bottom w:val="single" w:sz="4" w:space="0" w:color="000000"/>
+              <w:right w:val="single" w:sz="4" w:space="0" w:color="000000"/>
             </w:tcBorders>
             <w:shd w:val="clear" w:color="auto" w:fill="auto"/>
             <w:vAlign w:val="center"/>
@@ -5732,7 +5702,7 @@
               <w:jc w:val="left"/>
               <w:textAlignment w:val="center"/>
               <w:rPr>
-                <w:rFonts w:hint="default" w:ascii="楷体_GB2312" w:hAnsi="宋体" w:eastAsia="楷体_GB2312" w:cs="楷体_GB2312"/>
+                <w:rFonts w:ascii="楷体_GB2312" w:eastAsia="楷体_GB2312" w:hAnsi="宋体" w:cs="楷体_GB2312" w:hint="default"/>
                 <w:b/>
                 <w:bCs/>
                 <w:i w:val="0"/>
@@ -5743,12 +5713,12 @@
                 <w:sz w:val="22"/>
                 <w:szCs w:val="22"/>
                 <w:u w:val="none"/>
-                <w:lang w:val="en-US" w:eastAsia="zh-CN" w:bidi="ar"/>
+                <w:lang w:val="en-US" w:eastAsia="zh-CN"/>
               </w:rPr>
             </w:pPr>
             <w:r>
               <w:rPr>
-                <w:rFonts w:hint="eastAsia" w:ascii="宋体" w:hAnsi="宋体" w:eastAsia="宋体" w:cs="宋体"/>
+                <w:rFonts w:ascii="宋体" w:eastAsia="宋体" w:hAnsi="宋体" w:cs="宋体" w:hint="eastAsia"/>
                 <w:i w:val="0"/>
                 <w:iCs w:val="0"/>
                 <w:snapToGrid w:val="0"/>
@@ -5757,7 +5727,7 @@
                 <w:sz w:val="21"/>
                 <w:szCs w:val="21"/>
                 <w:u w:val="none"/>
-                <w:lang w:val="en-US" w:eastAsia="zh-CN" w:bidi="ar"/>
+                <w:lang w:val="en-US" w:eastAsia="zh-CN"/>
               </w:rPr>
               <w:t>≥95%</w:t>
             </w:r>
@@ -5767,10 +5737,10 @@
           <w:tcPr>
             <w:tcW w:w="3552" w:type="dxa"/>
             <w:tcBorders>
-              <w:top w:val="single" w:color="000000" w:sz="4" w:space="0"/>
-              <w:left w:val="single" w:color="000000" w:sz="4" w:space="0"/>
-              <w:bottom w:val="single" w:color="000000" w:sz="4" w:space="0"/>
-              <w:right w:val="single" w:color="000000" w:sz="4" w:space="0"/>
+              <w:top w:val="single" w:sz="4" w:space="0" w:color="000000"/>
+              <w:left w:val="single" w:sz="4" w:space="0" w:color="000000"/>
+              <w:bottom w:val="single" w:sz="4" w:space="0" w:color="000000"/>
+              <w:right w:val="single" w:sz="4" w:space="0" w:color="000000"/>
             </w:tcBorders>
             <w:shd w:val="clear" w:color="auto" w:fill="auto"/>
             <w:vAlign w:val="center"/>
@@ -5784,7 +5754,7 @@
               <w:jc w:val="left"/>
               <w:textAlignment w:val="center"/>
               <w:rPr>
-                <w:rFonts w:hint="default" w:ascii="楷体_GB2312" w:hAnsi="宋体" w:eastAsia="楷体_GB2312" w:cs="楷体_GB2312"/>
+                <w:rFonts w:ascii="楷体_GB2312" w:eastAsia="楷体_GB2312" w:hAnsi="宋体" w:cs="楷体_GB2312" w:hint="default"/>
                 <w:b/>
                 <w:bCs/>
                 <w:i w:val="0"/>
@@ -5795,12 +5765,12 @@
                 <w:sz w:val="22"/>
                 <w:szCs w:val="22"/>
                 <w:u w:val="none"/>
-                <w:lang w:val="en-US" w:eastAsia="zh-CN" w:bidi="ar"/>
+                <w:lang w:val="en-US" w:eastAsia="zh-CN"/>
               </w:rPr>
             </w:pPr>
             <w:r>
               <w:rPr>
-                <w:rFonts w:hint="eastAsia" w:ascii="宋体" w:hAnsi="宋体" w:eastAsia="宋体" w:cs="宋体"/>
+                <w:rFonts w:ascii="宋体" w:eastAsia="宋体" w:hAnsi="宋体" w:cs="宋体" w:hint="eastAsia"/>
                 <w:i w:val="0"/>
                 <w:iCs w:val="0"/>
                 <w:snapToGrid w:val="0"/>
@@ -5809,7 +5779,7 @@
                 <w:sz w:val="21"/>
                 <w:szCs w:val="21"/>
                 <w:u w:val="none"/>
-                <w:lang w:val="en-US" w:eastAsia="zh-CN" w:bidi="ar"/>
+                <w:lang w:val="en-US" w:eastAsia="zh-CN"/>
               </w:rPr>
               <w:t>实际聘用人数/计划招聘人数*100%</w:t>
             </w:r>
@@ -5819,10 +5789,10 @@
           <w:tcPr>
             <w:tcW w:w="1308" w:type="dxa"/>
             <w:tcBorders>
-              <w:top w:val="single" w:color="000000" w:sz="4" w:space="0"/>
-              <w:left w:val="single" w:color="000000" w:sz="4" w:space="0"/>
-              <w:bottom w:val="single" w:color="000000" w:sz="4" w:space="0"/>
-              <w:right w:val="single" w:color="000000" w:sz="4" w:space="0"/>
+              <w:top w:val="single" w:sz="4" w:space="0" w:color="000000"/>
+              <w:left w:val="single" w:sz="4" w:space="0" w:color="000000"/>
+              <w:bottom w:val="single" w:sz="4" w:space="0" w:color="000000"/>
+              <w:right w:val="single" w:sz="4" w:space="0" w:color="000000"/>
             </w:tcBorders>
             <w:shd w:val="clear" w:color="auto" w:fill="auto"/>
             <w:vAlign w:val="center"/>
@@ -5836,7 +5806,7 @@
               <w:jc w:val="left"/>
               <w:textAlignment w:val="center"/>
               <w:rPr>
-                <w:rFonts w:hint="default" w:ascii="楷体_GB2312" w:hAnsi="宋体" w:eastAsia="楷体_GB2312" w:cs="楷体_GB2312"/>
+                <w:rFonts w:ascii="楷体_GB2312" w:eastAsia="楷体_GB2312" w:hAnsi="宋体" w:cs="楷体_GB2312" w:hint="default"/>
                 <w:b/>
                 <w:bCs/>
                 <w:i w:val="0"/>
@@ -5847,12 +5817,12 @@
                 <w:sz w:val="22"/>
                 <w:szCs w:val="22"/>
                 <w:u w:val="none"/>
-                <w:lang w:val="en-US" w:eastAsia="zh-CN" w:bidi="ar"/>
+                <w:lang w:val="en-US" w:eastAsia="zh-CN"/>
               </w:rPr>
             </w:pPr>
             <w:r>
               <w:rPr>
-                <w:rFonts w:hint="eastAsia" w:ascii="宋体" w:hAnsi="宋体" w:eastAsia="宋体" w:cs="宋体"/>
+                <w:rFonts w:ascii="宋体" w:eastAsia="宋体" w:hAnsi="宋体" w:cs="宋体" w:hint="eastAsia"/>
                 <w:i w:val="0"/>
                 <w:iCs w:val="0"/>
                 <w:snapToGrid w:val="0"/>
@@ -5861,7 +5831,7 @@
                 <w:sz w:val="21"/>
                 <w:szCs w:val="21"/>
                 <w:u w:val="none"/>
-                <w:lang w:val="en-US" w:eastAsia="zh-CN" w:bidi="ar"/>
+                <w:lang w:val="en-US" w:eastAsia="zh-CN"/>
               </w:rPr>
               <w:t>季度</w:t>
             </w:r>
@@ -5871,27 +5841,27 @@
     </w:tbl>
     <w:p>
       <w:pPr>
-        <w:pStyle w:val="28"/>
-        <w:keepNext w:val="0"/>
-        <w:keepLines w:val="0"/>
-        <w:pageBreakBefore w:val="0"/>
-        <w:widowControl w:val="0"/>
-        <w:kinsoku w:val="0"/>
-        <w:wordWrap/>
-        <w:overflowPunct/>
-        <w:topLinePunct w:val="0"/>
-        <w:autoSpaceDE w:val="0"/>
-        <w:autoSpaceDN w:val="0"/>
-        <w:bidi w:val="0"/>
-        <w:adjustRightInd w:val="0"/>
-        <w:snapToGrid w:val="0"/>
-        <w:textAlignment w:val="baseline"/>
-        <w:rPr>
-          <w:rFonts w:hint="default"/>
-          <w:lang w:val="en-US" w:eastAsia="zh-CN"/>
-        </w:rPr>
-      </w:pPr>
-      <w:bookmarkStart w:id="19" w:name="_Toc11537"/>
+        <w:pStyle w:val="1"/>
+        <w:keepNext w:val="0"/>
+        <w:keepLines w:val="0"/>
+        <w:pageBreakBefore w:val="0"/>
+        <w:widowControl w:val="0"/>
+        <w:kinsoku w:val="0"/>
+        <w:wordWrap/>
+        <w:overflowPunct/>
+        <w:topLinePunct w:val="0"/>
+        <w:autoSpaceDE w:val="0"/>
+        <w:autoSpaceDN w:val="0"/>
+        <w:bidi w:val="0"/>
+        <w:adjustRightInd w:val="0"/>
+        <w:snapToGrid w:val="0"/>
+        <w:textAlignment w:val="baseline"/>
+        <w:rPr>
+          <w:rFonts w:hint="default"/>
+          <w:lang w:val="en-US" w:eastAsia="zh-CN"/>
+        </w:rPr>
+      </w:pPr>
+      <w:bookmarkStart w:id="20" w:name="_Toc11537"/>
       <w:r>
         <w:rPr>
           <w:rFonts w:hint="default"/>
@@ -5899,11 +5869,11 @@
         </w:rPr>
         <w:t>附则</w:t>
       </w:r>
-      <w:bookmarkEnd w:id="19"/>
-    </w:p>
-    <w:p>
-      <w:pPr>
-        <w:pStyle w:val="29"/>
+      <w:bookmarkEnd w:id="20"/>
+    </w:p>
+    <w:p>
+      <w:pPr>
+        <w:pStyle w:val="a1"/>
         <w:keepNext w:val="0"/>
         <w:keepLines w:val="0"/>
         <w:pageBreakBefore w:val="0"/>
@@ -5921,7 +5891,7 @@
         <w:bidi w:val="0"/>
         <w:adjustRightInd w:val="0"/>
         <w:snapToGrid w:val="0"/>
-        <w:ind w:left="425" w:leftChars="0" w:hanging="425" w:firstLineChars="0"/>
+        <w:ind w:left="425" w:hanging="425" w:leftChars="0" w:firstLineChars="0"/>
         <w:textAlignment w:val="baseline"/>
         <w:rPr>
           <w:rFonts w:hint="default"/>
@@ -5938,7 +5908,7 @@
     </w:p>
     <w:p>
       <w:pPr>
-        <w:pStyle w:val="29"/>
+        <w:pStyle w:val="a1"/>
         <w:keepNext w:val="0"/>
         <w:keepLines w:val="0"/>
         <w:pageBreakBefore w:val="0"/>
@@ -5956,7 +5926,7 @@
         <w:bidi w:val="0"/>
         <w:adjustRightInd w:val="0"/>
         <w:snapToGrid w:val="0"/>
-        <w:ind w:left="425" w:leftChars="0" w:hanging="425" w:firstLineChars="0"/>
+        <w:ind w:left="425" w:hanging="425" w:leftChars="0" w:firstLineChars="0"/>
         <w:textAlignment w:val="baseline"/>
         <w:rPr>
           <w:rFonts w:hint="default"/>
@@ -5973,7 +5943,7 @@
     </w:p>
     <w:p>
       <w:pPr>
-        <w:pStyle w:val="29"/>
+        <w:pStyle w:val="a1"/>
         <w:keepNext w:val="0"/>
         <w:keepLines w:val="0"/>
         <w:pageBreakBefore w:val="0"/>
@@ -5991,7 +5961,7 @@
         <w:bidi w:val="0"/>
         <w:adjustRightInd w:val="0"/>
         <w:snapToGrid w:val="0"/>
-        <w:ind w:left="425" w:leftChars="0" w:hanging="425" w:firstLineChars="0"/>
+        <w:ind w:left="425" w:hanging="425" w:leftChars="0" w:firstLineChars="0"/>
         <w:textAlignment w:val="baseline"/>
         <w:rPr>
           <w:rFonts w:hint="default"/>
@@ -6007,84 +5977,34 @@
       </w:r>
     </w:p>
     <w:sectPr>
-      <w:headerReference r:id="rId5" w:type="default"/>
-      <w:footerReference r:id="rId6" w:type="default"/>
+      <w:headerReference w:type="default" r:id="rId7"/>
+      <w:footerReference w:type="default" r:id="rId8"/>
       <w:pgSz w:w="11906" w:h="16838"/>
       <w:pgMar w:top="1417" w:right="1800" w:bottom="1440" w:left="1800" w:header="1140" w:footer="992" w:gutter="0"/>
-      <w:cols w:space="425" w:num="1"/>
+      <w:cols w:num="1" w:space="425"/>
       <w:docGrid w:type="lines" w:linePitch="312" w:charSpace="0"/>
     </w:sectPr>
   </w:body>
 </w:document>
 </file>
 
-<file path=word/endnotes.xml><?xml version="1.0" encoding="utf-8"?>
-<w:endnotes xmlns:wpc="http://schemas.microsoft.com/office/word/2010/wordprocessingCanvas" xmlns:mc="http://schemas.openxmlformats.org/markup-compatibility/2006" xmlns:o="urn:schemas-microsoft-com:office:office" xmlns:r="http://schemas.openxmlformats.org/officeDocument/2006/relationships" xmlns:m="http://schemas.openxmlformats.org/officeDocument/2006/math" xmlns:v="urn:schemas-microsoft-com:vml" xmlns:wp14="http://schemas.microsoft.com/office/word/2010/wordprocessingDrawing" xmlns:wp="http://schemas.openxmlformats.org/drawingml/2006/wordprocessingDrawing" xmlns:w="http://schemas.openxmlformats.org/wordprocessingml/2006/main" xmlns:w14="http://schemas.microsoft.com/office/word/2010/wordml" xmlns:w15="http://schemas.microsoft.com/office/word/2012/wordml" xmlns:w10="urn:schemas-microsoft-com:office:word" xmlns:wpg="http://schemas.microsoft.com/office/word/2010/wordprocessingGroup" xmlns:wpi="http://schemas.microsoft.com/office/word/2010/wordprocessingInk" xmlns:wne="http://schemas.microsoft.com/office/word/2006/wordml" xmlns:wps="http://schemas.microsoft.com/office/word/2010/wordprocessingShape" xmlns:wpsCustomData="http://www.wps.cn/officeDocument/2013/wpsCustomData" mc:Ignorable="w14 w15 wp14">
-  <w:endnote w:type="separator" w:id="0">
-    <w:p>
-      <w:pPr>
-        <w:spacing w:line="240" w:lineRule="auto"/>
-      </w:pPr>
-      <w:r>
-        <w:separator/>
-      </w:r>
-    </w:p>
-  </w:endnote>
-  <w:endnote w:type="continuationSeparator" w:id="1">
-    <w:p>
-      <w:pPr>
-        <w:spacing w:line="240" w:lineRule="auto"/>
-      </w:pPr>
-      <w:r>
-        <w:continuationSeparator/>
-      </w:r>
-    </w:p>
-  </w:endnote>
-</w:endnotes>
-</file>
-
 <file path=word/footer1.xml><?xml version="1.0" encoding="utf-8"?>
-<w:ftr xmlns:wpc="http://schemas.microsoft.com/office/word/2010/wordprocessingCanvas" xmlns:mc="http://schemas.openxmlformats.org/markup-compatibility/2006" xmlns:o="urn:schemas-microsoft-com:office:office" xmlns:r="http://schemas.openxmlformats.org/officeDocument/2006/relationships" xmlns:m="http://schemas.openxmlformats.org/officeDocument/2006/math" xmlns:v="urn:schemas-microsoft-com:vml" xmlns:wp14="http://schemas.microsoft.com/office/word/2010/wordprocessingDrawing" xmlns:wp="http://schemas.openxmlformats.org/drawingml/2006/wordprocessingDrawing" xmlns:w10="urn:schemas-microsoft-com:office:word" xmlns:w="http://schemas.openxmlformats.org/wordprocessingml/2006/main" xmlns:w14="http://schemas.microsoft.com/office/word/2010/wordml" xmlns:w15="http://schemas.microsoft.com/office/word/2012/wordml" xmlns:wpg="http://schemas.microsoft.com/office/word/2010/wordprocessingGroup" xmlns:wpi="http://schemas.microsoft.com/office/word/2010/wordprocessingInk" xmlns:wne="http://schemas.microsoft.com/office/word/2006/wordml" xmlns:wps="http://schemas.microsoft.com/office/word/2010/wordprocessingShape" xmlns:wpsCustomData="http://www.wps.cn/officeDocument/2013/wpsCustomData" mc:Ignorable="w14 w15 wp14">
+<w:ftr xmlns:wpc="http://schemas.microsoft.com/office/word/2010/wordprocessingCanvas" xmlns:mc="http://schemas.openxmlformats.org/markup-compatibility/2006" xmlns:o="urn:schemas-microsoft-com:office:office" xmlns:r="http://schemas.openxmlformats.org/officeDocument/2006/relationships" xmlns:m="http://schemas.openxmlformats.org/officeDocument/2006/math" xmlns:v="urn:schemas-microsoft-com:vml" xmlns:wp14="http://schemas.microsoft.com/office/word/2010/wordprocessingDrawing" xmlns:wp="http://schemas.openxmlformats.org/drawingml/2006/wordprocessingDrawing" xmlns:w10="urn:schemas-microsoft-com:office:word" xmlns:w="http://schemas.openxmlformats.org/wordprocessingml/2006/main" xmlns:w14="http://schemas.microsoft.com/office/word/2010/wordml" xmlns:w15="http://schemas.microsoft.com/office/word/2012/wordml" xmlns:wne="http://schemas.microsoft.com/office/word/2006/wordml" xmlns:wpg="http://schemas.microsoft.com/office/word/2010/wordprocessingGroup" xmlns:wpi="http://schemas.microsoft.com/office/word/2010/wordprocessingInk" xmlns:wps="http://schemas.microsoft.com/office/word/2010/wordprocessingShape" mc:Ignorable="w14 w15 wp14">
   <w:p>
     <w:pPr>
-      <w:pStyle w:val="14"/>
+      <w:pStyle w:val="Footer"/>
     </w:pPr>
   </w:p>
 </w:ftr>
 </file>
 
-<file path=word/footnotes.xml><?xml version="1.0" encoding="utf-8"?>
-<w:footnotes xmlns:wpc="http://schemas.microsoft.com/office/word/2010/wordprocessingCanvas" xmlns:mc="http://schemas.openxmlformats.org/markup-compatibility/2006" xmlns:o="urn:schemas-microsoft-com:office:office" xmlns:r="http://schemas.openxmlformats.org/officeDocument/2006/relationships" xmlns:m="http://schemas.openxmlformats.org/officeDocument/2006/math" xmlns:v="urn:schemas-microsoft-com:vml" xmlns:wp14="http://schemas.microsoft.com/office/word/2010/wordprocessingDrawing" xmlns:wp="http://schemas.openxmlformats.org/drawingml/2006/wordprocessingDrawing" xmlns:w="http://schemas.openxmlformats.org/wordprocessingml/2006/main" xmlns:w14="http://schemas.microsoft.com/office/word/2010/wordml" xmlns:w15="http://schemas.microsoft.com/office/word/2012/wordml" xmlns:w10="urn:schemas-microsoft-com:office:word" xmlns:wpg="http://schemas.microsoft.com/office/word/2010/wordprocessingGroup" xmlns:wpi="http://schemas.microsoft.com/office/word/2010/wordprocessingInk" xmlns:wne="http://schemas.microsoft.com/office/word/2006/wordml" xmlns:wps="http://schemas.microsoft.com/office/word/2010/wordprocessingShape" xmlns:wpsCustomData="http://www.wps.cn/officeDocument/2013/wpsCustomData" mc:Ignorable="w14 w15 wp14">
-  <w:footnote w:type="separator" w:id="0">
-    <w:p>
-      <w:pPr>
-        <w:spacing w:line="360" w:lineRule="auto"/>
-      </w:pPr>
-      <w:r>
-        <w:separator/>
-      </w:r>
-    </w:p>
-  </w:footnote>
-  <w:footnote w:type="continuationSeparator" w:id="1">
-    <w:p>
-      <w:pPr>
-        <w:spacing w:line="360" w:lineRule="auto"/>
-      </w:pPr>
-      <w:r>
-        <w:continuationSeparator/>
-      </w:r>
-    </w:p>
-  </w:footnote>
-</w:footnotes>
-</file>
-
 <file path=word/header1.xml><?xml version="1.0" encoding="utf-8"?>
-<w:hdr xmlns:wpc="http://schemas.microsoft.com/office/word/2010/wordprocessingCanvas" xmlns:mc="http://schemas.openxmlformats.org/markup-compatibility/2006" xmlns:o="urn:schemas-microsoft-com:office:office" xmlns:r="http://schemas.openxmlformats.org/officeDocument/2006/relationships" xmlns:m="http://schemas.openxmlformats.org/officeDocument/2006/math" xmlns:v="urn:schemas-microsoft-com:vml" xmlns:wp14="http://schemas.microsoft.com/office/word/2010/wordprocessingDrawing" xmlns:wp="http://schemas.openxmlformats.org/drawingml/2006/wordprocessingDrawing" xmlns:w10="urn:schemas-microsoft-com:office:word" xmlns:w="http://schemas.openxmlformats.org/wordprocessingml/2006/main" xmlns:w14="http://schemas.microsoft.com/office/word/2010/wordml" xmlns:w15="http://schemas.microsoft.com/office/word/2012/wordml" xmlns:wpg="http://schemas.microsoft.com/office/word/2010/wordprocessingGroup" xmlns:wpi="http://schemas.microsoft.com/office/word/2010/wordprocessingInk" xmlns:wne="http://schemas.microsoft.com/office/word/2006/wordml" xmlns:wps="http://schemas.microsoft.com/office/word/2010/wordprocessingShape" xmlns:wpsCustomData="http://www.wps.cn/officeDocument/2013/wpsCustomData" mc:Ignorable="w14 w15 wp14">
+<w:hdr xmlns:wpc="http://schemas.microsoft.com/office/word/2010/wordprocessingCanvas" xmlns:mc="http://schemas.openxmlformats.org/markup-compatibility/2006" xmlns:o="urn:schemas-microsoft-com:office:office" xmlns:r="http://schemas.openxmlformats.org/officeDocument/2006/relationships" xmlns:m="http://schemas.openxmlformats.org/officeDocument/2006/math" xmlns:v="urn:schemas-microsoft-com:vml" xmlns:wp14="http://schemas.microsoft.com/office/word/2010/wordprocessingDrawing" xmlns:wp="http://schemas.openxmlformats.org/drawingml/2006/wordprocessingDrawing" xmlns:w10="urn:schemas-microsoft-com:office:word" xmlns:w="http://schemas.openxmlformats.org/wordprocessingml/2006/main" xmlns:w14="http://schemas.microsoft.com/office/word/2010/wordml" xmlns:w15="http://schemas.microsoft.com/office/word/2012/wordml" xmlns:wne="http://schemas.microsoft.com/office/word/2006/wordml" xmlns:wpg="http://schemas.microsoft.com/office/word/2010/wordprocessingGroup" xmlns:wpi="http://schemas.microsoft.com/office/word/2010/wordprocessingInk" xmlns:wps="http://schemas.microsoft.com/office/word/2010/wordprocessingShape" mc:Ignorable="w14 w15 wp14">
   <w:p>
     <w:pPr>
-      <w:pStyle w:val="15"/>
+      <w:pStyle w:val="Header"/>
       <w:pBdr>
-        <w:bottom w:val="single" w:color="auto" w:sz="4" w:space="1"/>
+        <w:bottom w:val="single" w:sz="4" w:space="1" w:color="auto"/>
       </w:pBdr>
       <w:tabs>
         <w:tab w:val="left" w:pos="335"/>
@@ -6092,27 +6012,27 @@
       </w:tabs>
       <w:jc w:val="right"/>
       <w:rPr>
-        <w:rFonts w:hint="eastAsia" w:eastAsiaTheme="minorEastAsia"/>
+        <w:rFonts w:eastAsiaTheme="minorEastAsia" w:hint="eastAsia"/>
         <w:lang w:eastAsia="zh-CN"/>
       </w:rPr>
     </w:pPr>
     <w:r>
       <w:rPr>
-        <w:rFonts w:hint="eastAsia" w:eastAsiaTheme="minorEastAsia"/>
+        <w:rFonts w:eastAsiaTheme="minorEastAsia" w:hint="eastAsia"/>
         <w:lang w:val="en-US" w:eastAsia="zh-CN"/>
       </w:rPr>
       <w:tab/>
     </w:r>
     <w:r>
       <w:rPr>
-        <w:rFonts w:hint="eastAsia" w:eastAsiaTheme="minorEastAsia"/>
+        <w:rFonts w:eastAsiaTheme="minorEastAsia" w:hint="eastAsia"/>
         <w:lang w:val="en-US" w:eastAsia="zh-CN"/>
       </w:rPr>
       <w:tab/>
     </w:r>
     <w:r>
       <w:rPr>
-        <w:rFonts w:hint="eastAsia" w:eastAsiaTheme="minorEastAsia"/>
+        <w:rFonts w:eastAsiaTheme="minorEastAsia" w:hint="eastAsia"/>
         <w:lang w:val="en-US" w:eastAsia="zh-CN"/>
       </w:rPr>
       <w:t>江西通信产业服务有限公司</w:t>
@@ -6122,15 +6042,15 @@
 </file>
 
 <file path=word/numbering.xml><?xml version="1.0" encoding="utf-8"?>
-<w:numbering xmlns:wpc="http://schemas.microsoft.com/office/word/2010/wordprocessingCanvas" xmlns:mc="http://schemas.openxmlformats.org/markup-compatibility/2006" xmlns:o="urn:schemas-microsoft-com:office:office" xmlns:r="http://schemas.openxmlformats.org/officeDocument/2006/relationships" xmlns:m="http://schemas.openxmlformats.org/officeDocument/2006/math" xmlns:v="urn:schemas-microsoft-com:vml" xmlns:wp14="http://schemas.microsoft.com/office/word/2010/wordprocessingDrawing" xmlns:wp="http://schemas.openxmlformats.org/drawingml/2006/wordprocessingDrawing" xmlns:w10="urn:schemas-microsoft-com:office:word" xmlns:w="http://schemas.openxmlformats.org/wordprocessingml/2006/main" xmlns:w14="http://schemas.microsoft.com/office/word/2010/wordml" xmlns:wpg="http://schemas.microsoft.com/office/word/2010/wordprocessingGroup" xmlns:wpi="http://schemas.microsoft.com/office/word/2010/wordprocessingInk" xmlns:wne="http://schemas.microsoft.com/office/word/2006/wordml" xmlns:wps="http://schemas.microsoft.com/office/word/2010/wordprocessingShape" xmlns:wpsCustomData="http://www.wps.cn/officeDocument/2013/wpsCustomData" mc:Ignorable="w14 wp14">
+<w:numbering xmlns:wpc="http://schemas.microsoft.com/office/word/2010/wordprocessingCanvas" xmlns:mc="http://schemas.openxmlformats.org/markup-compatibility/2006" xmlns:o="urn:schemas-microsoft-com:office:office" xmlns:r="http://schemas.openxmlformats.org/officeDocument/2006/relationships" xmlns:m="http://schemas.openxmlformats.org/officeDocument/2006/math" xmlns:v="urn:schemas-microsoft-com:vml" xmlns:wp14="http://schemas.microsoft.com/office/word/2010/wordprocessingDrawing" xmlns:wp="http://schemas.openxmlformats.org/drawingml/2006/wordprocessingDrawing" xmlns:w10="urn:schemas-microsoft-com:office:word" xmlns:w="http://schemas.openxmlformats.org/wordprocessingml/2006/main" xmlns:w14="http://schemas.microsoft.com/office/word/2010/wordml" xmlns:w15="http://schemas.microsoft.com/office/word/2012/wordml" xmlns:wne="http://schemas.microsoft.com/office/word/2006/wordml" xmlns:wpg="http://schemas.microsoft.com/office/word/2010/wordprocessingGroup" xmlns:wpi="http://schemas.microsoft.com/office/word/2010/wordprocessingInk" xmlns:wps="http://schemas.microsoft.com/office/word/2010/wordprocessingShape" mc:Ignorable="w14 w15 wp14">
   <w:abstractNum w:abstractNumId="0">
     <w:nsid w:val="8E964DCE"/>
     <w:multiLevelType w:val="multilevel"/>
     <w:tmpl w:val="8E964DCE"/>
-    <w:lvl w:ilvl="0" w:tentative="0">
+    <w:lvl w:ilvl="0">
       <w:start w:val="1"/>
       <w:numFmt w:val="decimal"/>
-      <w:pStyle w:val="2"/>
+      <w:pStyle w:val="Heading1"/>
       <w:lvlText w:val="%1."/>
       <w:lvlJc w:val="left"/>
       <w:pPr>
@@ -6140,10 +6060,10 @@
         <w:rFonts w:hint="default"/>
       </w:rPr>
     </w:lvl>
-    <w:lvl w:ilvl="1" w:tentative="0">
+    <w:lvl w:ilvl="1">
       <w:start w:val="1"/>
       <w:numFmt w:val="decimal"/>
-      <w:pStyle w:val="3"/>
+      <w:pStyle w:val="Heading2"/>
       <w:lvlText w:val="%1.%2."/>
       <w:lvlJc w:val="left"/>
       <w:pPr>
@@ -6153,10 +6073,10 @@
         <w:rFonts w:hint="default"/>
       </w:rPr>
     </w:lvl>
-    <w:lvl w:ilvl="2" w:tentative="0">
+    <w:lvl w:ilvl="2">
       <w:start w:val="1"/>
       <w:numFmt w:val="decimal"/>
-      <w:pStyle w:val="4"/>
+      <w:pStyle w:val="Heading3"/>
       <w:lvlText w:val="%1.%2.%3."/>
       <w:lvlJc w:val="left"/>
       <w:pPr>
@@ -6166,10 +6086,10 @@
         <w:rFonts w:hint="default"/>
       </w:rPr>
     </w:lvl>
-    <w:lvl w:ilvl="3" w:tentative="0">
+    <w:lvl w:ilvl="3">
       <w:start w:val="1"/>
       <w:numFmt w:val="decimal"/>
-      <w:pStyle w:val="5"/>
+      <w:pStyle w:val="Heading4"/>
       <w:lvlText w:val="%1.%2.%3.%4."/>
       <w:lvlJc w:val="left"/>
       <w:pPr>
@@ -6179,10 +6099,10 @@
         <w:rFonts w:hint="default"/>
       </w:rPr>
     </w:lvl>
-    <w:lvl w:ilvl="4" w:tentative="0">
+    <w:lvl w:ilvl="4">
       <w:start w:val="1"/>
       <w:numFmt w:val="decimal"/>
-      <w:pStyle w:val="6"/>
+      <w:pStyle w:val="Heading5"/>
       <w:lvlText w:val="%1.%2.%3.%4.%5."/>
       <w:lvlJc w:val="left"/>
       <w:pPr>
@@ -6192,10 +6112,10 @@
         <w:rFonts w:hint="default"/>
       </w:rPr>
     </w:lvl>
-    <w:lvl w:ilvl="5" w:tentative="0">
+    <w:lvl w:ilvl="5">
       <w:start w:val="1"/>
       <w:numFmt w:val="decimal"/>
-      <w:pStyle w:val="7"/>
+      <w:pStyle w:val="Heading6"/>
       <w:lvlText w:val="%1.%2.%3.%4.%5.%6."/>
       <w:lvlJc w:val="left"/>
       <w:pPr>
@@ -6205,10 +6125,10 @@
         <w:rFonts w:hint="default"/>
       </w:rPr>
     </w:lvl>
-    <w:lvl w:ilvl="6" w:tentative="0">
+    <w:lvl w:ilvl="6">
       <w:start w:val="1"/>
       <w:numFmt w:val="decimal"/>
-      <w:pStyle w:val="8"/>
+      <w:pStyle w:val="Heading7"/>
       <w:lvlText w:val="%1.%2.%3.%4.%5.%6.%7."/>
       <w:lvlJc w:val="left"/>
       <w:pPr>
@@ -6218,10 +6138,10 @@
         <w:rFonts w:hint="default"/>
       </w:rPr>
     </w:lvl>
-    <w:lvl w:ilvl="7" w:tentative="0">
+    <w:lvl w:ilvl="7">
       <w:start w:val="1"/>
       <w:numFmt w:val="decimal"/>
-      <w:pStyle w:val="9"/>
+      <w:pStyle w:val="Heading8"/>
       <w:lvlText w:val="%1.%2.%3.%4.%5.%6.%7.%8."/>
       <w:lvlJc w:val="left"/>
       <w:pPr>
@@ -6231,10 +6151,10 @@
         <w:rFonts w:hint="default"/>
       </w:rPr>
     </w:lvl>
-    <w:lvl w:ilvl="8" w:tentative="0">
+    <w:lvl w:ilvl="8">
       <w:start w:val="1"/>
       <w:numFmt w:val="decimal"/>
-      <w:pStyle w:val="10"/>
+      <w:pStyle w:val="Heading9"/>
       <w:lvlText w:val="%1.%2.%3.%4.%5.%6.%7.%8.%9."/>
       <w:lvlJc w:val="left"/>
       <w:pPr>
@@ -6249,7 +6169,7 @@
     <w:nsid w:val="99DCAE17"/>
     <w:multiLevelType w:val="singleLevel"/>
     <w:tmpl w:val="99DCAE17"/>
-    <w:lvl w:ilvl="0" w:tentative="0">
+    <w:lvl w:ilvl="0">
       <w:start w:val="1"/>
       <w:numFmt w:val="decimal"/>
       <w:lvlText w:val="%1."/>
@@ -6266,7 +6186,7 @@
     <w:nsid w:val="B80CE53C"/>
     <w:multiLevelType w:val="singleLevel"/>
     <w:tmpl w:val="B80CE53C"/>
-    <w:lvl w:ilvl="0" w:tentative="0">
+    <w:lvl w:ilvl="0">
       <w:start w:val="1"/>
       <w:numFmt w:val="decimal"/>
       <w:lvlText w:val="%1."/>
@@ -6283,7 +6203,7 @@
     <w:nsid w:val="C41C6DB7"/>
     <w:multiLevelType w:val="singleLevel"/>
     <w:tmpl w:val="C41C6DB7"/>
-    <w:lvl w:ilvl="0" w:tentative="0">
+    <w:lvl w:ilvl="0">
       <w:start w:val="1"/>
       <w:numFmt w:val="decimal"/>
       <w:lvlText w:val="%1."/>
@@ -6300,7 +6220,7 @@
     <w:nsid w:val="261C73BA"/>
     <w:multiLevelType w:val="singleLevel"/>
     <w:tmpl w:val="261C73BA"/>
-    <w:lvl w:ilvl="0" w:tentative="0">
+    <w:lvl w:ilvl="0">
       <w:start w:val="1"/>
       <w:numFmt w:val="decimal"/>
       <w:lvlText w:val="%1."/>
@@ -6332,269 +6252,267 @@
 </file>
 
 <file path=word/styles.xml><?xml version="1.0" encoding="utf-8"?>
-<w:styles xmlns:mc="http://schemas.openxmlformats.org/markup-compatibility/2006" xmlns:o="urn:schemas-microsoft-com:office:office" xmlns:r="http://schemas.openxmlformats.org/officeDocument/2006/relationships" xmlns:m="http://schemas.openxmlformats.org/officeDocument/2006/math" xmlns:v="urn:schemas-microsoft-com:vml" xmlns:w="http://schemas.openxmlformats.org/wordprocessingml/2006/main" xmlns:w14="http://schemas.microsoft.com/office/word/2010/wordml" xmlns:w10="urn:schemas-microsoft-com:office:word" xmlns:sl="http://schemas.openxmlformats.org/schemaLibrary/2006/main" xmlns:wpsCustomData="http://www.wps.cn/officeDocument/2013/wpsCustomData" mc:Ignorable="w14">
+<w:styles xmlns:mc="http://schemas.openxmlformats.org/markup-compatibility/2006" xmlns:r="http://schemas.openxmlformats.org/officeDocument/2006/relationships" xmlns:w="http://schemas.openxmlformats.org/wordprocessingml/2006/main" xmlns:w14="http://schemas.microsoft.com/office/word/2010/wordml" xmlns:w15="http://schemas.microsoft.com/office/word/2012/wordml" mc:Ignorable="w14 w15">
   <w:docDefaults>
     <w:rPrDefault>
       <w:rPr>
-        <w:rFonts w:ascii="Times New Roman" w:hAnsi="Times New Roman" w:eastAsia="宋体" w:cs="Times New Roman"/>
+        <w:rFonts w:ascii="Times New Roman" w:eastAsia="宋体" w:hAnsi="Times New Roman" w:cs="Times New Roman"/>
       </w:rPr>
     </w:rPrDefault>
     <w:pPrDefault/>
   </w:docDefaults>
-  <w:latentStyles w:count="260" w:defQFormat="0" w:defUnhideWhenUsed="1" w:defSemiHidden="1" w:defUIPriority="99" w:defLockedState="0">
-    <w:lsdException w:qFormat="1" w:unhideWhenUsed="0" w:uiPriority="0" w:semiHidden="0" w:name="Normal"/>
-    <w:lsdException w:qFormat="1" w:unhideWhenUsed="0" w:uiPriority="0" w:semiHidden="0" w:name="heading 1"/>
-    <w:lsdException w:qFormat="1" w:uiPriority="0" w:semiHidden="0" w:name="heading 2"/>
-    <w:lsdException w:qFormat="1" w:uiPriority="0" w:name="heading 3"/>
-    <w:lsdException w:qFormat="1" w:uiPriority="0" w:semiHidden="0" w:name="heading 4"/>
-    <w:lsdException w:qFormat="1" w:uiPriority="0" w:name="heading 5"/>
-    <w:lsdException w:qFormat="1" w:uiPriority="0" w:name="heading 6"/>
-    <w:lsdException w:qFormat="1" w:uiPriority="0" w:name="heading 7"/>
-    <w:lsdException w:qFormat="1" w:uiPriority="0" w:name="heading 8"/>
-    <w:lsdException w:qFormat="1" w:uiPriority="0" w:name="heading 9"/>
-    <w:lsdException w:unhideWhenUsed="0" w:uiPriority="0" w:semiHidden="0" w:name="index 1"/>
-    <w:lsdException w:unhideWhenUsed="0" w:uiPriority="0" w:semiHidden="0" w:name="index 2"/>
-    <w:lsdException w:unhideWhenUsed="0" w:uiPriority="0" w:semiHidden="0" w:name="index 3"/>
-    <w:lsdException w:unhideWhenUsed="0" w:uiPriority="0" w:semiHidden="0" w:name="index 4"/>
-    <w:lsdException w:unhideWhenUsed="0" w:uiPriority="0" w:semiHidden="0" w:name="index 5"/>
-    <w:lsdException w:unhideWhenUsed="0" w:uiPriority="0" w:semiHidden="0" w:name="index 6"/>
-    <w:lsdException w:unhideWhenUsed="0" w:uiPriority="0" w:semiHidden="0" w:name="index 7"/>
-    <w:lsdException w:unhideWhenUsed="0" w:uiPriority="0" w:semiHidden="0" w:name="index 8"/>
-    <w:lsdException w:unhideWhenUsed="0" w:uiPriority="0" w:semiHidden="0" w:name="index 9"/>
-    <w:lsdException w:qFormat="1" w:unhideWhenUsed="0" w:uiPriority="0" w:semiHidden="0" w:name="toc 1"/>
-    <w:lsdException w:qFormat="1" w:unhideWhenUsed="0" w:uiPriority="0" w:semiHidden="0" w:name="toc 2"/>
-    <w:lsdException w:qFormat="1" w:unhideWhenUsed="0" w:uiPriority="0" w:semiHidden="0" w:name="toc 3"/>
-    <w:lsdException w:unhideWhenUsed="0" w:uiPriority="0" w:semiHidden="0" w:name="toc 4"/>
-    <w:lsdException w:unhideWhenUsed="0" w:uiPriority="0" w:semiHidden="0" w:name="toc 5"/>
-    <w:lsdException w:unhideWhenUsed="0" w:uiPriority="0" w:semiHidden="0" w:name="toc 6"/>
-    <w:lsdException w:unhideWhenUsed="0" w:uiPriority="0" w:semiHidden="0" w:name="toc 7"/>
-    <w:lsdException w:unhideWhenUsed="0" w:uiPriority="0" w:semiHidden="0" w:name="toc 8"/>
-    <w:lsdException w:unhideWhenUsed="0" w:uiPriority="0" w:semiHidden="0" w:name="toc 9"/>
-    <w:lsdException w:unhideWhenUsed="0" w:uiPriority="0" w:semiHidden="0" w:name="Normal Indent"/>
-    <w:lsdException w:unhideWhenUsed="0" w:uiPriority="0" w:semiHidden="0" w:name="footnote text"/>
-    <w:lsdException w:qFormat="1" w:unhideWhenUsed="0" w:uiPriority="0" w:semiHidden="0" w:name="annotation text"/>
-    <w:lsdException w:qFormat="1" w:unhideWhenUsed="0" w:uiPriority="0" w:semiHidden="0" w:name="header"/>
-    <w:lsdException w:qFormat="1" w:unhideWhenUsed="0" w:uiPriority="0" w:semiHidden="0" w:name="footer"/>
-    <w:lsdException w:unhideWhenUsed="0" w:uiPriority="0" w:semiHidden="0" w:name="index heading"/>
-    <w:lsdException w:qFormat="1" w:uiPriority="0" w:name="caption"/>
-    <w:lsdException w:unhideWhenUsed="0" w:uiPriority="0" w:semiHidden="0" w:name="table of figures"/>
-    <w:lsdException w:unhideWhenUsed="0" w:uiPriority="0" w:semiHidden="0" w:name="envelope address"/>
-    <w:lsdException w:unhideWhenUsed="0" w:uiPriority="0" w:semiHidden="0" w:name="envelope return"/>
-    <w:lsdException w:unhideWhenUsed="0" w:uiPriority="0" w:semiHidden="0" w:name="footnote reference"/>
-    <w:lsdException w:unhideWhenUsed="0" w:uiPriority="0" w:semiHidden="0" w:name="annotation reference"/>
-    <w:lsdException w:unhideWhenUsed="0" w:uiPriority="0" w:semiHidden="0" w:name="line number"/>
-    <w:lsdException w:unhideWhenUsed="0" w:uiPriority="0" w:semiHidden="0" w:name="page number"/>
-    <w:lsdException w:unhideWhenUsed="0" w:uiPriority="0" w:semiHidden="0" w:name="endnote reference"/>
-    <w:lsdException w:unhideWhenUsed="0" w:uiPriority="0" w:semiHidden="0" w:name="endnote text"/>
-    <w:lsdException w:unhideWhenUsed="0" w:uiPriority="0" w:semiHidden="0" w:name="table of authorities"/>
-    <w:lsdException w:unhideWhenUsed="0" w:uiPriority="0" w:semiHidden="0" w:name="macro"/>
-    <w:lsdException w:unhideWhenUsed="0" w:uiPriority="0" w:semiHidden="0" w:name="toa heading"/>
-    <w:lsdException w:unhideWhenUsed="0" w:uiPriority="0" w:semiHidden="0" w:name="List"/>
-    <w:lsdException w:unhideWhenUsed="0" w:uiPriority="0" w:semiHidden="0" w:name="List Bullet"/>
-    <w:lsdException w:unhideWhenUsed="0" w:uiPriority="0" w:semiHidden="0" w:name="List Number"/>
-    <w:lsdException w:unhideWhenUsed="0" w:uiPriority="0" w:semiHidden="0" w:name="List 2"/>
-    <w:lsdException w:unhideWhenUsed="0" w:uiPriority="0" w:semiHidden="0" w:name="List 3"/>
-    <w:lsdException w:unhideWhenUsed="0" w:uiPriority="0" w:semiHidden="0" w:name="List 4"/>
-    <w:lsdException w:unhideWhenUsed="0" w:uiPriority="0" w:semiHidden="0" w:name="List 5"/>
-    <w:lsdException w:unhideWhenUsed="0" w:uiPriority="0" w:semiHidden="0" w:name="List Bullet 2"/>
-    <w:lsdException w:unhideWhenUsed="0" w:uiPriority="0" w:semiHidden="0" w:name="List Bullet 3"/>
-    <w:lsdException w:unhideWhenUsed="0" w:uiPriority="0" w:semiHidden="0" w:name="List Bullet 4"/>
-    <w:lsdException w:unhideWhenUsed="0" w:uiPriority="0" w:semiHidden="0" w:name="List Bullet 5"/>
-    <w:lsdException w:unhideWhenUsed="0" w:uiPriority="0" w:semiHidden="0" w:name="List Number 2"/>
-    <w:lsdException w:unhideWhenUsed="0" w:uiPriority="0" w:semiHidden="0" w:name="List Number 3"/>
-    <w:lsdException w:unhideWhenUsed="0" w:uiPriority="0" w:semiHidden="0" w:name="List Number 4"/>
-    <w:lsdException w:unhideWhenUsed="0" w:uiPriority="0" w:semiHidden="0" w:name="List Number 5"/>
-    <w:lsdException w:qFormat="1" w:unhideWhenUsed="0" w:uiPriority="0" w:semiHidden="0" w:name="Title"/>
-    <w:lsdException w:unhideWhenUsed="0" w:uiPriority="0" w:semiHidden="0" w:name="Closing"/>
-    <w:lsdException w:unhideWhenUsed="0" w:uiPriority="0" w:semiHidden="0" w:name="Signature"/>
-    <w:lsdException w:qFormat="1" w:unhideWhenUsed="0" w:uiPriority="0" w:name="Default Paragraph Font"/>
-    <w:lsdException w:qFormat="1" w:unhideWhenUsed="0" w:uiPriority="0" w:name="Body Text"/>
-    <w:lsdException w:unhideWhenUsed="0" w:uiPriority="0" w:semiHidden="0" w:name="Body Text Indent"/>
-    <w:lsdException w:unhideWhenUsed="0" w:uiPriority="0" w:semiHidden="0" w:name="List Continue"/>
-    <w:lsdException w:unhideWhenUsed="0" w:uiPriority="0" w:semiHidden="0" w:name="List Continue 2"/>
-    <w:lsdException w:unhideWhenUsed="0" w:uiPriority="0" w:semiHidden="0" w:name="List Continue 3"/>
-    <w:lsdException w:unhideWhenUsed="0" w:uiPriority="0" w:semiHidden="0" w:name="List Continue 4"/>
-    <w:lsdException w:unhideWhenUsed="0" w:uiPriority="0" w:semiHidden="0" w:name="List Continue 5"/>
-    <w:lsdException w:unhideWhenUsed="0" w:uiPriority="0" w:semiHidden="0" w:name="Message Header"/>
-    <w:lsdException w:qFormat="1" w:unhideWhenUsed="0" w:uiPriority="0" w:semiHidden="0" w:name="Subtitle"/>
-    <w:lsdException w:unhideWhenUsed="0" w:uiPriority="0" w:semiHidden="0" w:name="Salutation"/>
-    <w:lsdException w:unhideWhenUsed="0" w:uiPriority="0" w:semiHidden="0" w:name="Date"/>
-    <w:lsdException w:unhideWhenUsed="0" w:uiPriority="0" w:semiHidden="0" w:name="Body Text First Indent"/>
-    <w:lsdException w:unhideWhenUsed="0" w:uiPriority="0" w:semiHidden="0" w:name="Body Text First Indent 2"/>
-    <w:lsdException w:uiPriority="99" w:name="Note Heading"/>
-    <w:lsdException w:unhideWhenUsed="0" w:uiPriority="0" w:semiHidden="0" w:name="Body Text 2"/>
-    <w:lsdException w:unhideWhenUsed="0" w:uiPriority="0" w:semiHidden="0" w:name="Body Text 3"/>
-    <w:lsdException w:unhideWhenUsed="0" w:uiPriority="0" w:semiHidden="0" w:name="Body Text Indent 2"/>
-    <w:lsdException w:unhideWhenUsed="0" w:uiPriority="0" w:semiHidden="0" w:name="Body Text Indent 3"/>
-    <w:lsdException w:unhideWhenUsed="0" w:uiPriority="0" w:semiHidden="0" w:name="Block Text"/>
-    <w:lsdException w:unhideWhenUsed="0" w:uiPriority="0" w:semiHidden="0" w:name="Hyperlink"/>
-    <w:lsdException w:unhideWhenUsed="0" w:uiPriority="0" w:semiHidden="0" w:name="FollowedHyperlink"/>
-    <w:lsdException w:qFormat="1" w:unhideWhenUsed="0" w:uiPriority="0" w:semiHidden="0" w:name="Strong"/>
-    <w:lsdException w:qFormat="1" w:unhideWhenUsed="0" w:uiPriority="0" w:semiHidden="0" w:name="Emphasis"/>
-    <w:lsdException w:unhideWhenUsed="0" w:uiPriority="0" w:semiHidden="0" w:name="Document Map"/>
-    <w:lsdException w:unhideWhenUsed="0" w:uiPriority="0" w:semiHidden="0" w:name="Plain Text"/>
-    <w:lsdException w:unhideWhenUsed="0" w:uiPriority="0" w:semiHidden="0" w:name="E-mail Signature"/>
-    <w:lsdException w:qFormat="1" w:unhideWhenUsed="0" w:uiPriority="0" w:semiHidden="0" w:name="Normal (Web)"/>
-    <w:lsdException w:unhideWhenUsed="0" w:uiPriority="0" w:semiHidden="0" w:name="HTML Acronym"/>
-    <w:lsdException w:unhideWhenUsed="0" w:uiPriority="0" w:semiHidden="0" w:name="HTML Address"/>
-    <w:lsdException w:unhideWhenUsed="0" w:uiPriority="0" w:semiHidden="0" w:name="HTML Cite"/>
-    <w:lsdException w:unhideWhenUsed="0" w:uiPriority="0" w:semiHidden="0" w:name="HTML Code"/>
-    <w:lsdException w:unhideWhenUsed="0" w:uiPriority="0" w:semiHidden="0" w:name="HTML Definition"/>
-    <w:lsdException w:unhideWhenUsed="0" w:uiPriority="0" w:semiHidden="0" w:name="HTML Keyboard"/>
-    <w:lsdException w:unhideWhenUsed="0" w:uiPriority="0" w:semiHidden="0" w:name="HTML Preformatted"/>
-    <w:lsdException w:unhideWhenUsed="0" w:uiPriority="0" w:semiHidden="0" w:name="HTML Sample"/>
-    <w:lsdException w:unhideWhenUsed="0" w:uiPriority="0" w:semiHidden="0" w:name="HTML Typewriter"/>
-    <w:lsdException w:unhideWhenUsed="0" w:uiPriority="0" w:semiHidden="0" w:name="HTML Variable"/>
-    <w:lsdException w:qFormat="1" w:unhideWhenUsed="0" w:uiPriority="0" w:name="Normal Table"/>
-    <w:lsdException w:unhideWhenUsed="0" w:uiPriority="0" w:semiHidden="0" w:name="annotation subject"/>
-    <w:lsdException w:unhideWhenUsed="0" w:uiPriority="0" w:semiHidden="0" w:name="Table Simple 1"/>
-    <w:lsdException w:unhideWhenUsed="0" w:uiPriority="0" w:semiHidden="0" w:name="Table Simple 2"/>
-    <w:lsdException w:unhideWhenUsed="0" w:uiPriority="0" w:semiHidden="0" w:name="Table Simple 3"/>
-    <w:lsdException w:unhideWhenUsed="0" w:uiPriority="0" w:semiHidden="0" w:name="Table Classic 1"/>
-    <w:lsdException w:unhideWhenUsed="0" w:uiPriority="0" w:semiHidden="0" w:name="Table Classic 2"/>
-    <w:lsdException w:unhideWhenUsed="0" w:uiPriority="0" w:semiHidden="0" w:name="Table Classic 3"/>
-    <w:lsdException w:unhideWhenUsed="0" w:uiPriority="0" w:semiHidden="0" w:name="Table Classic 4"/>
-    <w:lsdException w:unhideWhenUsed="0" w:uiPriority="0" w:semiHidden="0" w:name="Table Colorful 1"/>
-    <w:lsdException w:unhideWhenUsed="0" w:uiPriority="0" w:semiHidden="0" w:name="Table Colorful 2"/>
-    <w:lsdException w:unhideWhenUsed="0" w:uiPriority="0" w:semiHidden="0" w:name="Table Colorful 3"/>
-    <w:lsdException w:unhideWhenUsed="0" w:uiPriority="0" w:semiHidden="0" w:name="Table Columns 1"/>
-    <w:lsdException w:unhideWhenUsed="0" w:uiPriority="0" w:semiHidden="0" w:name="Table Columns 2"/>
-    <w:lsdException w:unhideWhenUsed="0" w:uiPriority="0" w:semiHidden="0" w:name="Table Columns 3"/>
-    <w:lsdException w:unhideWhenUsed="0" w:uiPriority="0" w:semiHidden="0" w:name="Table Columns 4"/>
-    <w:lsdException w:unhideWhenUsed="0" w:uiPriority="0" w:semiHidden="0" w:name="Table Columns 5"/>
-    <w:lsdException w:unhideWhenUsed="0" w:uiPriority="0" w:semiHidden="0" w:name="Table Grid 1"/>
-    <w:lsdException w:unhideWhenUsed="0" w:uiPriority="0" w:semiHidden="0" w:name="Table Grid 2"/>
-    <w:lsdException w:unhideWhenUsed="0" w:uiPriority="0" w:semiHidden="0" w:name="Table Grid 3"/>
-    <w:lsdException w:unhideWhenUsed="0" w:uiPriority="0" w:semiHidden="0" w:name="Table Grid 4"/>
-    <w:lsdException w:unhideWhenUsed="0" w:uiPriority="0" w:semiHidden="0" w:name="Table Grid 5"/>
-    <w:lsdException w:unhideWhenUsed="0" w:uiPriority="0" w:semiHidden="0" w:name="Table Grid 6"/>
-    <w:lsdException w:unhideWhenUsed="0" w:uiPriority="0" w:semiHidden="0" w:name="Table Grid 7"/>
-    <w:lsdException w:unhideWhenUsed="0" w:uiPriority="0" w:semiHidden="0" w:name="Table Grid 8"/>
-    <w:lsdException w:unhideWhenUsed="0" w:uiPriority="0" w:semiHidden="0" w:name="Table List 1"/>
-    <w:lsdException w:unhideWhenUsed="0" w:uiPriority="0" w:semiHidden="0" w:name="Table List 2"/>
-    <w:lsdException w:unhideWhenUsed="0" w:uiPriority="0" w:semiHidden="0" w:name="Table List 3"/>
-    <w:lsdException w:unhideWhenUsed="0" w:uiPriority="0" w:semiHidden="0" w:name="Table List 4"/>
-    <w:lsdException w:unhideWhenUsed="0" w:uiPriority="0" w:semiHidden="0" w:name="Table List 5"/>
-    <w:lsdException w:unhideWhenUsed="0" w:uiPriority="0" w:semiHidden="0" w:name="Table List 6"/>
-    <w:lsdException w:unhideWhenUsed="0" w:uiPriority="0" w:semiHidden="0" w:name="Table List 7"/>
-    <w:lsdException w:unhideWhenUsed="0" w:uiPriority="0" w:semiHidden="0" w:name="Table List 8"/>
-    <w:lsdException w:unhideWhenUsed="0" w:uiPriority="0" w:semiHidden="0" w:name="Table 3D effects 1"/>
-    <w:lsdException w:unhideWhenUsed="0" w:uiPriority="0" w:semiHidden="0" w:name="Table 3D effects 2"/>
-    <w:lsdException w:unhideWhenUsed="0" w:uiPriority="0" w:semiHidden="0" w:name="Table 3D effects 3"/>
-    <w:lsdException w:unhideWhenUsed="0" w:uiPriority="0" w:semiHidden="0" w:name="Table Contemporary"/>
-    <w:lsdException w:unhideWhenUsed="0" w:uiPriority="0" w:semiHidden="0" w:name="Table Elegant"/>
-    <w:lsdException w:unhideWhenUsed="0" w:uiPriority="0" w:semiHidden="0" w:name="Table Professional"/>
-    <w:lsdException w:unhideWhenUsed="0" w:uiPriority="0" w:semiHidden="0" w:name="Table Subtle 1"/>
-    <w:lsdException w:unhideWhenUsed="0" w:uiPriority="0" w:semiHidden="0" w:name="Table Subtle 2"/>
-    <w:lsdException w:unhideWhenUsed="0" w:uiPriority="0" w:semiHidden="0" w:name="Table Web 1"/>
-    <w:lsdException w:unhideWhenUsed="0" w:uiPriority="0" w:semiHidden="0" w:name="Table Web 2"/>
-    <w:lsdException w:unhideWhenUsed="0" w:uiPriority="0" w:semiHidden="0" w:name="Table Web 3"/>
-    <w:lsdException w:unhideWhenUsed="0" w:uiPriority="0" w:semiHidden="0" w:name="Balloon Text"/>
-    <w:lsdException w:qFormat="1" w:unhideWhenUsed="0" w:uiPriority="0" w:semiHidden="0" w:name="Table Grid"/>
-    <w:lsdException w:unhideWhenUsed="0" w:uiPriority="0" w:semiHidden="0" w:name="Table Theme"/>
-    <w:lsdException w:unhideWhenUsed="0" w:uiPriority="60" w:semiHidden="0" w:name="Light Shading"/>
-    <w:lsdException w:unhideWhenUsed="0" w:uiPriority="61" w:semiHidden="0" w:name="Light List"/>
-    <w:lsdException w:unhideWhenUsed="0" w:uiPriority="62" w:semiHidden="0" w:name="Light Grid"/>
-    <w:lsdException w:unhideWhenUsed="0" w:uiPriority="63" w:semiHidden="0" w:name="Medium Shading 1"/>
-    <w:lsdException w:unhideWhenUsed="0" w:uiPriority="64" w:semiHidden="0" w:name="Medium Shading 2"/>
-    <w:lsdException w:unhideWhenUsed="0" w:uiPriority="65" w:semiHidden="0" w:name="Medium List 1"/>
-    <w:lsdException w:unhideWhenUsed="0" w:uiPriority="66" w:semiHidden="0" w:name="Medium List 2"/>
-    <w:lsdException w:unhideWhenUsed="0" w:uiPriority="67" w:semiHidden="0" w:name="Medium Grid 1"/>
-    <w:lsdException w:unhideWhenUsed="0" w:uiPriority="68" w:semiHidden="0" w:name="Medium Grid 2"/>
-    <w:lsdException w:unhideWhenUsed="0" w:uiPriority="69" w:semiHidden="0" w:name="Medium Grid 3"/>
-    <w:lsdException w:unhideWhenUsed="0" w:uiPriority="70" w:semiHidden="0" w:name="Dark List"/>
-    <w:lsdException w:unhideWhenUsed="0" w:uiPriority="71" w:semiHidden="0" w:name="Colorful Shading"/>
-    <w:lsdException w:unhideWhenUsed="0" w:uiPriority="72" w:semiHidden="0" w:name="Colorful List"/>
-    <w:lsdException w:unhideWhenUsed="0" w:uiPriority="73" w:semiHidden="0" w:name="Colorful Grid"/>
-    <w:lsdException w:unhideWhenUsed="0" w:uiPriority="60" w:semiHidden="0" w:name="Light Shading Accent 1"/>
-    <w:lsdException w:unhideWhenUsed="0" w:uiPriority="61" w:semiHidden="0" w:name="Light List Accent 1"/>
-    <w:lsdException w:unhideWhenUsed="0" w:uiPriority="62" w:semiHidden="0" w:name="Light Grid Accent 1"/>
-    <w:lsdException w:unhideWhenUsed="0" w:uiPriority="63" w:semiHidden="0" w:name="Medium Shading 1 Accent 1"/>
-    <w:lsdException w:unhideWhenUsed="0" w:uiPriority="64" w:semiHidden="0" w:name="Medium Shading 2 Accent 1"/>
-    <w:lsdException w:unhideWhenUsed="0" w:uiPriority="65" w:semiHidden="0" w:name="Medium List 1 Accent 1"/>
-    <w:lsdException w:unhideWhenUsed="0" w:uiPriority="66" w:semiHidden="0" w:name="Medium List 2 Accent 1"/>
-    <w:lsdException w:unhideWhenUsed="0" w:uiPriority="67" w:semiHidden="0" w:name="Medium Grid 1 Accent 1"/>
-    <w:lsdException w:unhideWhenUsed="0" w:uiPriority="68" w:semiHidden="0" w:name="Medium Grid 2 Accent 1"/>
-    <w:lsdException w:unhideWhenUsed="0" w:uiPriority="69" w:semiHidden="0" w:name="Medium Grid 3 Accent 1"/>
-    <w:lsdException w:unhideWhenUsed="0" w:uiPriority="70" w:semiHidden="0" w:name="Dark List Accent 1"/>
-    <w:lsdException w:unhideWhenUsed="0" w:uiPriority="71" w:semiHidden="0" w:name="Colorful Shading Accent 1"/>
-    <w:lsdException w:unhideWhenUsed="0" w:uiPriority="72" w:semiHidden="0" w:name="Colorful List Accent 1"/>
-    <w:lsdException w:unhideWhenUsed="0" w:uiPriority="73" w:semiHidden="0" w:name="Colorful Grid Accent 1"/>
-    <w:lsdException w:unhideWhenUsed="0" w:uiPriority="60" w:semiHidden="0" w:name="Light Shading Accent 2"/>
-    <w:lsdException w:unhideWhenUsed="0" w:uiPriority="61" w:semiHidden="0" w:name="Light List Accent 2"/>
-    <w:lsdException w:unhideWhenUsed="0" w:uiPriority="62" w:semiHidden="0" w:name="Light Grid Accent 2"/>
-    <w:lsdException w:unhideWhenUsed="0" w:uiPriority="63" w:semiHidden="0" w:name="Medium Shading 1 Accent 2"/>
-    <w:lsdException w:unhideWhenUsed="0" w:uiPriority="64" w:semiHidden="0" w:name="Medium Shading 2 Accent 2"/>
-    <w:lsdException w:unhideWhenUsed="0" w:uiPriority="65" w:semiHidden="0" w:name="Medium List 1 Accent 2"/>
-    <w:lsdException w:unhideWhenUsed="0" w:uiPriority="66" w:semiHidden="0" w:name="Medium List 2 Accent 2"/>
-    <w:lsdException w:unhideWhenUsed="0" w:uiPriority="67" w:semiHidden="0" w:name="Medium Grid 1 Accent 2"/>
-    <w:lsdException w:unhideWhenUsed="0" w:uiPriority="68" w:semiHidden="0" w:name="Medium Grid 2 Accent 2"/>
-    <w:lsdException w:unhideWhenUsed="0" w:uiPriority="69" w:semiHidden="0" w:name="Medium Grid 3 Accent 2"/>
-    <w:lsdException w:unhideWhenUsed="0" w:uiPriority="70" w:semiHidden="0" w:name="Dark List Accent 2"/>
-    <w:lsdException w:unhideWhenUsed="0" w:uiPriority="71" w:semiHidden="0" w:name="Colorful Shading Accent 2"/>
-    <w:lsdException w:unhideWhenUsed="0" w:uiPriority="72" w:semiHidden="0" w:name="Colorful List Accent 2"/>
-    <w:lsdException w:unhideWhenUsed="0" w:uiPriority="73" w:semiHidden="0" w:name="Colorful Grid Accent 2"/>
-    <w:lsdException w:unhideWhenUsed="0" w:uiPriority="60" w:semiHidden="0" w:name="Light Shading Accent 3"/>
-    <w:lsdException w:unhideWhenUsed="0" w:uiPriority="61" w:semiHidden="0" w:name="Light List Accent 3"/>
-    <w:lsdException w:unhideWhenUsed="0" w:uiPriority="62" w:semiHidden="0" w:name="Light Grid Accent 3"/>
-    <w:lsdException w:unhideWhenUsed="0" w:uiPriority="63" w:semiHidden="0" w:name="Medium Shading 1 Accent 3"/>
-    <w:lsdException w:unhideWhenUsed="0" w:uiPriority="64" w:semiHidden="0" w:name="Medium Shading 2 Accent 3"/>
-    <w:lsdException w:unhideWhenUsed="0" w:uiPriority="65" w:semiHidden="0" w:name="Medium List 1 Accent 3"/>
-    <w:lsdException w:unhideWhenUsed="0" w:uiPriority="66" w:semiHidden="0" w:name="Medium List 2 Accent 3"/>
-    <w:lsdException w:unhideWhenUsed="0" w:uiPriority="67" w:semiHidden="0" w:name="Medium Grid 1 Accent 3"/>
-    <w:lsdException w:unhideWhenUsed="0" w:uiPriority="68" w:semiHidden="0" w:name="Medium Grid 2 Accent 3"/>
-    <w:lsdException w:unhideWhenUsed="0" w:uiPriority="69" w:semiHidden="0" w:name="Medium Grid 3 Accent 3"/>
-    <w:lsdException w:unhideWhenUsed="0" w:uiPriority="70" w:semiHidden="0" w:name="Dark List Accent 3"/>
-    <w:lsdException w:unhideWhenUsed="0" w:uiPriority="71" w:semiHidden="0" w:name="Colorful Shading Accent 3"/>
-    <w:lsdException w:unhideWhenUsed="0" w:uiPriority="72" w:semiHidden="0" w:name="Colorful List Accent 3"/>
-    <w:lsdException w:unhideWhenUsed="0" w:uiPriority="73" w:semiHidden="0" w:name="Colorful Grid Accent 3"/>
-    <w:lsdException w:unhideWhenUsed="0" w:uiPriority="60" w:semiHidden="0" w:name="Light Shading Accent 4"/>
-    <w:lsdException w:unhideWhenUsed="0" w:uiPriority="61" w:semiHidden="0" w:name="Light List Accent 4"/>
-    <w:lsdException w:unhideWhenUsed="0" w:uiPriority="62" w:semiHidden="0" w:name="Light Grid Accent 4"/>
-    <w:lsdException w:unhideWhenUsed="0" w:uiPriority="63" w:semiHidden="0" w:name="Medium Shading 1 Accent 4"/>
-    <w:lsdException w:unhideWhenUsed="0" w:uiPriority="64" w:semiHidden="0" w:name="Medium Shading 2 Accent 4"/>
-    <w:lsdException w:unhideWhenUsed="0" w:uiPriority="65" w:semiHidden="0" w:name="Medium List 1 Accent 4"/>
-    <w:lsdException w:unhideWhenUsed="0" w:uiPriority="66" w:semiHidden="0" w:name="Medium List 2 Accent 4"/>
-    <w:lsdException w:unhideWhenUsed="0" w:uiPriority="67" w:semiHidden="0" w:name="Medium Grid 1 Accent 4"/>
-    <w:lsdException w:unhideWhenUsed="0" w:uiPriority="68" w:semiHidden="0" w:name="Medium Grid 2 Accent 4"/>
-    <w:lsdException w:unhideWhenUsed="0" w:uiPriority="69" w:semiHidden="0" w:name="Medium Grid 3 Accent 4"/>
-    <w:lsdException w:unhideWhenUsed="0" w:uiPriority="70" w:semiHidden="0" w:name="Dark List Accent 4"/>
-    <w:lsdException w:unhideWhenUsed="0" w:uiPriority="71" w:semiHidden="0" w:name="Colorful Shading Accent 4"/>
-    <w:lsdException w:unhideWhenUsed="0" w:uiPriority="72" w:semiHidden="0" w:name="Colorful List Accent 4"/>
-    <w:lsdException w:unhideWhenUsed="0" w:uiPriority="73" w:semiHidden="0" w:name="Colorful Grid Accent 4"/>
-    <w:lsdException w:unhideWhenUsed="0" w:uiPriority="60" w:semiHidden="0" w:name="Light Shading Accent 5"/>
-    <w:lsdException w:unhideWhenUsed="0" w:uiPriority="61" w:semiHidden="0" w:name="Light List Accent 5"/>
-    <w:lsdException w:unhideWhenUsed="0" w:uiPriority="62" w:semiHidden="0" w:name="Light Grid Accent 5"/>
-    <w:lsdException w:unhideWhenUsed="0" w:uiPriority="63" w:semiHidden="0" w:name="Medium Shading 1 Accent 5"/>
-    <w:lsdException w:unhideWhenUsed="0" w:uiPriority="64" w:semiHidden="0" w:name="Medium Shading 2 Accent 5"/>
-    <w:lsdException w:unhideWhenUsed="0" w:uiPriority="65" w:semiHidden="0" w:name="Medium List 1 Accent 5"/>
-    <w:lsdException w:unhideWhenUsed="0" w:uiPriority="66" w:semiHidden="0" w:name="Medium List 2 Accent 5"/>
-    <w:lsdException w:unhideWhenUsed="0" w:uiPriority="67" w:semiHidden="0" w:name="Medium Grid 1 Accent 5"/>
-    <w:lsdException w:unhideWhenUsed="0" w:uiPriority="68" w:semiHidden="0" w:name="Medium Grid 2 Accent 5"/>
-    <w:lsdException w:unhideWhenUsed="0" w:uiPriority="69" w:semiHidden="0" w:name="Medium Grid 3 Accent 5"/>
-    <w:lsdException w:unhideWhenUsed="0" w:uiPriority="70" w:semiHidden="0" w:name="Dark List Accent 5"/>
-    <w:lsdException w:unhideWhenUsed="0" w:uiPriority="71" w:semiHidden="0" w:name="Colorful Shading Accent 5"/>
-    <w:lsdException w:unhideWhenUsed="0" w:uiPriority="72" w:semiHidden="0" w:name="Colorful List Accent 5"/>
-    <w:lsdException w:unhideWhenUsed="0" w:uiPriority="73" w:semiHidden="0" w:name="Colorful Grid Accent 5"/>
-    <w:lsdException w:unhideWhenUsed="0" w:uiPriority="60" w:semiHidden="0" w:name="Light Shading Accent 6"/>
-    <w:lsdException w:unhideWhenUsed="0" w:uiPriority="61" w:semiHidden="0" w:name="Light List Accent 6"/>
-    <w:lsdException w:unhideWhenUsed="0" w:uiPriority="62" w:semiHidden="0" w:name="Light Grid Accent 6"/>
-    <w:lsdException w:unhideWhenUsed="0" w:uiPriority="63" w:semiHidden="0" w:name="Medium Shading 1 Accent 6"/>
-    <w:lsdException w:unhideWhenUsed="0" w:uiPriority="64" w:semiHidden="0" w:name="Medium Shading 2 Accent 6"/>
-    <w:lsdException w:unhideWhenUsed="0" w:uiPriority="65" w:semiHidden="0" w:name="Medium List 1 Accent 6"/>
-    <w:lsdException w:unhideWhenUsed="0" w:uiPriority="66" w:semiHidden="0" w:name="Medium List 2 Accent 6"/>
-    <w:lsdException w:unhideWhenUsed="0" w:uiPriority="67" w:semiHidden="0" w:name="Medium Grid 1 Accent 6"/>
-    <w:lsdException w:unhideWhenUsed="0" w:uiPriority="68" w:semiHidden="0" w:name="Medium Grid 2 Accent 6"/>
-    <w:lsdException w:unhideWhenUsed="0" w:uiPriority="69" w:semiHidden="0" w:name="Medium Grid 3 Accent 6"/>
-    <w:lsdException w:unhideWhenUsed="0" w:uiPriority="70" w:semiHidden="0" w:name="Dark List Accent 6"/>
-    <w:lsdException w:unhideWhenUsed="0" w:uiPriority="71" w:semiHidden="0" w:name="Colorful Shading Accent 6"/>
-    <w:lsdException w:unhideWhenUsed="0" w:uiPriority="72" w:semiHidden="0" w:name="Colorful List Accent 6"/>
-    <w:lsdException w:unhideWhenUsed="0" w:uiPriority="73" w:semiHidden="0" w:name="Colorful Grid Accent 6"/>
+  <w:latentStyles w:defLockedState="0" w:defUIPriority="99" w:defSemiHidden="1" w:defUnhideWhenUsed="1" w:defQFormat="0" w:count="260">
+    <w:lsdException w:name="Normal" w:semiHidden="0" w:uiPriority="0" w:unhideWhenUsed="0" w:qFormat="1"/>
+    <w:lsdException w:name="heading 1" w:semiHidden="0" w:uiPriority="0" w:unhideWhenUsed="0" w:qFormat="1"/>
+    <w:lsdException w:name="heading 2" w:semiHidden="0" w:uiPriority="0" w:qFormat="1"/>
+    <w:lsdException w:name="heading 3" w:uiPriority="0" w:qFormat="1"/>
+    <w:lsdException w:name="heading 4" w:semiHidden="0" w:uiPriority="0" w:qFormat="1"/>
+    <w:lsdException w:name="heading 5" w:uiPriority="0" w:qFormat="1"/>
+    <w:lsdException w:name="heading 6" w:uiPriority="0" w:qFormat="1"/>
+    <w:lsdException w:name="heading 7" w:uiPriority="0" w:qFormat="1"/>
+    <w:lsdException w:name="heading 8" w:uiPriority="0" w:qFormat="1"/>
+    <w:lsdException w:name="heading 9" w:uiPriority="0" w:qFormat="1"/>
+    <w:lsdException w:name="index 1" w:semiHidden="0" w:uiPriority="0" w:unhideWhenUsed="0"/>
+    <w:lsdException w:name="index 2" w:semiHidden="0" w:uiPriority="0" w:unhideWhenUsed="0"/>
+    <w:lsdException w:name="index 3" w:semiHidden="0" w:uiPriority="0" w:unhideWhenUsed="0"/>
+    <w:lsdException w:name="index 4" w:semiHidden="0" w:uiPriority="0" w:unhideWhenUsed="0"/>
+    <w:lsdException w:name="index 5" w:semiHidden="0" w:uiPriority="0" w:unhideWhenUsed="0"/>
+    <w:lsdException w:name="index 6" w:semiHidden="0" w:uiPriority="0" w:unhideWhenUsed="0"/>
+    <w:lsdException w:name="index 7" w:semiHidden="0" w:uiPriority="0" w:unhideWhenUsed="0"/>
+    <w:lsdException w:name="index 8" w:semiHidden="0" w:uiPriority="0" w:unhideWhenUsed="0"/>
+    <w:lsdException w:name="index 9" w:semiHidden="0" w:uiPriority="0" w:unhideWhenUsed="0"/>
+    <w:lsdException w:name="toc 1" w:semiHidden="0" w:uiPriority="0" w:unhideWhenUsed="0" w:qFormat="1"/>
+    <w:lsdException w:name="toc 2" w:semiHidden="0" w:uiPriority="0" w:unhideWhenUsed="0" w:qFormat="1"/>
+    <w:lsdException w:name="toc 3" w:semiHidden="0" w:uiPriority="0" w:unhideWhenUsed="0" w:qFormat="1"/>
+    <w:lsdException w:name="toc 4" w:semiHidden="0" w:uiPriority="0" w:unhideWhenUsed="0"/>
+    <w:lsdException w:name="toc 5" w:semiHidden="0" w:uiPriority="0" w:unhideWhenUsed="0"/>
+    <w:lsdException w:name="toc 6" w:semiHidden="0" w:uiPriority="0" w:unhideWhenUsed="0"/>
+    <w:lsdException w:name="toc 7" w:semiHidden="0" w:uiPriority="0" w:unhideWhenUsed="0"/>
+    <w:lsdException w:name="toc 8" w:semiHidden="0" w:uiPriority="0" w:unhideWhenUsed="0"/>
+    <w:lsdException w:name="toc 9" w:semiHidden="0" w:uiPriority="0" w:unhideWhenUsed="0"/>
+    <w:lsdException w:name="Normal Indent" w:semiHidden="0" w:uiPriority="0" w:unhideWhenUsed="0"/>
+    <w:lsdException w:name="footnote text" w:semiHidden="0" w:uiPriority="0" w:unhideWhenUsed="0"/>
+    <w:lsdException w:name="annotation text" w:semiHidden="0" w:uiPriority="0" w:unhideWhenUsed="0" w:qFormat="1"/>
+    <w:lsdException w:name="header" w:semiHidden="0" w:uiPriority="0" w:unhideWhenUsed="0" w:qFormat="1"/>
+    <w:lsdException w:name="footer" w:semiHidden="0" w:uiPriority="0" w:unhideWhenUsed="0" w:qFormat="1"/>
+    <w:lsdException w:name="index heading" w:semiHidden="0" w:uiPriority="0" w:unhideWhenUsed="0"/>
+    <w:lsdException w:name="caption" w:uiPriority="0" w:qFormat="1"/>
+    <w:lsdException w:name="table of figures" w:semiHidden="0" w:uiPriority="0" w:unhideWhenUsed="0"/>
+    <w:lsdException w:name="envelope address" w:semiHidden="0" w:uiPriority="0" w:unhideWhenUsed="0"/>
+    <w:lsdException w:name="envelope return" w:semiHidden="0" w:uiPriority="0" w:unhideWhenUsed="0"/>
+    <w:lsdException w:name="footnote reference" w:semiHidden="0" w:uiPriority="0" w:unhideWhenUsed="0"/>
+    <w:lsdException w:name="annotation reference" w:semiHidden="0" w:uiPriority="0" w:unhideWhenUsed="0"/>
+    <w:lsdException w:name="line number" w:semiHidden="0" w:uiPriority="0" w:unhideWhenUsed="0"/>
+    <w:lsdException w:name="page number" w:semiHidden="0" w:uiPriority="0" w:unhideWhenUsed="0"/>
+    <w:lsdException w:name="endnote reference" w:semiHidden="0" w:uiPriority="0" w:unhideWhenUsed="0"/>
+    <w:lsdException w:name="endnote text" w:semiHidden="0" w:uiPriority="0" w:unhideWhenUsed="0"/>
+    <w:lsdException w:name="table of authorities" w:semiHidden="0" w:uiPriority="0" w:unhideWhenUsed="0"/>
+    <w:lsdException w:name="macro" w:semiHidden="0" w:uiPriority="0" w:unhideWhenUsed="0"/>
+    <w:lsdException w:name="toa heading" w:semiHidden="0" w:uiPriority="0" w:unhideWhenUsed="0"/>
+    <w:lsdException w:name="List" w:semiHidden="0" w:uiPriority="0" w:unhideWhenUsed="0"/>
+    <w:lsdException w:name="List Bullet" w:semiHidden="0" w:uiPriority="0" w:unhideWhenUsed="0"/>
+    <w:lsdException w:name="List Number" w:semiHidden="0" w:uiPriority="0" w:unhideWhenUsed="0"/>
+    <w:lsdException w:name="List 2" w:semiHidden="0" w:uiPriority="0" w:unhideWhenUsed="0"/>
+    <w:lsdException w:name="List 3" w:semiHidden="0" w:uiPriority="0" w:unhideWhenUsed="0"/>
+    <w:lsdException w:name="List 4" w:semiHidden="0" w:uiPriority="0" w:unhideWhenUsed="0"/>
+    <w:lsdException w:name="List 5" w:semiHidden="0" w:uiPriority="0" w:unhideWhenUsed="0"/>
+    <w:lsdException w:name="List Bullet 2" w:semiHidden="0" w:uiPriority="0" w:unhideWhenUsed="0"/>
+    <w:lsdException w:name="List Bullet 3" w:semiHidden="0" w:uiPriority="0" w:unhideWhenUsed="0"/>
+    <w:lsdException w:name="List Bullet 4" w:semiHidden="0" w:uiPriority="0" w:unhideWhenUsed="0"/>
+    <w:lsdException w:name="List Bullet 5" w:semiHidden="0" w:uiPriority="0" w:unhideWhenUsed="0"/>
+    <w:lsdException w:name="List Number 2" w:semiHidden="0" w:uiPriority="0" w:unhideWhenUsed="0"/>
+    <w:lsdException w:name="List Number 3" w:semiHidden="0" w:uiPriority="0" w:unhideWhenUsed="0"/>
+    <w:lsdException w:name="List Number 4" w:semiHidden="0" w:uiPriority="0" w:unhideWhenUsed="0"/>
+    <w:lsdException w:name="List Number 5" w:semiHidden="0" w:uiPriority="0" w:unhideWhenUsed="0"/>
+    <w:lsdException w:name="Title" w:semiHidden="0" w:uiPriority="0" w:unhideWhenUsed="0" w:qFormat="1"/>
+    <w:lsdException w:name="Closing" w:semiHidden="0" w:uiPriority="0" w:unhideWhenUsed="0"/>
+    <w:lsdException w:name="Signature" w:semiHidden="0" w:uiPriority="0" w:unhideWhenUsed="0"/>
+    <w:lsdException w:name="Default Paragraph Font" w:uiPriority="0" w:unhideWhenUsed="0" w:qFormat="1"/>
+    <w:lsdException w:name="Body Text" w:uiPriority="0" w:unhideWhenUsed="0" w:qFormat="1"/>
+    <w:lsdException w:name="Body Text Indent" w:semiHidden="0" w:uiPriority="0" w:unhideWhenUsed="0"/>
+    <w:lsdException w:name="List Continue" w:semiHidden="0" w:uiPriority="0" w:unhideWhenUsed="0"/>
+    <w:lsdException w:name="List Continue 2" w:semiHidden="0" w:uiPriority="0" w:unhideWhenUsed="0"/>
+    <w:lsdException w:name="List Continue 3" w:semiHidden="0" w:uiPriority="0" w:unhideWhenUsed="0"/>
+    <w:lsdException w:name="List Continue 4" w:semiHidden="0" w:uiPriority="0" w:unhideWhenUsed="0"/>
+    <w:lsdException w:name="List Continue 5" w:semiHidden="0" w:uiPriority="0" w:unhideWhenUsed="0"/>
+    <w:lsdException w:name="Message Header" w:semiHidden="0" w:uiPriority="0" w:unhideWhenUsed="0"/>
+    <w:lsdException w:name="Subtitle" w:semiHidden="0" w:uiPriority="0" w:unhideWhenUsed="0" w:qFormat="1"/>
+    <w:lsdException w:name="Salutation" w:semiHidden="0" w:uiPriority="0" w:unhideWhenUsed="0"/>
+    <w:lsdException w:name="Date" w:semiHidden="0" w:uiPriority="0" w:unhideWhenUsed="0"/>
+    <w:lsdException w:name="Body Text First Indent" w:semiHidden="0" w:uiPriority="0" w:unhideWhenUsed="0"/>
+    <w:lsdException w:name="Body Text First Indent 2" w:semiHidden="0" w:uiPriority="0" w:unhideWhenUsed="0"/>
+    <w:lsdException w:name="Body Text 2" w:semiHidden="0" w:uiPriority="0" w:unhideWhenUsed="0"/>
+    <w:lsdException w:name="Body Text 3" w:semiHidden="0" w:uiPriority="0" w:unhideWhenUsed="0"/>
+    <w:lsdException w:name="Body Text Indent 2" w:semiHidden="0" w:uiPriority="0" w:unhideWhenUsed="0"/>
+    <w:lsdException w:name="Body Text Indent 3" w:semiHidden="0" w:uiPriority="0" w:unhideWhenUsed="0"/>
+    <w:lsdException w:name="Block Text" w:semiHidden="0" w:uiPriority="0" w:unhideWhenUsed="0"/>
+    <w:lsdException w:name="Hyperlink" w:semiHidden="0" w:uiPriority="0" w:unhideWhenUsed="0"/>
+    <w:lsdException w:name="FollowedHyperlink" w:semiHidden="0" w:uiPriority="0" w:unhideWhenUsed="0"/>
+    <w:lsdException w:name="Strong" w:semiHidden="0" w:uiPriority="0" w:unhideWhenUsed="0" w:qFormat="1"/>
+    <w:lsdException w:name="Emphasis" w:semiHidden="0" w:uiPriority="0" w:unhideWhenUsed="0" w:qFormat="1"/>
+    <w:lsdException w:name="Document Map" w:semiHidden="0" w:uiPriority="0" w:unhideWhenUsed="0"/>
+    <w:lsdException w:name="Plain Text" w:semiHidden="0" w:uiPriority="0" w:unhideWhenUsed="0"/>
+    <w:lsdException w:name="E-mail Signature" w:semiHidden="0" w:uiPriority="0" w:unhideWhenUsed="0"/>
+    <w:lsdException w:name="Normal (Web)" w:semiHidden="0" w:uiPriority="0" w:unhideWhenUsed="0" w:qFormat="1"/>
+    <w:lsdException w:name="HTML Acronym" w:semiHidden="0" w:uiPriority="0" w:unhideWhenUsed="0"/>
+    <w:lsdException w:name="HTML Address" w:semiHidden="0" w:uiPriority="0" w:unhideWhenUsed="0"/>
+    <w:lsdException w:name="HTML Cite" w:semiHidden="0" w:uiPriority="0" w:unhideWhenUsed="0"/>
+    <w:lsdException w:name="HTML Code" w:semiHidden="0" w:uiPriority="0" w:unhideWhenUsed="0"/>
+    <w:lsdException w:name="HTML Definition" w:semiHidden="0" w:uiPriority="0" w:unhideWhenUsed="0"/>
+    <w:lsdException w:name="HTML Keyboard" w:semiHidden="0" w:uiPriority="0" w:unhideWhenUsed="0"/>
+    <w:lsdException w:name="HTML Preformatted" w:semiHidden="0" w:uiPriority="0" w:unhideWhenUsed="0"/>
+    <w:lsdException w:name="HTML Sample" w:semiHidden="0" w:uiPriority="0" w:unhideWhenUsed="0"/>
+    <w:lsdException w:name="HTML Typewriter" w:semiHidden="0" w:uiPriority="0" w:unhideWhenUsed="0"/>
+    <w:lsdException w:name="HTML Variable" w:semiHidden="0" w:uiPriority="0" w:unhideWhenUsed="0"/>
+    <w:lsdException w:name="Normal Table" w:uiPriority="0" w:unhideWhenUsed="0" w:qFormat="1"/>
+    <w:lsdException w:name="annotation subject" w:semiHidden="0" w:uiPriority="0" w:unhideWhenUsed="0"/>
+    <w:lsdException w:name="Table Simple 1" w:semiHidden="0" w:uiPriority="0" w:unhideWhenUsed="0"/>
+    <w:lsdException w:name="Table Simple 2" w:semiHidden="0" w:uiPriority="0" w:unhideWhenUsed="0"/>
+    <w:lsdException w:name="Table Simple 3" w:semiHidden="0" w:uiPriority="0" w:unhideWhenUsed="0"/>
+    <w:lsdException w:name="Table Classic 1" w:semiHidden="0" w:uiPriority="0" w:unhideWhenUsed="0"/>
+    <w:lsdException w:name="Table Classic 2" w:semiHidden="0" w:uiPriority="0" w:unhideWhenUsed="0"/>
+    <w:lsdException w:name="Table Classic 3" w:semiHidden="0" w:uiPriority="0" w:unhideWhenUsed="0"/>
+    <w:lsdException w:name="Table Classic 4" w:semiHidden="0" w:uiPriority="0" w:unhideWhenUsed="0"/>
+    <w:lsdException w:name="Table Colorful 1" w:semiHidden="0" w:uiPriority="0" w:unhideWhenUsed="0"/>
+    <w:lsdException w:name="Table Colorful 2" w:semiHidden="0" w:uiPriority="0" w:unhideWhenUsed="0"/>
+    <w:lsdException w:name="Table Colorful 3" w:semiHidden="0" w:uiPriority="0" w:unhideWhenUsed="0"/>
+    <w:lsdException w:name="Table Columns 1" w:semiHidden="0" w:uiPriority="0" w:unhideWhenUsed="0"/>
+    <w:lsdException w:name="Table Columns 2" w:semiHidden="0" w:uiPriority="0" w:unhideWhenUsed="0"/>
+    <w:lsdException w:name="Table Columns 3" w:semiHidden="0" w:uiPriority="0" w:unhideWhenUsed="0"/>
+    <w:lsdException w:name="Table Columns 4" w:semiHidden="0" w:uiPriority="0" w:unhideWhenUsed="0"/>
+    <w:lsdException w:name="Table Columns 5" w:semiHidden="0" w:uiPriority="0" w:unhideWhenUsed="0"/>
+    <w:lsdException w:name="Table Grid 1" w:semiHidden="0" w:uiPriority="0" w:unhideWhenUsed="0"/>
+    <w:lsdException w:name="Table Grid 2" w:semiHidden="0" w:uiPriority="0" w:unhideWhenUsed="0"/>
+    <w:lsdException w:name="Table Grid 3" w:semiHidden="0" w:uiPriority="0" w:unhideWhenUsed="0"/>
+    <w:lsdException w:name="Table Grid 4" w:semiHidden="0" w:uiPriority="0" w:unhideWhenUsed="0"/>
+    <w:lsdException w:name="Table Grid 5" w:semiHidden="0" w:uiPriority="0" w:unhideWhenUsed="0"/>
+    <w:lsdException w:name="Table Grid 6" w:semiHidden="0" w:uiPriority="0" w:unhideWhenUsed="0"/>
+    <w:lsdException w:name="Table Grid 7" w:semiHidden="0" w:uiPriority="0" w:unhideWhenUsed="0"/>
+    <w:lsdException w:name="Table Grid 8" w:semiHidden="0" w:uiPriority="0" w:unhideWhenUsed="0"/>
+    <w:lsdException w:name="Table List 1" w:semiHidden="0" w:uiPriority="0" w:unhideWhenUsed="0"/>
+    <w:lsdException w:name="Table List 2" w:semiHidden="0" w:uiPriority="0" w:unhideWhenUsed="0"/>
+    <w:lsdException w:name="Table List 3" w:semiHidden="0" w:uiPriority="0" w:unhideWhenUsed="0"/>
+    <w:lsdException w:name="Table List 4" w:semiHidden="0" w:uiPriority="0" w:unhideWhenUsed="0"/>
+    <w:lsdException w:name="Table List 5" w:semiHidden="0" w:uiPriority="0" w:unhideWhenUsed="0"/>
+    <w:lsdException w:name="Table List 6" w:semiHidden="0" w:uiPriority="0" w:unhideWhenUsed="0"/>
+    <w:lsdException w:name="Table List 7" w:semiHidden="0" w:uiPriority="0" w:unhideWhenUsed="0"/>
+    <w:lsdException w:name="Table List 8" w:semiHidden="0" w:uiPriority="0" w:unhideWhenUsed="0"/>
+    <w:lsdException w:name="Table 3D effects 1" w:semiHidden="0" w:uiPriority="0" w:unhideWhenUsed="0"/>
+    <w:lsdException w:name="Table 3D effects 2" w:semiHidden="0" w:uiPriority="0" w:unhideWhenUsed="0"/>
+    <w:lsdException w:name="Table 3D effects 3" w:semiHidden="0" w:uiPriority="0" w:unhideWhenUsed="0"/>
+    <w:lsdException w:name="Table Contemporary" w:semiHidden="0" w:uiPriority="0" w:unhideWhenUsed="0"/>
+    <w:lsdException w:name="Table Elegant" w:semiHidden="0" w:uiPriority="0" w:unhideWhenUsed="0"/>
+    <w:lsdException w:name="Table Professional" w:semiHidden="0" w:uiPriority="0" w:unhideWhenUsed="0"/>
+    <w:lsdException w:name="Table Subtle 1" w:semiHidden="0" w:uiPriority="0" w:unhideWhenUsed="0"/>
+    <w:lsdException w:name="Table Subtle 2" w:semiHidden="0" w:uiPriority="0" w:unhideWhenUsed="0"/>
+    <w:lsdException w:name="Table Web 1" w:semiHidden="0" w:uiPriority="0" w:unhideWhenUsed="0"/>
+    <w:lsdException w:name="Table Web 2" w:semiHidden="0" w:uiPriority="0" w:unhideWhenUsed="0"/>
+    <w:lsdException w:name="Table Web 3" w:semiHidden="0" w:uiPriority="0" w:unhideWhenUsed="0"/>
+    <w:lsdException w:name="Balloon Text" w:semiHidden="0" w:uiPriority="0" w:unhideWhenUsed="0"/>
+    <w:lsdException w:name="Table Grid" w:semiHidden="0" w:uiPriority="0" w:unhideWhenUsed="0" w:qFormat="1"/>
+    <w:lsdException w:name="Table Theme" w:semiHidden="0" w:uiPriority="0" w:unhideWhenUsed="0"/>
+    <w:lsdException w:name="Light Shading" w:semiHidden="0" w:uiPriority="60" w:unhideWhenUsed="0"/>
+    <w:lsdException w:name="Light List" w:semiHidden="0" w:uiPriority="61" w:unhideWhenUsed="0"/>
+    <w:lsdException w:name="Light Grid" w:semiHidden="0" w:uiPriority="62" w:unhideWhenUsed="0"/>
+    <w:lsdException w:name="Medium Shading 1" w:semiHidden="0" w:uiPriority="63" w:unhideWhenUsed="0"/>
+    <w:lsdException w:name="Medium Shading 2" w:semiHidden="0" w:uiPriority="64" w:unhideWhenUsed="0"/>
+    <w:lsdException w:name="Medium List 1" w:semiHidden="0" w:uiPriority="65" w:unhideWhenUsed="0"/>
+    <w:lsdException w:name="Medium List 2" w:semiHidden="0" w:uiPriority="66" w:unhideWhenUsed="0"/>
+    <w:lsdException w:name="Medium Grid 1" w:semiHidden="0" w:uiPriority="67" w:unhideWhenUsed="0"/>
+    <w:lsdException w:name="Medium Grid 2" w:semiHidden="0" w:uiPriority="68" w:unhideWhenUsed="0"/>
+    <w:lsdException w:name="Medium Grid 3" w:semiHidden="0" w:uiPriority="69" w:unhideWhenUsed="0"/>
+    <w:lsdException w:name="Dark List" w:semiHidden="0" w:uiPriority="70" w:unhideWhenUsed="0"/>
+    <w:lsdException w:name="Colorful Shading" w:semiHidden="0" w:uiPriority="71" w:unhideWhenUsed="0"/>
+    <w:lsdException w:name="Colorful List" w:semiHidden="0" w:uiPriority="72" w:unhideWhenUsed="0"/>
+    <w:lsdException w:name="Colorful Grid" w:semiHidden="0" w:uiPriority="73" w:unhideWhenUsed="0"/>
+    <w:lsdException w:name="Light Shading Accent 1" w:semiHidden="0" w:uiPriority="60" w:unhideWhenUsed="0"/>
+    <w:lsdException w:name="Light List Accent 1" w:semiHidden="0" w:uiPriority="61" w:unhideWhenUsed="0"/>
+    <w:lsdException w:name="Light Grid Accent 1" w:semiHidden="0" w:uiPriority="62" w:unhideWhenUsed="0"/>
+    <w:lsdException w:name="Medium Shading 1 Accent 1" w:semiHidden="0" w:uiPriority="63" w:unhideWhenUsed="0"/>
+    <w:lsdException w:name="Medium Shading 2 Accent 1" w:semiHidden="0" w:uiPriority="64" w:unhideWhenUsed="0"/>
+    <w:lsdException w:name="Medium List 1 Accent 1" w:semiHidden="0" w:uiPriority="65" w:unhideWhenUsed="0"/>
+    <w:lsdException w:name="Medium List 2 Accent 1" w:semiHidden="0" w:uiPriority="66" w:unhideWhenUsed="0"/>
+    <w:lsdException w:name="Medium Grid 1 Accent 1" w:semiHidden="0" w:uiPriority="67" w:unhideWhenUsed="0"/>
+    <w:lsdException w:name="Medium Grid 2 Accent 1" w:semiHidden="0" w:uiPriority="68" w:unhideWhenUsed="0"/>
+    <w:lsdException w:name="Medium Grid 3 Accent 1" w:semiHidden="0" w:uiPriority="69" w:unhideWhenUsed="0"/>
+    <w:lsdException w:name="Dark List Accent 1" w:semiHidden="0" w:uiPriority="70" w:unhideWhenUsed="0"/>
+    <w:lsdException w:name="Colorful Shading Accent 1" w:semiHidden="0" w:uiPriority="71" w:unhideWhenUsed="0"/>
+    <w:lsdException w:name="Colorful List Accent 1" w:semiHidden="0" w:uiPriority="72" w:unhideWhenUsed="0"/>
+    <w:lsdException w:name="Colorful Grid Accent 1" w:semiHidden="0" w:uiPriority="73" w:unhideWhenUsed="0"/>
+    <w:lsdException w:name="Light Shading Accent 2" w:semiHidden="0" w:uiPriority="60" w:unhideWhenUsed="0"/>
+    <w:lsdException w:name="Light List Accent 2" w:semiHidden="0" w:uiPriority="61" w:unhideWhenUsed="0"/>
+    <w:lsdException w:name="Light Grid Accent 2" w:semiHidden="0" w:uiPriority="62" w:unhideWhenUsed="0"/>
+    <w:lsdException w:name="Medium Shading 1 Accent 2" w:semiHidden="0" w:uiPriority="63" w:unhideWhenUsed="0"/>
+    <w:lsdException w:name="Medium Shading 2 Accent 2" w:semiHidden="0" w:uiPriority="64" w:unhideWhenUsed="0"/>
+    <w:lsdException w:name="Medium List 1 Accent 2" w:semiHidden="0" w:uiPriority="65" w:unhideWhenUsed="0"/>
+    <w:lsdException w:name="Medium List 2 Accent 2" w:semiHidden="0" w:uiPriority="66" w:unhideWhenUsed="0"/>
+    <w:lsdException w:name="Medium Grid 1 Accent 2" w:semiHidden="0" w:uiPriority="67" w:unhideWhenUsed="0"/>
+    <w:lsdException w:name="Medium Grid 2 Accent 2" w:semiHidden="0" w:uiPriority="68" w:unhideWhenUsed="0"/>
+    <w:lsdException w:name="Medium Grid 3 Accent 2" w:semiHidden="0" w:uiPriority="69" w:unhideWhenUsed="0"/>
+    <w:lsdException w:name="Dark List Accent 2" w:semiHidden="0" w:uiPriority="70" w:unhideWhenUsed="0"/>
+    <w:lsdException w:name="Colorful Shading Accent 2" w:semiHidden="0" w:uiPriority="71" w:unhideWhenUsed="0"/>
+    <w:lsdException w:name="Colorful List Accent 2" w:semiHidden="0" w:uiPriority="72" w:unhideWhenUsed="0"/>
+    <w:lsdException w:name="Colorful Grid Accent 2" w:semiHidden="0" w:uiPriority="73" w:unhideWhenUsed="0"/>
+    <w:lsdException w:name="Light Shading Accent 3" w:semiHidden="0" w:uiPriority="60" w:unhideWhenUsed="0"/>
+    <w:lsdException w:name="Light List Accent 3" w:semiHidden="0" w:uiPriority="61" w:unhideWhenUsed="0"/>
+    <w:lsdException w:name="Light Grid Accent 3" w:semiHidden="0" w:uiPriority="62" w:unhideWhenUsed="0"/>
+    <w:lsdException w:name="Medium Shading 1 Accent 3" w:semiHidden="0" w:uiPriority="63" w:unhideWhenUsed="0"/>
+    <w:lsdException w:name="Medium Shading 2 Accent 3" w:semiHidden="0" w:uiPriority="64" w:unhideWhenUsed="0"/>
+    <w:lsdException w:name="Medium List 1 Accent 3" w:semiHidden="0" w:uiPriority="65" w:unhideWhenUsed="0"/>
+    <w:lsdException w:name="Medium List 2 Accent 3" w:semiHidden="0" w:uiPriority="66" w:unhideWhenUsed="0"/>
+    <w:lsdException w:name="Medium Grid 1 Accent 3" w:semiHidden="0" w:uiPriority="67" w:unhideWhenUsed="0"/>
+    <w:lsdException w:name="Medium Grid 2 Accent 3" w:semiHidden="0" w:uiPriority="68" w:unhideWhenUsed="0"/>
+    <w:lsdException w:name="Medium Grid 3 Accent 3" w:semiHidden="0" w:uiPriority="69" w:unhideWhenUsed="0"/>
+    <w:lsdException w:name="Dark List Accent 3" w:semiHidden="0" w:uiPriority="70" w:unhideWhenUsed="0"/>
+    <w:lsdException w:name="Colorful Shading Accent 3" w:semiHidden="0" w:uiPriority="71" w:unhideWhenUsed="0"/>
+    <w:lsdException w:name="Colorful List Accent 3" w:semiHidden="0" w:uiPriority="72" w:unhideWhenUsed="0"/>
+    <w:lsdException w:name="Colorful Grid Accent 3" w:semiHidden="0" w:uiPriority="73" w:unhideWhenUsed="0"/>
+    <w:lsdException w:name="Light Shading Accent 4" w:semiHidden="0" w:uiPriority="60" w:unhideWhenUsed="0"/>
+    <w:lsdException w:name="Light List Accent 4" w:semiHidden="0" w:uiPriority="61" w:unhideWhenUsed="0"/>
+    <w:lsdException w:name="Light Grid Accent 4" w:semiHidden="0" w:uiPriority="62" w:unhideWhenUsed="0"/>
+    <w:lsdException w:name="Medium Shading 1 Accent 4" w:semiHidden="0" w:uiPriority="63" w:unhideWhenUsed="0"/>
+    <w:lsdException w:name="Medium Shading 2 Accent 4" w:semiHidden="0" w:uiPriority="64" w:unhideWhenUsed="0"/>
+    <w:lsdException w:name="Medium List 1 Accent 4" w:semiHidden="0" w:uiPriority="65" w:unhideWhenUsed="0"/>
+    <w:lsdException w:name="Medium List 2 Accent 4" w:semiHidden="0" w:uiPriority="66" w:unhideWhenUsed="0"/>
+    <w:lsdException w:name="Medium Grid 1 Accent 4" w:semiHidden="0" w:uiPriority="67" w:unhideWhenUsed="0"/>
+    <w:lsdException w:name="Medium Grid 2 Accent 4" w:semiHidden="0" w:uiPriority="68" w:unhideWhenUsed="0"/>
+    <w:lsdException w:name="Medium Grid 3 Accent 4" w:semiHidden="0" w:uiPriority="69" w:unhideWhenUsed="0"/>
+    <w:lsdException w:name="Dark List Accent 4" w:semiHidden="0" w:uiPriority="70" w:unhideWhenUsed="0"/>
+    <w:lsdException w:name="Colorful Shading Accent 4" w:semiHidden="0" w:uiPriority="71" w:unhideWhenUsed="0"/>
+    <w:lsdException w:name="Colorful List Accent 4" w:semiHidden="0" w:uiPriority="72" w:unhideWhenUsed="0"/>
+    <w:lsdException w:name="Colorful Grid Accent 4" w:semiHidden="0" w:uiPriority="73" w:unhideWhenUsed="0"/>
+    <w:lsdException w:name="Light Shading Accent 5" w:semiHidden="0" w:uiPriority="60" w:unhideWhenUsed="0"/>
+    <w:lsdException w:name="Light List Accent 5" w:semiHidden="0" w:uiPriority="61" w:unhideWhenUsed="0"/>
+    <w:lsdException w:name="Light Grid Accent 5" w:semiHidden="0" w:uiPriority="62" w:unhideWhenUsed="0"/>
+    <w:lsdException w:name="Medium Shading 1 Accent 5" w:semiHidden="0" w:uiPriority="63" w:unhideWhenUsed="0"/>
+    <w:lsdException w:name="Medium Shading 2 Accent 5" w:semiHidden="0" w:uiPriority="64" w:unhideWhenUsed="0"/>
+    <w:lsdException w:name="Medium List 1 Accent 5" w:semiHidden="0" w:uiPriority="65" w:unhideWhenUsed="0"/>
+    <w:lsdException w:name="Medium List 2 Accent 5" w:semiHidden="0" w:uiPriority="66" w:unhideWhenUsed="0"/>
+    <w:lsdException w:name="Medium Grid 1 Accent 5" w:semiHidden="0" w:uiPriority="67" w:unhideWhenUsed="0"/>
+    <w:lsdException w:name="Medium Grid 2 Accent 5" w:semiHidden="0" w:uiPriority="68" w:unhideWhenUsed="0"/>
+    <w:lsdException w:name="Medium Grid 3 Accent 5" w:semiHidden="0" w:uiPriority="69" w:unhideWhenUsed="0"/>
+    <w:lsdException w:name="Dark List Accent 5" w:semiHidden="0" w:uiPriority="70" w:unhideWhenUsed="0"/>
+    <w:lsdException w:name="Colorful Shading Accent 5" w:semiHidden="0" w:uiPriority="71" w:unhideWhenUsed="0"/>
+    <w:lsdException w:name="Colorful List Accent 5" w:semiHidden="0" w:uiPriority="72" w:unhideWhenUsed="0"/>
+    <w:lsdException w:name="Colorful Grid Accent 5" w:semiHidden="0" w:uiPriority="73" w:unhideWhenUsed="0"/>
+    <w:lsdException w:name="Light Shading Accent 6" w:semiHidden="0" w:uiPriority="60" w:unhideWhenUsed="0"/>
+    <w:lsdException w:name="Light List Accent 6" w:semiHidden="0" w:uiPriority="61" w:unhideWhenUsed="0"/>
+    <w:lsdException w:name="Light Grid Accent 6" w:semiHidden="0" w:uiPriority="62" w:unhideWhenUsed="0"/>
+    <w:lsdException w:name="Medium Shading 1 Accent 6" w:semiHidden="0" w:uiPriority="63" w:unhideWhenUsed="0"/>
+    <w:lsdException w:name="Medium Shading 2 Accent 6" w:semiHidden="0" w:uiPriority="64" w:unhideWhenUsed="0"/>
+    <w:lsdException w:name="Medium List 1 Accent 6" w:semiHidden="0" w:uiPriority="65" w:unhideWhenUsed="0"/>
+    <w:lsdException w:name="Medium List 2 Accent 6" w:semiHidden="0" w:uiPriority="66" w:unhideWhenUsed="0"/>
+    <w:lsdException w:name="Medium Grid 1 Accent 6" w:semiHidden="0" w:uiPriority="67" w:unhideWhenUsed="0"/>
+    <w:lsdException w:name="Medium Grid 2 Accent 6" w:semiHidden="0" w:uiPriority="68" w:unhideWhenUsed="0"/>
+    <w:lsdException w:name="Medium Grid 3 Accent 6" w:semiHidden="0" w:uiPriority="69" w:unhideWhenUsed="0"/>
+    <w:lsdException w:name="Dark List Accent 6" w:semiHidden="0" w:uiPriority="70" w:unhideWhenUsed="0"/>
+    <w:lsdException w:name="Colorful Shading Accent 6" w:semiHidden="0" w:uiPriority="71" w:unhideWhenUsed="0"/>
+    <w:lsdException w:name="Colorful List Accent 6" w:semiHidden="0" w:uiPriority="72" w:unhideWhenUsed="0"/>
+    <w:lsdException w:name="Colorful Grid Accent 6" w:semiHidden="0" w:uiPriority="73" w:unhideWhenUsed="0"/>
   </w:latentStyles>
-  <w:style w:type="paragraph" w:default="1" w:styleId="1">
+  <w:style w:type="paragraph" w:default="1" w:styleId="Normal">
     <w:name w:val="Normal"/>
     <w:qFormat/>
-    <w:uiPriority w:val="0"/>
     <w:pPr>
       <w:kinsoku w:val="0"/>
       <w:autoSpaceDE w:val="0"/>
@@ -6606,7 +6524,7 @@
       <w:textAlignment w:val="baseline"/>
     </w:pPr>
     <w:rPr>
-      <w:rFonts w:ascii="Arial" w:hAnsi="Arial" w:eastAsia="宋体" w:cs="Arial"/>
+      <w:rFonts w:ascii="Arial" w:eastAsia="宋体" w:hAnsi="Arial" w:cs="Arial"/>
       <w:snapToGrid w:val="0"/>
       <w:color w:val="000000"/>
       <w:kern w:val="0"/>
@@ -6615,12 +6533,11 @@
       <w:lang w:val="en-US" w:eastAsia="en-US" w:bidi="ar-SA"/>
     </w:rPr>
   </w:style>
-  <w:style w:type="paragraph" w:styleId="2">
+  <w:style w:type="paragraph" w:styleId="Heading1">
     <w:name w:val="heading 1"/>
-    <w:basedOn w:val="1"/>
-    <w:next w:val="1"/>
+    <w:basedOn w:val="Normal"/>
+    <w:next w:val="Normal"/>
     <w:qFormat/>
-    <w:uiPriority w:val="0"/>
     <w:pPr>
       <w:keepNext/>
       <w:keepLines/>
@@ -6638,13 +6555,12 @@
       <w:sz w:val="44"/>
     </w:rPr>
   </w:style>
-  <w:style w:type="paragraph" w:styleId="3">
+  <w:style w:type="paragraph" w:styleId="Heading2">
     <w:name w:val="heading 2"/>
-    <w:basedOn w:val="1"/>
-    <w:next w:val="1"/>
+    <w:basedOn w:val="Normal"/>
+    <w:next w:val="Normal"/>
     <w:unhideWhenUsed/>
     <w:qFormat/>
-    <w:uiPriority w:val="0"/>
     <w:pPr>
       <w:keepNext/>
       <w:keepLines/>
@@ -6657,19 +6573,18 @@
       <w:outlineLvl w:val="1"/>
     </w:pPr>
     <w:rPr>
-      <w:rFonts w:ascii="Arial" w:hAnsi="Arial" w:eastAsia="黑体"/>
+      <w:rFonts w:ascii="Arial" w:eastAsia="黑体" w:hAnsi="Arial"/>
       <w:b/>
       <w:sz w:val="32"/>
     </w:rPr>
   </w:style>
-  <w:style w:type="paragraph" w:styleId="4">
+  <w:style w:type="paragraph" w:styleId="Heading3">
     <w:name w:val="heading 3"/>
-    <w:basedOn w:val="1"/>
-    <w:next w:val="1"/>
+    <w:basedOn w:val="Normal"/>
+    <w:next w:val="Normal"/>
     <w:semiHidden/>
     <w:unhideWhenUsed/>
     <w:qFormat/>
-    <w:uiPriority w:val="0"/>
     <w:pPr>
       <w:keepNext/>
       <w:keepLines/>
@@ -6686,13 +6601,12 @@
       <w:sz w:val="32"/>
     </w:rPr>
   </w:style>
-  <w:style w:type="paragraph" w:styleId="5">
+  <w:style w:type="paragraph" w:styleId="Heading4">
     <w:name w:val="heading 4"/>
-    <w:basedOn w:val="1"/>
-    <w:next w:val="1"/>
+    <w:basedOn w:val="Normal"/>
+    <w:next w:val="Normal"/>
     <w:unhideWhenUsed/>
     <w:qFormat/>
-    <w:uiPriority w:val="0"/>
     <w:pPr>
       <w:keepNext/>
       <w:keepLines/>
@@ -6705,19 +6619,18 @@
       <w:outlineLvl w:val="3"/>
     </w:pPr>
     <w:rPr>
-      <w:rFonts w:ascii="Arial" w:hAnsi="Arial" w:eastAsia="黑体"/>
+      <w:rFonts w:ascii="Arial" w:eastAsia="黑体" w:hAnsi="Arial"/>
       <w:b/>
       <w:sz w:val="28"/>
     </w:rPr>
   </w:style>
-  <w:style w:type="paragraph" w:styleId="6">
+  <w:style w:type="paragraph" w:styleId="Heading5">
     <w:name w:val="heading 5"/>
-    <w:basedOn w:val="1"/>
-    <w:next w:val="1"/>
+    <w:basedOn w:val="Normal"/>
+    <w:next w:val="Normal"/>
     <w:semiHidden/>
     <w:unhideWhenUsed/>
     <w:qFormat/>
-    <w:uiPriority w:val="0"/>
     <w:pPr>
       <w:keepNext/>
       <w:keepLines/>
@@ -6734,14 +6647,13 @@
       <w:sz w:val="28"/>
     </w:rPr>
   </w:style>
-  <w:style w:type="paragraph" w:styleId="7">
+  <w:style w:type="paragraph" w:styleId="Heading6">
     <w:name w:val="heading 6"/>
-    <w:basedOn w:val="1"/>
-    <w:next w:val="1"/>
+    <w:basedOn w:val="Normal"/>
+    <w:next w:val="Normal"/>
     <w:semiHidden/>
     <w:unhideWhenUsed/>
     <w:qFormat/>
-    <w:uiPriority w:val="0"/>
     <w:pPr>
       <w:keepNext/>
       <w:keepLines/>
@@ -6754,19 +6666,18 @@
       <w:outlineLvl w:val="5"/>
     </w:pPr>
     <w:rPr>
-      <w:rFonts w:ascii="Arial" w:hAnsi="Arial" w:eastAsia="黑体"/>
+      <w:rFonts w:ascii="Arial" w:eastAsia="黑体" w:hAnsi="Arial"/>
       <w:b/>
       <w:sz w:val="24"/>
     </w:rPr>
   </w:style>
-  <w:style w:type="paragraph" w:styleId="8">
+  <w:style w:type="paragraph" w:styleId="Heading7">
     <w:name w:val="heading 7"/>
-    <w:basedOn w:val="1"/>
-    <w:next w:val="1"/>
+    <w:basedOn w:val="Normal"/>
+    <w:next w:val="Normal"/>
     <w:semiHidden/>
     <w:unhideWhenUsed/>
     <w:qFormat/>
-    <w:uiPriority w:val="0"/>
     <w:pPr>
       <w:keepNext/>
       <w:keepLines/>
@@ -6783,14 +6694,13 @@
       <w:sz w:val="24"/>
     </w:rPr>
   </w:style>
-  <w:style w:type="paragraph" w:styleId="9">
+  <w:style w:type="paragraph" w:styleId="Heading8">
     <w:name w:val="heading 8"/>
-    <w:basedOn w:val="1"/>
-    <w:next w:val="1"/>
+    <w:basedOn w:val="Normal"/>
+    <w:next w:val="Normal"/>
     <w:semiHidden/>
     <w:unhideWhenUsed/>
     <w:qFormat/>
-    <w:uiPriority w:val="0"/>
     <w:pPr>
       <w:keepNext/>
       <w:keepLines/>
@@ -6803,18 +6713,17 @@
       <w:outlineLvl w:val="7"/>
     </w:pPr>
     <w:rPr>
-      <w:rFonts w:ascii="Arial" w:hAnsi="Arial" w:eastAsia="黑体"/>
+      <w:rFonts w:ascii="Arial" w:eastAsia="黑体" w:hAnsi="Arial"/>
       <w:sz w:val="24"/>
     </w:rPr>
   </w:style>
-  <w:style w:type="paragraph" w:styleId="10">
+  <w:style w:type="paragraph" w:styleId="Heading9">
     <w:name w:val="heading 9"/>
-    <w:basedOn w:val="1"/>
-    <w:next w:val="1"/>
+    <w:basedOn w:val="Normal"/>
+    <w:next w:val="Normal"/>
     <w:semiHidden/>
     <w:unhideWhenUsed/>
     <w:qFormat/>
-    <w:uiPriority w:val="0"/>
     <w:pPr>
       <w:keepNext/>
       <w:keepLines/>
@@ -6827,21 +6736,19 @@
       <w:outlineLvl w:val="8"/>
     </w:pPr>
     <w:rPr>
-      <w:rFonts w:ascii="Arial" w:hAnsi="Arial" w:eastAsia="黑体"/>
+      <w:rFonts w:ascii="Arial" w:eastAsia="黑体" w:hAnsi="Arial"/>
       <w:sz w:val="21"/>
     </w:rPr>
   </w:style>
-  <w:style w:type="character" w:default="1" w:styleId="22">
+  <w:style w:type="character" w:default="1" w:styleId="DefaultParagraphFont">
     <w:name w:val="Default Paragraph Font"/>
     <w:semiHidden/>
     <w:qFormat/>
-    <w:uiPriority w:val="0"/>
   </w:style>
-  <w:style w:type="table" w:default="1" w:styleId="20">
+  <w:style w:type="table" w:default="1" w:styleId="TableNormal">
     <w:name w:val="Normal Table"/>
     <w:semiHidden/>
     <w:qFormat/>
-    <w:uiPriority w:val="0"/>
     <w:tblPr>
       <w:tblCellMar>
         <w:top w:w="0" w:type="dxa"/>
@@ -6851,43 +6758,39 @@
       </w:tblCellMar>
     </w:tblPr>
   </w:style>
-  <w:style w:type="paragraph" w:styleId="11">
+  <w:style w:type="paragraph" w:styleId="CommentText">
     <w:name w:val="annotation text"/>
-    <w:basedOn w:val="1"/>
+    <w:basedOn w:val="Normal"/>
     <w:qFormat/>
-    <w:uiPriority w:val="0"/>
     <w:pPr>
       <w:jc w:val="left"/>
     </w:pPr>
   </w:style>
-  <w:style w:type="paragraph" w:styleId="12">
+  <w:style w:type="paragraph" w:styleId="BodyText">
     <w:name w:val="Body Text"/>
-    <w:basedOn w:val="1"/>
+    <w:basedOn w:val="Normal"/>
     <w:semiHidden/>
     <w:qFormat/>
-    <w:uiPriority w:val="0"/>
     <w:rPr>
-      <w:rFonts w:ascii="Arial" w:hAnsi="Arial" w:eastAsia="Arial" w:cs="Arial"/>
+      <w:rFonts w:ascii="Arial" w:eastAsia="Arial" w:hAnsi="Arial" w:cs="Arial"/>
       <w:sz w:val="21"/>
       <w:szCs w:val="21"/>
       <w:lang w:val="en-US" w:eastAsia="en-US" w:bidi="ar-SA"/>
     </w:rPr>
   </w:style>
-  <w:style w:type="paragraph" w:styleId="13">
+  <w:style w:type="paragraph" w:styleId="TOC3">
     <w:name w:val="toc 3"/>
-    <w:basedOn w:val="1"/>
-    <w:next w:val="1"/>
+    <w:basedOn w:val="Normal"/>
+    <w:next w:val="Normal"/>
     <w:qFormat/>
-    <w:uiPriority w:val="0"/>
     <w:pPr>
       <w:ind w:left="840" w:leftChars="400"/>
     </w:pPr>
   </w:style>
-  <w:style w:type="paragraph" w:styleId="14">
+  <w:style w:type="paragraph" w:styleId="Footer">
     <w:name w:val="footer"/>
-    <w:basedOn w:val="1"/>
+    <w:basedOn w:val="Normal"/>
     <w:qFormat/>
-    <w:uiPriority w:val="0"/>
     <w:pPr>
       <w:tabs>
         <w:tab w:val="center" w:pos="4153"/>
@@ -6900,17 +6803,16 @@
       <w:sz w:val="18"/>
     </w:rPr>
   </w:style>
-  <w:style w:type="paragraph" w:styleId="15">
+  <w:style w:type="paragraph" w:styleId="Header">
     <w:name w:val="header"/>
-    <w:basedOn w:val="1"/>
+    <w:basedOn w:val="Normal"/>
     <w:qFormat/>
-    <w:uiPriority w:val="0"/>
     <w:pPr>
       <w:pBdr>
-        <w:top w:val="none" w:color="auto" w:sz="0" w:space="0"/>
-        <w:left w:val="none" w:color="auto" w:sz="0" w:space="0"/>
-        <w:bottom w:val="none" w:color="auto" w:sz="0" w:space="0"/>
-        <w:right w:val="none" w:color="auto" w:sz="0" w:space="0"/>
+        <w:top w:val="nil"/>
+        <w:left w:val="nil"/>
+        <w:bottom w:val="nil"/>
+        <w:right w:val="nil"/>
       </w:pBdr>
       <w:tabs>
         <w:tab w:val="center" w:pos="4153"/>
@@ -6925,41 +6827,37 @@
       <w:sz w:val="18"/>
     </w:rPr>
   </w:style>
-  <w:style w:type="paragraph" w:styleId="16">
+  <w:style w:type="paragraph" w:styleId="TOC1">
     <w:name w:val="toc 1"/>
-    <w:basedOn w:val="1"/>
-    <w:next w:val="1"/>
+    <w:basedOn w:val="Normal"/>
+    <w:next w:val="Normal"/>
     <w:qFormat/>
-    <w:uiPriority w:val="0"/>
     <w:rPr>
-      <w:rFonts w:ascii="Arial" w:hAnsi="Arial" w:eastAsia="Microsoft JhengHei"/>
+      <w:rFonts w:ascii="Arial" w:eastAsia="Microsoft JhengHei" w:hAnsi="Arial"/>
       <w:sz w:val="24"/>
     </w:rPr>
   </w:style>
-  <w:style w:type="paragraph" w:styleId="17">
+  <w:style w:type="paragraph" w:styleId="TOC2">
     <w:name w:val="toc 2"/>
-    <w:basedOn w:val="1"/>
-    <w:next w:val="1"/>
+    <w:basedOn w:val="Normal"/>
+    <w:next w:val="Normal"/>
     <w:qFormat/>
-    <w:uiPriority w:val="0"/>
     <w:pPr>
       <w:ind w:left="420" w:leftChars="200"/>
     </w:pPr>
   </w:style>
-  <w:style w:type="paragraph" w:styleId="18">
+  <w:style w:type="paragraph" w:styleId="NormalWeb">
     <w:name w:val="Normal (Web)"/>
-    <w:basedOn w:val="1"/>
+    <w:basedOn w:val="Normal"/>
     <w:qFormat/>
-    <w:uiPriority w:val="0"/>
     <w:rPr>
       <w:sz w:val="24"/>
     </w:rPr>
   </w:style>
-  <w:style w:type="paragraph" w:styleId="19">
+  <w:style w:type="paragraph" w:styleId="Title">
     <w:name w:val="Title"/>
-    <w:basedOn w:val="1"/>
+    <w:basedOn w:val="Normal"/>
     <w:qFormat/>
-    <w:uiPriority w:val="0"/>
     <w:pPr>
       <w:spacing w:before="240" w:beforeLines="0" w:beforeAutospacing="0" w:after="60" w:afterLines="0" w:afterAutospacing="0"/>
       <w:jc w:val="center"/>
@@ -6971,73 +6869,68 @@
       <w:sz w:val="32"/>
     </w:rPr>
   </w:style>
-  <w:style w:type="table" w:styleId="21">
+  <w:style w:type="table" w:styleId="TableGrid">
     <w:name w:val="Table Grid"/>
-    <w:basedOn w:val="20"/>
+    <w:basedOn w:val="TableNormal"/>
     <w:qFormat/>
-    <w:uiPriority w:val="0"/>
     <w:pPr>
       <w:widowControl w:val="0"/>
       <w:jc w:val="both"/>
     </w:pPr>
     <w:tblPr>
       <w:tblBorders>
-        <w:top w:val="single" w:color="auto" w:sz="4" w:space="0"/>
-        <w:left w:val="single" w:color="auto" w:sz="4" w:space="0"/>
-        <w:bottom w:val="single" w:color="auto" w:sz="4" w:space="0"/>
-        <w:right w:val="single" w:color="auto" w:sz="4" w:space="0"/>
-        <w:insideH w:val="single" w:color="auto" w:sz="4" w:space="0"/>
-        <w:insideV w:val="single" w:color="auto" w:sz="4" w:space="0"/>
+        <w:top w:val="single" w:sz="4" w:space="0" w:color="auto"/>
+        <w:left w:val="single" w:sz="4" w:space="0" w:color="auto"/>
+        <w:bottom w:val="single" w:sz="4" w:space="0" w:color="auto"/>
+        <w:right w:val="single" w:sz="4" w:space="0" w:color="auto"/>
+        <w:insideH w:val="single" w:sz="4" w:space="0" w:color="auto"/>
+        <w:insideV w:val="single" w:sz="4" w:space="0" w:color="auto"/>
       </w:tblBorders>
     </w:tblPr>
   </w:style>
-  <w:style w:type="character" w:styleId="23">
+  <w:style w:type="character" w:styleId="Strong">
     <w:name w:val="Strong"/>
-    <w:basedOn w:val="22"/>
+    <w:basedOn w:val="DefaultParagraphFont"/>
     <w:qFormat/>
-    <w:uiPriority w:val="0"/>
     <w:rPr>
       <w:b/>
     </w:rPr>
   </w:style>
-  <w:style w:type="paragraph" w:customStyle="1" w:styleId="24">
+  <w:style w:type="paragraph" w:customStyle="1" w:styleId="a">
     <w:name w:val="柴_公司名"/>
-    <w:basedOn w:val="19"/>
+    <w:basedOn w:val="Title"/>
     <w:qFormat/>
-    <w:uiPriority w:val="0"/>
     <w:pPr>
       <w:spacing w:after="600" w:afterLines="600"/>
     </w:pPr>
     <w:rPr>
-      <w:rFonts w:hint="eastAsia" w:ascii="宋体" w:hAnsi="宋体" w:eastAsia="宋体" w:cs="宋体"/>
+      <w:rFonts w:ascii="宋体" w:eastAsia="宋体" w:hAnsi="宋体" w:cs="宋体" w:hint="eastAsia"/>
       <w:bCs/>
       <w:spacing w:val="-6"/>
       <w:sz w:val="52"/>
       <w:szCs w:val="52"/>
     </w:rPr>
   </w:style>
-  <w:style w:type="paragraph" w:customStyle="1" w:styleId="25">
+  <w:style w:type="paragraph" w:customStyle="1" w:styleId="a0">
     <w:name w:val="柴_文档名"/>
-    <w:basedOn w:val="19"/>
+    <w:basedOn w:val="Title"/>
     <w:qFormat/>
-    <w:uiPriority w:val="0"/>
     <w:pPr>
       <w:spacing w:after="900" w:afterLines="900"/>
     </w:pPr>
     <w:rPr>
-      <w:rFonts w:ascii="黑体" w:hAnsi="黑体" w:eastAsia="黑体" w:cs="黑体"/>
+      <w:rFonts w:ascii="黑体" w:eastAsia="黑体" w:hAnsi="黑体" w:cs="黑体"/>
       <w:bCs/>
       <w:spacing w:val="-7"/>
       <w:sz w:val="52"/>
       <w:szCs w:val="52"/>
     </w:rPr>
   </w:style>
-  <w:style w:type="table" w:customStyle="1" w:styleId="26">
+  <w:style w:type="table" w:customStyle="1" w:styleId="TableNormal0">
     <w:name w:val="Table Normal_0"/>
     <w:semiHidden/>
     <w:unhideWhenUsed/>
     <w:qFormat/>
-    <w:uiPriority w:val="0"/>
     <w:tblPr>
       <w:tblCellMar>
         <w:top w:w="0" w:type="dxa"/>
@@ -7047,87 +6940,81 @@
       </w:tblCellMar>
     </w:tblPr>
   </w:style>
-  <w:style w:type="paragraph" w:customStyle="1" w:styleId="27">
+  <w:style w:type="paragraph" w:customStyle="1" w:styleId="TableText">
     <w:name w:val="Table Text"/>
-    <w:basedOn w:val="1"/>
+    <w:basedOn w:val="Normal"/>
     <w:semiHidden/>
     <w:qFormat/>
-    <w:uiPriority w:val="0"/>
     <w:rPr>
-      <w:rFonts w:ascii="宋体" w:hAnsi="宋体" w:eastAsia="宋体" w:cs="宋体"/>
+      <w:rFonts w:ascii="宋体" w:eastAsia="宋体" w:hAnsi="宋体" w:cs="宋体"/>
       <w:sz w:val="21"/>
       <w:szCs w:val="21"/>
       <w:lang w:val="en-US" w:eastAsia="en-US" w:bidi="ar-SA"/>
     </w:rPr>
   </w:style>
-  <w:style w:type="paragraph" w:customStyle="1" w:styleId="28">
+  <w:style w:type="paragraph" w:customStyle="1" w:styleId="1">
     <w:name w:val="柴_标题1"/>
-    <w:basedOn w:val="2"/>
-    <w:next w:val="29"/>
-    <w:link w:val="38"/>
+    <w:basedOn w:val="Heading1"/>
+    <w:next w:val="a1"/>
+    <w:link w:val="1Char"/>
     <w:qFormat/>
-    <w:uiPriority w:val="0"/>
     <w:pPr>
       <w:spacing w:before="100" w:after="90" w:line="360" w:lineRule="auto"/>
     </w:pPr>
     <w:rPr>
-      <w:rFonts w:ascii="Arial" w:hAnsi="Arial" w:eastAsia="宋体"/>
+      <w:rFonts w:ascii="Arial" w:eastAsia="宋体" w:hAnsi="Arial"/>
       <w:sz w:val="32"/>
     </w:rPr>
   </w:style>
-  <w:style w:type="paragraph" w:customStyle="1" w:styleId="29">
+  <w:style w:type="paragraph" w:customStyle="1" w:styleId="a1">
     <w:name w:val="柴_正文"/>
-    <w:basedOn w:val="12"/>
-    <w:link w:val="42"/>
+    <w:basedOn w:val="BodyText"/>
+    <w:link w:val="Char"/>
     <w:qFormat/>
-    <w:uiPriority w:val="0"/>
     <w:pPr>
       <w:spacing w:line="360" w:lineRule="auto"/>
       <w:ind w:firstLine="470" w:firstLineChars="200"/>
     </w:pPr>
     <w:rPr>
-      <w:rFonts w:ascii="Arial" w:hAnsi="Arial" w:eastAsia="宋体"/>
+      <w:rFonts w:ascii="Arial" w:eastAsia="宋体" w:hAnsi="Arial"/>
       <w:sz w:val="24"/>
       <w:lang w:eastAsia="zh-CN"/>
     </w:rPr>
   </w:style>
-  <w:style w:type="paragraph" w:customStyle="1" w:styleId="30">
+  <w:style w:type="paragraph" w:customStyle="1" w:styleId="2">
     <w:name w:val="柴_标题2"/>
-    <w:basedOn w:val="3"/>
-    <w:next w:val="29"/>
+    <w:basedOn w:val="Heading2"/>
+    <w:next w:val="a1"/>
     <w:qFormat/>
-    <w:uiPriority w:val="0"/>
     <w:pPr>
       <w:spacing w:line="360" w:lineRule="auto"/>
     </w:pPr>
     <w:rPr>
-      <w:rFonts w:ascii="Arial" w:hAnsi="Arial" w:eastAsia="宋体"/>
+      <w:rFonts w:ascii="Arial" w:eastAsia="宋体" w:hAnsi="Arial"/>
       <w:sz w:val="28"/>
     </w:rPr>
   </w:style>
-  <w:style w:type="paragraph" w:customStyle="1" w:styleId="31">
+  <w:style w:type="paragraph" w:customStyle="1" w:styleId="3">
     <w:name w:val="柴_标题3"/>
-    <w:basedOn w:val="4"/>
-    <w:next w:val="29"/>
+    <w:basedOn w:val="Heading3"/>
+    <w:next w:val="a1"/>
     <w:qFormat/>
-    <w:uiPriority w:val="0"/>
     <w:pPr>
       <w:spacing w:line="360" w:lineRule="auto"/>
       <w:ind w:left="0" w:firstLine="472" w:firstLineChars="200"/>
     </w:pPr>
     <w:rPr>
-      <w:rFonts w:ascii="宋体" w:hAnsi="宋体" w:eastAsia="宋体" w:cs="宋体"/>
+      <w:rFonts w:ascii="宋体" w:eastAsia="宋体" w:hAnsi="宋体" w:cs="宋体"/>
       <w:spacing w:val="-2"/>
       <w:sz w:val="24"/>
       <w:szCs w:val="24"/>
     </w:rPr>
   </w:style>
-  <w:style w:type="paragraph" w:customStyle="1" w:styleId="32">
+  <w:style w:type="paragraph" w:customStyle="1" w:styleId="a2">
     <w:name w:val="柴_目录"/>
-    <w:basedOn w:val="1"/>
-    <w:next w:val="12"/>
+    <w:basedOn w:val="Normal"/>
+    <w:next w:val="BodyText"/>
     <w:qFormat/>
-    <w:uiPriority w:val="0"/>
     <w:pPr>
       <w:tabs>
         <w:tab w:val="right" w:leader="dot" w:pos="8442"/>
@@ -7135,64 +7022,59 @@
       <w:ind w:left="0" w:leftChars="0"/>
     </w:pPr>
     <w:rPr>
-      <w:rFonts w:ascii="Arial" w:hAnsi="Arial" w:eastAsia="Microsoft JhengHei"/>
+      <w:rFonts w:ascii="Arial" w:eastAsia="Microsoft JhengHei" w:hAnsi="Arial"/>
       <w:sz w:val="24"/>
     </w:rPr>
   </w:style>
-  <w:style w:type="paragraph" w:customStyle="1" w:styleId="33">
+  <w:style w:type="paragraph" w:customStyle="1" w:styleId="WPSOffice1">
     <w:name w:val="WPSOffice手动目录 1"/>
     <w:qFormat/>
-    <w:uiPriority w:val="0"/>
     <w:pPr>
       <w:ind w:leftChars="0"/>
     </w:pPr>
     <w:rPr>
-      <w:rFonts w:ascii="Times New Roman" w:hAnsi="Times New Roman" w:eastAsia="宋体" w:cs="Times New Roman"/>
+      <w:rFonts w:ascii="Times New Roman" w:eastAsia="宋体" w:hAnsi="Times New Roman" w:cs="Times New Roman"/>
       <w:sz w:val="20"/>
       <w:szCs w:val="20"/>
     </w:rPr>
   </w:style>
-  <w:style w:type="paragraph" w:customStyle="1" w:styleId="34">
+  <w:style w:type="paragraph" w:customStyle="1" w:styleId="WPSOffice2">
     <w:name w:val="WPSOffice手动目录 2"/>
     <w:qFormat/>
-    <w:uiPriority w:val="0"/>
     <w:pPr>
       <w:ind w:leftChars="200"/>
     </w:pPr>
     <w:rPr>
-      <w:rFonts w:ascii="Times New Roman" w:hAnsi="Times New Roman" w:eastAsia="宋体" w:cs="Times New Roman"/>
+      <w:rFonts w:ascii="Times New Roman" w:eastAsia="宋体" w:hAnsi="Times New Roman" w:cs="Times New Roman"/>
       <w:sz w:val="20"/>
       <w:szCs w:val="20"/>
     </w:rPr>
   </w:style>
-  <w:style w:type="paragraph" w:customStyle="1" w:styleId="35">
+  <w:style w:type="paragraph" w:customStyle="1" w:styleId="WPSOffice3">
     <w:name w:val="WPSOffice手动目录 3"/>
     <w:qFormat/>
-    <w:uiPriority w:val="0"/>
     <w:pPr>
       <w:ind w:leftChars="400"/>
     </w:pPr>
     <w:rPr>
-      <w:rFonts w:ascii="Times New Roman" w:hAnsi="Times New Roman" w:eastAsia="宋体" w:cs="Times New Roman"/>
+      <w:rFonts w:ascii="Times New Roman" w:eastAsia="宋体" w:hAnsi="Times New Roman" w:cs="Times New Roman"/>
       <w:sz w:val="20"/>
       <w:szCs w:val="20"/>
     </w:rPr>
   </w:style>
-  <w:style w:type="paragraph" w:customStyle="1" w:styleId="36">
+  <w:style w:type="paragraph" w:customStyle="1" w:styleId="Compact">
     <w:name w:val="Compact"/>
-    <w:basedOn w:val="12"/>
+    <w:basedOn w:val="BodyText"/>
     <w:qFormat/>
-    <w:uiPriority w:val="0"/>
     <w:pPr>
       <w:spacing w:before="36" w:after="36"/>
     </w:pPr>
   </w:style>
-  <w:style w:type="table" w:customStyle="1" w:styleId="37">
+  <w:style w:type="table" w:customStyle="1" w:styleId="Table">
     <w:name w:val="Table"/>
     <w:semiHidden/>
     <w:unhideWhenUsed/>
     <w:qFormat/>
-    <w:uiPriority w:val="0"/>
     <w:tblPr>
       <w:tblCellMar>
         <w:top w:w="0" w:type="dxa"/>
@@ -7204,28 +7086,26 @@
     <w:tblStylePr w:type="firstRow">
       <w:tcPr>
         <w:tcBorders>
-          <w:bottom w:val="single" w:color="auto" w:sz="0" w:space="0"/>
+          <w:bottom w:val="single" w:sz="0" w:space="0" w:color="auto"/>
         </w:tcBorders>
         <w:vAlign w:val="bottom"/>
       </w:tcPr>
     </w:tblStylePr>
   </w:style>
-  <w:style w:type="character" w:customStyle="1" w:styleId="38">
+  <w:style w:type="character" w:customStyle="1" w:styleId="1Char">
     <w:name w:val="柴_标题1 Char"/>
-    <w:link w:val="28"/>
+    <w:link w:val="1"/>
     <w:qFormat/>
-    <w:uiPriority w:val="0"/>
     <w:rPr>
-      <w:rFonts w:ascii="Arial" w:hAnsi="Arial" w:eastAsia="宋体"/>
+      <w:rFonts w:ascii="Arial" w:eastAsia="宋体" w:hAnsi="Arial"/>
       <w:sz w:val="32"/>
     </w:rPr>
   </w:style>
-  <w:style w:type="table" w:customStyle="1" w:styleId="39">
+  <w:style w:type="table" w:customStyle="1" w:styleId="TableNormal1">
     <w:name w:val="Table Normal_1"/>
     <w:semiHidden/>
     <w:unhideWhenUsed/>
     <w:qFormat/>
-    <w:uiPriority w:val="0"/>
     <w:tblPr>
       <w:tblCellMar>
         <w:top w:w="0" w:type="dxa"/>
@@ -7235,11 +7115,10 @@
       </w:tblCellMar>
     </w:tblPr>
   </w:style>
-  <w:style w:type="paragraph" w:customStyle="1" w:styleId="40">
+  <w:style w:type="paragraph" w:customStyle="1" w:styleId="a3">
     <w:name w:val="柴_正文_无缩进"/>
-    <w:basedOn w:val="1"/>
+    <w:basedOn w:val="Normal"/>
     <w:qFormat/>
-    <w:uiPriority w:val="0"/>
     <w:pPr>
       <w:ind w:firstLine="0" w:firstLineChars="0"/>
     </w:pPr>
@@ -7249,31 +7128,29 @@
       <w:lang w:eastAsia="zh-CN"/>
     </w:rPr>
   </w:style>
-  <w:style w:type="paragraph" w:customStyle="1" w:styleId="41">
+  <w:style w:type="paragraph" w:customStyle="1" w:styleId="4">
     <w:name w:val="柴_标题4"/>
-    <w:basedOn w:val="5"/>
-    <w:next w:val="1"/>
+    <w:basedOn w:val="Heading4"/>
+    <w:next w:val="Normal"/>
     <w:qFormat/>
-    <w:uiPriority w:val="0"/>
     <w:pPr>
       <w:widowControl w:val="0"/>
       <w:spacing w:before="160" w:line="360" w:lineRule="auto"/>
-      <w:ind w:left="981" w:leftChars="300" w:hanging="862"/>
+      <w:ind w:left="981" w:hanging="862" w:leftChars="300"/>
     </w:pPr>
     <w:rPr>
-      <w:rFonts w:hint="eastAsia" w:ascii="Calibri" w:hAnsi="Calibri" w:eastAsia="宋体" w:cs="宋体"/>
+      <w:rFonts w:ascii="Calibri" w:eastAsia="宋体" w:hAnsi="Calibri" w:cs="宋体" w:hint="eastAsia"/>
       <w:sz w:val="24"/>
       <w:szCs w:val="24"/>
       <w:lang w:eastAsia="zh-CN" w:bidi="zh-CN"/>
     </w:rPr>
   </w:style>
-  <w:style w:type="character" w:customStyle="1" w:styleId="42">
+  <w:style w:type="character" w:customStyle="1" w:styleId="Char">
     <w:name w:val="柴_正文 Char"/>
-    <w:link w:val="29"/>
+    <w:link w:val="a1"/>
     <w:qFormat/>
-    <w:uiPriority w:val="0"/>
     <w:rPr>
-      <w:rFonts w:ascii="Arial" w:hAnsi="Arial" w:eastAsia="宋体"/>
+      <w:rFonts w:ascii="Arial" w:eastAsia="宋体" w:hAnsi="Arial"/>
       <w:sz w:val="24"/>
       <w:lang w:eastAsia="zh-CN"/>
     </w:rPr>

--- a/5.人员管理/1.流程制度规范类文件/JXTX-05-03-人员招聘管理制度.docx
+++ b/5.人员管理/1.流程制度规范类文件/JXTX-05-03-人员招聘管理制度.docx
@@ -1,11 +1,10 @@
 
 <file path=word/document.xml><?xml version="1.0" encoding="utf-8"?>
-<w:document xmlns:wpc="http://schemas.microsoft.com/office/word/2010/wordprocessingCanvas" xmlns:mc="http://schemas.openxmlformats.org/markup-compatibility/2006" xmlns:o="urn:schemas-microsoft-com:office:office" xmlns:r="http://schemas.openxmlformats.org/officeDocument/2006/relationships" xmlns:m="http://schemas.openxmlformats.org/officeDocument/2006/math" xmlns:v="urn:schemas-microsoft-com:vml" xmlns:wp14="http://schemas.microsoft.com/office/word/2010/wordprocessingDrawing" xmlns:wp="http://schemas.openxmlformats.org/drawingml/2006/wordprocessingDrawing" xmlns:w10="urn:schemas-microsoft-com:office:word" xmlns:w="http://schemas.openxmlformats.org/wordprocessingml/2006/main" xmlns:w14="http://schemas.microsoft.com/office/word/2010/wordml" xmlns:w15="http://schemas.microsoft.com/office/word/2012/wordml" xmlns:wne="http://schemas.microsoft.com/office/word/2006/wordml" xmlns:wpg="http://schemas.microsoft.com/office/word/2010/wordprocessingGroup" xmlns:wpi="http://schemas.microsoft.com/office/word/2010/wordprocessingInk" xmlns:wps="http://schemas.microsoft.com/office/word/2010/wordprocessingShape" mc:Ignorable="w14 w15 wp14">
-  <!-- Generated by Aspose.Words for .NET 13.3.0.1 -->
+<w:document xmlns:wpc="http://schemas.microsoft.com/office/word/2010/wordprocessingCanvas" xmlns:mc="http://schemas.openxmlformats.org/markup-compatibility/2006" xmlns:o="urn:schemas-microsoft-com:office:office" xmlns:r="http://schemas.openxmlformats.org/officeDocument/2006/relationships" xmlns:m="http://schemas.openxmlformats.org/officeDocument/2006/math" xmlns:v="urn:schemas-microsoft-com:vml" xmlns:wp14="http://schemas.microsoft.com/office/word/2010/wordprocessingDrawing" xmlns:wp="http://schemas.openxmlformats.org/drawingml/2006/wordprocessingDrawing" xmlns:w="http://schemas.openxmlformats.org/wordprocessingml/2006/main" xmlns:w14="http://schemas.microsoft.com/office/word/2010/wordml" xmlns:w10="urn:schemas-microsoft-com:office:word" xmlns:w15="http://schemas.microsoft.com/office/word/2012/wordml" xmlns:wpg="http://schemas.microsoft.com/office/word/2010/wordprocessingGroup" xmlns:wpi="http://schemas.microsoft.com/office/word/2010/wordprocessingInk" xmlns:wne="http://schemas.microsoft.com/office/word/2006/wordml" xmlns:wps="http://schemas.microsoft.com/office/word/2010/wordprocessingShape" xmlns:wpsCustomData="http://www.wps.cn/officeDocument/2013/wpsCustomData" mc:Ignorable="w14 w15 wp14">
   <w:body>
     <w:p>
       <w:pPr>
-        <w:pStyle w:val="a"/>
+        <w:pStyle w:val="24"/>
         <w:keepNext w:val="0"/>
         <w:keepLines w:val="0"/>
         <w:pageBreakBefore w:val="0"/>
@@ -22,10 +21,10 @@
         <w:spacing w:before="3120" w:beforeLines="1000"/>
         <w:textAlignment w:val="baseline"/>
       </w:pPr>
-      <w:bookmarkStart w:id="0" w:name="_Toc28459"/>
+      <w:bookmarkStart w:id="0" w:name="_Toc22080"/>
       <w:r>
         <w:drawing>
-          <wp:anchor distT="0" distB="0" distL="114300" distR="114300" simplePos="0" relativeHeight="251660288" behindDoc="1" locked="0" layoutInCell="1" allowOverlap="1">
+          <wp:anchor distT="0" distB="0" distL="114300" distR="114300" simplePos="0" relativeHeight="251661312" behindDoc="1" locked="0" layoutInCell="1" allowOverlap="1">
             <wp:simplePos x="0" y="0"/>
             <wp:positionH relativeFrom="column">
               <wp:posOffset>-19050</wp:posOffset>
@@ -50,7 +49,7 @@
                     </pic:cNvPicPr>
                   </pic:nvPicPr>
                   <pic:blipFill>
-                    <a:blip xmlns:r="http://schemas.openxmlformats.org/officeDocument/2006/relationships" r:embed="rId4"/>
+                    <a:blip r:embed="rId8"/>
                     <a:stretch>
                       <a:fillRect/>
                     </a:stretch>
@@ -76,7 +75,7 @@
       </w:r>
       <w:r>
         <w:drawing>
-          <wp:anchor distT="0" distB="0" distL="114300" distR="114300" simplePos="0" relativeHeight="251659264" behindDoc="1" locked="0" layoutInCell="1" allowOverlap="1">
+          <wp:anchor distT="0" distB="0" distL="114300" distR="114300" simplePos="0" relativeHeight="251660288" behindDoc="1" locked="0" layoutInCell="1" allowOverlap="1">
             <wp:simplePos x="0" y="0"/>
             <wp:positionH relativeFrom="column">
               <wp:posOffset>0</wp:posOffset>
@@ -101,7 +100,7 @@
                     </pic:cNvPicPr>
                   </pic:nvPicPr>
                   <pic:blipFill>
-                    <a:blip xmlns:r="http://schemas.openxmlformats.org/officeDocument/2006/relationships" r:embed="rId5"/>
+                    <a:blip r:embed="rId9"/>
                     <a:stretch>
                       <a:fillRect/>
                     </a:stretch>
@@ -131,7 +130,7 @@
           <w:lang w:val="en-US" w:eastAsia="zh-CN"/>
         </w:rPr>
         <w:drawing>
-          <wp:anchor distT="0" distB="0" distL="114300" distR="114300" simplePos="0" relativeHeight="251658240" behindDoc="1" locked="0" layoutInCell="1" allowOverlap="1">
+          <wp:anchor distT="0" distB="0" distL="114300" distR="114300" simplePos="0" relativeHeight="251659264" behindDoc="1" locked="0" layoutInCell="1" allowOverlap="1">
             <wp:simplePos x="0" y="0"/>
             <wp:positionH relativeFrom="column">
               <wp:posOffset>635</wp:posOffset>
@@ -156,7 +155,7 @@
                     </pic:cNvPicPr>
                   </pic:nvPicPr>
                   <pic:blipFill>
-                    <a:blip xmlns:r="http://schemas.openxmlformats.org/officeDocument/2006/relationships" r:embed="rId6">
+                    <a:blip r:embed="rId10">
                       <a:alphaModFix amt="58000"/>
                       <a:lum contrast="-52000"/>
                     </a:blip>
@@ -190,7 +189,7 @@
     </w:p>
     <w:p>
       <w:pPr>
-        <w:pStyle w:val="a0"/>
+        <w:pStyle w:val="25"/>
         <w:keepNext w:val="0"/>
         <w:keepLines w:val="0"/>
         <w:pageBreakBefore w:val="0"/>
@@ -212,7 +211,7 @@
         </w:rPr>
       </w:pPr>
       <w:bookmarkStart w:id="1" w:name="_Toc15004"/>
-      <w:bookmarkStart w:id="2" w:name="_Toc19078"/>
+      <w:bookmarkStart w:id="2" w:name="_Toc23747"/>
       <w:r>
         <w:rPr>
           <w:rFonts w:hint="eastAsia"/>
@@ -239,11 +238,11 @@
         <w:adjustRightInd w:val="0"/>
         <w:snapToGrid w:val="0"/>
         <w:spacing w:after="624" w:afterLines="200" w:line="219" w:lineRule="auto"/>
-        <w:ind w:left="0" w:right="0" w:firstLine="0" w:leftChars="0" w:rightChars="0" w:firstLineChars="0"/>
+        <w:ind w:left="0" w:leftChars="0" w:right="0" w:rightChars="0" w:firstLine="0" w:firstLineChars="0"/>
         <w:jc w:val="center"/>
         <w:textAlignment w:val="baseline"/>
         <w:rPr>
-          <w:rFonts w:ascii="宋体" w:eastAsia="宋体" w:hAnsi="宋体" w:cs="宋体" w:hint="eastAsia"/>
+          <w:rFonts w:hint="eastAsia" w:ascii="宋体" w:hAnsi="宋体" w:eastAsia="宋体" w:cs="宋体"/>
           <w:sz w:val="24"/>
           <w:szCs w:val="24"/>
           <w:lang w:val="en-US" w:eastAsia="zh-CN"/>
@@ -251,7 +250,7 @@
       </w:pPr>
       <w:r>
         <w:rPr>
-          <w:rFonts w:ascii="宋体" w:eastAsia="宋体" w:hAnsi="宋体" w:cs="宋体"/>
+          <w:rFonts w:ascii="宋体" w:hAnsi="宋体" w:eastAsia="宋体" w:cs="宋体"/>
           <w:b/>
           <w:bCs/>
           <w:spacing w:val="-3"/>
@@ -262,7 +261,7 @@
       </w:r>
       <w:r>
         <w:rPr>
-          <w:rFonts w:ascii="宋体" w:eastAsia="宋体" w:hAnsi="宋体" w:cs="宋体" w:hint="eastAsia"/>
+          <w:rFonts w:hint="eastAsia" w:ascii="宋体" w:hAnsi="宋体" w:eastAsia="宋体" w:cs="宋体"/>
           <w:b/>
           <w:bCs/>
           <w:spacing w:val="-3"/>
@@ -274,7 +273,7 @@
       </w:r>
       <w:r>
         <w:rPr>
-          <w:rFonts w:ascii="宋体" w:eastAsia="宋体" w:hAnsi="宋体" w:cs="宋体"/>
+          <w:rFonts w:ascii="宋体" w:hAnsi="宋体" w:eastAsia="宋体" w:cs="宋体"/>
           <w:b/>
           <w:bCs/>
           <w:spacing w:val="-3"/>
@@ -285,7 +284,7 @@
       </w:r>
       <w:r>
         <w:rPr>
-          <w:rFonts w:ascii="宋体" w:eastAsia="宋体" w:hAnsi="宋体" w:cs="宋体" w:hint="eastAsia"/>
+          <w:rFonts w:hint="eastAsia" w:ascii="宋体" w:hAnsi="宋体" w:eastAsia="宋体" w:cs="宋体"/>
           <w:b/>
           <w:bCs/>
           <w:spacing w:val="-3"/>
@@ -297,7 +296,7 @@
       </w:r>
       <w:r>
         <w:rPr>
-          <w:rFonts w:ascii="宋体" w:eastAsia="宋体" w:hAnsi="宋体" w:cs="宋体"/>
+          <w:rFonts w:ascii="宋体" w:hAnsi="宋体" w:eastAsia="宋体" w:cs="宋体"/>
           <w:b/>
           <w:bCs/>
           <w:spacing w:val="-3"/>
@@ -308,7 +307,7 @@
       </w:r>
       <w:r>
         <w:rPr>
-          <w:rFonts w:ascii="宋体" w:hAnsi="宋体" w:cs="宋体" w:hint="eastAsia"/>
+          <w:rFonts w:hint="eastAsia" w:ascii="宋体" w:hAnsi="宋体" w:cs="宋体"/>
           <w:b/>
           <w:bCs/>
           <w:spacing w:val="-3"/>
@@ -321,17 +320,18 @@
     </w:p>
     <w:tbl>
       <w:tblPr>
-        <w:tblStyle w:val="TableGrid"/>
+        <w:tblStyle w:val="21"/>
         <w:tblW w:w="0" w:type="auto"/>
         <w:jc w:val="center"/>
         <w:tblBorders>
-          <w:top w:val="nil"/>
-          <w:left w:val="nil"/>
-          <w:bottom w:val="nil"/>
-          <w:right w:val="nil"/>
-          <w:insideH w:val="nil"/>
-          <w:insideV w:val="nil"/>
+          <w:top w:val="none" w:color="auto" w:sz="0" w:space="0"/>
+          <w:left w:val="none" w:color="auto" w:sz="0" w:space="0"/>
+          <w:bottom w:val="none" w:color="auto" w:sz="0" w:space="0"/>
+          <w:right w:val="none" w:color="auto" w:sz="0" w:space="0"/>
+          <w:insideH w:val="none" w:color="auto" w:sz="0" w:space="0"/>
+          <w:insideV w:val="none" w:color="auto" w:sz="0" w:space="0"/>
         </w:tblBorders>
+        <w:tblLayout w:type="autofit"/>
         <w:tblCellMar>
           <w:top w:w="0" w:type="dxa"/>
           <w:left w:w="108" w:type="dxa"/>
@@ -345,15 +345,13 @@
       </w:tblGrid>
       <w:tr>
         <w:tblPrEx>
-          <w:tblW w:w="0" w:type="auto"/>
-          <w:jc w:val="center"/>
           <w:tblBorders>
-            <w:top w:val="nil"/>
-            <w:left w:val="nil"/>
-            <w:bottom w:val="nil"/>
-            <w:right w:val="nil"/>
-            <w:insideH w:val="nil"/>
-            <w:insideV w:val="nil"/>
+            <w:top w:val="none" w:color="auto" w:sz="0" w:space="0"/>
+            <w:left w:val="none" w:color="auto" w:sz="0" w:space="0"/>
+            <w:bottom w:val="none" w:color="auto" w:sz="0" w:space="0"/>
+            <w:right w:val="none" w:color="auto" w:sz="0" w:space="0"/>
+            <w:insideH w:val="none" w:color="auto" w:sz="0" w:space="0"/>
+            <w:insideV w:val="none" w:color="auto" w:sz="0" w:space="0"/>
           </w:tblBorders>
           <w:tblCellMar>
             <w:top w:w="0" w:type="dxa"/>
@@ -363,7 +361,7 @@
           </w:tblCellMar>
         </w:tblPrEx>
         <w:trPr>
-          <w:trHeight w:val="810"/>
+          <w:trHeight w:val="810" w:hRule="atLeast"/>
           <w:jc w:val="center"/>
         </w:trPr>
         <w:tc>
@@ -402,7 +400,7 @@
             </w:r>
             <w:r>
               <w:rPr>
-                <w:rFonts w:asciiTheme="minorAscii" w:eastAsiaTheme="minorEastAsia" w:hAnsiTheme="minorAscii" w:hint="default"/>
+                <w:rFonts w:hint="default" w:asciiTheme="minorAscii" w:hAnsiTheme="minorAscii" w:eastAsiaTheme="minorEastAsia"/>
                 <w:spacing w:val="227"/>
                 <w:sz w:val="21"/>
                 <w:vertAlign w:val="baseline"/>
@@ -457,7 +455,7 @@
             </w:r>
             <w:r>
               <w:rPr>
-                <w:rFonts w:asciiTheme="minorAscii" w:eastAsiaTheme="minorEastAsia" w:hAnsiTheme="minorAscii" w:hint="eastAsia"/>
+                <w:rFonts w:hint="eastAsia" w:asciiTheme="minorAscii" w:hAnsiTheme="minorAscii" w:eastAsiaTheme="minorEastAsia"/>
                 <w:spacing w:val="227"/>
                 <w:sz w:val="21"/>
                 <w:vertAlign w:val="baseline"/>
@@ -479,8 +477,14 @@
       </w:tr>
       <w:tr>
         <w:tblPrEx>
-          <w:tblW w:w="0" w:type="auto"/>
-          <w:jc w:val="center"/>
+          <w:tblBorders>
+            <w:top w:val="none" w:color="auto" w:sz="0" w:space="0"/>
+            <w:left w:val="none" w:color="auto" w:sz="0" w:space="0"/>
+            <w:bottom w:val="none" w:color="auto" w:sz="0" w:space="0"/>
+            <w:right w:val="none" w:color="auto" w:sz="0" w:space="0"/>
+            <w:insideH w:val="none" w:color="auto" w:sz="0" w:space="0"/>
+            <w:insideV w:val="none" w:color="auto" w:sz="0" w:space="0"/>
+          </w:tblBorders>
           <w:tblCellMar>
             <w:top w:w="0" w:type="dxa"/>
             <w:left w:w="108" w:type="dxa"/>
@@ -489,7 +493,7 @@
           </w:tblCellMar>
         </w:tblPrEx>
         <w:trPr>
-          <w:trHeight w:val="810"/>
+          <w:trHeight w:val="810" w:hRule="atLeast"/>
           <w:jc w:val="center"/>
         </w:trPr>
         <w:tc>
@@ -514,7 +518,7 @@
               <w:snapToGrid w:val="0"/>
               <w:textAlignment w:val="baseline"/>
               <w:rPr>
-                <w:rFonts w:ascii="Arial" w:eastAsia="Arial" w:hAnsi="Arial" w:cs="Arial" w:hint="default"/>
+                <w:rFonts w:hint="default" w:ascii="Arial" w:hAnsi="Arial" w:eastAsia="Arial" w:cs="Arial"/>
                 <w:snapToGrid w:val="0"/>
                 <w:color w:val="000000"/>
                 <w:kern w:val="0"/>
@@ -546,7 +550,7 @@
             </w:r>
             <w:r>
               <w:rPr>
-                <w:rFonts w:asciiTheme="minorAscii" w:eastAsiaTheme="minorEastAsia" w:hAnsiTheme="minorAscii" w:hint="default"/>
+                <w:rFonts w:hint="default" w:asciiTheme="minorAscii" w:hAnsiTheme="minorAscii" w:eastAsiaTheme="minorEastAsia"/>
                 <w:spacing w:val="227"/>
                 <w:sz w:val="21"/>
                 <w:vertAlign w:val="baseline"/>
@@ -600,7 +604,7 @@
               <w:snapToGrid w:val="0"/>
               <w:textAlignment w:val="baseline"/>
               <w:rPr>
-                <w:rFonts w:ascii="Arial" w:eastAsia="Arial" w:hAnsi="Arial" w:cs="Arial" w:hint="default"/>
+                <w:rFonts w:hint="default" w:ascii="Arial" w:hAnsi="Arial" w:eastAsia="Arial" w:cs="Arial"/>
                 <w:snapToGrid w:val="0"/>
                 <w:color w:val="000000"/>
                 <w:kern w:val="0"/>
@@ -620,7 +624,7 @@
             </w:r>
             <w:r>
               <w:rPr>
-                <w:rFonts w:asciiTheme="minorAscii" w:eastAsiaTheme="minorEastAsia" w:hAnsiTheme="minorAscii" w:hint="eastAsia"/>
+                <w:rFonts w:hint="eastAsia" w:asciiTheme="minorAscii" w:hAnsiTheme="minorAscii" w:eastAsiaTheme="minorEastAsia"/>
                 <w:spacing w:val="227"/>
                 <w:sz w:val="21"/>
                 <w:vertAlign w:val="baseline"/>
@@ -642,8 +646,14 @@
       </w:tr>
       <w:tr>
         <w:tblPrEx>
-          <w:tblW w:w="0" w:type="auto"/>
-          <w:jc w:val="center"/>
+          <w:tblBorders>
+            <w:top w:val="none" w:color="auto" w:sz="0" w:space="0"/>
+            <w:left w:val="none" w:color="auto" w:sz="0" w:space="0"/>
+            <w:bottom w:val="none" w:color="auto" w:sz="0" w:space="0"/>
+            <w:right w:val="none" w:color="auto" w:sz="0" w:space="0"/>
+            <w:insideH w:val="none" w:color="auto" w:sz="0" w:space="0"/>
+            <w:insideV w:val="none" w:color="auto" w:sz="0" w:space="0"/>
+          </w:tblBorders>
           <w:tblCellMar>
             <w:top w:w="0" w:type="dxa"/>
             <w:left w:w="108" w:type="dxa"/>
@@ -652,7 +662,7 @@
           </w:tblCellMar>
         </w:tblPrEx>
         <w:trPr>
-          <w:trHeight w:val="635"/>
+          <w:trHeight w:val="635" w:hRule="atLeast"/>
           <w:jc w:val="center"/>
         </w:trPr>
         <w:tc>
@@ -703,7 +713,7 @@
             </w:r>
             <w:r>
               <w:rPr>
-                <w:rFonts w:asciiTheme="minorAscii" w:eastAsiaTheme="minorEastAsia" w:hAnsiTheme="minorAscii" w:hint="eastAsia"/>
+                <w:rFonts w:hint="eastAsia" w:asciiTheme="minorAscii" w:hAnsiTheme="minorAscii" w:eastAsiaTheme="minorEastAsia"/>
                 <w:spacing w:val="227"/>
                 <w:sz w:val="21"/>
                 <w:vertAlign w:val="baseline"/>
@@ -757,7 +767,7 @@
             </w:r>
             <w:r>
               <w:rPr>
-                <w:rFonts w:asciiTheme="minorAscii" w:eastAsiaTheme="minorEastAsia" w:hAnsiTheme="minorAscii" w:hint="eastAsia"/>
+                <w:rFonts w:hint="eastAsia" w:asciiTheme="minorAscii" w:hAnsiTheme="minorAscii" w:eastAsiaTheme="minorEastAsia"/>
                 <w:spacing w:val="227"/>
                 <w:sz w:val="21"/>
                 <w:vertAlign w:val="baseline"/>
@@ -818,14 +828,14 @@
         <w:ind w:left="3634"/>
         <w:textAlignment w:val="baseline"/>
         <w:rPr>
-          <w:rFonts w:ascii="宋体" w:eastAsia="宋体" w:hAnsi="宋体" w:cs="宋体"/>
+          <w:rFonts w:ascii="宋体" w:hAnsi="宋体" w:eastAsia="宋体" w:cs="宋体"/>
           <w:sz w:val="31"/>
           <w:szCs w:val="31"/>
         </w:rPr>
       </w:pPr>
       <w:r>
         <w:rPr>
-          <w:rFonts w:ascii="宋体" w:eastAsia="宋体" w:hAnsi="宋体" w:cs="宋体"/>
+          <w:rFonts w:ascii="宋体" w:hAnsi="宋体" w:eastAsia="宋体" w:cs="宋体"/>
           <w:b/>
           <w:bCs/>
           <w:spacing w:val="4"/>
@@ -837,16 +847,16 @@
     </w:p>
     <w:tbl>
       <w:tblPr>
-        <w:tblStyle w:val="TableNormal0"/>
+        <w:tblStyle w:val="26"/>
         <w:tblW w:w="8214" w:type="dxa"/>
         <w:jc w:val="center"/>
         <w:tblBorders>
-          <w:top w:val="single" w:sz="2" w:space="0" w:color="000000"/>
-          <w:left w:val="single" w:sz="2" w:space="0" w:color="000000"/>
-          <w:bottom w:val="single" w:sz="2" w:space="0" w:color="000000"/>
-          <w:right w:val="single" w:sz="2" w:space="0" w:color="000000"/>
-          <w:insideH w:val="single" w:sz="2" w:space="0" w:color="000000"/>
-          <w:insideV w:val="single" w:sz="2" w:space="0" w:color="000000"/>
+          <w:top w:val="single" w:color="000000" w:sz="2" w:space="0"/>
+          <w:left w:val="single" w:color="000000" w:sz="2" w:space="0"/>
+          <w:bottom w:val="single" w:color="000000" w:sz="2" w:space="0"/>
+          <w:right w:val="single" w:color="000000" w:sz="2" w:space="0"/>
+          <w:insideH w:val="single" w:color="000000" w:sz="2" w:space="0"/>
+          <w:insideV w:val="single" w:color="000000" w:sz="2" w:space="0"/>
         </w:tblBorders>
         <w:tblLayout w:type="fixed"/>
         <w:tblCellMar>
@@ -866,17 +876,14 @@
       </w:tblGrid>
       <w:tr>
         <w:tblPrEx>
-          <w:tblW w:w="8214" w:type="dxa"/>
-          <w:jc w:val="center"/>
           <w:tblBorders>
-            <w:top w:val="single" w:sz="2" w:space="0" w:color="000000"/>
-            <w:left w:val="single" w:sz="2" w:space="0" w:color="000000"/>
-            <w:bottom w:val="single" w:sz="2" w:space="0" w:color="000000"/>
-            <w:right w:val="single" w:sz="2" w:space="0" w:color="000000"/>
-            <w:insideH w:val="single" w:sz="2" w:space="0" w:color="000000"/>
-            <w:insideV w:val="single" w:sz="2" w:space="0" w:color="000000"/>
+            <w:top w:val="single" w:color="000000" w:sz="2" w:space="0"/>
+            <w:left w:val="single" w:color="000000" w:sz="2" w:space="0"/>
+            <w:bottom w:val="single" w:color="000000" w:sz="2" w:space="0"/>
+            <w:right w:val="single" w:color="000000" w:sz="2" w:space="0"/>
+            <w:insideH w:val="single" w:color="000000" w:sz="2" w:space="0"/>
+            <w:insideV w:val="single" w:color="000000" w:sz="2" w:space="0"/>
           </w:tblBorders>
-          <w:tblLayout w:type="fixed"/>
           <w:tblCellMar>
             <w:top w:w="0" w:type="dxa"/>
             <w:left w:w="0" w:type="dxa"/>
@@ -885,7 +892,7 @@
           </w:tblCellMar>
         </w:tblPrEx>
         <w:trPr>
-          <w:trHeight w:val="593"/>
+          <w:trHeight w:val="593" w:hRule="atLeast"/>
           <w:jc w:val="center"/>
         </w:trPr>
         <w:tc>
@@ -907,18 +914,18 @@
               <w:adjustRightInd w:val="0"/>
               <w:snapToGrid w:val="0"/>
               <w:spacing w:before="176" w:line="228" w:lineRule="auto"/>
-              <w:ind w:left="0" w:right="0" w:firstLine="0" w:leftChars="0" w:rightChars="0" w:firstLineChars="0"/>
+              <w:ind w:left="0" w:leftChars="0" w:right="0" w:rightChars="0" w:firstLine="0" w:firstLineChars="0"/>
               <w:jc w:val="center"/>
               <w:textAlignment w:val="baseline"/>
               <w:rPr>
-                <w:rFonts w:ascii="宋体" w:eastAsia="宋体" w:hAnsi="宋体" w:cs="宋体"/>
+                <w:rFonts w:ascii="宋体" w:hAnsi="宋体" w:eastAsia="宋体" w:cs="宋体"/>
                 <w:sz w:val="20"/>
                 <w:szCs w:val="20"/>
               </w:rPr>
             </w:pPr>
             <w:r>
               <w:rPr>
-                <w:rFonts w:ascii="宋体" w:hAnsi="宋体" w:cs="宋体" w:hint="eastAsia"/>
+                <w:rFonts w:hint="eastAsia" w:ascii="宋体" w:hAnsi="宋体" w:cs="宋体"/>
                 <w:spacing w:val="-14"/>
                 <w:sz w:val="20"/>
                 <w:szCs w:val="20"/>
@@ -928,7 +935,7 @@
             </w:r>
             <w:r>
               <w:rPr>
-                <w:rFonts w:ascii="宋体" w:eastAsia="宋体" w:hAnsi="宋体" w:cs="宋体"/>
+                <w:rFonts w:ascii="宋体" w:hAnsi="宋体" w:eastAsia="宋体" w:cs="宋体"/>
                 <w:spacing w:val="-14"/>
                 <w:sz w:val="20"/>
                 <w:szCs w:val="20"/>
@@ -956,18 +963,18 @@
               <w:adjustRightInd w:val="0"/>
               <w:snapToGrid w:val="0"/>
               <w:spacing w:before="175" w:line="227" w:lineRule="auto"/>
-              <w:ind w:left="0" w:right="0" w:firstLine="0" w:leftChars="0" w:rightChars="0" w:firstLineChars="0"/>
+              <w:ind w:left="0" w:leftChars="0" w:right="0" w:rightChars="0" w:firstLine="0" w:firstLineChars="0"/>
               <w:jc w:val="center"/>
               <w:textAlignment w:val="baseline"/>
               <w:rPr>
-                <w:rFonts w:ascii="宋体" w:eastAsia="宋体" w:hAnsi="宋体" w:cs="宋体"/>
+                <w:rFonts w:ascii="宋体" w:hAnsi="宋体" w:eastAsia="宋体" w:cs="宋体"/>
                 <w:sz w:val="20"/>
                 <w:szCs w:val="20"/>
               </w:rPr>
             </w:pPr>
             <w:r>
               <w:rPr>
-                <w:rFonts w:ascii="宋体" w:eastAsia="宋体" w:hAnsi="宋体" w:cs="宋体"/>
+                <w:rFonts w:ascii="宋体" w:hAnsi="宋体" w:eastAsia="宋体" w:cs="宋体"/>
                 <w:spacing w:val="4"/>
                 <w:sz w:val="20"/>
                 <w:szCs w:val="20"/>
@@ -995,18 +1002,18 @@
               <w:adjustRightInd w:val="0"/>
               <w:snapToGrid w:val="0"/>
               <w:spacing w:before="175" w:line="228" w:lineRule="auto"/>
-              <w:ind w:left="0" w:right="0" w:firstLine="0" w:leftChars="0" w:rightChars="0" w:firstLineChars="0"/>
+              <w:ind w:left="0" w:leftChars="0" w:right="0" w:rightChars="0" w:firstLine="0" w:firstLineChars="0"/>
               <w:jc w:val="center"/>
               <w:textAlignment w:val="baseline"/>
               <w:rPr>
-                <w:rFonts w:ascii="宋体" w:eastAsia="宋体" w:hAnsi="宋体" w:cs="宋体"/>
+                <w:rFonts w:ascii="宋体" w:hAnsi="宋体" w:eastAsia="宋体" w:cs="宋体"/>
                 <w:sz w:val="20"/>
                 <w:szCs w:val="20"/>
               </w:rPr>
             </w:pPr>
             <w:r>
               <w:rPr>
-                <w:rFonts w:ascii="宋体" w:eastAsia="宋体" w:hAnsi="宋体" w:cs="宋体"/>
+                <w:rFonts w:ascii="宋体" w:hAnsi="宋体" w:eastAsia="宋体" w:cs="宋体"/>
                 <w:spacing w:val="7"/>
                 <w:sz w:val="20"/>
                 <w:szCs w:val="20"/>
@@ -1034,11 +1041,11 @@
               <w:adjustRightInd w:val="0"/>
               <w:snapToGrid w:val="0"/>
               <w:spacing w:before="175" w:line="228" w:lineRule="auto"/>
-              <w:ind w:left="0" w:right="0" w:firstLine="0" w:leftChars="0" w:rightChars="0" w:firstLineChars="0"/>
+              <w:ind w:left="0" w:leftChars="0" w:right="0" w:rightChars="0" w:firstLine="0" w:firstLineChars="0"/>
               <w:jc w:val="center"/>
               <w:textAlignment w:val="baseline"/>
               <w:rPr>
-                <w:rFonts w:ascii="宋体" w:eastAsia="宋体" w:hAnsi="宋体" w:cs="宋体" w:hint="eastAsia"/>
+                <w:rFonts w:hint="eastAsia" w:ascii="宋体" w:hAnsi="宋体" w:eastAsia="宋体" w:cs="宋体"/>
                 <w:spacing w:val="7"/>
                 <w:sz w:val="20"/>
                 <w:szCs w:val="20"/>
@@ -1047,7 +1054,7 @@
             </w:pPr>
             <w:r>
               <w:rPr>
-                <w:rFonts w:ascii="宋体" w:hAnsi="宋体" w:cs="宋体" w:hint="eastAsia"/>
+                <w:rFonts w:hint="eastAsia" w:ascii="宋体" w:hAnsi="宋体" w:cs="宋体"/>
                 <w:spacing w:val="7"/>
                 <w:sz w:val="20"/>
                 <w:szCs w:val="20"/>
@@ -1076,11 +1083,11 @@
               <w:adjustRightInd w:val="0"/>
               <w:snapToGrid w:val="0"/>
               <w:spacing w:before="175" w:line="228" w:lineRule="auto"/>
-              <w:ind w:left="0" w:right="0" w:firstLine="0" w:leftChars="0" w:rightChars="0" w:firstLineChars="0"/>
+              <w:ind w:left="0" w:leftChars="0" w:right="0" w:rightChars="0" w:firstLine="0" w:firstLineChars="0"/>
               <w:jc w:val="center"/>
               <w:textAlignment w:val="baseline"/>
               <w:rPr>
-                <w:rFonts w:ascii="宋体" w:hAnsi="宋体" w:cs="宋体" w:hint="default"/>
+                <w:rFonts w:hint="default" w:ascii="宋体" w:hAnsi="宋体" w:cs="宋体"/>
                 <w:spacing w:val="7"/>
                 <w:sz w:val="20"/>
                 <w:szCs w:val="20"/>
@@ -1089,7 +1096,7 @@
             </w:pPr>
             <w:r>
               <w:rPr>
-                <w:rFonts w:ascii="宋体" w:hAnsi="宋体" w:cs="宋体" w:hint="eastAsia"/>
+                <w:rFonts w:hint="eastAsia" w:ascii="宋体" w:hAnsi="宋体" w:cs="宋体"/>
                 <w:spacing w:val="7"/>
                 <w:sz w:val="20"/>
                 <w:szCs w:val="20"/>
@@ -1118,18 +1125,18 @@
               <w:adjustRightInd w:val="0"/>
               <w:snapToGrid w:val="0"/>
               <w:spacing w:before="176" w:line="229" w:lineRule="auto"/>
-              <w:ind w:left="0" w:right="0" w:firstLine="0" w:leftChars="0" w:rightChars="0" w:firstLineChars="0"/>
+              <w:ind w:left="0" w:leftChars="0" w:right="0" w:rightChars="0" w:firstLine="0" w:firstLineChars="0"/>
               <w:jc w:val="center"/>
               <w:textAlignment w:val="baseline"/>
               <w:rPr>
-                <w:rFonts w:ascii="宋体" w:eastAsia="宋体" w:hAnsi="宋体" w:cs="宋体"/>
+                <w:rFonts w:ascii="宋体" w:hAnsi="宋体" w:eastAsia="宋体" w:cs="宋体"/>
                 <w:sz w:val="20"/>
                 <w:szCs w:val="20"/>
               </w:rPr>
             </w:pPr>
             <w:r>
               <w:rPr>
-                <w:rFonts w:ascii="宋体" w:eastAsia="宋体" w:hAnsi="宋体" w:cs="宋体"/>
+                <w:rFonts w:ascii="宋体" w:hAnsi="宋体" w:eastAsia="宋体" w:cs="宋体"/>
                 <w:spacing w:val="7"/>
                 <w:sz w:val="20"/>
                 <w:szCs w:val="20"/>
@@ -1141,9 +1148,14 @@
       </w:tr>
       <w:tr>
         <w:tblPrEx>
-          <w:tblW w:w="8214" w:type="dxa"/>
-          <w:jc w:val="center"/>
-          <w:tblLayout w:type="fixed"/>
+          <w:tblBorders>
+            <w:top w:val="single" w:color="000000" w:sz="2" w:space="0"/>
+            <w:left w:val="single" w:color="000000" w:sz="2" w:space="0"/>
+            <w:bottom w:val="single" w:color="000000" w:sz="2" w:space="0"/>
+            <w:right w:val="single" w:color="000000" w:sz="2" w:space="0"/>
+            <w:insideH w:val="single" w:color="000000" w:sz="2" w:space="0"/>
+            <w:insideV w:val="single" w:color="000000" w:sz="2" w:space="0"/>
+          </w:tblBorders>
           <w:tblCellMar>
             <w:top w:w="0" w:type="dxa"/>
             <w:left w:w="0" w:type="dxa"/>
@@ -1152,7 +1164,7 @@
           </w:tblCellMar>
         </w:tblPrEx>
         <w:trPr>
-          <w:trHeight w:val="516"/>
+          <w:trHeight w:val="516" w:hRule="atLeast"/>
           <w:jc w:val="center"/>
         </w:trPr>
         <w:tc>
@@ -1174,11 +1186,11 @@
               <w:adjustRightInd w:val="0"/>
               <w:snapToGrid w:val="0"/>
               <w:spacing w:before="173" w:line="267" w:lineRule="exact"/>
-              <w:ind w:left="0" w:right="0" w:firstLine="0" w:leftChars="0" w:rightChars="0" w:firstLineChars="0"/>
+              <w:ind w:left="0" w:leftChars="0" w:right="0" w:rightChars="0" w:firstLine="0" w:firstLineChars="0"/>
               <w:jc w:val="center"/>
               <w:textAlignment w:val="baseline"/>
               <w:rPr>
-                <w:rFonts w:ascii="宋体" w:eastAsia="宋体" w:hAnsi="宋体" w:cs="宋体" w:hint="default"/>
+                <w:rFonts w:hint="default" w:ascii="宋体" w:hAnsi="宋体" w:eastAsia="宋体" w:cs="宋体"/>
                 <w:sz w:val="20"/>
                 <w:szCs w:val="20"/>
                 <w:lang w:val="en-US"/>
@@ -1186,7 +1198,7 @@
             </w:pPr>
             <w:r>
               <w:rPr>
-                <w:rFonts w:ascii="宋体" w:eastAsia="宋体" w:hAnsi="宋体" w:cs="宋体"/>
+                <w:rFonts w:ascii="宋体" w:hAnsi="宋体" w:eastAsia="宋体" w:cs="宋体"/>
                 <w:spacing w:val="3"/>
                 <w:position w:val="1"/>
                 <w:sz w:val="20"/>
@@ -1196,7 +1208,7 @@
             </w:r>
             <w:r>
               <w:rPr>
-                <w:rFonts w:ascii="宋体" w:hAnsi="宋体" w:cs="宋体" w:hint="eastAsia"/>
+                <w:rFonts w:hint="eastAsia" w:ascii="宋体" w:hAnsi="宋体" w:cs="宋体"/>
                 <w:spacing w:val="3"/>
                 <w:position w:val="1"/>
                 <w:sz w:val="20"/>
@@ -1207,7 +1219,7 @@
             </w:r>
             <w:r>
               <w:rPr>
-                <w:rFonts w:ascii="宋体" w:eastAsia="宋体" w:hAnsi="宋体" w:cs="宋体"/>
+                <w:rFonts w:ascii="宋体" w:hAnsi="宋体" w:eastAsia="宋体" w:cs="宋体"/>
                 <w:spacing w:val="3"/>
                 <w:position w:val="1"/>
                 <w:sz w:val="20"/>
@@ -1217,7 +1229,7 @@
             </w:r>
             <w:r>
               <w:rPr>
-                <w:rFonts w:ascii="宋体" w:hAnsi="宋体" w:cs="宋体" w:hint="eastAsia"/>
+                <w:rFonts w:hint="eastAsia" w:ascii="宋体" w:hAnsi="宋体" w:cs="宋体"/>
                 <w:spacing w:val="3"/>
                 <w:position w:val="1"/>
                 <w:sz w:val="20"/>
@@ -1247,18 +1259,18 @@
               <w:adjustRightInd w:val="0"/>
               <w:snapToGrid w:val="0"/>
               <w:spacing w:before="173" w:line="267" w:lineRule="exact"/>
-              <w:ind w:left="0" w:right="0" w:firstLine="0" w:leftChars="0" w:rightChars="0" w:firstLineChars="0"/>
+              <w:ind w:left="0" w:leftChars="0" w:right="0" w:rightChars="0" w:firstLine="0" w:firstLineChars="0"/>
               <w:jc w:val="center"/>
               <w:textAlignment w:val="baseline"/>
               <w:rPr>
-                <w:rFonts w:ascii="宋体" w:eastAsia="宋体" w:hAnsi="宋体" w:cs="宋体"/>
+                <w:rFonts w:ascii="宋体" w:hAnsi="宋体" w:eastAsia="宋体" w:cs="宋体"/>
                 <w:sz w:val="20"/>
                 <w:szCs w:val="20"/>
               </w:rPr>
             </w:pPr>
             <w:r>
               <w:rPr>
-                <w:rFonts w:ascii="宋体" w:eastAsia="宋体" w:hAnsi="宋体" w:cs="宋体"/>
+                <w:rFonts w:ascii="宋体" w:hAnsi="宋体" w:eastAsia="宋体" w:cs="宋体"/>
                 <w:spacing w:val="4"/>
                 <w:position w:val="1"/>
                 <w:sz w:val="20"/>
@@ -1287,18 +1299,18 @@
               <w:adjustRightInd w:val="0"/>
               <w:snapToGrid w:val="0"/>
               <w:spacing w:before="172" w:line="228" w:lineRule="auto"/>
-              <w:ind w:left="0" w:right="0" w:firstLine="0" w:leftChars="0" w:rightChars="0" w:firstLineChars="0"/>
+              <w:ind w:left="0" w:leftChars="0" w:right="0" w:rightChars="0" w:firstLine="0" w:firstLineChars="0"/>
               <w:jc w:val="center"/>
               <w:textAlignment w:val="baseline"/>
               <w:rPr>
-                <w:rFonts w:ascii="宋体" w:eastAsia="宋体" w:hAnsi="宋体" w:cs="宋体"/>
+                <w:rFonts w:ascii="宋体" w:hAnsi="宋体" w:eastAsia="宋体" w:cs="宋体"/>
                 <w:sz w:val="20"/>
                 <w:szCs w:val="20"/>
               </w:rPr>
             </w:pPr>
             <w:r>
               <w:rPr>
-                <w:rFonts w:ascii="宋体" w:eastAsia="宋体" w:hAnsi="宋体" w:cs="宋体"/>
+                <w:rFonts w:ascii="宋体" w:hAnsi="宋体" w:eastAsia="宋体" w:cs="宋体"/>
                 <w:spacing w:val="200"/>
                 <w:kern w:val="0"/>
                 <w:sz w:val="20"/>
@@ -1308,7 +1320,7 @@
             </w:r>
             <w:r>
               <w:rPr>
-                <w:rFonts w:ascii="宋体" w:eastAsia="宋体" w:hAnsi="宋体" w:cs="宋体"/>
+                <w:rFonts w:ascii="宋体" w:hAnsi="宋体" w:eastAsia="宋体" w:cs="宋体"/>
                 <w:spacing w:val="0"/>
                 <w:kern w:val="0"/>
                 <w:sz w:val="20"/>
@@ -1337,11 +1349,11 @@
               <w:adjustRightInd w:val="0"/>
               <w:snapToGrid w:val="0"/>
               <w:spacing w:before="172" w:line="228" w:lineRule="auto"/>
-              <w:ind w:left="0" w:right="0" w:firstLine="0" w:leftChars="0" w:rightChars="0" w:firstLineChars="0"/>
+              <w:ind w:left="0" w:leftChars="0" w:right="0" w:rightChars="0" w:firstLine="0" w:firstLineChars="0"/>
               <w:jc w:val="center"/>
               <w:textAlignment w:val="baseline"/>
               <w:rPr>
-                <w:rFonts w:ascii="宋体" w:eastAsia="宋体" w:hAnsi="宋体" w:cs="宋体"/>
+                <w:rFonts w:ascii="宋体" w:hAnsi="宋体" w:eastAsia="宋体" w:cs="宋体"/>
                 <w:spacing w:val="200"/>
                 <w:kern w:val="0"/>
                 <w:sz w:val="20"/>
@@ -1350,7 +1362,7 @@
             </w:pPr>
             <w:r>
               <w:rPr>
-                <w:rFonts w:ascii="宋体" w:eastAsia="宋体" w:hAnsi="宋体" w:cs="宋体" w:hint="eastAsia"/>
+                <w:rFonts w:hint="eastAsia" w:ascii="宋体" w:hAnsi="宋体" w:eastAsia="宋体" w:cs="宋体"/>
                 <w:spacing w:val="200"/>
                 <w:kern w:val="0"/>
                 <w:sz w:val="20"/>
@@ -1361,7 +1373,7 @@
             </w:r>
             <w:r>
               <w:rPr>
-                <w:rFonts w:asciiTheme="minorAscii" w:eastAsiaTheme="minorEastAsia" w:hAnsiTheme="minorAscii" w:hint="eastAsia"/>
+                <w:rFonts w:hint="eastAsia" w:asciiTheme="minorAscii" w:hAnsiTheme="minorAscii" w:eastAsiaTheme="minorEastAsia"/>
                 <w:spacing w:val="0"/>
                 <w:kern w:val="0"/>
                 <w:sz w:val="21"/>
@@ -1391,11 +1403,11 @@
               <w:adjustRightInd w:val="0"/>
               <w:snapToGrid w:val="0"/>
               <w:spacing w:before="172" w:line="228" w:lineRule="auto"/>
-              <w:ind w:left="0" w:right="0" w:firstLine="0" w:leftChars="0" w:rightChars="0" w:firstLineChars="0"/>
+              <w:ind w:left="0" w:leftChars="0" w:right="0" w:rightChars="0" w:firstLine="0" w:firstLineChars="0"/>
               <w:jc w:val="center"/>
               <w:textAlignment w:val="baseline"/>
               <w:rPr>
-                <w:rFonts w:ascii="宋体" w:eastAsia="宋体" w:hAnsi="宋体" w:cs="宋体"/>
+                <w:rFonts w:ascii="宋体" w:hAnsi="宋体" w:eastAsia="宋体" w:cs="宋体"/>
                 <w:spacing w:val="200"/>
                 <w:kern w:val="0"/>
                 <w:sz w:val="20"/>
@@ -1404,7 +1416,7 @@
             </w:pPr>
             <w:r>
               <w:rPr>
-                <w:rFonts w:ascii="宋体" w:eastAsia="宋体" w:hAnsi="宋体" w:cs="宋体" w:hint="eastAsia"/>
+                <w:rFonts w:hint="eastAsia" w:ascii="宋体" w:hAnsi="宋体" w:eastAsia="宋体" w:cs="宋体"/>
                 <w:spacing w:val="200"/>
                 <w:kern w:val="0"/>
                 <w:sz w:val="20"/>
@@ -1414,7 +1426,7 @@
             </w:r>
             <w:r>
               <w:rPr>
-                <w:rFonts w:asciiTheme="minorAscii" w:eastAsiaTheme="minorEastAsia" w:hAnsiTheme="minorAscii" w:hint="eastAsia"/>
+                <w:rFonts w:hint="eastAsia" w:asciiTheme="minorAscii" w:hAnsiTheme="minorAscii" w:eastAsiaTheme="minorEastAsia"/>
                 <w:spacing w:val="0"/>
                 <w:kern w:val="0"/>
                 <w:sz w:val="21"/>
@@ -1444,18 +1456,18 @@
               <w:adjustRightInd w:val="0"/>
               <w:snapToGrid w:val="0"/>
               <w:spacing w:before="173" w:line="229" w:lineRule="auto"/>
-              <w:ind w:left="0" w:right="0" w:firstLine="0" w:leftChars="0" w:rightChars="0" w:firstLineChars="0"/>
+              <w:ind w:left="0" w:leftChars="0" w:right="0" w:rightChars="0" w:firstLine="0" w:firstLineChars="0"/>
               <w:jc w:val="center"/>
               <w:textAlignment w:val="baseline"/>
               <w:rPr>
-                <w:rFonts w:ascii="宋体" w:eastAsia="宋体" w:hAnsi="宋体" w:cs="宋体"/>
+                <w:rFonts w:ascii="宋体" w:hAnsi="宋体" w:eastAsia="宋体" w:cs="宋体"/>
                 <w:sz w:val="20"/>
                 <w:szCs w:val="20"/>
               </w:rPr>
             </w:pPr>
             <w:r>
               <w:rPr>
-                <w:rFonts w:asciiTheme="minorAscii" w:eastAsiaTheme="minorEastAsia" w:hAnsiTheme="minorAscii" w:hint="eastAsia"/>
+                <w:rFonts w:hint="eastAsia" w:asciiTheme="minorAscii" w:hAnsiTheme="minorAscii" w:eastAsiaTheme="minorEastAsia"/>
                 <w:spacing w:val="0"/>
                 <w:kern w:val="0"/>
                 <w:sz w:val="21"/>
@@ -1469,9 +1481,14 @@
       </w:tr>
       <w:tr>
         <w:tblPrEx>
-          <w:tblW w:w="8214" w:type="dxa"/>
-          <w:jc w:val="center"/>
-          <w:tblLayout w:type="fixed"/>
+          <w:tblBorders>
+            <w:top w:val="single" w:color="000000" w:sz="2" w:space="0"/>
+            <w:left w:val="single" w:color="000000" w:sz="2" w:space="0"/>
+            <w:bottom w:val="single" w:color="000000" w:sz="2" w:space="0"/>
+            <w:right w:val="single" w:color="000000" w:sz="2" w:space="0"/>
+            <w:insideH w:val="single" w:color="000000" w:sz="2" w:space="0"/>
+            <w:insideV w:val="single" w:color="000000" w:sz="2" w:space="0"/>
+          </w:tblBorders>
           <w:tblCellMar>
             <w:top w:w="0" w:type="dxa"/>
             <w:left w:w="0" w:type="dxa"/>
@@ -1480,7 +1497,7 @@
           </w:tblCellMar>
         </w:tblPrEx>
         <w:trPr>
-          <w:trHeight w:val="556"/>
+          <w:trHeight w:val="556" w:hRule="atLeast"/>
           <w:jc w:val="center"/>
         </w:trPr>
         <w:tc>
@@ -1489,7 +1506,7 @@
           </w:tcPr>
           <w:p>
             <w:pPr>
-              <w:pStyle w:val="TableText"/>
+              <w:pStyle w:val="27"/>
               <w:keepNext w:val="0"/>
               <w:keepLines w:val="0"/>
               <w:pageBreakBefore w:val="0"/>
@@ -1502,7 +1519,7 @@
               <w:bidi w:val="0"/>
               <w:adjustRightInd w:val="0"/>
               <w:snapToGrid w:val="0"/>
-              <w:ind w:left="0" w:right="0" w:firstLine="0" w:leftChars="0" w:rightChars="0" w:firstLineChars="0"/>
+              <w:ind w:left="0" w:leftChars="0" w:right="0" w:rightChars="0" w:firstLine="0" w:firstLineChars="0"/>
               <w:jc w:val="center"/>
               <w:textAlignment w:val="baseline"/>
             </w:pPr>
@@ -1514,7 +1531,7 @@
           </w:tcPr>
           <w:p>
             <w:pPr>
-              <w:pStyle w:val="TableText"/>
+              <w:pStyle w:val="27"/>
               <w:keepNext w:val="0"/>
               <w:keepLines w:val="0"/>
               <w:pageBreakBefore w:val="0"/>
@@ -1527,7 +1544,7 @@
               <w:bidi w:val="0"/>
               <w:adjustRightInd w:val="0"/>
               <w:snapToGrid w:val="0"/>
-              <w:ind w:left="0" w:right="0" w:firstLine="0" w:leftChars="0" w:rightChars="0" w:firstLineChars="0"/>
+              <w:ind w:left="0" w:leftChars="0" w:right="0" w:rightChars="0" w:firstLine="0" w:firstLineChars="0"/>
               <w:jc w:val="center"/>
               <w:textAlignment w:val="baseline"/>
             </w:pPr>
@@ -1539,7 +1556,7 @@
           </w:tcPr>
           <w:p>
             <w:pPr>
-              <w:pStyle w:val="TableText"/>
+              <w:pStyle w:val="27"/>
               <w:keepNext w:val="0"/>
               <w:keepLines w:val="0"/>
               <w:pageBreakBefore w:val="0"/>
@@ -1552,7 +1569,7 @@
               <w:bidi w:val="0"/>
               <w:adjustRightInd w:val="0"/>
               <w:snapToGrid w:val="0"/>
-              <w:ind w:left="0" w:right="0" w:firstLine="0" w:leftChars="0" w:rightChars="0" w:firstLineChars="0"/>
+              <w:ind w:left="0" w:leftChars="0" w:right="0" w:rightChars="0" w:firstLine="0" w:firstLineChars="0"/>
               <w:jc w:val="center"/>
               <w:textAlignment w:val="baseline"/>
             </w:pPr>
@@ -1564,7 +1581,7 @@
           </w:tcPr>
           <w:p>
             <w:pPr>
-              <w:pStyle w:val="TableText"/>
+              <w:pStyle w:val="27"/>
               <w:keepNext w:val="0"/>
               <w:keepLines w:val="0"/>
               <w:pageBreakBefore w:val="0"/>
@@ -1577,7 +1594,7 @@
               <w:bidi w:val="0"/>
               <w:adjustRightInd w:val="0"/>
               <w:snapToGrid w:val="0"/>
-              <w:ind w:left="0" w:right="0" w:firstLine="0" w:leftChars="0" w:rightChars="0" w:firstLineChars="0"/>
+              <w:ind w:left="0" w:leftChars="0" w:right="0" w:rightChars="0" w:firstLine="0" w:firstLineChars="0"/>
               <w:jc w:val="center"/>
               <w:textAlignment w:val="baseline"/>
             </w:pPr>
@@ -1589,7 +1606,7 @@
           </w:tcPr>
           <w:p>
             <w:pPr>
-              <w:pStyle w:val="TableText"/>
+              <w:pStyle w:val="27"/>
               <w:keepNext w:val="0"/>
               <w:keepLines w:val="0"/>
               <w:pageBreakBefore w:val="0"/>
@@ -1602,7 +1619,7 @@
               <w:bidi w:val="0"/>
               <w:adjustRightInd w:val="0"/>
               <w:snapToGrid w:val="0"/>
-              <w:ind w:left="0" w:right="0" w:firstLine="0" w:leftChars="0" w:rightChars="0" w:firstLineChars="0"/>
+              <w:ind w:left="0" w:leftChars="0" w:right="0" w:rightChars="0" w:firstLine="0" w:firstLineChars="0"/>
               <w:jc w:val="center"/>
               <w:textAlignment w:val="baseline"/>
             </w:pPr>
@@ -1614,7 +1631,7 @@
           </w:tcPr>
           <w:p>
             <w:pPr>
-              <w:pStyle w:val="TableText"/>
+              <w:pStyle w:val="27"/>
               <w:keepNext w:val="0"/>
               <w:keepLines w:val="0"/>
               <w:pageBreakBefore w:val="0"/>
@@ -1627,7 +1644,7 @@
               <w:bidi w:val="0"/>
               <w:adjustRightInd w:val="0"/>
               <w:snapToGrid w:val="0"/>
-              <w:ind w:left="0" w:right="0" w:firstLine="0" w:leftChars="0" w:rightChars="0" w:firstLineChars="0"/>
+              <w:ind w:left="0" w:leftChars="0" w:right="0" w:rightChars="0" w:firstLine="0" w:firstLineChars="0"/>
               <w:jc w:val="center"/>
               <w:textAlignment w:val="baseline"/>
             </w:pPr>
@@ -1636,9 +1653,14 @@
       </w:tr>
       <w:tr>
         <w:tblPrEx>
-          <w:tblW w:w="8214" w:type="dxa"/>
-          <w:jc w:val="center"/>
-          <w:tblLayout w:type="fixed"/>
+          <w:tblBorders>
+            <w:top w:val="single" w:color="000000" w:sz="2" w:space="0"/>
+            <w:left w:val="single" w:color="000000" w:sz="2" w:space="0"/>
+            <w:bottom w:val="single" w:color="000000" w:sz="2" w:space="0"/>
+            <w:right w:val="single" w:color="000000" w:sz="2" w:space="0"/>
+            <w:insideH w:val="single" w:color="000000" w:sz="2" w:space="0"/>
+            <w:insideV w:val="single" w:color="000000" w:sz="2" w:space="0"/>
+          </w:tblBorders>
           <w:tblCellMar>
             <w:top w:w="0" w:type="dxa"/>
             <w:left w:w="0" w:type="dxa"/>
@@ -1647,7 +1669,7 @@
           </w:tblCellMar>
         </w:tblPrEx>
         <w:trPr>
-          <w:trHeight w:val="556"/>
+          <w:trHeight w:val="556" w:hRule="atLeast"/>
           <w:jc w:val="center"/>
         </w:trPr>
         <w:tc>
@@ -1656,7 +1678,7 @@
           </w:tcPr>
           <w:p>
             <w:pPr>
-              <w:pStyle w:val="TableText"/>
+              <w:pStyle w:val="27"/>
               <w:keepNext w:val="0"/>
               <w:keepLines w:val="0"/>
               <w:pageBreakBefore w:val="0"/>
@@ -1669,7 +1691,7 @@
               <w:bidi w:val="0"/>
               <w:adjustRightInd w:val="0"/>
               <w:snapToGrid w:val="0"/>
-              <w:ind w:left="0" w:right="0" w:firstLine="0" w:leftChars="0" w:rightChars="0" w:firstLineChars="0"/>
+              <w:ind w:left="0" w:leftChars="0" w:right="0" w:rightChars="0" w:firstLine="0" w:firstLineChars="0"/>
               <w:jc w:val="center"/>
               <w:textAlignment w:val="baseline"/>
             </w:pPr>
@@ -1681,7 +1703,7 @@
           </w:tcPr>
           <w:p>
             <w:pPr>
-              <w:pStyle w:val="TableText"/>
+              <w:pStyle w:val="27"/>
               <w:keepNext w:val="0"/>
               <w:keepLines w:val="0"/>
               <w:pageBreakBefore w:val="0"/>
@@ -1694,7 +1716,7 @@
               <w:bidi w:val="0"/>
               <w:adjustRightInd w:val="0"/>
               <w:snapToGrid w:val="0"/>
-              <w:ind w:left="0" w:right="0" w:firstLine="0" w:leftChars="0" w:rightChars="0" w:firstLineChars="0"/>
+              <w:ind w:left="0" w:leftChars="0" w:right="0" w:rightChars="0" w:firstLine="0" w:firstLineChars="0"/>
               <w:jc w:val="center"/>
               <w:textAlignment w:val="baseline"/>
             </w:pPr>
@@ -1706,7 +1728,7 @@
           </w:tcPr>
           <w:p>
             <w:pPr>
-              <w:pStyle w:val="TableText"/>
+              <w:pStyle w:val="27"/>
               <w:keepNext w:val="0"/>
               <w:keepLines w:val="0"/>
               <w:pageBreakBefore w:val="0"/>
@@ -1719,7 +1741,7 @@
               <w:bidi w:val="0"/>
               <w:adjustRightInd w:val="0"/>
               <w:snapToGrid w:val="0"/>
-              <w:ind w:left="0" w:right="0" w:firstLine="0" w:leftChars="0" w:rightChars="0" w:firstLineChars="0"/>
+              <w:ind w:left="0" w:leftChars="0" w:right="0" w:rightChars="0" w:firstLine="0" w:firstLineChars="0"/>
               <w:jc w:val="center"/>
               <w:textAlignment w:val="baseline"/>
             </w:pPr>
@@ -1731,7 +1753,7 @@
           </w:tcPr>
           <w:p>
             <w:pPr>
-              <w:pStyle w:val="TableText"/>
+              <w:pStyle w:val="27"/>
               <w:keepNext w:val="0"/>
               <w:keepLines w:val="0"/>
               <w:pageBreakBefore w:val="0"/>
@@ -1744,7 +1766,7 @@
               <w:bidi w:val="0"/>
               <w:adjustRightInd w:val="0"/>
               <w:snapToGrid w:val="0"/>
-              <w:ind w:left="0" w:right="0" w:firstLine="0" w:leftChars="0" w:rightChars="0" w:firstLineChars="0"/>
+              <w:ind w:left="0" w:leftChars="0" w:right="0" w:rightChars="0" w:firstLine="0" w:firstLineChars="0"/>
               <w:jc w:val="center"/>
               <w:textAlignment w:val="baseline"/>
             </w:pPr>
@@ -1756,7 +1778,7 @@
           </w:tcPr>
           <w:p>
             <w:pPr>
-              <w:pStyle w:val="TableText"/>
+              <w:pStyle w:val="27"/>
               <w:keepNext w:val="0"/>
               <w:keepLines w:val="0"/>
               <w:pageBreakBefore w:val="0"/>
@@ -1769,7 +1791,7 @@
               <w:bidi w:val="0"/>
               <w:adjustRightInd w:val="0"/>
               <w:snapToGrid w:val="0"/>
-              <w:ind w:left="0" w:right="0" w:firstLine="0" w:leftChars="0" w:rightChars="0" w:firstLineChars="0"/>
+              <w:ind w:left="0" w:leftChars="0" w:right="0" w:rightChars="0" w:firstLine="0" w:firstLineChars="0"/>
               <w:jc w:val="center"/>
               <w:textAlignment w:val="baseline"/>
             </w:pPr>
@@ -1781,7 +1803,7 @@
           </w:tcPr>
           <w:p>
             <w:pPr>
-              <w:pStyle w:val="TableText"/>
+              <w:pStyle w:val="27"/>
               <w:keepNext w:val="0"/>
               <w:keepLines w:val="0"/>
               <w:pageBreakBefore w:val="0"/>
@@ -1794,7 +1816,7 @@
               <w:bidi w:val="0"/>
               <w:adjustRightInd w:val="0"/>
               <w:snapToGrid w:val="0"/>
-              <w:ind w:left="0" w:right="0" w:firstLine="0" w:leftChars="0" w:rightChars="0" w:firstLineChars="0"/>
+              <w:ind w:left="0" w:leftChars="0" w:right="0" w:rightChars="0" w:firstLine="0" w:firstLineChars="0"/>
               <w:jc w:val="center"/>
               <w:textAlignment w:val="baseline"/>
             </w:pPr>
@@ -1803,9 +1825,14 @@
       </w:tr>
       <w:tr>
         <w:tblPrEx>
-          <w:tblW w:w="8214" w:type="dxa"/>
-          <w:jc w:val="center"/>
-          <w:tblLayout w:type="fixed"/>
+          <w:tblBorders>
+            <w:top w:val="single" w:color="000000" w:sz="2" w:space="0"/>
+            <w:left w:val="single" w:color="000000" w:sz="2" w:space="0"/>
+            <w:bottom w:val="single" w:color="000000" w:sz="2" w:space="0"/>
+            <w:right w:val="single" w:color="000000" w:sz="2" w:space="0"/>
+            <w:insideH w:val="single" w:color="000000" w:sz="2" w:space="0"/>
+            <w:insideV w:val="single" w:color="000000" w:sz="2" w:space="0"/>
+          </w:tblBorders>
           <w:tblCellMar>
             <w:top w:w="0" w:type="dxa"/>
             <w:left w:w="0" w:type="dxa"/>
@@ -1814,7 +1841,7 @@
           </w:tblCellMar>
         </w:tblPrEx>
         <w:trPr>
-          <w:trHeight w:val="557"/>
+          <w:trHeight w:val="557" w:hRule="atLeast"/>
           <w:jc w:val="center"/>
         </w:trPr>
         <w:tc>
@@ -1823,7 +1850,7 @@
           </w:tcPr>
           <w:p>
             <w:pPr>
-              <w:pStyle w:val="TableText"/>
+              <w:pStyle w:val="27"/>
               <w:keepNext w:val="0"/>
               <w:keepLines w:val="0"/>
               <w:pageBreakBefore w:val="0"/>
@@ -1836,7 +1863,7 @@
               <w:bidi w:val="0"/>
               <w:adjustRightInd w:val="0"/>
               <w:snapToGrid w:val="0"/>
-              <w:ind w:left="0" w:right="0" w:firstLine="0" w:leftChars="0" w:rightChars="0" w:firstLineChars="0"/>
+              <w:ind w:left="0" w:leftChars="0" w:right="0" w:rightChars="0" w:firstLine="0" w:firstLineChars="0"/>
               <w:jc w:val="center"/>
               <w:textAlignment w:val="baseline"/>
             </w:pPr>
@@ -1848,7 +1875,7 @@
           </w:tcPr>
           <w:p>
             <w:pPr>
-              <w:pStyle w:val="TableText"/>
+              <w:pStyle w:val="27"/>
               <w:keepNext w:val="0"/>
               <w:keepLines w:val="0"/>
               <w:pageBreakBefore w:val="0"/>
@@ -1861,7 +1888,7 @@
               <w:bidi w:val="0"/>
               <w:adjustRightInd w:val="0"/>
               <w:snapToGrid w:val="0"/>
-              <w:ind w:left="0" w:right="0" w:firstLine="0" w:leftChars="0" w:rightChars="0" w:firstLineChars="0"/>
+              <w:ind w:left="0" w:leftChars="0" w:right="0" w:rightChars="0" w:firstLine="0" w:firstLineChars="0"/>
               <w:jc w:val="center"/>
               <w:textAlignment w:val="baseline"/>
             </w:pPr>
@@ -1873,7 +1900,7 @@
           </w:tcPr>
           <w:p>
             <w:pPr>
-              <w:pStyle w:val="TableText"/>
+              <w:pStyle w:val="27"/>
               <w:keepNext w:val="0"/>
               <w:keepLines w:val="0"/>
               <w:pageBreakBefore w:val="0"/>
@@ -1886,7 +1913,7 @@
               <w:bidi w:val="0"/>
               <w:adjustRightInd w:val="0"/>
               <w:snapToGrid w:val="0"/>
-              <w:ind w:left="0" w:right="0" w:firstLine="0" w:leftChars="0" w:rightChars="0" w:firstLineChars="0"/>
+              <w:ind w:left="0" w:leftChars="0" w:right="0" w:rightChars="0" w:firstLine="0" w:firstLineChars="0"/>
               <w:jc w:val="center"/>
               <w:textAlignment w:val="baseline"/>
             </w:pPr>
@@ -1898,7 +1925,7 @@
           </w:tcPr>
           <w:p>
             <w:pPr>
-              <w:pStyle w:val="TableText"/>
+              <w:pStyle w:val="27"/>
               <w:keepNext w:val="0"/>
               <w:keepLines w:val="0"/>
               <w:pageBreakBefore w:val="0"/>
@@ -1911,7 +1938,7 @@
               <w:bidi w:val="0"/>
               <w:adjustRightInd w:val="0"/>
               <w:snapToGrid w:val="0"/>
-              <w:ind w:left="0" w:right="0" w:firstLine="0" w:leftChars="0" w:rightChars="0" w:firstLineChars="0"/>
+              <w:ind w:left="0" w:leftChars="0" w:right="0" w:rightChars="0" w:firstLine="0" w:firstLineChars="0"/>
               <w:jc w:val="center"/>
               <w:textAlignment w:val="baseline"/>
             </w:pPr>
@@ -1923,7 +1950,7 @@
           </w:tcPr>
           <w:p>
             <w:pPr>
-              <w:pStyle w:val="TableText"/>
+              <w:pStyle w:val="27"/>
               <w:keepNext w:val="0"/>
               <w:keepLines w:val="0"/>
               <w:pageBreakBefore w:val="0"/>
@@ -1936,7 +1963,7 @@
               <w:bidi w:val="0"/>
               <w:adjustRightInd w:val="0"/>
               <w:snapToGrid w:val="0"/>
-              <w:ind w:left="0" w:right="0" w:firstLine="0" w:leftChars="0" w:rightChars="0" w:firstLineChars="0"/>
+              <w:ind w:left="0" w:leftChars="0" w:right="0" w:rightChars="0" w:firstLine="0" w:firstLineChars="0"/>
               <w:jc w:val="center"/>
               <w:textAlignment w:val="baseline"/>
             </w:pPr>
@@ -1948,7 +1975,7 @@
           </w:tcPr>
           <w:p>
             <w:pPr>
-              <w:pStyle w:val="TableText"/>
+              <w:pStyle w:val="27"/>
               <w:keepNext w:val="0"/>
               <w:keepLines w:val="0"/>
               <w:pageBreakBefore w:val="0"/>
@@ -1961,7 +1988,7 @@
               <w:bidi w:val="0"/>
               <w:adjustRightInd w:val="0"/>
               <w:snapToGrid w:val="0"/>
-              <w:ind w:left="0" w:right="0" w:firstLine="0" w:leftChars="0" w:rightChars="0" w:firstLineChars="0"/>
+              <w:ind w:left="0" w:leftChars="0" w:right="0" w:rightChars="0" w:firstLine="0" w:firstLineChars="0"/>
               <w:jc w:val="center"/>
               <w:textAlignment w:val="baseline"/>
             </w:pPr>
@@ -1993,7 +2020,7 @@
     <w:sdt>
       <w:sdtPr>
         <w:rPr>
-          <w:rFonts w:ascii="宋体" w:eastAsia="宋体" w:hAnsi="宋体" w:cs="Arial"/>
+          <w:rFonts w:ascii="宋体" w:hAnsi="宋体" w:eastAsia="宋体" w:cs="Arial"/>
           <w:snapToGrid w:val="0"/>
           <w:color w:val="000000"/>
           <w:kern w:val="0"/>
@@ -2009,7 +2036,7 @@
       </w:sdtPr>
       <w:sdtEndPr>
         <w:rPr>
-          <w:rFonts w:ascii="宋体" w:eastAsia="宋体" w:hAnsi="宋体" w:cs="宋体" w:hint="eastAsia"/>
+          <w:rFonts w:hint="eastAsia" w:ascii="宋体" w:hAnsi="宋体" w:eastAsia="宋体" w:cs="宋体"/>
           <w:snapToGrid w:val="0"/>
           <w:color w:val="000000"/>
           <w:kern w:val="0"/>
@@ -2035,18 +2062,18 @@
             <w:adjustRightInd w:val="0"/>
             <w:snapToGrid w:val="0"/>
             <w:spacing w:before="0" w:beforeLines="0" w:after="0" w:afterLines="0" w:line="240" w:lineRule="auto"/>
-            <w:ind w:left="0" w:right="0" w:firstLine="0" w:leftChars="0" w:rightChars="0" w:firstLineChars="0"/>
+            <w:ind w:left="0" w:leftChars="0" w:right="0" w:rightChars="0" w:firstLine="0" w:firstLineChars="0"/>
             <w:jc w:val="center"/>
             <w:textAlignment w:val="baseline"/>
             <w:rPr>
-              <w:rFonts w:ascii="宋体" w:eastAsia="宋体" w:hAnsi="宋体" w:cs="宋体" w:hint="eastAsia"/>
+              <w:rFonts w:hint="eastAsia" w:ascii="宋体" w:hAnsi="宋体" w:eastAsia="宋体" w:cs="宋体"/>
               <w:sz w:val="24"/>
               <w:szCs w:val="24"/>
             </w:rPr>
           </w:pPr>
           <w:r>
             <w:rPr>
-              <w:rFonts w:ascii="宋体" w:eastAsia="宋体" w:hAnsi="宋体" w:cs="宋体" w:hint="eastAsia"/>
+              <w:rFonts w:hint="eastAsia" w:ascii="宋体" w:hAnsi="宋体" w:eastAsia="宋体" w:cs="宋体"/>
               <w:sz w:val="24"/>
               <w:szCs w:val="24"/>
             </w:rPr>
@@ -2055,16 +2082,16 @@
         </w:p>
         <w:p>
           <w:pPr>
-            <w:pStyle w:val="TOC1"/>
+            <w:pStyle w:val="16"/>
             <w:tabs>
               <w:tab w:val="right" w:leader="dot" w:pos="8306"/>
             </w:tabs>
           </w:pPr>
-          <w:bookmarkStart w:id="3" w:name="_GoBack"/>
-          <w:bookmarkEnd w:id="3"/>
-          <w:r>
-            <w:rPr>
-              <w:rFonts w:ascii="宋体" w:eastAsia="宋体" w:hAnsi="宋体" w:cs="宋体" w:hint="eastAsia"/>
+          <w:bookmarkStart w:id="20" w:name="_GoBack"/>
+          <w:bookmarkEnd w:id="20"/>
+          <w:r>
+            <w:rPr>
+              <w:rFonts w:hint="eastAsia" w:ascii="宋体" w:hAnsi="宋体" w:eastAsia="宋体" w:cs="宋体"/>
               <w:sz w:val="24"/>
               <w:szCs w:val="24"/>
             </w:rPr>
@@ -2072,7 +2099,7 @@
           </w:r>
           <w:r>
             <w:rPr>
-              <w:rFonts w:ascii="宋体" w:eastAsia="宋体" w:hAnsi="宋体" w:cs="宋体" w:hint="eastAsia"/>
+              <w:rFonts w:hint="eastAsia" w:ascii="宋体" w:hAnsi="宋体" w:eastAsia="宋体" w:cs="宋体"/>
               <w:sz w:val="24"/>
               <w:szCs w:val="24"/>
             </w:rPr>
@@ -2080,7 +2107,7 @@
           </w:r>
           <w:r>
             <w:rPr>
-              <w:rFonts w:ascii="宋体" w:eastAsia="宋体" w:hAnsi="宋体" w:cs="宋体" w:hint="eastAsia"/>
+              <w:rFonts w:hint="eastAsia" w:ascii="宋体" w:hAnsi="宋体" w:eastAsia="宋体" w:cs="宋体"/>
               <w:sz w:val="24"/>
               <w:szCs w:val="24"/>
             </w:rPr>
@@ -2088,21 +2115,21 @@
           </w:r>
           <w:r>
             <w:rPr>
-              <w:rFonts w:ascii="宋体" w:eastAsia="宋体" w:hAnsi="宋体" w:cs="宋体" w:hint="eastAsia"/>
+              <w:rFonts w:hint="eastAsia" w:ascii="宋体" w:hAnsi="宋体" w:eastAsia="宋体" w:cs="宋体"/>
               <w:szCs w:val="24"/>
             </w:rPr>
             <w:fldChar w:fldCharType="begin"/>
           </w:r>
           <w:r>
             <w:rPr>
-              <w:rFonts w:ascii="宋体" w:eastAsia="宋体" w:hAnsi="宋体" w:cs="宋体" w:hint="eastAsia"/>
-              <w:szCs w:val="24"/>
-            </w:rPr>
-            <w:instrText xml:space="preserve"> HYPERLINK \l _Toc28459 </w:instrText>
-          </w:r>
-          <w:r>
-            <w:rPr>
-              <w:rFonts w:ascii="宋体" w:eastAsia="宋体" w:hAnsi="宋体" w:cs="宋体" w:hint="eastAsia"/>
+              <w:rFonts w:hint="eastAsia" w:ascii="宋体" w:hAnsi="宋体" w:eastAsia="宋体" w:cs="宋体"/>
+              <w:szCs w:val="24"/>
+            </w:rPr>
+            <w:instrText xml:space="preserve"> HYPERLINK \l _Toc22080 </w:instrText>
+          </w:r>
+          <w:r>
+            <w:rPr>
+              <w:rFonts w:hint="eastAsia" w:ascii="宋体" w:hAnsi="宋体" w:eastAsia="宋体" w:cs="宋体"/>
               <w:szCs w:val="24"/>
             </w:rPr>
             <w:fldChar w:fldCharType="separate"/>
@@ -2121,7 +2148,7 @@
             <w:fldChar w:fldCharType="begin"/>
           </w:r>
           <w:r>
-            <w:instrText xml:space="preserve"> PAGEREF _Toc28459 \h </w:instrText>
+            <w:instrText xml:space="preserve"> PAGEREF _Toc22080 \h </w:instrText>
           </w:r>
           <w:r>
             <w:fldChar w:fldCharType="separate"/>
@@ -2134,7 +2161,7 @@
           </w:r>
           <w:r>
             <w:rPr>
-              <w:rFonts w:ascii="宋体" w:eastAsia="宋体" w:hAnsi="宋体" w:cs="宋体" w:hint="eastAsia"/>
+              <w:rFonts w:hint="eastAsia" w:ascii="宋体" w:hAnsi="宋体" w:eastAsia="宋体" w:cs="宋体"/>
               <w:szCs w:val="24"/>
             </w:rPr>
             <w:fldChar w:fldCharType="end"/>
@@ -2142,28 +2169,28 @@
         </w:p>
         <w:p>
           <w:pPr>
-            <w:pStyle w:val="TOC1"/>
+            <w:pStyle w:val="16"/>
             <w:tabs>
               <w:tab w:val="right" w:leader="dot" w:pos="8306"/>
             </w:tabs>
           </w:pPr>
           <w:r>
             <w:rPr>
-              <w:rFonts w:ascii="宋体" w:eastAsia="宋体" w:hAnsi="宋体" w:cs="宋体" w:hint="eastAsia"/>
+              <w:rFonts w:hint="eastAsia" w:ascii="宋体" w:hAnsi="宋体" w:eastAsia="宋体" w:cs="宋体"/>
               <w:szCs w:val="24"/>
             </w:rPr>
             <w:fldChar w:fldCharType="begin"/>
           </w:r>
           <w:r>
             <w:rPr>
-              <w:rFonts w:ascii="宋体" w:eastAsia="宋体" w:hAnsi="宋体" w:cs="宋体" w:hint="eastAsia"/>
-              <w:szCs w:val="24"/>
-            </w:rPr>
-            <w:instrText xml:space="preserve"> HYPERLINK \l _Toc19078 </w:instrText>
-          </w:r>
-          <w:r>
-            <w:rPr>
-              <w:rFonts w:ascii="宋体" w:eastAsia="宋体" w:hAnsi="宋体" w:cs="宋体" w:hint="eastAsia"/>
+              <w:rFonts w:hint="eastAsia" w:ascii="宋体" w:hAnsi="宋体" w:eastAsia="宋体" w:cs="宋体"/>
+              <w:szCs w:val="24"/>
+            </w:rPr>
+            <w:instrText xml:space="preserve"> HYPERLINK \l _Toc23747 </w:instrText>
+          </w:r>
+          <w:r>
+            <w:rPr>
+              <w:rFonts w:hint="eastAsia" w:ascii="宋体" w:hAnsi="宋体" w:eastAsia="宋体" w:cs="宋体"/>
               <w:szCs w:val="24"/>
             </w:rPr>
             <w:fldChar w:fldCharType="separate"/>
@@ -2182,7 +2209,7 @@
             <w:fldChar w:fldCharType="begin"/>
           </w:r>
           <w:r>
-            <w:instrText xml:space="preserve"> PAGEREF _Toc19078 \h </w:instrText>
+            <w:instrText xml:space="preserve"> PAGEREF _Toc23747 \h </w:instrText>
           </w:r>
           <w:r>
             <w:fldChar w:fldCharType="separate"/>
@@ -2195,7 +2222,7 @@
           </w:r>
           <w:r>
             <w:rPr>
-              <w:rFonts w:ascii="宋体" w:eastAsia="宋体" w:hAnsi="宋体" w:cs="宋体" w:hint="eastAsia"/>
+              <w:rFonts w:hint="eastAsia" w:ascii="宋体" w:hAnsi="宋体" w:eastAsia="宋体" w:cs="宋体"/>
               <w:szCs w:val="24"/>
             </w:rPr>
             <w:fldChar w:fldCharType="end"/>
@@ -2203,28 +2230,28 @@
         </w:p>
         <w:p>
           <w:pPr>
-            <w:pStyle w:val="TOC1"/>
+            <w:pStyle w:val="16"/>
             <w:tabs>
               <w:tab w:val="right" w:leader="dot" w:pos="8306"/>
             </w:tabs>
           </w:pPr>
           <w:r>
             <w:rPr>
-              <w:rFonts w:ascii="宋体" w:eastAsia="宋体" w:hAnsi="宋体" w:cs="宋体" w:hint="eastAsia"/>
+              <w:rFonts w:hint="eastAsia" w:ascii="宋体" w:hAnsi="宋体" w:eastAsia="宋体" w:cs="宋体"/>
               <w:szCs w:val="24"/>
             </w:rPr>
             <w:fldChar w:fldCharType="begin"/>
           </w:r>
           <w:r>
             <w:rPr>
-              <w:rFonts w:ascii="宋体" w:eastAsia="宋体" w:hAnsi="宋体" w:cs="宋体" w:hint="eastAsia"/>
-              <w:szCs w:val="24"/>
-            </w:rPr>
-            <w:instrText xml:space="preserve"> HYPERLINK \l _Toc19918 </w:instrText>
-          </w:r>
-          <w:r>
-            <w:rPr>
-              <w:rFonts w:ascii="宋体" w:eastAsia="宋体" w:hAnsi="宋体" w:cs="宋体" w:hint="eastAsia"/>
+              <w:rFonts w:hint="eastAsia" w:ascii="宋体" w:hAnsi="宋体" w:eastAsia="宋体" w:cs="宋体"/>
+              <w:szCs w:val="24"/>
+            </w:rPr>
+            <w:instrText xml:space="preserve"> HYPERLINK \l _Toc25827 </w:instrText>
+          </w:r>
+          <w:r>
+            <w:rPr>
+              <w:rFonts w:hint="eastAsia" w:ascii="宋体" w:hAnsi="宋体" w:eastAsia="宋体" w:cs="宋体"/>
               <w:szCs w:val="24"/>
             </w:rPr>
             <w:fldChar w:fldCharType="separate"/>
@@ -2243,7 +2270,7 @@
             <w:fldChar w:fldCharType="begin"/>
           </w:r>
           <w:r>
-            <w:instrText xml:space="preserve"> PAGEREF _Toc19918 \h </w:instrText>
+            <w:instrText xml:space="preserve"> PAGEREF _Toc25827 \h </w:instrText>
           </w:r>
           <w:r>
             <w:fldChar w:fldCharType="separate"/>
@@ -2256,7 +2283,7 @@
           </w:r>
           <w:r>
             <w:rPr>
-              <w:rFonts w:ascii="宋体" w:eastAsia="宋体" w:hAnsi="宋体" w:cs="宋体" w:hint="eastAsia"/>
+              <w:rFonts w:hint="eastAsia" w:ascii="宋体" w:hAnsi="宋体" w:eastAsia="宋体" w:cs="宋体"/>
               <w:szCs w:val="24"/>
             </w:rPr>
             <w:fldChar w:fldCharType="end"/>
@@ -2264,28 +2291,28 @@
         </w:p>
         <w:p>
           <w:pPr>
-            <w:pStyle w:val="TOC1"/>
+            <w:pStyle w:val="16"/>
             <w:tabs>
               <w:tab w:val="right" w:leader="dot" w:pos="8306"/>
             </w:tabs>
           </w:pPr>
           <w:r>
             <w:rPr>
-              <w:rFonts w:ascii="宋体" w:eastAsia="宋体" w:hAnsi="宋体" w:cs="宋体" w:hint="eastAsia"/>
+              <w:rFonts w:hint="eastAsia" w:ascii="宋体" w:hAnsi="宋体" w:eastAsia="宋体" w:cs="宋体"/>
               <w:szCs w:val="24"/>
             </w:rPr>
             <w:fldChar w:fldCharType="begin"/>
           </w:r>
           <w:r>
             <w:rPr>
-              <w:rFonts w:ascii="宋体" w:eastAsia="宋体" w:hAnsi="宋体" w:cs="宋体" w:hint="eastAsia"/>
-              <w:szCs w:val="24"/>
-            </w:rPr>
-            <w:instrText xml:space="preserve"> HYPERLINK \l _Toc21596 </w:instrText>
-          </w:r>
-          <w:r>
-            <w:rPr>
-              <w:rFonts w:ascii="宋体" w:eastAsia="宋体" w:hAnsi="宋体" w:cs="宋体" w:hint="eastAsia"/>
+              <w:rFonts w:hint="eastAsia" w:ascii="宋体" w:hAnsi="宋体" w:eastAsia="宋体" w:cs="宋体"/>
+              <w:szCs w:val="24"/>
+            </w:rPr>
+            <w:instrText xml:space="preserve"> HYPERLINK \l _Toc14585 </w:instrText>
+          </w:r>
+          <w:r>
+            <w:rPr>
+              <w:rFonts w:hint="eastAsia" w:ascii="宋体" w:hAnsi="宋体" w:eastAsia="宋体" w:cs="宋体"/>
               <w:szCs w:val="24"/>
             </w:rPr>
             <w:fldChar w:fldCharType="separate"/>
@@ -2304,7 +2331,7 @@
             <w:fldChar w:fldCharType="begin"/>
           </w:r>
           <w:r>
-            <w:instrText xml:space="preserve"> PAGEREF _Toc21596 \h </w:instrText>
+            <w:instrText xml:space="preserve"> PAGEREF _Toc14585 \h </w:instrText>
           </w:r>
           <w:r>
             <w:fldChar w:fldCharType="separate"/>
@@ -2317,7 +2344,7 @@
           </w:r>
           <w:r>
             <w:rPr>
-              <w:rFonts w:ascii="宋体" w:eastAsia="宋体" w:hAnsi="宋体" w:cs="宋体" w:hint="eastAsia"/>
+              <w:rFonts w:hint="eastAsia" w:ascii="宋体" w:hAnsi="宋体" w:eastAsia="宋体" w:cs="宋体"/>
               <w:szCs w:val="24"/>
             </w:rPr>
             <w:fldChar w:fldCharType="end"/>
@@ -2325,28 +2352,28 @@
         </w:p>
         <w:p>
           <w:pPr>
-            <w:pStyle w:val="TOC2"/>
+            <w:pStyle w:val="17"/>
             <w:tabs>
               <w:tab w:val="right" w:leader="dot" w:pos="8306"/>
             </w:tabs>
           </w:pPr>
           <w:r>
             <w:rPr>
-              <w:rFonts w:ascii="宋体" w:eastAsia="宋体" w:hAnsi="宋体" w:cs="宋体" w:hint="eastAsia"/>
+              <w:rFonts w:hint="eastAsia" w:ascii="宋体" w:hAnsi="宋体" w:eastAsia="宋体" w:cs="宋体"/>
               <w:szCs w:val="24"/>
             </w:rPr>
             <w:fldChar w:fldCharType="begin"/>
           </w:r>
           <w:r>
             <w:rPr>
-              <w:rFonts w:ascii="宋体" w:eastAsia="宋体" w:hAnsi="宋体" w:cs="宋体" w:hint="eastAsia"/>
-              <w:szCs w:val="24"/>
-            </w:rPr>
-            <w:instrText xml:space="preserve"> HYPERLINK \l _Toc24116 </w:instrText>
-          </w:r>
-          <w:r>
-            <w:rPr>
-              <w:rFonts w:ascii="宋体" w:eastAsia="宋体" w:hAnsi="宋体" w:cs="宋体" w:hint="eastAsia"/>
+              <w:rFonts w:hint="eastAsia" w:ascii="宋体" w:hAnsi="宋体" w:eastAsia="宋体" w:cs="宋体"/>
+              <w:szCs w:val="24"/>
+            </w:rPr>
+            <w:instrText xml:space="preserve"> HYPERLINK \l _Toc30984 </w:instrText>
+          </w:r>
+          <w:r>
+            <w:rPr>
+              <w:rFonts w:hint="eastAsia" w:ascii="宋体" w:hAnsi="宋体" w:eastAsia="宋体" w:cs="宋体"/>
               <w:szCs w:val="24"/>
             </w:rPr>
             <w:fldChar w:fldCharType="separate"/>
@@ -2365,7 +2392,7 @@
             <w:fldChar w:fldCharType="begin"/>
           </w:r>
           <w:r>
-            <w:instrText xml:space="preserve"> PAGEREF _Toc24116 \h </w:instrText>
+            <w:instrText xml:space="preserve"> PAGEREF _Toc30984 \h </w:instrText>
           </w:r>
           <w:r>
             <w:fldChar w:fldCharType="separate"/>
@@ -2378,7 +2405,7 @@
           </w:r>
           <w:r>
             <w:rPr>
-              <w:rFonts w:ascii="宋体" w:eastAsia="宋体" w:hAnsi="宋体" w:cs="宋体" w:hint="eastAsia"/>
+              <w:rFonts w:hint="eastAsia" w:ascii="宋体" w:hAnsi="宋体" w:eastAsia="宋体" w:cs="宋体"/>
               <w:szCs w:val="24"/>
             </w:rPr>
             <w:fldChar w:fldCharType="end"/>
@@ -2386,28 +2413,28 @@
         </w:p>
         <w:p>
           <w:pPr>
-            <w:pStyle w:val="TOC2"/>
+            <w:pStyle w:val="17"/>
             <w:tabs>
               <w:tab w:val="right" w:leader="dot" w:pos="8306"/>
             </w:tabs>
           </w:pPr>
           <w:r>
             <w:rPr>
-              <w:rFonts w:ascii="宋体" w:eastAsia="宋体" w:hAnsi="宋体" w:cs="宋体" w:hint="eastAsia"/>
+              <w:rFonts w:hint="eastAsia" w:ascii="宋体" w:hAnsi="宋体" w:eastAsia="宋体" w:cs="宋体"/>
               <w:szCs w:val="24"/>
             </w:rPr>
             <w:fldChar w:fldCharType="begin"/>
           </w:r>
           <w:r>
             <w:rPr>
-              <w:rFonts w:ascii="宋体" w:eastAsia="宋体" w:hAnsi="宋体" w:cs="宋体" w:hint="eastAsia"/>
-              <w:szCs w:val="24"/>
-            </w:rPr>
-            <w:instrText xml:space="preserve"> HYPERLINK \l _Toc15375 </w:instrText>
-          </w:r>
-          <w:r>
-            <w:rPr>
-              <w:rFonts w:ascii="宋体" w:eastAsia="宋体" w:hAnsi="宋体" w:cs="宋体" w:hint="eastAsia"/>
+              <w:rFonts w:hint="eastAsia" w:ascii="宋体" w:hAnsi="宋体" w:eastAsia="宋体" w:cs="宋体"/>
+              <w:szCs w:val="24"/>
+            </w:rPr>
+            <w:instrText xml:space="preserve"> HYPERLINK \l _Toc16087 </w:instrText>
+          </w:r>
+          <w:r>
+            <w:rPr>
+              <w:rFonts w:hint="eastAsia" w:ascii="宋体" w:hAnsi="宋体" w:eastAsia="宋体" w:cs="宋体"/>
               <w:szCs w:val="24"/>
             </w:rPr>
             <w:fldChar w:fldCharType="separate"/>
@@ -2426,7 +2453,7 @@
             <w:fldChar w:fldCharType="begin"/>
           </w:r>
           <w:r>
-            <w:instrText xml:space="preserve"> PAGEREF _Toc15375 \h </w:instrText>
+            <w:instrText xml:space="preserve"> PAGEREF _Toc16087 \h </w:instrText>
           </w:r>
           <w:r>
             <w:fldChar w:fldCharType="separate"/>
@@ -2439,7 +2466,7 @@
           </w:r>
           <w:r>
             <w:rPr>
-              <w:rFonts w:ascii="宋体" w:eastAsia="宋体" w:hAnsi="宋体" w:cs="宋体" w:hint="eastAsia"/>
+              <w:rFonts w:hint="eastAsia" w:ascii="宋体" w:hAnsi="宋体" w:eastAsia="宋体" w:cs="宋体"/>
               <w:szCs w:val="24"/>
             </w:rPr>
             <w:fldChar w:fldCharType="end"/>
@@ -2447,28 +2474,28 @@
         </w:p>
         <w:p>
           <w:pPr>
-            <w:pStyle w:val="TOC2"/>
+            <w:pStyle w:val="17"/>
             <w:tabs>
               <w:tab w:val="right" w:leader="dot" w:pos="8306"/>
             </w:tabs>
           </w:pPr>
           <w:r>
             <w:rPr>
-              <w:rFonts w:ascii="宋体" w:eastAsia="宋体" w:hAnsi="宋体" w:cs="宋体" w:hint="eastAsia"/>
+              <w:rFonts w:hint="eastAsia" w:ascii="宋体" w:hAnsi="宋体" w:eastAsia="宋体" w:cs="宋体"/>
               <w:szCs w:val="24"/>
             </w:rPr>
             <w:fldChar w:fldCharType="begin"/>
           </w:r>
           <w:r>
             <w:rPr>
-              <w:rFonts w:ascii="宋体" w:eastAsia="宋体" w:hAnsi="宋体" w:cs="宋体" w:hint="eastAsia"/>
-              <w:szCs w:val="24"/>
-            </w:rPr>
-            <w:instrText xml:space="preserve"> HYPERLINK \l _Toc29828 </w:instrText>
-          </w:r>
-          <w:r>
-            <w:rPr>
-              <w:rFonts w:ascii="宋体" w:eastAsia="宋体" w:hAnsi="宋体" w:cs="宋体" w:hint="eastAsia"/>
+              <w:rFonts w:hint="eastAsia" w:ascii="宋体" w:hAnsi="宋体" w:eastAsia="宋体" w:cs="宋体"/>
+              <w:szCs w:val="24"/>
+            </w:rPr>
+            <w:instrText xml:space="preserve"> HYPERLINK \l _Toc27307 </w:instrText>
+          </w:r>
+          <w:r>
+            <w:rPr>
+              <w:rFonts w:hint="eastAsia" w:ascii="宋体" w:hAnsi="宋体" w:eastAsia="宋体" w:cs="宋体"/>
               <w:szCs w:val="24"/>
             </w:rPr>
             <w:fldChar w:fldCharType="separate"/>
@@ -2494,7 +2521,7 @@
             <w:fldChar w:fldCharType="begin"/>
           </w:r>
           <w:r>
-            <w:instrText xml:space="preserve"> PAGEREF _Toc29828 \h </w:instrText>
+            <w:instrText xml:space="preserve"> PAGEREF _Toc27307 \h </w:instrText>
           </w:r>
           <w:r>
             <w:fldChar w:fldCharType="separate"/>
@@ -2507,7 +2534,7 @@
           </w:r>
           <w:r>
             <w:rPr>
-              <w:rFonts w:ascii="宋体" w:eastAsia="宋体" w:hAnsi="宋体" w:cs="宋体" w:hint="eastAsia"/>
+              <w:rFonts w:hint="eastAsia" w:ascii="宋体" w:hAnsi="宋体" w:eastAsia="宋体" w:cs="宋体"/>
               <w:szCs w:val="24"/>
             </w:rPr>
             <w:fldChar w:fldCharType="end"/>
@@ -2515,28 +2542,28 @@
         </w:p>
         <w:p>
           <w:pPr>
-            <w:pStyle w:val="TOC1"/>
+            <w:pStyle w:val="16"/>
             <w:tabs>
               <w:tab w:val="right" w:leader="dot" w:pos="8306"/>
             </w:tabs>
           </w:pPr>
           <w:r>
             <w:rPr>
-              <w:rFonts w:ascii="宋体" w:eastAsia="宋体" w:hAnsi="宋体" w:cs="宋体" w:hint="eastAsia"/>
+              <w:rFonts w:hint="eastAsia" w:ascii="宋体" w:hAnsi="宋体" w:eastAsia="宋体" w:cs="宋体"/>
               <w:szCs w:val="24"/>
             </w:rPr>
             <w:fldChar w:fldCharType="begin"/>
           </w:r>
           <w:r>
             <w:rPr>
-              <w:rFonts w:ascii="宋体" w:eastAsia="宋体" w:hAnsi="宋体" w:cs="宋体" w:hint="eastAsia"/>
-              <w:szCs w:val="24"/>
-            </w:rPr>
-            <w:instrText xml:space="preserve"> HYPERLINK \l _Toc18564 </w:instrText>
-          </w:r>
-          <w:r>
-            <w:rPr>
-              <w:rFonts w:ascii="宋体" w:eastAsia="宋体" w:hAnsi="宋体" w:cs="宋体" w:hint="eastAsia"/>
+              <w:rFonts w:hint="eastAsia" w:ascii="宋体" w:hAnsi="宋体" w:eastAsia="宋体" w:cs="宋体"/>
+              <w:szCs w:val="24"/>
+            </w:rPr>
+            <w:instrText xml:space="preserve"> HYPERLINK \l _Toc473 </w:instrText>
+          </w:r>
+          <w:r>
+            <w:rPr>
+              <w:rFonts w:hint="eastAsia" w:ascii="宋体" w:hAnsi="宋体" w:eastAsia="宋体" w:cs="宋体"/>
               <w:szCs w:val="24"/>
             </w:rPr>
             <w:fldChar w:fldCharType="separate"/>
@@ -2555,7 +2582,7 @@
             <w:fldChar w:fldCharType="begin"/>
           </w:r>
           <w:r>
-            <w:instrText xml:space="preserve"> PAGEREF _Toc18564 \h </w:instrText>
+            <w:instrText xml:space="preserve"> PAGEREF _Toc473 \h </w:instrText>
           </w:r>
           <w:r>
             <w:fldChar w:fldCharType="separate"/>
@@ -2568,7 +2595,7 @@
           </w:r>
           <w:r>
             <w:rPr>
-              <w:rFonts w:ascii="宋体" w:eastAsia="宋体" w:hAnsi="宋体" w:cs="宋体" w:hint="eastAsia"/>
+              <w:rFonts w:hint="eastAsia" w:ascii="宋体" w:hAnsi="宋体" w:eastAsia="宋体" w:cs="宋体"/>
               <w:szCs w:val="24"/>
             </w:rPr>
             <w:fldChar w:fldCharType="end"/>
@@ -2576,28 +2603,28 @@
         </w:p>
         <w:p>
           <w:pPr>
-            <w:pStyle w:val="TOC1"/>
+            <w:pStyle w:val="16"/>
             <w:tabs>
               <w:tab w:val="right" w:leader="dot" w:pos="8306"/>
             </w:tabs>
           </w:pPr>
           <w:r>
             <w:rPr>
-              <w:rFonts w:ascii="宋体" w:eastAsia="宋体" w:hAnsi="宋体" w:cs="宋体" w:hint="eastAsia"/>
+              <w:rFonts w:hint="eastAsia" w:ascii="宋体" w:hAnsi="宋体" w:eastAsia="宋体" w:cs="宋体"/>
               <w:szCs w:val="24"/>
             </w:rPr>
             <w:fldChar w:fldCharType="begin"/>
           </w:r>
           <w:r>
             <w:rPr>
-              <w:rFonts w:ascii="宋体" w:eastAsia="宋体" w:hAnsi="宋体" w:cs="宋体" w:hint="eastAsia"/>
-              <w:szCs w:val="24"/>
-            </w:rPr>
-            <w:instrText xml:space="preserve"> HYPERLINK \l _Toc14875 </w:instrText>
-          </w:r>
-          <w:r>
-            <w:rPr>
-              <w:rFonts w:ascii="宋体" w:eastAsia="宋体" w:hAnsi="宋体" w:cs="宋体" w:hint="eastAsia"/>
+              <w:rFonts w:hint="eastAsia" w:ascii="宋体" w:hAnsi="宋体" w:eastAsia="宋体" w:cs="宋体"/>
+              <w:szCs w:val="24"/>
+            </w:rPr>
+            <w:instrText xml:space="preserve"> HYPERLINK \l _Toc29950 </w:instrText>
+          </w:r>
+          <w:r>
+            <w:rPr>
+              <w:rFonts w:hint="eastAsia" w:ascii="宋体" w:hAnsi="宋体" w:eastAsia="宋体" w:cs="宋体"/>
               <w:szCs w:val="24"/>
             </w:rPr>
             <w:fldChar w:fldCharType="separate"/>
@@ -2616,7 +2643,7 @@
             <w:fldChar w:fldCharType="begin"/>
           </w:r>
           <w:r>
-            <w:instrText xml:space="preserve"> PAGEREF _Toc14875 \h </w:instrText>
+            <w:instrText xml:space="preserve"> PAGEREF _Toc29950 \h </w:instrText>
           </w:r>
           <w:r>
             <w:fldChar w:fldCharType="separate"/>
@@ -2629,7 +2656,7 @@
           </w:r>
           <w:r>
             <w:rPr>
-              <w:rFonts w:ascii="宋体" w:eastAsia="宋体" w:hAnsi="宋体" w:cs="宋体" w:hint="eastAsia"/>
+              <w:rFonts w:hint="eastAsia" w:ascii="宋体" w:hAnsi="宋体" w:eastAsia="宋体" w:cs="宋体"/>
               <w:szCs w:val="24"/>
             </w:rPr>
             <w:fldChar w:fldCharType="end"/>
@@ -2637,28 +2664,28 @@
         </w:p>
         <w:p>
           <w:pPr>
-            <w:pStyle w:val="TOC2"/>
+            <w:pStyle w:val="17"/>
             <w:tabs>
               <w:tab w:val="right" w:leader="dot" w:pos="8306"/>
             </w:tabs>
           </w:pPr>
           <w:r>
             <w:rPr>
-              <w:rFonts w:ascii="宋体" w:eastAsia="宋体" w:hAnsi="宋体" w:cs="宋体" w:hint="eastAsia"/>
+              <w:rFonts w:hint="eastAsia" w:ascii="宋体" w:hAnsi="宋体" w:eastAsia="宋体" w:cs="宋体"/>
               <w:szCs w:val="24"/>
             </w:rPr>
             <w:fldChar w:fldCharType="begin"/>
           </w:r>
           <w:r>
             <w:rPr>
-              <w:rFonts w:ascii="宋体" w:eastAsia="宋体" w:hAnsi="宋体" w:cs="宋体" w:hint="eastAsia"/>
-              <w:szCs w:val="24"/>
-            </w:rPr>
-            <w:instrText xml:space="preserve"> HYPERLINK \l _Toc11138 </w:instrText>
-          </w:r>
-          <w:r>
-            <w:rPr>
-              <w:rFonts w:ascii="宋体" w:eastAsia="宋体" w:hAnsi="宋体" w:cs="宋体" w:hint="eastAsia"/>
+              <w:rFonts w:hint="eastAsia" w:ascii="宋体" w:hAnsi="宋体" w:eastAsia="宋体" w:cs="宋体"/>
+              <w:szCs w:val="24"/>
+            </w:rPr>
+            <w:instrText xml:space="preserve"> HYPERLINK \l _Toc5997 </w:instrText>
+          </w:r>
+          <w:r>
+            <w:rPr>
+              <w:rFonts w:hint="eastAsia" w:ascii="宋体" w:hAnsi="宋体" w:eastAsia="宋体" w:cs="宋体"/>
               <w:szCs w:val="24"/>
             </w:rPr>
             <w:fldChar w:fldCharType="separate"/>
@@ -2677,7 +2704,7 @@
             <w:fldChar w:fldCharType="begin"/>
           </w:r>
           <w:r>
-            <w:instrText xml:space="preserve"> PAGEREF _Toc11138 \h </w:instrText>
+            <w:instrText xml:space="preserve"> PAGEREF _Toc5997 \h </w:instrText>
           </w:r>
           <w:r>
             <w:fldChar w:fldCharType="separate"/>
@@ -2690,7 +2717,7 @@
           </w:r>
           <w:r>
             <w:rPr>
-              <w:rFonts w:ascii="宋体" w:eastAsia="宋体" w:hAnsi="宋体" w:cs="宋体" w:hint="eastAsia"/>
+              <w:rFonts w:hint="eastAsia" w:ascii="宋体" w:hAnsi="宋体" w:eastAsia="宋体" w:cs="宋体"/>
               <w:szCs w:val="24"/>
             </w:rPr>
             <w:fldChar w:fldCharType="end"/>
@@ -2698,28 +2725,28 @@
         </w:p>
         <w:p>
           <w:pPr>
-            <w:pStyle w:val="TOC2"/>
+            <w:pStyle w:val="17"/>
             <w:tabs>
               <w:tab w:val="right" w:leader="dot" w:pos="8306"/>
             </w:tabs>
           </w:pPr>
           <w:r>
             <w:rPr>
-              <w:rFonts w:ascii="宋体" w:eastAsia="宋体" w:hAnsi="宋体" w:cs="宋体" w:hint="eastAsia"/>
+              <w:rFonts w:hint="eastAsia" w:ascii="宋体" w:hAnsi="宋体" w:eastAsia="宋体" w:cs="宋体"/>
               <w:szCs w:val="24"/>
             </w:rPr>
             <w:fldChar w:fldCharType="begin"/>
           </w:r>
           <w:r>
             <w:rPr>
-              <w:rFonts w:ascii="宋体" w:eastAsia="宋体" w:hAnsi="宋体" w:cs="宋体" w:hint="eastAsia"/>
-              <w:szCs w:val="24"/>
-            </w:rPr>
-            <w:instrText xml:space="preserve"> HYPERLINK \l _Toc6139 </w:instrText>
-          </w:r>
-          <w:r>
-            <w:rPr>
-              <w:rFonts w:ascii="宋体" w:eastAsia="宋体" w:hAnsi="宋体" w:cs="宋体" w:hint="eastAsia"/>
+              <w:rFonts w:hint="eastAsia" w:ascii="宋体" w:hAnsi="宋体" w:eastAsia="宋体" w:cs="宋体"/>
+              <w:szCs w:val="24"/>
+            </w:rPr>
+            <w:instrText xml:space="preserve"> HYPERLINK \l _Toc2743 </w:instrText>
+          </w:r>
+          <w:r>
+            <w:rPr>
+              <w:rFonts w:hint="eastAsia" w:ascii="宋体" w:hAnsi="宋体" w:eastAsia="宋体" w:cs="宋体"/>
               <w:szCs w:val="24"/>
             </w:rPr>
             <w:fldChar w:fldCharType="separate"/>
@@ -2738,7 +2765,7 @@
             <w:fldChar w:fldCharType="begin"/>
           </w:r>
           <w:r>
-            <w:instrText xml:space="preserve"> PAGEREF _Toc6139 \h </w:instrText>
+            <w:instrText xml:space="preserve"> PAGEREF _Toc2743 \h </w:instrText>
           </w:r>
           <w:r>
             <w:fldChar w:fldCharType="separate"/>
@@ -2751,7 +2778,7 @@
           </w:r>
           <w:r>
             <w:rPr>
-              <w:rFonts w:ascii="宋体" w:eastAsia="宋体" w:hAnsi="宋体" w:cs="宋体" w:hint="eastAsia"/>
+              <w:rFonts w:hint="eastAsia" w:ascii="宋体" w:hAnsi="宋体" w:eastAsia="宋体" w:cs="宋体"/>
               <w:szCs w:val="24"/>
             </w:rPr>
             <w:fldChar w:fldCharType="end"/>
@@ -2759,28 +2786,28 @@
         </w:p>
         <w:p>
           <w:pPr>
-            <w:pStyle w:val="TOC1"/>
+            <w:pStyle w:val="16"/>
             <w:tabs>
               <w:tab w:val="right" w:leader="dot" w:pos="8306"/>
             </w:tabs>
           </w:pPr>
           <w:r>
             <w:rPr>
-              <w:rFonts w:ascii="宋体" w:eastAsia="宋体" w:hAnsi="宋体" w:cs="宋体" w:hint="eastAsia"/>
+              <w:rFonts w:hint="eastAsia" w:ascii="宋体" w:hAnsi="宋体" w:eastAsia="宋体" w:cs="宋体"/>
               <w:szCs w:val="24"/>
             </w:rPr>
             <w:fldChar w:fldCharType="begin"/>
           </w:r>
           <w:r>
             <w:rPr>
-              <w:rFonts w:ascii="宋体" w:eastAsia="宋体" w:hAnsi="宋体" w:cs="宋体" w:hint="eastAsia"/>
-              <w:szCs w:val="24"/>
-            </w:rPr>
-            <w:instrText xml:space="preserve"> HYPERLINK \l _Toc5875 </w:instrText>
-          </w:r>
-          <w:r>
-            <w:rPr>
-              <w:rFonts w:ascii="宋体" w:eastAsia="宋体" w:hAnsi="宋体" w:cs="宋体" w:hint="eastAsia"/>
+              <w:rFonts w:hint="eastAsia" w:ascii="宋体" w:hAnsi="宋体" w:eastAsia="宋体" w:cs="宋体"/>
+              <w:szCs w:val="24"/>
+            </w:rPr>
+            <w:instrText xml:space="preserve"> HYPERLINK \l _Toc30343 </w:instrText>
+          </w:r>
+          <w:r>
+            <w:rPr>
+              <w:rFonts w:hint="eastAsia" w:ascii="宋体" w:hAnsi="宋体" w:eastAsia="宋体" w:cs="宋体"/>
               <w:szCs w:val="24"/>
             </w:rPr>
             <w:fldChar w:fldCharType="separate"/>
@@ -2799,7 +2826,7 @@
             <w:fldChar w:fldCharType="begin"/>
           </w:r>
           <w:r>
-            <w:instrText xml:space="preserve"> PAGEREF _Toc5875 \h </w:instrText>
+            <w:instrText xml:space="preserve"> PAGEREF _Toc30343 \h </w:instrText>
           </w:r>
           <w:r>
             <w:fldChar w:fldCharType="separate"/>
@@ -2812,7 +2839,7 @@
           </w:r>
           <w:r>
             <w:rPr>
-              <w:rFonts w:ascii="宋体" w:eastAsia="宋体" w:hAnsi="宋体" w:cs="宋体" w:hint="eastAsia"/>
+              <w:rFonts w:hint="eastAsia" w:ascii="宋体" w:hAnsi="宋体" w:eastAsia="宋体" w:cs="宋体"/>
               <w:szCs w:val="24"/>
             </w:rPr>
             <w:fldChar w:fldCharType="end"/>
@@ -2820,28 +2847,28 @@
         </w:p>
         <w:p>
           <w:pPr>
-            <w:pStyle w:val="TOC1"/>
+            <w:pStyle w:val="16"/>
             <w:tabs>
               <w:tab w:val="right" w:leader="dot" w:pos="8306"/>
             </w:tabs>
           </w:pPr>
           <w:r>
             <w:rPr>
-              <w:rFonts w:ascii="宋体" w:eastAsia="宋体" w:hAnsi="宋体" w:cs="宋体" w:hint="eastAsia"/>
+              <w:rFonts w:hint="eastAsia" w:ascii="宋体" w:hAnsi="宋体" w:eastAsia="宋体" w:cs="宋体"/>
               <w:szCs w:val="24"/>
             </w:rPr>
             <w:fldChar w:fldCharType="begin"/>
           </w:r>
           <w:r>
             <w:rPr>
-              <w:rFonts w:ascii="宋体" w:eastAsia="宋体" w:hAnsi="宋体" w:cs="宋体" w:hint="eastAsia"/>
-              <w:szCs w:val="24"/>
-            </w:rPr>
-            <w:instrText xml:space="preserve"> HYPERLINK \l _Toc31120 </w:instrText>
-          </w:r>
-          <w:r>
-            <w:rPr>
-              <w:rFonts w:ascii="宋体" w:eastAsia="宋体" w:hAnsi="宋体" w:cs="宋体" w:hint="eastAsia"/>
+              <w:rFonts w:hint="eastAsia" w:ascii="宋体" w:hAnsi="宋体" w:eastAsia="宋体" w:cs="宋体"/>
+              <w:szCs w:val="24"/>
+            </w:rPr>
+            <w:instrText xml:space="preserve"> HYPERLINK \l _Toc8641 </w:instrText>
+          </w:r>
+          <w:r>
+            <w:rPr>
+              <w:rFonts w:hint="eastAsia" w:ascii="宋体" w:hAnsi="宋体" w:eastAsia="宋体" w:cs="宋体"/>
               <w:szCs w:val="24"/>
             </w:rPr>
             <w:fldChar w:fldCharType="separate"/>
@@ -2860,7 +2887,7 @@
             <w:fldChar w:fldCharType="begin"/>
           </w:r>
           <w:r>
-            <w:instrText xml:space="preserve"> PAGEREF _Toc31120 \h </w:instrText>
+            <w:instrText xml:space="preserve"> PAGEREF _Toc8641 \h </w:instrText>
           </w:r>
           <w:r>
             <w:fldChar w:fldCharType="separate"/>
@@ -2873,7 +2900,7 @@
           </w:r>
           <w:r>
             <w:rPr>
-              <w:rFonts w:ascii="宋体" w:eastAsia="宋体" w:hAnsi="宋体" w:cs="宋体" w:hint="eastAsia"/>
+              <w:rFonts w:hint="eastAsia" w:ascii="宋体" w:hAnsi="宋体" w:eastAsia="宋体" w:cs="宋体"/>
               <w:szCs w:val="24"/>
             </w:rPr>
             <w:fldChar w:fldCharType="end"/>
@@ -2881,28 +2908,28 @@
         </w:p>
         <w:p>
           <w:pPr>
-            <w:pStyle w:val="TOC2"/>
+            <w:pStyle w:val="17"/>
             <w:tabs>
               <w:tab w:val="right" w:leader="dot" w:pos="8306"/>
             </w:tabs>
           </w:pPr>
           <w:r>
             <w:rPr>
-              <w:rFonts w:ascii="宋体" w:eastAsia="宋体" w:hAnsi="宋体" w:cs="宋体" w:hint="eastAsia"/>
+              <w:rFonts w:hint="eastAsia" w:ascii="宋体" w:hAnsi="宋体" w:eastAsia="宋体" w:cs="宋体"/>
               <w:szCs w:val="24"/>
             </w:rPr>
             <w:fldChar w:fldCharType="begin"/>
           </w:r>
           <w:r>
             <w:rPr>
-              <w:rFonts w:ascii="宋体" w:eastAsia="宋体" w:hAnsi="宋体" w:cs="宋体" w:hint="eastAsia"/>
-              <w:szCs w:val="24"/>
-            </w:rPr>
-            <w:instrText xml:space="preserve"> HYPERLINK \l _Toc27928 </w:instrText>
-          </w:r>
-          <w:r>
-            <w:rPr>
-              <w:rFonts w:ascii="宋体" w:eastAsia="宋体" w:hAnsi="宋体" w:cs="宋体" w:hint="eastAsia"/>
+              <w:rFonts w:hint="eastAsia" w:ascii="宋体" w:hAnsi="宋体" w:eastAsia="宋体" w:cs="宋体"/>
+              <w:szCs w:val="24"/>
+            </w:rPr>
+            <w:instrText xml:space="preserve"> HYPERLINK \l _Toc21760 </w:instrText>
+          </w:r>
+          <w:r>
+            <w:rPr>
+              <w:rFonts w:hint="eastAsia" w:ascii="宋体" w:hAnsi="宋体" w:eastAsia="宋体" w:cs="宋体"/>
               <w:szCs w:val="24"/>
             </w:rPr>
             <w:fldChar w:fldCharType="separate"/>
@@ -2921,7 +2948,7 @@
             <w:fldChar w:fldCharType="begin"/>
           </w:r>
           <w:r>
-            <w:instrText xml:space="preserve"> PAGEREF _Toc27928 \h </w:instrText>
+            <w:instrText xml:space="preserve"> PAGEREF _Toc21760 \h </w:instrText>
           </w:r>
           <w:r>
             <w:fldChar w:fldCharType="separate"/>
@@ -2934,7 +2961,7 @@
           </w:r>
           <w:r>
             <w:rPr>
-              <w:rFonts w:ascii="宋体" w:eastAsia="宋体" w:hAnsi="宋体" w:cs="宋体" w:hint="eastAsia"/>
+              <w:rFonts w:hint="eastAsia" w:ascii="宋体" w:hAnsi="宋体" w:eastAsia="宋体" w:cs="宋体"/>
               <w:szCs w:val="24"/>
             </w:rPr>
             <w:fldChar w:fldCharType="end"/>
@@ -2942,28 +2969,28 @@
         </w:p>
         <w:p>
           <w:pPr>
-            <w:pStyle w:val="TOC2"/>
+            <w:pStyle w:val="17"/>
             <w:tabs>
               <w:tab w:val="right" w:leader="dot" w:pos="8306"/>
             </w:tabs>
           </w:pPr>
           <w:r>
             <w:rPr>
-              <w:rFonts w:ascii="宋体" w:eastAsia="宋体" w:hAnsi="宋体" w:cs="宋体" w:hint="eastAsia"/>
+              <w:rFonts w:hint="eastAsia" w:ascii="宋体" w:hAnsi="宋体" w:eastAsia="宋体" w:cs="宋体"/>
               <w:szCs w:val="24"/>
             </w:rPr>
             <w:fldChar w:fldCharType="begin"/>
           </w:r>
           <w:r>
             <w:rPr>
-              <w:rFonts w:ascii="宋体" w:eastAsia="宋体" w:hAnsi="宋体" w:cs="宋体" w:hint="eastAsia"/>
-              <w:szCs w:val="24"/>
-            </w:rPr>
-            <w:instrText xml:space="preserve"> HYPERLINK \l _Toc21139 </w:instrText>
-          </w:r>
-          <w:r>
-            <w:rPr>
-              <w:rFonts w:ascii="宋体" w:eastAsia="宋体" w:hAnsi="宋体" w:cs="宋体" w:hint="eastAsia"/>
+              <w:rFonts w:hint="eastAsia" w:ascii="宋体" w:hAnsi="宋体" w:eastAsia="宋体" w:cs="宋体"/>
+              <w:szCs w:val="24"/>
+            </w:rPr>
+            <w:instrText xml:space="preserve"> HYPERLINK \l _Toc22956 </w:instrText>
+          </w:r>
+          <w:r>
+            <w:rPr>
+              <w:rFonts w:hint="eastAsia" w:ascii="宋体" w:hAnsi="宋体" w:eastAsia="宋体" w:cs="宋体"/>
               <w:szCs w:val="24"/>
             </w:rPr>
             <w:fldChar w:fldCharType="separate"/>
@@ -2982,7 +3009,7 @@
             <w:fldChar w:fldCharType="begin"/>
           </w:r>
           <w:r>
-            <w:instrText xml:space="preserve"> PAGEREF _Toc21139 \h </w:instrText>
+            <w:instrText xml:space="preserve"> PAGEREF _Toc22956 \h </w:instrText>
           </w:r>
           <w:r>
             <w:fldChar w:fldCharType="separate"/>
@@ -2995,7 +3022,7 @@
           </w:r>
           <w:r>
             <w:rPr>
-              <w:rFonts w:ascii="宋体" w:eastAsia="宋体" w:hAnsi="宋体" w:cs="宋体" w:hint="eastAsia"/>
+              <w:rFonts w:hint="eastAsia" w:ascii="宋体" w:hAnsi="宋体" w:eastAsia="宋体" w:cs="宋体"/>
               <w:szCs w:val="24"/>
             </w:rPr>
             <w:fldChar w:fldCharType="end"/>
@@ -3003,28 +3030,28 @@
         </w:p>
         <w:p>
           <w:pPr>
-            <w:pStyle w:val="TOC2"/>
+            <w:pStyle w:val="17"/>
             <w:tabs>
               <w:tab w:val="right" w:leader="dot" w:pos="8306"/>
             </w:tabs>
           </w:pPr>
           <w:r>
             <w:rPr>
-              <w:rFonts w:ascii="宋体" w:eastAsia="宋体" w:hAnsi="宋体" w:cs="宋体" w:hint="eastAsia"/>
+              <w:rFonts w:hint="eastAsia" w:ascii="宋体" w:hAnsi="宋体" w:eastAsia="宋体" w:cs="宋体"/>
               <w:szCs w:val="24"/>
             </w:rPr>
             <w:fldChar w:fldCharType="begin"/>
           </w:r>
           <w:r>
             <w:rPr>
-              <w:rFonts w:ascii="宋体" w:eastAsia="宋体" w:hAnsi="宋体" w:cs="宋体" w:hint="eastAsia"/>
-              <w:szCs w:val="24"/>
-            </w:rPr>
-            <w:instrText xml:space="preserve"> HYPERLINK \l _Toc27481 </w:instrText>
-          </w:r>
-          <w:r>
-            <w:rPr>
-              <w:rFonts w:ascii="宋体" w:eastAsia="宋体" w:hAnsi="宋体" w:cs="宋体" w:hint="eastAsia"/>
+              <w:rFonts w:hint="eastAsia" w:ascii="宋体" w:hAnsi="宋体" w:eastAsia="宋体" w:cs="宋体"/>
+              <w:szCs w:val="24"/>
+            </w:rPr>
+            <w:instrText xml:space="preserve"> HYPERLINK \l _Toc30945 </w:instrText>
+          </w:r>
+          <w:r>
+            <w:rPr>
+              <w:rFonts w:hint="eastAsia" w:ascii="宋体" w:hAnsi="宋体" w:eastAsia="宋体" w:cs="宋体"/>
               <w:szCs w:val="24"/>
             </w:rPr>
             <w:fldChar w:fldCharType="separate"/>
@@ -3043,7 +3070,7 @@
             <w:fldChar w:fldCharType="begin"/>
           </w:r>
           <w:r>
-            <w:instrText xml:space="preserve"> PAGEREF _Toc27481 \h </w:instrText>
+            <w:instrText xml:space="preserve"> PAGEREF _Toc30945 \h </w:instrText>
           </w:r>
           <w:r>
             <w:fldChar w:fldCharType="separate"/>
@@ -3056,7 +3083,7 @@
           </w:r>
           <w:r>
             <w:rPr>
-              <w:rFonts w:ascii="宋体" w:eastAsia="宋体" w:hAnsi="宋体" w:cs="宋体" w:hint="eastAsia"/>
+              <w:rFonts w:hint="eastAsia" w:ascii="宋体" w:hAnsi="宋体" w:eastAsia="宋体" w:cs="宋体"/>
               <w:szCs w:val="24"/>
             </w:rPr>
             <w:fldChar w:fldCharType="end"/>
@@ -3064,28 +3091,28 @@
         </w:p>
         <w:p>
           <w:pPr>
-            <w:pStyle w:val="TOC1"/>
+            <w:pStyle w:val="16"/>
             <w:tabs>
               <w:tab w:val="right" w:leader="dot" w:pos="8306"/>
             </w:tabs>
           </w:pPr>
           <w:r>
             <w:rPr>
-              <w:rFonts w:ascii="宋体" w:eastAsia="宋体" w:hAnsi="宋体" w:cs="宋体" w:hint="eastAsia"/>
+              <w:rFonts w:hint="eastAsia" w:ascii="宋体" w:hAnsi="宋体" w:eastAsia="宋体" w:cs="宋体"/>
               <w:szCs w:val="24"/>
             </w:rPr>
             <w:fldChar w:fldCharType="begin"/>
           </w:r>
           <w:r>
             <w:rPr>
-              <w:rFonts w:ascii="宋体" w:eastAsia="宋体" w:hAnsi="宋体" w:cs="宋体" w:hint="eastAsia"/>
-              <w:szCs w:val="24"/>
-            </w:rPr>
-            <w:instrText xml:space="preserve"> HYPERLINK \l _Toc26905 </w:instrText>
-          </w:r>
-          <w:r>
-            <w:rPr>
-              <w:rFonts w:ascii="宋体" w:eastAsia="宋体" w:hAnsi="宋体" w:cs="宋体" w:hint="eastAsia"/>
+              <w:rFonts w:hint="eastAsia" w:ascii="宋体" w:hAnsi="宋体" w:eastAsia="宋体" w:cs="宋体"/>
+              <w:szCs w:val="24"/>
+            </w:rPr>
+            <w:instrText xml:space="preserve"> HYPERLINK \l _Toc14916 </w:instrText>
+          </w:r>
+          <w:r>
+            <w:rPr>
+              <w:rFonts w:hint="eastAsia" w:ascii="宋体" w:hAnsi="宋体" w:eastAsia="宋体" w:cs="宋体"/>
               <w:szCs w:val="24"/>
             </w:rPr>
             <w:fldChar w:fldCharType="separate"/>
@@ -3104,7 +3131,7 @@
             <w:fldChar w:fldCharType="begin"/>
           </w:r>
           <w:r>
-            <w:instrText xml:space="preserve"> PAGEREF _Toc26905 \h </w:instrText>
+            <w:instrText xml:space="preserve"> PAGEREF _Toc14916 \h </w:instrText>
           </w:r>
           <w:r>
             <w:fldChar w:fldCharType="separate"/>
@@ -3117,7 +3144,7 @@
           </w:r>
           <w:r>
             <w:rPr>
-              <w:rFonts w:ascii="宋体" w:eastAsia="宋体" w:hAnsi="宋体" w:cs="宋体" w:hint="eastAsia"/>
+              <w:rFonts w:hint="eastAsia" w:ascii="宋体" w:hAnsi="宋体" w:eastAsia="宋体" w:cs="宋体"/>
               <w:szCs w:val="24"/>
             </w:rPr>
             <w:fldChar w:fldCharType="end"/>
@@ -3125,28 +3152,28 @@
         </w:p>
         <w:p>
           <w:pPr>
-            <w:pStyle w:val="TOC1"/>
+            <w:pStyle w:val="16"/>
             <w:tabs>
               <w:tab w:val="right" w:leader="dot" w:pos="8306"/>
             </w:tabs>
           </w:pPr>
           <w:r>
             <w:rPr>
-              <w:rFonts w:ascii="宋体" w:eastAsia="宋体" w:hAnsi="宋体" w:cs="宋体" w:hint="eastAsia"/>
+              <w:rFonts w:hint="eastAsia" w:ascii="宋体" w:hAnsi="宋体" w:eastAsia="宋体" w:cs="宋体"/>
               <w:szCs w:val="24"/>
             </w:rPr>
             <w:fldChar w:fldCharType="begin"/>
           </w:r>
           <w:r>
             <w:rPr>
-              <w:rFonts w:ascii="宋体" w:eastAsia="宋体" w:hAnsi="宋体" w:cs="宋体" w:hint="eastAsia"/>
-              <w:szCs w:val="24"/>
-            </w:rPr>
-            <w:instrText xml:space="preserve"> HYPERLINK \l _Toc27799 </w:instrText>
-          </w:r>
-          <w:r>
-            <w:rPr>
-              <w:rFonts w:ascii="宋体" w:eastAsia="宋体" w:hAnsi="宋体" w:cs="宋体" w:hint="eastAsia"/>
+              <w:rFonts w:hint="eastAsia" w:ascii="宋体" w:hAnsi="宋体" w:eastAsia="宋体" w:cs="宋体"/>
+              <w:szCs w:val="24"/>
+            </w:rPr>
+            <w:instrText xml:space="preserve"> HYPERLINK \l _Toc25860 </w:instrText>
+          </w:r>
+          <w:r>
+            <w:rPr>
+              <w:rFonts w:hint="eastAsia" w:ascii="宋体" w:hAnsi="宋体" w:eastAsia="宋体" w:cs="宋体"/>
               <w:szCs w:val="24"/>
             </w:rPr>
             <w:fldChar w:fldCharType="separate"/>
@@ -3172,7 +3199,7 @@
             <w:fldChar w:fldCharType="begin"/>
           </w:r>
           <w:r>
-            <w:instrText xml:space="preserve"> PAGEREF _Toc27799 \h </w:instrText>
+            <w:instrText xml:space="preserve"> PAGEREF _Toc25860 \h </w:instrText>
           </w:r>
           <w:r>
             <w:fldChar w:fldCharType="separate"/>
@@ -3185,7 +3212,7 @@
           </w:r>
           <w:r>
             <w:rPr>
-              <w:rFonts w:ascii="宋体" w:eastAsia="宋体" w:hAnsi="宋体" w:cs="宋体" w:hint="eastAsia"/>
+              <w:rFonts w:hint="eastAsia" w:ascii="宋体" w:hAnsi="宋体" w:eastAsia="宋体" w:cs="宋体"/>
               <w:szCs w:val="24"/>
             </w:rPr>
             <w:fldChar w:fldCharType="end"/>
@@ -3193,28 +3220,28 @@
         </w:p>
         <w:p>
           <w:pPr>
-            <w:pStyle w:val="TOC1"/>
+            <w:pStyle w:val="16"/>
             <w:tabs>
               <w:tab w:val="right" w:leader="dot" w:pos="8306"/>
             </w:tabs>
           </w:pPr>
           <w:r>
             <w:rPr>
-              <w:rFonts w:ascii="宋体" w:eastAsia="宋体" w:hAnsi="宋体" w:cs="宋体" w:hint="eastAsia"/>
+              <w:rFonts w:hint="eastAsia" w:ascii="宋体" w:hAnsi="宋体" w:eastAsia="宋体" w:cs="宋体"/>
               <w:szCs w:val="24"/>
             </w:rPr>
             <w:fldChar w:fldCharType="begin"/>
           </w:r>
           <w:r>
             <w:rPr>
-              <w:rFonts w:ascii="宋体" w:eastAsia="宋体" w:hAnsi="宋体" w:cs="宋体" w:hint="eastAsia"/>
-              <w:szCs w:val="24"/>
-            </w:rPr>
-            <w:instrText xml:space="preserve"> HYPERLINK \l _Toc11537 </w:instrText>
-          </w:r>
-          <w:r>
-            <w:rPr>
-              <w:rFonts w:ascii="宋体" w:eastAsia="宋体" w:hAnsi="宋体" w:cs="宋体" w:hint="eastAsia"/>
+              <w:rFonts w:hint="eastAsia" w:ascii="宋体" w:hAnsi="宋体" w:eastAsia="宋体" w:cs="宋体"/>
+              <w:szCs w:val="24"/>
+            </w:rPr>
+            <w:instrText xml:space="preserve"> HYPERLINK \l _Toc29753 </w:instrText>
+          </w:r>
+          <w:r>
+            <w:rPr>
+              <w:rFonts w:hint="eastAsia" w:ascii="宋体" w:hAnsi="宋体" w:eastAsia="宋体" w:cs="宋体"/>
               <w:szCs w:val="24"/>
             </w:rPr>
             <w:fldChar w:fldCharType="separate"/>
@@ -3233,7 +3260,7 @@
             <w:fldChar w:fldCharType="begin"/>
           </w:r>
           <w:r>
-            <w:instrText xml:space="preserve"> PAGEREF _Toc11537 \h </w:instrText>
+            <w:instrText xml:space="preserve"> PAGEREF _Toc29753 \h </w:instrText>
           </w:r>
           <w:r>
             <w:fldChar w:fldCharType="separate"/>
@@ -3246,7 +3273,7 @@
           </w:r>
           <w:r>
             <w:rPr>
-              <w:rFonts w:ascii="宋体" w:eastAsia="宋体" w:hAnsi="宋体" w:cs="宋体" w:hint="eastAsia"/>
+              <w:rFonts w:hint="eastAsia" w:ascii="宋体" w:hAnsi="宋体" w:eastAsia="宋体" w:cs="宋体"/>
               <w:szCs w:val="24"/>
             </w:rPr>
             <w:fldChar w:fldCharType="end"/>
@@ -3269,7 +3296,7 @@
             <w:snapToGrid w:val="0"/>
             <w:textAlignment w:val="baseline"/>
             <w:rPr>
-              <w:rFonts w:ascii="宋体" w:eastAsia="宋体" w:hAnsi="宋体" w:cs="宋体" w:hint="eastAsia"/>
+              <w:rFonts w:hint="eastAsia" w:ascii="宋体" w:hAnsi="宋体" w:eastAsia="宋体" w:cs="宋体"/>
               <w:snapToGrid w:val="0"/>
               <w:color w:val="000000"/>
               <w:kern w:val="0"/>
@@ -3280,7 +3307,7 @@
           </w:pPr>
           <w:r>
             <w:rPr>
-              <w:rFonts w:ascii="宋体" w:eastAsia="宋体" w:hAnsi="宋体" w:cs="宋体" w:hint="eastAsia"/>
+              <w:rFonts w:hint="eastAsia" w:ascii="宋体" w:hAnsi="宋体" w:eastAsia="宋体" w:cs="宋体"/>
               <w:szCs w:val="24"/>
             </w:rPr>
             <w:fldChar w:fldCharType="end"/>
@@ -3305,7 +3332,7 @@
         <w:snapToGrid w:val="0"/>
         <w:textAlignment w:val="baseline"/>
         <w:rPr>
-          <w:rFonts w:ascii="Arial" w:eastAsia="Arial" w:hAnsi="Arial" w:cs="Arial"/>
+          <w:rFonts w:ascii="Arial" w:hAnsi="Arial" w:eastAsia="Arial" w:cs="Arial"/>
           <w:snapToGrid w:val="0"/>
           <w:color w:val="000000"/>
           <w:kern w:val="0"/>
@@ -3316,7 +3343,7 @@
       </w:pPr>
       <w:r>
         <w:rPr>
-          <w:rFonts w:ascii="Arial" w:eastAsia="Arial" w:hAnsi="Arial" w:cs="Arial"/>
+          <w:rFonts w:ascii="Arial" w:hAnsi="Arial" w:eastAsia="Arial" w:cs="Arial"/>
           <w:snapToGrid w:val="0"/>
           <w:color w:val="000000"/>
           <w:kern w:val="0"/>
@@ -3329,7 +3356,7 @@
     </w:p>
     <w:p>
       <w:pPr>
-        <w:pStyle w:val="1"/>
+        <w:pStyle w:val="28"/>
         <w:keepNext w:val="0"/>
         <w:keepLines w:val="0"/>
         <w:pageBreakBefore w:val="0"/>
@@ -3349,7 +3376,7 @@
           <w:lang w:val="en-US" w:eastAsia="zh-CN"/>
         </w:rPr>
       </w:pPr>
-      <w:bookmarkStart w:id="4" w:name="_Toc19918"/>
+      <w:bookmarkStart w:id="3" w:name="_Toc25827"/>
       <w:r>
         <w:rPr>
           <w:rFonts w:hint="default"/>
@@ -3357,11 +3384,11 @@
         </w:rPr>
         <w:t>目的与作用</w:t>
       </w:r>
-      <w:bookmarkEnd w:id="4"/>
-    </w:p>
-    <w:p>
-      <w:pPr>
-        <w:pStyle w:val="a1"/>
+      <w:bookmarkEnd w:id="3"/>
+    </w:p>
+    <w:p>
+      <w:pPr>
+        <w:pStyle w:val="29"/>
         <w:keepNext w:val="0"/>
         <w:keepLines w:val="0"/>
         <w:pageBreakBefore w:val="0"/>
@@ -3391,7 +3418,7 @@
     </w:p>
     <w:p>
       <w:pPr>
-        <w:pStyle w:val="1"/>
+        <w:pStyle w:val="28"/>
         <w:keepNext w:val="0"/>
         <w:keepLines w:val="0"/>
         <w:pageBreakBefore w:val="0"/>
@@ -3411,7 +3438,7 @@
           <w:lang w:val="en-US" w:eastAsia="zh-CN"/>
         </w:rPr>
       </w:pPr>
-      <w:bookmarkStart w:id="5" w:name="_Toc21596"/>
+      <w:bookmarkStart w:id="4" w:name="_Toc14585"/>
       <w:r>
         <w:rPr>
           <w:rFonts w:hint="default"/>
@@ -3419,11 +3446,11 @@
         </w:rPr>
         <w:t>管理职责</w:t>
       </w:r>
-      <w:bookmarkEnd w:id="5"/>
-    </w:p>
-    <w:p>
-      <w:pPr>
-        <w:pStyle w:val="2"/>
+      <w:bookmarkEnd w:id="4"/>
+    </w:p>
+    <w:p>
+      <w:pPr>
+        <w:pStyle w:val="30"/>
         <w:keepNext w:val="0"/>
         <w:keepLines w:val="0"/>
         <w:pageBreakBefore w:val="0"/>
@@ -3443,7 +3470,7 @@
           <w:lang w:val="en-US" w:eastAsia="zh-CN"/>
         </w:rPr>
       </w:pPr>
-      <w:bookmarkStart w:id="6" w:name="_Toc24116"/>
+      <w:bookmarkStart w:id="5" w:name="_Toc30984"/>
       <w:r>
         <w:rPr>
           <w:rFonts w:hint="default"/>
@@ -3451,11 +3478,11 @@
         </w:rPr>
         <w:t>人力部</w:t>
       </w:r>
-      <w:bookmarkEnd w:id="6"/>
-    </w:p>
-    <w:p>
-      <w:pPr>
-        <w:pStyle w:val="a1"/>
+      <w:bookmarkEnd w:id="5"/>
+    </w:p>
+    <w:p>
+      <w:pPr>
+        <w:pStyle w:val="29"/>
         <w:keepNext w:val="0"/>
         <w:keepLines w:val="0"/>
         <w:pageBreakBefore w:val="0"/>
@@ -3485,7 +3512,7 @@
     </w:p>
     <w:p>
       <w:pPr>
-        <w:pStyle w:val="a1"/>
+        <w:pStyle w:val="29"/>
         <w:keepNext w:val="0"/>
         <w:keepLines w:val="0"/>
         <w:pageBreakBefore w:val="0"/>
@@ -3515,7 +3542,7 @@
     </w:p>
     <w:p>
       <w:pPr>
-        <w:pStyle w:val="a1"/>
+        <w:pStyle w:val="29"/>
         <w:keepNext w:val="0"/>
         <w:keepLines w:val="0"/>
         <w:pageBreakBefore w:val="0"/>
@@ -3545,7 +3572,7 @@
     </w:p>
     <w:p>
       <w:pPr>
-        <w:pStyle w:val="a1"/>
+        <w:pStyle w:val="29"/>
         <w:keepNext w:val="0"/>
         <w:keepLines w:val="0"/>
         <w:pageBreakBefore w:val="0"/>
@@ -3575,7 +3602,7 @@
     </w:p>
     <w:p>
       <w:pPr>
-        <w:pStyle w:val="a1"/>
+        <w:pStyle w:val="29"/>
         <w:keepNext w:val="0"/>
         <w:keepLines w:val="0"/>
         <w:pageBreakBefore w:val="0"/>
@@ -3605,7 +3632,7 @@
     </w:p>
     <w:p>
       <w:pPr>
-        <w:pStyle w:val="a1"/>
+        <w:pStyle w:val="29"/>
         <w:keepNext w:val="0"/>
         <w:keepLines w:val="0"/>
         <w:pageBreakBefore w:val="0"/>
@@ -3635,7 +3662,7 @@
     </w:p>
     <w:p>
       <w:pPr>
-        <w:pStyle w:val="a1"/>
+        <w:pStyle w:val="29"/>
         <w:keepNext w:val="0"/>
         <w:keepLines w:val="0"/>
         <w:pageBreakBefore w:val="0"/>
@@ -3665,7 +3692,7 @@
     </w:p>
     <w:p>
       <w:pPr>
-        <w:pStyle w:val="a1"/>
+        <w:pStyle w:val="29"/>
         <w:keepNext w:val="0"/>
         <w:keepLines w:val="0"/>
         <w:pageBreakBefore w:val="0"/>
@@ -3695,7 +3722,7 @@
     </w:p>
     <w:p>
       <w:pPr>
-        <w:pStyle w:val="a1"/>
+        <w:pStyle w:val="29"/>
         <w:keepNext w:val="0"/>
         <w:keepLines w:val="0"/>
         <w:pageBreakBefore w:val="0"/>
@@ -3725,7 +3752,7 @@
     </w:p>
     <w:p>
       <w:pPr>
-        <w:pStyle w:val="a1"/>
+        <w:pStyle w:val="29"/>
         <w:keepNext w:val="0"/>
         <w:keepLines w:val="0"/>
         <w:pageBreakBefore w:val="0"/>
@@ -3755,7 +3782,7 @@
     </w:p>
     <w:p>
       <w:pPr>
-        <w:pStyle w:val="2"/>
+        <w:pStyle w:val="30"/>
         <w:keepNext w:val="0"/>
         <w:keepLines w:val="0"/>
         <w:pageBreakBefore w:val="0"/>
@@ -3775,7 +3802,7 @@
           <w:lang w:val="en-US" w:eastAsia="zh-CN"/>
         </w:rPr>
       </w:pPr>
-      <w:bookmarkStart w:id="7" w:name="_Toc15375"/>
+      <w:bookmarkStart w:id="6" w:name="_Toc16087"/>
       <w:r>
         <w:rPr>
           <w:rFonts w:hint="default"/>
@@ -3783,11 +3810,11 @@
         </w:rPr>
         <w:t>公司管理层</w:t>
       </w:r>
-      <w:bookmarkEnd w:id="7"/>
-    </w:p>
-    <w:p>
-      <w:pPr>
-        <w:pStyle w:val="a1"/>
+      <w:bookmarkEnd w:id="6"/>
+    </w:p>
+    <w:p>
+      <w:pPr>
+        <w:pStyle w:val="29"/>
         <w:keepNext w:val="0"/>
         <w:keepLines w:val="0"/>
         <w:pageBreakBefore w:val="0"/>
@@ -3817,7 +3844,7 @@
     </w:p>
     <w:p>
       <w:pPr>
-        <w:pStyle w:val="a1"/>
+        <w:pStyle w:val="29"/>
         <w:keepNext w:val="0"/>
         <w:keepLines w:val="0"/>
         <w:pageBreakBefore w:val="0"/>
@@ -3847,7 +3874,7 @@
     </w:p>
     <w:p>
       <w:pPr>
-        <w:pStyle w:val="2"/>
+        <w:pStyle w:val="30"/>
         <w:keepNext w:val="0"/>
         <w:keepLines w:val="0"/>
         <w:pageBreakBefore w:val="0"/>
@@ -3867,7 +3894,7 @@
           <w:lang w:val="en-US" w:eastAsia="zh-CN"/>
         </w:rPr>
       </w:pPr>
-      <w:bookmarkStart w:id="8" w:name="_Toc29828"/>
+      <w:bookmarkStart w:id="7" w:name="_Toc27307"/>
       <w:r>
         <w:rPr>
           <w:rFonts w:hint="eastAsia"/>
@@ -3875,11 +3902,11 @@
         </w:rPr>
         <w:t>其他运维相关部门</w:t>
       </w:r>
-      <w:bookmarkEnd w:id="8"/>
-    </w:p>
-    <w:p>
-      <w:pPr>
-        <w:pStyle w:val="a1"/>
+      <w:bookmarkEnd w:id="7"/>
+    </w:p>
+    <w:p>
+      <w:pPr>
+        <w:pStyle w:val="29"/>
         <w:keepNext w:val="0"/>
         <w:keepLines w:val="0"/>
         <w:pageBreakBefore w:val="0"/>
@@ -3909,7 +3936,7 @@
     </w:p>
     <w:p>
       <w:pPr>
-        <w:pStyle w:val="1"/>
+        <w:pStyle w:val="28"/>
         <w:keepNext w:val="0"/>
         <w:keepLines w:val="0"/>
         <w:pageBreakBefore w:val="0"/>
@@ -3929,7 +3956,7 @@
           <w:lang w:val="en-US" w:eastAsia="zh-CN"/>
         </w:rPr>
       </w:pPr>
-      <w:bookmarkStart w:id="9" w:name="_Toc18564"/>
+      <w:bookmarkStart w:id="8" w:name="_Toc473"/>
       <w:r>
         <w:rPr>
           <w:rFonts w:hint="default"/>
@@ -3937,11 +3964,11 @@
         </w:rPr>
         <w:t>招聘工作管理原则</w:t>
       </w:r>
-      <w:bookmarkEnd w:id="9"/>
-    </w:p>
-    <w:p>
-      <w:pPr>
-        <w:pStyle w:val="a1"/>
+      <w:bookmarkEnd w:id="8"/>
+    </w:p>
+    <w:p>
+      <w:pPr>
+        <w:pStyle w:val="29"/>
         <w:keepNext w:val="0"/>
         <w:keepLines w:val="0"/>
         <w:pageBreakBefore w:val="0"/>
@@ -3959,7 +3986,7 @@
         <w:bidi w:val="0"/>
         <w:adjustRightInd w:val="0"/>
         <w:snapToGrid w:val="0"/>
-        <w:ind w:left="425" w:hanging="425" w:leftChars="0" w:firstLineChars="0"/>
+        <w:ind w:left="425" w:leftChars="0" w:hanging="425" w:firstLineChars="0"/>
         <w:textAlignment w:val="baseline"/>
         <w:rPr>
           <w:rFonts w:hint="default"/>
@@ -3976,7 +4003,7 @@
     </w:p>
     <w:p>
       <w:pPr>
-        <w:pStyle w:val="a1"/>
+        <w:pStyle w:val="29"/>
         <w:keepNext w:val="0"/>
         <w:keepLines w:val="0"/>
         <w:pageBreakBefore w:val="0"/>
@@ -3994,7 +4021,7 @@
         <w:bidi w:val="0"/>
         <w:adjustRightInd w:val="0"/>
         <w:snapToGrid w:val="0"/>
-        <w:ind w:left="425" w:hanging="425" w:leftChars="0" w:firstLineChars="0"/>
+        <w:ind w:left="425" w:leftChars="0" w:hanging="425" w:firstLineChars="0"/>
         <w:textAlignment w:val="baseline"/>
         <w:rPr>
           <w:rFonts w:hint="default"/>
@@ -4011,7 +4038,7 @@
     </w:p>
     <w:p>
       <w:pPr>
-        <w:pStyle w:val="a1"/>
+        <w:pStyle w:val="29"/>
         <w:keepNext w:val="0"/>
         <w:keepLines w:val="0"/>
         <w:pageBreakBefore w:val="0"/>
@@ -4029,7 +4056,7 @@
         <w:bidi w:val="0"/>
         <w:adjustRightInd w:val="0"/>
         <w:snapToGrid w:val="0"/>
-        <w:ind w:left="425" w:hanging="425" w:leftChars="0" w:firstLineChars="0"/>
+        <w:ind w:left="425" w:leftChars="0" w:hanging="425" w:firstLineChars="0"/>
         <w:textAlignment w:val="baseline"/>
         <w:rPr>
           <w:rFonts w:hint="default"/>
@@ -4046,7 +4073,7 @@
     </w:p>
     <w:p>
       <w:pPr>
-        <w:pStyle w:val="a1"/>
+        <w:pStyle w:val="29"/>
         <w:keepNext w:val="0"/>
         <w:keepLines w:val="0"/>
         <w:pageBreakBefore w:val="0"/>
@@ -4064,7 +4091,7 @@
         <w:bidi w:val="0"/>
         <w:adjustRightInd w:val="0"/>
         <w:snapToGrid w:val="0"/>
-        <w:ind w:left="425" w:hanging="425" w:leftChars="0" w:firstLineChars="0"/>
+        <w:ind w:left="425" w:leftChars="0" w:hanging="425" w:firstLineChars="0"/>
         <w:textAlignment w:val="baseline"/>
         <w:rPr>
           <w:rFonts w:hint="default"/>
@@ -4081,7 +4108,7 @@
     </w:p>
     <w:p>
       <w:pPr>
-        <w:pStyle w:val="a1"/>
+        <w:pStyle w:val="29"/>
         <w:keepNext w:val="0"/>
         <w:keepLines w:val="0"/>
         <w:pageBreakBefore w:val="0"/>
@@ -4099,7 +4126,7 @@
         <w:bidi w:val="0"/>
         <w:adjustRightInd w:val="0"/>
         <w:snapToGrid w:val="0"/>
-        <w:ind w:left="425" w:hanging="425" w:leftChars="0" w:firstLineChars="0"/>
+        <w:ind w:left="425" w:leftChars="0" w:hanging="425" w:firstLineChars="0"/>
         <w:textAlignment w:val="baseline"/>
         <w:rPr>
           <w:rFonts w:hint="default"/>
@@ -4116,7 +4143,7 @@
     </w:p>
     <w:p>
       <w:pPr>
-        <w:pStyle w:val="1"/>
+        <w:pStyle w:val="28"/>
         <w:keepNext w:val="0"/>
         <w:keepLines w:val="0"/>
         <w:pageBreakBefore w:val="0"/>
@@ -4136,7 +4163,7 @@
           <w:lang w:val="en-US" w:eastAsia="zh-CN"/>
         </w:rPr>
       </w:pPr>
-      <w:bookmarkStart w:id="10" w:name="_Toc14875"/>
+      <w:bookmarkStart w:id="9" w:name="_Toc29950"/>
       <w:r>
         <w:rPr>
           <w:rFonts w:hint="default"/>
@@ -4144,11 +4171,11 @@
         </w:rPr>
         <w:t>招聘计划与需求管理</w:t>
       </w:r>
-      <w:bookmarkEnd w:id="10"/>
-    </w:p>
-    <w:p>
-      <w:pPr>
-        <w:pStyle w:val="2"/>
+      <w:bookmarkEnd w:id="9"/>
+    </w:p>
+    <w:p>
+      <w:pPr>
+        <w:pStyle w:val="30"/>
         <w:keepNext w:val="0"/>
         <w:keepLines w:val="0"/>
         <w:pageBreakBefore w:val="0"/>
@@ -4168,7 +4195,7 @@
           <w:lang w:val="en-US" w:eastAsia="zh-CN"/>
         </w:rPr>
       </w:pPr>
-      <w:bookmarkStart w:id="11" w:name="_Toc11138"/>
+      <w:bookmarkStart w:id="10" w:name="_Toc5997"/>
       <w:r>
         <w:rPr>
           <w:rFonts w:hint="default"/>
@@ -4176,11 +4203,11 @@
         </w:rPr>
         <w:t>需求提报</w:t>
       </w:r>
-      <w:bookmarkEnd w:id="11"/>
-    </w:p>
-    <w:p>
-      <w:pPr>
-        <w:pStyle w:val="a1"/>
+      <w:bookmarkEnd w:id="10"/>
+    </w:p>
+    <w:p>
+      <w:pPr>
+        <w:pStyle w:val="29"/>
         <w:keepNext w:val="0"/>
         <w:keepLines w:val="0"/>
         <w:pageBreakBefore w:val="0"/>
@@ -4210,7 +4237,7 @@
     </w:p>
     <w:p>
       <w:pPr>
-        <w:pStyle w:val="a1"/>
+        <w:pStyle w:val="29"/>
         <w:keepNext w:val="0"/>
         <w:keepLines w:val="0"/>
         <w:pageBreakBefore w:val="0"/>
@@ -4240,7 +4267,7 @@
     </w:p>
     <w:p>
       <w:pPr>
-        <w:pStyle w:val="2"/>
+        <w:pStyle w:val="30"/>
         <w:keepNext w:val="0"/>
         <w:keepLines w:val="0"/>
         <w:pageBreakBefore w:val="0"/>
@@ -4260,7 +4287,7 @@
           <w:lang w:val="en-US" w:eastAsia="zh-CN"/>
         </w:rPr>
       </w:pPr>
-      <w:bookmarkStart w:id="12" w:name="_Toc6139"/>
+      <w:bookmarkStart w:id="11" w:name="_Toc2743"/>
       <w:r>
         <w:rPr>
           <w:rFonts w:hint="default"/>
@@ -4268,11 +4295,11 @@
         </w:rPr>
         <w:t>计划制定与审批</w:t>
       </w:r>
-      <w:bookmarkEnd w:id="12"/>
-    </w:p>
-    <w:p>
-      <w:pPr>
-        <w:pStyle w:val="a1"/>
+      <w:bookmarkEnd w:id="11"/>
+    </w:p>
+    <w:p>
+      <w:pPr>
+        <w:pStyle w:val="29"/>
         <w:keepNext w:val="0"/>
         <w:keepLines w:val="0"/>
         <w:pageBreakBefore w:val="0"/>
@@ -4302,7 +4329,7 @@
     </w:p>
     <w:p>
       <w:pPr>
-        <w:pStyle w:val="a1"/>
+        <w:pStyle w:val="29"/>
         <w:keepNext w:val="0"/>
         <w:keepLines w:val="0"/>
         <w:pageBreakBefore w:val="0"/>
@@ -4332,7 +4359,7 @@
     </w:p>
     <w:p>
       <w:pPr>
-        <w:pStyle w:val="a1"/>
+        <w:pStyle w:val="29"/>
         <w:keepNext w:val="0"/>
         <w:keepLines w:val="0"/>
         <w:pageBreakBefore w:val="0"/>
@@ -4362,7 +4389,7 @@
     </w:p>
     <w:p>
       <w:pPr>
-        <w:pStyle w:val="1"/>
+        <w:pStyle w:val="28"/>
         <w:keepNext w:val="0"/>
         <w:keepLines w:val="0"/>
         <w:pageBreakBefore w:val="0"/>
@@ -4382,7 +4409,7 @@
           <w:lang w:val="en-US" w:eastAsia="zh-CN"/>
         </w:rPr>
       </w:pPr>
-      <w:bookmarkStart w:id="13" w:name="_Toc5875"/>
+      <w:bookmarkStart w:id="12" w:name="_Toc30343"/>
       <w:r>
         <w:rPr>
           <w:rFonts w:hint="default"/>
@@ -4390,11 +4417,11 @@
         </w:rPr>
         <w:t>招聘实施流程</w:t>
       </w:r>
-      <w:bookmarkEnd w:id="13"/>
-    </w:p>
-    <w:p>
-      <w:pPr>
-        <w:pStyle w:val="a1"/>
+      <w:bookmarkEnd w:id="12"/>
+    </w:p>
+    <w:p>
+      <w:pPr>
+        <w:pStyle w:val="29"/>
         <w:keepNext w:val="0"/>
         <w:keepLines w:val="0"/>
         <w:pageBreakBefore w:val="0"/>
@@ -4424,7 +4451,7 @@
     </w:p>
     <w:p>
       <w:pPr>
-        <w:pStyle w:val="a1"/>
+        <w:pStyle w:val="29"/>
         <w:keepNext w:val="0"/>
         <w:keepLines w:val="0"/>
         <w:pageBreakBefore w:val="0"/>
@@ -4454,7 +4481,7 @@
     </w:p>
     <w:p>
       <w:pPr>
-        <w:pStyle w:val="a1"/>
+        <w:pStyle w:val="29"/>
         <w:keepNext w:val="0"/>
         <w:keepLines w:val="0"/>
         <w:pageBreakBefore w:val="0"/>
@@ -4484,7 +4511,7 @@
     </w:p>
     <w:p>
       <w:pPr>
-        <w:pStyle w:val="a1"/>
+        <w:pStyle w:val="29"/>
         <w:keepNext w:val="0"/>
         <w:keepLines w:val="0"/>
         <w:pageBreakBefore w:val="0"/>
@@ -4514,7 +4541,7 @@
     </w:p>
     <w:p>
       <w:pPr>
-        <w:pStyle w:val="a1"/>
+        <w:pStyle w:val="29"/>
         <w:keepNext w:val="0"/>
         <w:keepLines w:val="0"/>
         <w:pageBreakBefore w:val="0"/>
@@ -4544,7 +4571,7 @@
     </w:p>
     <w:p>
       <w:pPr>
-        <w:pStyle w:val="a1"/>
+        <w:pStyle w:val="29"/>
         <w:keepNext w:val="0"/>
         <w:keepLines w:val="0"/>
         <w:pageBreakBefore w:val="0"/>
@@ -4574,7 +4601,7 @@
     </w:p>
     <w:p>
       <w:pPr>
-        <w:pStyle w:val="a1"/>
+        <w:pStyle w:val="29"/>
         <w:keepNext w:val="0"/>
         <w:keepLines w:val="0"/>
         <w:pageBreakBefore w:val="0"/>
@@ -4604,7 +4631,7 @@
     </w:p>
     <w:p>
       <w:pPr>
-        <w:pStyle w:val="a1"/>
+        <w:pStyle w:val="29"/>
         <w:keepNext w:val="0"/>
         <w:keepLines w:val="0"/>
         <w:pageBreakBefore w:val="0"/>
@@ -4634,7 +4661,7 @@
     </w:p>
     <w:p>
       <w:pPr>
-        <w:pStyle w:val="a1"/>
+        <w:pStyle w:val="29"/>
         <w:keepNext w:val="0"/>
         <w:keepLines w:val="0"/>
         <w:pageBreakBefore w:val="0"/>
@@ -4664,7 +4691,7 @@
     </w:p>
     <w:p>
       <w:pPr>
-        <w:pStyle w:val="1"/>
+        <w:pStyle w:val="28"/>
         <w:keepNext w:val="0"/>
         <w:keepLines w:val="0"/>
         <w:pageBreakBefore w:val="0"/>
@@ -4684,7 +4711,7 @@
           <w:lang w:val="en-US" w:eastAsia="zh-CN"/>
         </w:rPr>
       </w:pPr>
-      <w:bookmarkStart w:id="14" w:name="_Toc31120"/>
+      <w:bookmarkStart w:id="13" w:name="_Toc8641"/>
       <w:r>
         <w:rPr>
           <w:rFonts w:hint="default"/>
@@ -4692,11 +4719,11 @@
         </w:rPr>
         <w:t>录用、审批与入职</w:t>
       </w:r>
-      <w:bookmarkEnd w:id="14"/>
-    </w:p>
-    <w:p>
-      <w:pPr>
-        <w:pStyle w:val="2"/>
+      <w:bookmarkEnd w:id="13"/>
+    </w:p>
+    <w:p>
+      <w:pPr>
+        <w:pStyle w:val="30"/>
         <w:keepNext w:val="0"/>
         <w:keepLines w:val="0"/>
         <w:pageBreakBefore w:val="0"/>
@@ -4716,7 +4743,7 @@
           <w:lang w:val="en-US" w:eastAsia="zh-CN"/>
         </w:rPr>
       </w:pPr>
-      <w:bookmarkStart w:id="15" w:name="_Toc27928"/>
+      <w:bookmarkStart w:id="14" w:name="_Toc21760"/>
       <w:r>
         <w:rPr>
           <w:rFonts w:hint="default"/>
@@ -4724,11 +4751,11 @@
         </w:rPr>
         <w:t>录用决策与审批</w:t>
       </w:r>
-      <w:bookmarkEnd w:id="15"/>
-    </w:p>
-    <w:p>
-      <w:pPr>
-        <w:pStyle w:val="a1"/>
+      <w:bookmarkEnd w:id="14"/>
+    </w:p>
+    <w:p>
+      <w:pPr>
+        <w:pStyle w:val="29"/>
         <w:keepNext w:val="0"/>
         <w:keepLines w:val="0"/>
         <w:pageBreakBefore w:val="0"/>
@@ -4758,7 +4785,7 @@
     </w:p>
     <w:p>
       <w:pPr>
-        <w:pStyle w:val="a1"/>
+        <w:pStyle w:val="29"/>
         <w:keepNext w:val="0"/>
         <w:keepLines w:val="0"/>
         <w:pageBreakBefore w:val="0"/>
@@ -4788,7 +4815,7 @@
     </w:p>
     <w:p>
       <w:pPr>
-        <w:pStyle w:val="a1"/>
+        <w:pStyle w:val="29"/>
         <w:keepNext w:val="0"/>
         <w:keepLines w:val="0"/>
         <w:pageBreakBefore w:val="0"/>
@@ -4818,7 +4845,7 @@
     </w:p>
     <w:p>
       <w:pPr>
-        <w:pStyle w:val="2"/>
+        <w:pStyle w:val="30"/>
         <w:keepNext w:val="0"/>
         <w:keepLines w:val="0"/>
         <w:pageBreakBefore w:val="0"/>
@@ -4838,7 +4865,7 @@
           <w:lang w:val="en-US" w:eastAsia="zh-CN"/>
         </w:rPr>
       </w:pPr>
-      <w:bookmarkStart w:id="16" w:name="_Toc21139"/>
+      <w:bookmarkStart w:id="15" w:name="_Toc22956"/>
       <w:r>
         <w:rPr>
           <w:rFonts w:hint="default"/>
@@ -4846,11 +4873,11 @@
         </w:rPr>
         <w:t>入职报到手续</w:t>
       </w:r>
-      <w:bookmarkEnd w:id="16"/>
-    </w:p>
-    <w:p>
-      <w:pPr>
-        <w:pStyle w:val="a1"/>
+      <w:bookmarkEnd w:id="15"/>
+    </w:p>
+    <w:p>
+      <w:pPr>
+        <w:pStyle w:val="29"/>
         <w:keepNext w:val="0"/>
         <w:keepLines w:val="0"/>
         <w:pageBreakBefore w:val="0"/>
@@ -4880,7 +4907,7 @@
     </w:p>
     <w:p>
       <w:pPr>
-        <w:pStyle w:val="a1"/>
+        <w:pStyle w:val="29"/>
         <w:keepNext w:val="0"/>
         <w:keepLines w:val="0"/>
         <w:pageBreakBefore w:val="0"/>
@@ -4910,7 +4937,7 @@
     </w:p>
     <w:p>
       <w:pPr>
-        <w:pStyle w:val="a1"/>
+        <w:pStyle w:val="29"/>
         <w:keepNext w:val="0"/>
         <w:keepLines w:val="0"/>
         <w:pageBreakBefore w:val="0"/>
@@ -4940,7 +4967,7 @@
     </w:p>
     <w:p>
       <w:pPr>
-        <w:pStyle w:val="2"/>
+        <w:pStyle w:val="30"/>
         <w:keepNext w:val="0"/>
         <w:keepLines w:val="0"/>
         <w:pageBreakBefore w:val="0"/>
@@ -4960,7 +4987,7 @@
           <w:lang w:val="en-US" w:eastAsia="zh-CN"/>
         </w:rPr>
       </w:pPr>
-      <w:bookmarkStart w:id="17" w:name="_Toc27481"/>
+      <w:bookmarkStart w:id="16" w:name="_Toc30945"/>
       <w:r>
         <w:rPr>
           <w:rFonts w:hint="default"/>
@@ -4968,11 +4995,11 @@
         </w:rPr>
         <w:t>入职引导与培训</w:t>
       </w:r>
-      <w:bookmarkEnd w:id="17"/>
-    </w:p>
-    <w:p>
-      <w:pPr>
-        <w:pStyle w:val="a1"/>
+      <w:bookmarkEnd w:id="16"/>
+    </w:p>
+    <w:p>
+      <w:pPr>
+        <w:pStyle w:val="29"/>
         <w:keepNext w:val="0"/>
         <w:keepLines w:val="0"/>
         <w:pageBreakBefore w:val="0"/>
@@ -5002,7 +5029,7 @@
     </w:p>
     <w:p>
       <w:pPr>
-        <w:pStyle w:val="a1"/>
+        <w:pStyle w:val="29"/>
         <w:keepNext w:val="0"/>
         <w:keepLines w:val="0"/>
         <w:pageBreakBefore w:val="0"/>
@@ -5032,7 +5059,7 @@
     </w:p>
     <w:p>
       <w:pPr>
-        <w:pStyle w:val="1"/>
+        <w:pStyle w:val="28"/>
         <w:keepNext w:val="0"/>
         <w:keepLines w:val="0"/>
         <w:pageBreakBefore w:val="0"/>
@@ -5052,7 +5079,7 @@
           <w:lang w:val="en-US" w:eastAsia="zh-CN"/>
         </w:rPr>
       </w:pPr>
-      <w:bookmarkStart w:id="18" w:name="_Toc26905"/>
+      <w:bookmarkStart w:id="17" w:name="_Toc14916"/>
       <w:r>
         <w:rPr>
           <w:rFonts w:hint="default"/>
@@ -5060,11 +5087,11 @@
         </w:rPr>
         <w:t>试用期与转正管理</w:t>
       </w:r>
-      <w:bookmarkEnd w:id="18"/>
-    </w:p>
-    <w:p>
-      <w:pPr>
-        <w:pStyle w:val="a1"/>
+      <w:bookmarkEnd w:id="17"/>
+    </w:p>
+    <w:p>
+      <w:pPr>
+        <w:pStyle w:val="29"/>
         <w:keepNext w:val="0"/>
         <w:keepLines w:val="0"/>
         <w:pageBreakBefore w:val="0"/>
@@ -5094,7 +5121,7 @@
     </w:p>
     <w:p>
       <w:pPr>
-        <w:pStyle w:val="a1"/>
+        <w:pStyle w:val="29"/>
         <w:keepNext w:val="0"/>
         <w:keepLines w:val="0"/>
         <w:pageBreakBefore w:val="0"/>
@@ -5124,7 +5151,7 @@
     </w:p>
     <w:p>
       <w:pPr>
-        <w:pStyle w:val="a1"/>
+        <w:pStyle w:val="29"/>
         <w:keepNext w:val="0"/>
         <w:keepLines w:val="0"/>
         <w:pageBreakBefore w:val="0"/>
@@ -5142,7 +5169,7 @@
         <w:bidi w:val="0"/>
         <w:adjustRightInd w:val="0"/>
         <w:snapToGrid w:val="0"/>
-        <w:ind w:left="425" w:hanging="425" w:leftChars="0" w:firstLineChars="0"/>
+        <w:ind w:left="425" w:leftChars="0" w:hanging="425" w:firstLineChars="0"/>
         <w:textAlignment w:val="baseline"/>
         <w:rPr>
           <w:rFonts w:hint="default"/>
@@ -5159,7 +5186,7 @@
     </w:p>
     <w:p>
       <w:pPr>
-        <w:pStyle w:val="a1"/>
+        <w:pStyle w:val="29"/>
         <w:keepNext w:val="0"/>
         <w:keepLines w:val="0"/>
         <w:pageBreakBefore w:val="0"/>
@@ -5177,7 +5204,7 @@
         <w:bidi w:val="0"/>
         <w:adjustRightInd w:val="0"/>
         <w:snapToGrid w:val="0"/>
-        <w:ind w:left="425" w:hanging="425" w:leftChars="0" w:firstLineChars="0"/>
+        <w:ind w:left="425" w:leftChars="0" w:hanging="425" w:firstLineChars="0"/>
         <w:textAlignment w:val="baseline"/>
         <w:rPr>
           <w:rFonts w:hint="default"/>
@@ -5194,7 +5221,7 @@
     </w:p>
     <w:p>
       <w:pPr>
-        <w:pStyle w:val="a1"/>
+        <w:pStyle w:val="29"/>
         <w:keepNext w:val="0"/>
         <w:keepLines w:val="0"/>
         <w:pageBreakBefore w:val="0"/>
@@ -5212,7 +5239,7 @@
         <w:bidi w:val="0"/>
         <w:adjustRightInd w:val="0"/>
         <w:snapToGrid w:val="0"/>
-        <w:ind w:left="425" w:hanging="425" w:leftChars="0" w:firstLineChars="0"/>
+        <w:ind w:left="425" w:leftChars="0" w:hanging="425" w:firstLineChars="0"/>
         <w:textAlignment w:val="baseline"/>
         <w:rPr>
           <w:rFonts w:hint="default"/>
@@ -5229,7 +5256,7 @@
     </w:p>
     <w:p>
       <w:pPr>
-        <w:pStyle w:val="a1"/>
+        <w:pStyle w:val="29"/>
         <w:keepNext w:val="0"/>
         <w:keepLines w:val="0"/>
         <w:pageBreakBefore w:val="0"/>
@@ -5259,7 +5286,7 @@
     </w:p>
     <w:p>
       <w:pPr>
-        <w:pStyle w:val="a1"/>
+        <w:pStyle w:val="29"/>
         <w:keepNext w:val="0"/>
         <w:keepLines w:val="0"/>
         <w:pageBreakBefore w:val="0"/>
@@ -5277,7 +5304,7 @@
         <w:bidi w:val="0"/>
         <w:adjustRightInd w:val="0"/>
         <w:snapToGrid w:val="0"/>
-        <w:ind w:left="425" w:hanging="425" w:leftChars="0" w:firstLineChars="0"/>
+        <w:ind w:left="425" w:leftChars="0" w:hanging="425" w:firstLineChars="0"/>
         <w:textAlignment w:val="baseline"/>
         <w:rPr>
           <w:rFonts w:hint="default"/>
@@ -5294,7 +5321,7 @@
     </w:p>
     <w:p>
       <w:pPr>
-        <w:pStyle w:val="a1"/>
+        <w:pStyle w:val="29"/>
         <w:keepNext w:val="0"/>
         <w:keepLines w:val="0"/>
         <w:pageBreakBefore w:val="0"/>
@@ -5312,7 +5339,7 @@
         <w:bidi w:val="0"/>
         <w:adjustRightInd w:val="0"/>
         <w:snapToGrid w:val="0"/>
-        <w:ind w:left="425" w:hanging="425" w:leftChars="0" w:firstLineChars="0"/>
+        <w:ind w:left="425" w:leftChars="0" w:hanging="425" w:firstLineChars="0"/>
         <w:textAlignment w:val="baseline"/>
         <w:rPr>
           <w:rFonts w:hint="default"/>
@@ -5329,7 +5356,7 @@
     </w:p>
     <w:p>
       <w:pPr>
-        <w:pStyle w:val="1"/>
+        <w:pStyle w:val="28"/>
         <w:keepNext w:val="0"/>
         <w:keepLines w:val="0"/>
         <w:pageBreakBefore w:val="0"/>
@@ -5349,7 +5376,7 @@
           <w:lang w:val="en-US" w:eastAsia="zh-CN"/>
         </w:rPr>
       </w:pPr>
-      <w:bookmarkStart w:id="19" w:name="_Toc27799"/>
+      <w:bookmarkStart w:id="18" w:name="_Toc25860"/>
       <w:r>
         <w:rPr>
           <w:rFonts w:hint="eastAsia"/>
@@ -5357,22 +5384,23 @@
         </w:rPr>
         <w:t>考核指标</w:t>
       </w:r>
-      <w:bookmarkEnd w:id="19"/>
+      <w:bookmarkEnd w:id="18"/>
     </w:p>
     <w:tbl>
       <w:tblPr>
-        <w:tblStyle w:val="TableNormal"/>
+        <w:tblStyle w:val="20"/>
         <w:tblW w:w="7675" w:type="dxa"/>
         <w:tblInd w:w="96" w:type="dxa"/>
         <w:tblBorders>
-          <w:top w:val="nil"/>
-          <w:left w:val="nil"/>
-          <w:bottom w:val="nil"/>
-          <w:right w:val="nil"/>
-          <w:insideH w:val="nil"/>
-          <w:insideV w:val="nil"/>
+          <w:top w:val="none" w:color="auto" w:sz="0" w:space="0"/>
+          <w:left w:val="none" w:color="auto" w:sz="0" w:space="0"/>
+          <w:bottom w:val="none" w:color="auto" w:sz="0" w:space="0"/>
+          <w:right w:val="none" w:color="auto" w:sz="0" w:space="0"/>
+          <w:insideH w:val="none" w:color="auto" w:sz="0" w:space="0"/>
+          <w:insideV w:val="none" w:color="auto" w:sz="0" w:space="0"/>
         </w:tblBorders>
         <w:shd w:val="clear" w:color="auto" w:fill="auto"/>
+        <w:tblLayout w:type="autofit"/>
         <w:tblCellMar>
           <w:top w:w="0" w:type="dxa"/>
           <w:left w:w="108" w:type="dxa"/>
@@ -5388,15 +5416,13 @@
       </w:tblGrid>
       <w:tr>
         <w:tblPrEx>
-          <w:tblW w:w="7675" w:type="dxa"/>
-          <w:tblInd w:w="96" w:type="dxa"/>
           <w:tblBorders>
-            <w:top w:val="nil"/>
-            <w:left w:val="nil"/>
-            <w:bottom w:val="nil"/>
-            <w:right w:val="nil"/>
-            <w:insideH w:val="nil"/>
-            <w:insideV w:val="nil"/>
+            <w:top w:val="none" w:color="auto" w:sz="0" w:space="0"/>
+            <w:left w:val="none" w:color="auto" w:sz="0" w:space="0"/>
+            <w:bottom w:val="none" w:color="auto" w:sz="0" w:space="0"/>
+            <w:right w:val="none" w:color="auto" w:sz="0" w:space="0"/>
+            <w:insideH w:val="none" w:color="auto" w:sz="0" w:space="0"/>
+            <w:insideV w:val="none" w:color="auto" w:sz="0" w:space="0"/>
           </w:tblBorders>
           <w:shd w:val="clear" w:color="auto" w:fill="auto"/>
           <w:tblCellMar>
@@ -5407,16 +5433,16 @@
           </w:tblCellMar>
         </w:tblPrEx>
         <w:trPr>
-          <w:trHeight w:val="493"/>
+          <w:trHeight w:val="493" w:hRule="atLeast"/>
         </w:trPr>
         <w:tc>
           <w:tcPr>
             <w:tcW w:w="1927" w:type="dxa"/>
             <w:tcBorders>
-              <w:top w:val="single" w:sz="4" w:space="0" w:color="000000"/>
-              <w:left w:val="single" w:sz="4" w:space="0" w:color="000000"/>
-              <w:bottom w:val="single" w:sz="4" w:space="0" w:color="000000"/>
-              <w:right w:val="single" w:sz="4" w:space="0" w:color="000000"/>
+              <w:top w:val="single" w:color="000000" w:sz="4" w:space="0"/>
+              <w:left w:val="single" w:color="000000" w:sz="4" w:space="0"/>
+              <w:bottom w:val="single" w:color="000000" w:sz="4" w:space="0"/>
+              <w:right w:val="single" w:color="000000" w:sz="4" w:space="0"/>
             </w:tcBorders>
             <w:shd w:val="clear" w:color="auto" w:fill="C0C0C0"/>
             <w:vAlign w:val="center"/>
@@ -5430,7 +5456,7 @@
               <w:jc w:val="center"/>
               <w:textAlignment w:val="center"/>
               <w:rPr>
-                <w:rFonts w:ascii="楷体_GB2312" w:eastAsia="楷体_GB2312" w:hAnsi="宋体" w:cs="楷体_GB2312" w:hint="default"/>
+                <w:rFonts w:hint="default" w:ascii="楷体_GB2312" w:hAnsi="宋体" w:eastAsia="楷体_GB2312" w:cs="楷体_GB2312"/>
                 <w:b/>
                 <w:bCs/>
                 <w:i w:val="0"/>
@@ -5443,7 +5469,7 @@
             </w:pPr>
             <w:r>
               <w:rPr>
-                <w:rFonts w:ascii="楷体_GB2312" w:eastAsia="楷体_GB2312" w:hAnsi="宋体" w:cs="楷体_GB2312" w:hint="default"/>
+                <w:rFonts w:hint="default" w:ascii="楷体_GB2312" w:hAnsi="宋体" w:eastAsia="楷体_GB2312" w:cs="楷体_GB2312"/>
                 <w:b/>
                 <w:bCs/>
                 <w:i w:val="0"/>
@@ -5464,10 +5490,10 @@
           <w:tcPr>
             <w:tcW w:w="888" w:type="dxa"/>
             <w:tcBorders>
-              <w:top w:val="single" w:sz="4" w:space="0" w:color="000000"/>
-              <w:left w:val="single" w:sz="4" w:space="0" w:color="000000"/>
-              <w:bottom w:val="single" w:sz="4" w:space="0" w:color="000000"/>
-              <w:right w:val="single" w:sz="4" w:space="0" w:color="000000"/>
+              <w:top w:val="single" w:color="000000" w:sz="4" w:space="0"/>
+              <w:left w:val="single" w:color="000000" w:sz="4" w:space="0"/>
+              <w:bottom w:val="single" w:color="000000" w:sz="4" w:space="0"/>
+              <w:right w:val="single" w:color="000000" w:sz="4" w:space="0"/>
             </w:tcBorders>
             <w:shd w:val="clear" w:color="auto" w:fill="C0C0C0"/>
             <w:vAlign w:val="center"/>
@@ -5481,7 +5507,7 @@
               <w:jc w:val="center"/>
               <w:textAlignment w:val="center"/>
               <w:rPr>
-                <w:rFonts w:ascii="楷体_GB2312" w:eastAsia="楷体_GB2312" w:hAnsi="宋体" w:cs="楷体_GB2312" w:hint="default"/>
+                <w:rFonts w:hint="default" w:ascii="楷体_GB2312" w:hAnsi="宋体" w:eastAsia="楷体_GB2312" w:cs="楷体_GB2312"/>
                 <w:b/>
                 <w:bCs/>
                 <w:i w:val="0"/>
@@ -5494,7 +5520,7 @@
             </w:pPr>
             <w:r>
               <w:rPr>
-                <w:rFonts w:ascii="楷体_GB2312" w:eastAsia="楷体_GB2312" w:hAnsi="宋体" w:cs="楷体_GB2312" w:hint="default"/>
+                <w:rFonts w:hint="default" w:ascii="楷体_GB2312" w:hAnsi="宋体" w:eastAsia="楷体_GB2312" w:cs="楷体_GB2312"/>
                 <w:b/>
                 <w:bCs/>
                 <w:i w:val="0"/>
@@ -5515,10 +5541,10 @@
           <w:tcPr>
             <w:tcW w:w="3552" w:type="dxa"/>
             <w:tcBorders>
-              <w:top w:val="single" w:sz="4" w:space="0" w:color="000000"/>
-              <w:left w:val="single" w:sz="4" w:space="0" w:color="000000"/>
-              <w:bottom w:val="single" w:sz="4" w:space="0" w:color="000000"/>
-              <w:right w:val="single" w:sz="4" w:space="0" w:color="000000"/>
+              <w:top w:val="single" w:color="000000" w:sz="4" w:space="0"/>
+              <w:left w:val="single" w:color="000000" w:sz="4" w:space="0"/>
+              <w:bottom w:val="single" w:color="000000" w:sz="4" w:space="0"/>
+              <w:right w:val="single" w:color="000000" w:sz="4" w:space="0"/>
             </w:tcBorders>
             <w:shd w:val="clear" w:color="auto" w:fill="C0C0C0"/>
             <w:vAlign w:val="center"/>
@@ -5532,7 +5558,7 @@
               <w:jc w:val="center"/>
               <w:textAlignment w:val="center"/>
               <w:rPr>
-                <w:rFonts w:ascii="楷体_GB2312" w:eastAsia="楷体_GB2312" w:hAnsi="宋体" w:cs="楷体_GB2312" w:hint="default"/>
+                <w:rFonts w:hint="default" w:ascii="楷体_GB2312" w:hAnsi="宋体" w:eastAsia="楷体_GB2312" w:cs="楷体_GB2312"/>
                 <w:b/>
                 <w:bCs/>
                 <w:i w:val="0"/>
@@ -5545,7 +5571,7 @@
             </w:pPr>
             <w:r>
               <w:rPr>
-                <w:rFonts w:ascii="楷体_GB2312" w:eastAsia="楷体_GB2312" w:hAnsi="宋体" w:cs="楷体_GB2312" w:hint="default"/>
+                <w:rFonts w:hint="default" w:ascii="楷体_GB2312" w:hAnsi="宋体" w:eastAsia="楷体_GB2312" w:cs="楷体_GB2312"/>
                 <w:b/>
                 <w:bCs/>
                 <w:i w:val="0"/>
@@ -5566,10 +5592,10 @@
           <w:tcPr>
             <w:tcW w:w="1308" w:type="dxa"/>
             <w:tcBorders>
-              <w:top w:val="single" w:sz="4" w:space="0" w:color="000000"/>
-              <w:left w:val="single" w:sz="4" w:space="0" w:color="000000"/>
-              <w:bottom w:val="single" w:sz="4" w:space="0" w:color="000000"/>
-              <w:right w:val="single" w:sz="4" w:space="0" w:color="000000"/>
+              <w:top w:val="single" w:color="000000" w:sz="4" w:space="0"/>
+              <w:left w:val="single" w:color="000000" w:sz="4" w:space="0"/>
+              <w:bottom w:val="single" w:color="000000" w:sz="4" w:space="0"/>
+              <w:right w:val="single" w:color="000000" w:sz="4" w:space="0"/>
             </w:tcBorders>
             <w:shd w:val="clear" w:color="auto" w:fill="C0C0C0"/>
             <w:vAlign w:val="center"/>
@@ -5583,7 +5609,7 @@
               <w:jc w:val="center"/>
               <w:textAlignment w:val="center"/>
               <w:rPr>
-                <w:rFonts w:ascii="楷体_GB2312" w:eastAsia="楷体_GB2312" w:hAnsi="宋体" w:cs="楷体_GB2312" w:hint="default"/>
+                <w:rFonts w:hint="default" w:ascii="楷体_GB2312" w:hAnsi="宋体" w:eastAsia="楷体_GB2312" w:cs="楷体_GB2312"/>
                 <w:b/>
                 <w:bCs/>
                 <w:i w:val="0"/>
@@ -5596,7 +5622,7 @@
             </w:pPr>
             <w:r>
               <w:rPr>
-                <w:rFonts w:ascii="楷体_GB2312" w:eastAsia="楷体_GB2312" w:hAnsi="宋体" w:cs="楷体_GB2312" w:hint="default"/>
+                <w:rFonts w:hint="default" w:ascii="楷体_GB2312" w:hAnsi="宋体" w:eastAsia="楷体_GB2312" w:cs="楷体_GB2312"/>
                 <w:b/>
                 <w:bCs/>
                 <w:i w:val="0"/>
@@ -5616,9 +5642,14 @@
       </w:tr>
       <w:tr>
         <w:tblPrEx>
-          <w:tblW w:w="7675" w:type="dxa"/>
-          <w:tblInd w:w="96" w:type="dxa"/>
-          <w:shd w:val="clear" w:color="auto" w:fill="auto"/>
+          <w:tblBorders>
+            <w:top w:val="none" w:color="auto" w:sz="0" w:space="0"/>
+            <w:left w:val="none" w:color="auto" w:sz="0" w:space="0"/>
+            <w:bottom w:val="none" w:color="auto" w:sz="0" w:space="0"/>
+            <w:right w:val="none" w:color="auto" w:sz="0" w:space="0"/>
+            <w:insideH w:val="none" w:color="auto" w:sz="0" w:space="0"/>
+            <w:insideV w:val="none" w:color="auto" w:sz="0" w:space="0"/>
+          </w:tblBorders>
           <w:tblCellMar>
             <w:top w:w="0" w:type="dxa"/>
             <w:left w:w="108" w:type="dxa"/>
@@ -5627,16 +5658,16 @@
           </w:tblCellMar>
         </w:tblPrEx>
         <w:trPr>
-          <w:trHeight w:val="493"/>
+          <w:trHeight w:val="493" w:hRule="atLeast"/>
         </w:trPr>
         <w:tc>
           <w:tcPr>
             <w:tcW w:w="1927" w:type="dxa"/>
             <w:tcBorders>
-              <w:top w:val="single" w:sz="4" w:space="0" w:color="000000"/>
-              <w:left w:val="single" w:sz="4" w:space="0" w:color="000000"/>
-              <w:bottom w:val="single" w:sz="4" w:space="0" w:color="000000"/>
-              <w:right w:val="single" w:sz="4" w:space="0" w:color="000000"/>
+              <w:top w:val="single" w:color="000000" w:sz="4" w:space="0"/>
+              <w:left w:val="single" w:color="000000" w:sz="4" w:space="0"/>
+              <w:bottom w:val="single" w:color="000000" w:sz="4" w:space="0"/>
+              <w:right w:val="single" w:color="000000" w:sz="4" w:space="0"/>
             </w:tcBorders>
             <w:shd w:val="clear" w:color="auto" w:fill="auto"/>
             <w:vAlign w:val="center"/>
@@ -5650,7 +5681,7 @@
               <w:jc w:val="left"/>
               <w:textAlignment w:val="center"/>
               <w:rPr>
-                <w:rFonts w:ascii="楷体_GB2312" w:eastAsia="楷体_GB2312" w:hAnsi="宋体" w:cs="楷体_GB2312" w:hint="default"/>
+                <w:rFonts w:hint="default" w:ascii="楷体_GB2312" w:hAnsi="宋体" w:eastAsia="楷体_GB2312" w:cs="楷体_GB2312"/>
                 <w:b/>
                 <w:bCs/>
                 <w:i w:val="0"/>
@@ -5666,7 +5697,7 @@
             </w:pPr>
             <w:r>
               <w:rPr>
-                <w:rFonts w:ascii="宋体" w:eastAsia="宋体" w:hAnsi="宋体" w:cs="宋体" w:hint="eastAsia"/>
+                <w:rFonts w:hint="eastAsia" w:ascii="宋体" w:hAnsi="宋体" w:eastAsia="宋体" w:cs="宋体"/>
                 <w:i w:val="0"/>
                 <w:iCs w:val="0"/>
                 <w:snapToGrid w:val="0"/>
@@ -5685,10 +5716,10 @@
           <w:tcPr>
             <w:tcW w:w="888" w:type="dxa"/>
             <w:tcBorders>
-              <w:top w:val="single" w:sz="4" w:space="0" w:color="000000"/>
-              <w:left w:val="single" w:sz="4" w:space="0" w:color="000000"/>
-              <w:bottom w:val="single" w:sz="4" w:space="0" w:color="000000"/>
-              <w:right w:val="single" w:sz="4" w:space="0" w:color="000000"/>
+              <w:top w:val="single" w:color="000000" w:sz="4" w:space="0"/>
+              <w:left w:val="single" w:color="000000" w:sz="4" w:space="0"/>
+              <w:bottom w:val="single" w:color="000000" w:sz="4" w:space="0"/>
+              <w:right w:val="single" w:color="000000" w:sz="4" w:space="0"/>
             </w:tcBorders>
             <w:shd w:val="clear" w:color="auto" w:fill="auto"/>
             <w:vAlign w:val="center"/>
@@ -5702,7 +5733,7 @@
               <w:jc w:val="left"/>
               <w:textAlignment w:val="center"/>
               <w:rPr>
-                <w:rFonts w:ascii="楷体_GB2312" w:eastAsia="楷体_GB2312" w:hAnsi="宋体" w:cs="楷体_GB2312" w:hint="default"/>
+                <w:rFonts w:hint="default" w:ascii="楷体_GB2312" w:hAnsi="宋体" w:eastAsia="楷体_GB2312" w:cs="楷体_GB2312"/>
                 <w:b/>
                 <w:bCs/>
                 <w:i w:val="0"/>
@@ -5718,7 +5749,7 @@
             </w:pPr>
             <w:r>
               <w:rPr>
-                <w:rFonts w:ascii="宋体" w:eastAsia="宋体" w:hAnsi="宋体" w:cs="宋体" w:hint="eastAsia"/>
+                <w:rFonts w:hint="eastAsia" w:ascii="宋体" w:hAnsi="宋体" w:eastAsia="宋体" w:cs="宋体"/>
                 <w:i w:val="0"/>
                 <w:iCs w:val="0"/>
                 <w:snapToGrid w:val="0"/>
@@ -5737,10 +5768,10 @@
           <w:tcPr>
             <w:tcW w:w="3552" w:type="dxa"/>
             <w:tcBorders>
-              <w:top w:val="single" w:sz="4" w:space="0" w:color="000000"/>
-              <w:left w:val="single" w:sz="4" w:space="0" w:color="000000"/>
-              <w:bottom w:val="single" w:sz="4" w:space="0" w:color="000000"/>
-              <w:right w:val="single" w:sz="4" w:space="0" w:color="000000"/>
+              <w:top w:val="single" w:color="000000" w:sz="4" w:space="0"/>
+              <w:left w:val="single" w:color="000000" w:sz="4" w:space="0"/>
+              <w:bottom w:val="single" w:color="000000" w:sz="4" w:space="0"/>
+              <w:right w:val="single" w:color="000000" w:sz="4" w:space="0"/>
             </w:tcBorders>
             <w:shd w:val="clear" w:color="auto" w:fill="auto"/>
             <w:vAlign w:val="center"/>
@@ -5754,7 +5785,7 @@
               <w:jc w:val="left"/>
               <w:textAlignment w:val="center"/>
               <w:rPr>
-                <w:rFonts w:ascii="楷体_GB2312" w:eastAsia="楷体_GB2312" w:hAnsi="宋体" w:cs="楷体_GB2312" w:hint="default"/>
+                <w:rFonts w:hint="default" w:ascii="楷体_GB2312" w:hAnsi="宋体" w:eastAsia="楷体_GB2312" w:cs="楷体_GB2312"/>
                 <w:b/>
                 <w:bCs/>
                 <w:i w:val="0"/>
@@ -5770,7 +5801,7 @@
             </w:pPr>
             <w:r>
               <w:rPr>
-                <w:rFonts w:ascii="宋体" w:eastAsia="宋体" w:hAnsi="宋体" w:cs="宋体" w:hint="eastAsia"/>
+                <w:rFonts w:hint="eastAsia" w:ascii="宋体" w:hAnsi="宋体" w:eastAsia="宋体" w:cs="宋体"/>
                 <w:i w:val="0"/>
                 <w:iCs w:val="0"/>
                 <w:snapToGrid w:val="0"/>
@@ -5789,10 +5820,10 @@
           <w:tcPr>
             <w:tcW w:w="1308" w:type="dxa"/>
             <w:tcBorders>
-              <w:top w:val="single" w:sz="4" w:space="0" w:color="000000"/>
-              <w:left w:val="single" w:sz="4" w:space="0" w:color="000000"/>
-              <w:bottom w:val="single" w:sz="4" w:space="0" w:color="000000"/>
-              <w:right w:val="single" w:sz="4" w:space="0" w:color="000000"/>
+              <w:top w:val="single" w:color="000000" w:sz="4" w:space="0"/>
+              <w:left w:val="single" w:color="000000" w:sz="4" w:space="0"/>
+              <w:bottom w:val="single" w:color="000000" w:sz="4" w:space="0"/>
+              <w:right w:val="single" w:color="000000" w:sz="4" w:space="0"/>
             </w:tcBorders>
             <w:shd w:val="clear" w:color="auto" w:fill="auto"/>
             <w:vAlign w:val="center"/>
@@ -5806,7 +5837,7 @@
               <w:jc w:val="left"/>
               <w:textAlignment w:val="center"/>
               <w:rPr>
-                <w:rFonts w:ascii="楷体_GB2312" w:eastAsia="楷体_GB2312" w:hAnsi="宋体" w:cs="楷体_GB2312" w:hint="default"/>
+                <w:rFonts w:hint="default" w:ascii="楷体_GB2312" w:hAnsi="宋体" w:eastAsia="楷体_GB2312" w:cs="楷体_GB2312"/>
                 <w:b/>
                 <w:bCs/>
                 <w:i w:val="0"/>
@@ -5822,7 +5853,7 @@
             </w:pPr>
             <w:r>
               <w:rPr>
-                <w:rFonts w:ascii="宋体" w:eastAsia="宋体" w:hAnsi="宋体" w:cs="宋体" w:hint="eastAsia"/>
+                <w:rFonts w:hint="eastAsia" w:ascii="宋体" w:hAnsi="宋体" w:eastAsia="宋体" w:cs="宋体"/>
                 <w:i w:val="0"/>
                 <w:iCs w:val="0"/>
                 <w:snapToGrid w:val="0"/>
@@ -5841,7 +5872,7 @@
     </w:tbl>
     <w:p>
       <w:pPr>
-        <w:pStyle w:val="1"/>
+        <w:pStyle w:val="28"/>
         <w:keepNext w:val="0"/>
         <w:keepLines w:val="0"/>
         <w:pageBreakBefore w:val="0"/>
@@ -5861,7 +5892,7 @@
           <w:lang w:val="en-US" w:eastAsia="zh-CN"/>
         </w:rPr>
       </w:pPr>
-      <w:bookmarkStart w:id="20" w:name="_Toc11537"/>
+      <w:bookmarkStart w:id="19" w:name="_Toc29753"/>
       <w:r>
         <w:rPr>
           <w:rFonts w:hint="default"/>
@@ -5869,11 +5900,11 @@
         </w:rPr>
         <w:t>附则</w:t>
       </w:r>
-      <w:bookmarkEnd w:id="20"/>
-    </w:p>
-    <w:p>
-      <w:pPr>
-        <w:pStyle w:val="a1"/>
+      <w:bookmarkEnd w:id="19"/>
+    </w:p>
+    <w:p>
+      <w:pPr>
+        <w:pStyle w:val="29"/>
         <w:keepNext w:val="0"/>
         <w:keepLines w:val="0"/>
         <w:pageBreakBefore w:val="0"/>
@@ -5891,7 +5922,7 @@
         <w:bidi w:val="0"/>
         <w:adjustRightInd w:val="0"/>
         <w:snapToGrid w:val="0"/>
-        <w:ind w:left="425" w:hanging="425" w:leftChars="0" w:firstLineChars="0"/>
+        <w:ind w:left="425" w:leftChars="0" w:hanging="425" w:firstLineChars="0"/>
         <w:textAlignment w:val="baseline"/>
         <w:rPr>
           <w:rFonts w:hint="default"/>
@@ -5908,7 +5939,7 @@
     </w:p>
     <w:p>
       <w:pPr>
-        <w:pStyle w:val="a1"/>
+        <w:pStyle w:val="29"/>
         <w:keepNext w:val="0"/>
         <w:keepLines w:val="0"/>
         <w:pageBreakBefore w:val="0"/>
@@ -5926,7 +5957,7 @@
         <w:bidi w:val="0"/>
         <w:adjustRightInd w:val="0"/>
         <w:snapToGrid w:val="0"/>
-        <w:ind w:left="425" w:hanging="425" w:leftChars="0" w:firstLineChars="0"/>
+        <w:ind w:left="425" w:leftChars="0" w:hanging="425" w:firstLineChars="0"/>
         <w:textAlignment w:val="baseline"/>
         <w:rPr>
           <w:rFonts w:hint="default"/>
@@ -5943,7 +5974,7 @@
     </w:p>
     <w:p>
       <w:pPr>
-        <w:pStyle w:val="a1"/>
+        <w:pStyle w:val="29"/>
         <w:keepNext w:val="0"/>
         <w:keepLines w:val="0"/>
         <w:pageBreakBefore w:val="0"/>
@@ -5961,7 +5992,7 @@
         <w:bidi w:val="0"/>
         <w:adjustRightInd w:val="0"/>
         <w:snapToGrid w:val="0"/>
-        <w:ind w:left="425" w:hanging="425" w:leftChars="0" w:firstLineChars="0"/>
+        <w:ind w:left="425" w:leftChars="0" w:hanging="425" w:firstLineChars="0"/>
         <w:textAlignment w:val="baseline"/>
         <w:rPr>
           <w:rFonts w:hint="default"/>
@@ -5977,34 +6008,84 @@
       </w:r>
     </w:p>
     <w:sectPr>
-      <w:headerReference w:type="default" r:id="rId7"/>
-      <w:footerReference w:type="default" r:id="rId8"/>
+      <w:headerReference r:id="rId5" w:type="default"/>
+      <w:footerReference r:id="rId6" w:type="default"/>
       <w:pgSz w:w="11906" w:h="16838"/>
       <w:pgMar w:top="1417" w:right="1800" w:bottom="1440" w:left="1800" w:header="1140" w:footer="992" w:gutter="0"/>
-      <w:cols w:num="1" w:space="425"/>
+      <w:cols w:space="425" w:num="1"/>
       <w:docGrid w:type="lines" w:linePitch="312" w:charSpace="0"/>
     </w:sectPr>
   </w:body>
 </w:document>
 </file>
 
+<file path=word/endnotes.xml><?xml version="1.0" encoding="utf-8"?>
+<w:endnotes xmlns:wpc="http://schemas.microsoft.com/office/word/2010/wordprocessingCanvas" xmlns:mc="http://schemas.openxmlformats.org/markup-compatibility/2006" xmlns:o="urn:schemas-microsoft-com:office:office" xmlns:r="http://schemas.openxmlformats.org/officeDocument/2006/relationships" xmlns:m="http://schemas.openxmlformats.org/officeDocument/2006/math" xmlns:v="urn:schemas-microsoft-com:vml" xmlns:wp14="http://schemas.microsoft.com/office/word/2010/wordprocessingDrawing" xmlns:wp="http://schemas.openxmlformats.org/drawingml/2006/wordprocessingDrawing" xmlns:w="http://schemas.openxmlformats.org/wordprocessingml/2006/main" xmlns:w14="http://schemas.microsoft.com/office/word/2010/wordml" xmlns:w15="http://schemas.microsoft.com/office/word/2012/wordml" xmlns:w10="urn:schemas-microsoft-com:office:word" xmlns:wpg="http://schemas.microsoft.com/office/word/2010/wordprocessingGroup" xmlns:wpi="http://schemas.microsoft.com/office/word/2010/wordprocessingInk" xmlns:wne="http://schemas.microsoft.com/office/word/2006/wordml" xmlns:wps="http://schemas.microsoft.com/office/word/2010/wordprocessingShape" xmlns:wpsCustomData="http://www.wps.cn/officeDocument/2013/wpsCustomData" mc:Ignorable="w14 w15 wp14">
+  <w:endnote w:type="separator" w:id="0">
+    <w:p>
+      <w:pPr>
+        <w:spacing w:line="240" w:lineRule="auto"/>
+      </w:pPr>
+      <w:r>
+        <w:separator/>
+      </w:r>
+    </w:p>
+  </w:endnote>
+  <w:endnote w:type="continuationSeparator" w:id="1">
+    <w:p>
+      <w:pPr>
+        <w:spacing w:line="240" w:lineRule="auto"/>
+      </w:pPr>
+      <w:r>
+        <w:continuationSeparator/>
+      </w:r>
+    </w:p>
+  </w:endnote>
+</w:endnotes>
+</file>
+
 <file path=word/footer1.xml><?xml version="1.0" encoding="utf-8"?>
-<w:ftr xmlns:wpc="http://schemas.microsoft.com/office/word/2010/wordprocessingCanvas" xmlns:mc="http://schemas.openxmlformats.org/markup-compatibility/2006" xmlns:o="urn:schemas-microsoft-com:office:office" xmlns:r="http://schemas.openxmlformats.org/officeDocument/2006/relationships" xmlns:m="http://schemas.openxmlformats.org/officeDocument/2006/math" xmlns:v="urn:schemas-microsoft-com:vml" xmlns:wp14="http://schemas.microsoft.com/office/word/2010/wordprocessingDrawing" xmlns:wp="http://schemas.openxmlformats.org/drawingml/2006/wordprocessingDrawing" xmlns:w10="urn:schemas-microsoft-com:office:word" xmlns:w="http://schemas.openxmlformats.org/wordprocessingml/2006/main" xmlns:w14="http://schemas.microsoft.com/office/word/2010/wordml" xmlns:w15="http://schemas.microsoft.com/office/word/2012/wordml" xmlns:wne="http://schemas.microsoft.com/office/word/2006/wordml" xmlns:wpg="http://schemas.microsoft.com/office/word/2010/wordprocessingGroup" xmlns:wpi="http://schemas.microsoft.com/office/word/2010/wordprocessingInk" xmlns:wps="http://schemas.microsoft.com/office/word/2010/wordprocessingShape" mc:Ignorable="w14 w15 wp14">
+<w:ftr xmlns:wpc="http://schemas.microsoft.com/office/word/2010/wordprocessingCanvas" xmlns:mc="http://schemas.openxmlformats.org/markup-compatibility/2006" xmlns:o="urn:schemas-microsoft-com:office:office" xmlns:r="http://schemas.openxmlformats.org/officeDocument/2006/relationships" xmlns:m="http://schemas.openxmlformats.org/officeDocument/2006/math" xmlns:v="urn:schemas-microsoft-com:vml" xmlns:wp14="http://schemas.microsoft.com/office/word/2010/wordprocessingDrawing" xmlns:wp="http://schemas.openxmlformats.org/drawingml/2006/wordprocessingDrawing" xmlns:w10="urn:schemas-microsoft-com:office:word" xmlns:w="http://schemas.openxmlformats.org/wordprocessingml/2006/main" xmlns:w14="http://schemas.microsoft.com/office/word/2010/wordml" xmlns:w15="http://schemas.microsoft.com/office/word/2012/wordml" xmlns:wpg="http://schemas.microsoft.com/office/word/2010/wordprocessingGroup" xmlns:wpi="http://schemas.microsoft.com/office/word/2010/wordprocessingInk" xmlns:wne="http://schemas.microsoft.com/office/word/2006/wordml" xmlns:wps="http://schemas.microsoft.com/office/word/2010/wordprocessingShape" xmlns:wpsCustomData="http://www.wps.cn/officeDocument/2013/wpsCustomData" mc:Ignorable="w14 w15 wp14">
   <w:p>
     <w:pPr>
-      <w:pStyle w:val="Footer"/>
+      <w:pStyle w:val="14"/>
     </w:pPr>
   </w:p>
 </w:ftr>
 </file>
 
+<file path=word/footnotes.xml><?xml version="1.0" encoding="utf-8"?>
+<w:footnotes xmlns:wpc="http://schemas.microsoft.com/office/word/2010/wordprocessingCanvas" xmlns:mc="http://schemas.openxmlformats.org/markup-compatibility/2006" xmlns:o="urn:schemas-microsoft-com:office:office" xmlns:r="http://schemas.openxmlformats.org/officeDocument/2006/relationships" xmlns:m="http://schemas.openxmlformats.org/officeDocument/2006/math" xmlns:v="urn:schemas-microsoft-com:vml" xmlns:wp14="http://schemas.microsoft.com/office/word/2010/wordprocessingDrawing" xmlns:wp="http://schemas.openxmlformats.org/drawingml/2006/wordprocessingDrawing" xmlns:w="http://schemas.openxmlformats.org/wordprocessingml/2006/main" xmlns:w14="http://schemas.microsoft.com/office/word/2010/wordml" xmlns:w15="http://schemas.microsoft.com/office/word/2012/wordml" xmlns:w10="urn:schemas-microsoft-com:office:word" xmlns:wpg="http://schemas.microsoft.com/office/word/2010/wordprocessingGroup" xmlns:wpi="http://schemas.microsoft.com/office/word/2010/wordprocessingInk" xmlns:wne="http://schemas.microsoft.com/office/word/2006/wordml" xmlns:wps="http://schemas.microsoft.com/office/word/2010/wordprocessingShape" xmlns:wpsCustomData="http://www.wps.cn/officeDocument/2013/wpsCustomData" mc:Ignorable="w14 w15 wp14">
+  <w:footnote w:type="separator" w:id="0">
+    <w:p>
+      <w:pPr>
+        <w:spacing w:line="360" w:lineRule="auto"/>
+      </w:pPr>
+      <w:r>
+        <w:separator/>
+      </w:r>
+    </w:p>
+  </w:footnote>
+  <w:footnote w:type="continuationSeparator" w:id="1">
+    <w:p>
+      <w:pPr>
+        <w:spacing w:line="360" w:lineRule="auto"/>
+      </w:pPr>
+      <w:r>
+        <w:continuationSeparator/>
+      </w:r>
+    </w:p>
+  </w:footnote>
+</w:footnotes>
+</file>
+
 <file path=word/header1.xml><?xml version="1.0" encoding="utf-8"?>
-<w:hdr xmlns:wpc="http://schemas.microsoft.com/office/word/2010/wordprocessingCanvas" xmlns:mc="http://schemas.openxmlformats.org/markup-compatibility/2006" xmlns:o="urn:schemas-microsoft-com:office:office" xmlns:r="http://schemas.openxmlformats.org/officeDocument/2006/relationships" xmlns:m="http://schemas.openxmlformats.org/officeDocument/2006/math" xmlns:v="urn:schemas-microsoft-com:vml" xmlns:wp14="http://schemas.microsoft.com/office/word/2010/wordprocessingDrawing" xmlns:wp="http://schemas.openxmlformats.org/drawingml/2006/wordprocessingDrawing" xmlns:w10="urn:schemas-microsoft-com:office:word" xmlns:w="http://schemas.openxmlformats.org/wordprocessingml/2006/main" xmlns:w14="http://schemas.microsoft.com/office/word/2010/wordml" xmlns:w15="http://schemas.microsoft.com/office/word/2012/wordml" xmlns:wne="http://schemas.microsoft.com/office/word/2006/wordml" xmlns:wpg="http://schemas.microsoft.com/office/word/2010/wordprocessingGroup" xmlns:wpi="http://schemas.microsoft.com/office/word/2010/wordprocessingInk" xmlns:wps="http://schemas.microsoft.com/office/word/2010/wordprocessingShape" mc:Ignorable="w14 w15 wp14">
+<w:hdr xmlns:wpc="http://schemas.microsoft.com/office/word/2010/wordprocessingCanvas" xmlns:mc="http://schemas.openxmlformats.org/markup-compatibility/2006" xmlns:o="urn:schemas-microsoft-com:office:office" xmlns:r="http://schemas.openxmlformats.org/officeDocument/2006/relationships" xmlns:m="http://schemas.openxmlformats.org/officeDocument/2006/math" xmlns:v="urn:schemas-microsoft-com:vml" xmlns:wp14="http://schemas.microsoft.com/office/word/2010/wordprocessingDrawing" xmlns:wp="http://schemas.openxmlformats.org/drawingml/2006/wordprocessingDrawing" xmlns:w10="urn:schemas-microsoft-com:office:word" xmlns:w="http://schemas.openxmlformats.org/wordprocessingml/2006/main" xmlns:w14="http://schemas.microsoft.com/office/word/2010/wordml" xmlns:w15="http://schemas.microsoft.com/office/word/2012/wordml" xmlns:wpg="http://schemas.microsoft.com/office/word/2010/wordprocessingGroup" xmlns:wpi="http://schemas.microsoft.com/office/word/2010/wordprocessingInk" xmlns:wne="http://schemas.microsoft.com/office/word/2006/wordml" xmlns:wps="http://schemas.microsoft.com/office/word/2010/wordprocessingShape" xmlns:wpsCustomData="http://www.wps.cn/officeDocument/2013/wpsCustomData" mc:Ignorable="w14 w15 wp14">
   <w:p>
     <w:pPr>
-      <w:pStyle w:val="Header"/>
+      <w:pStyle w:val="15"/>
       <w:pBdr>
-        <w:bottom w:val="single" w:sz="4" w:space="1" w:color="auto"/>
+        <w:bottom w:val="single" w:color="auto" w:sz="4" w:space="1"/>
       </w:pBdr>
       <w:tabs>
         <w:tab w:val="left" w:pos="335"/>
@@ -6012,27 +6093,27 @@
       </w:tabs>
       <w:jc w:val="right"/>
       <w:rPr>
-        <w:rFonts w:eastAsiaTheme="minorEastAsia" w:hint="eastAsia"/>
+        <w:rFonts w:hint="eastAsia" w:eastAsiaTheme="minorEastAsia"/>
         <w:lang w:eastAsia="zh-CN"/>
       </w:rPr>
     </w:pPr>
     <w:r>
       <w:rPr>
-        <w:rFonts w:eastAsiaTheme="minorEastAsia" w:hint="eastAsia"/>
+        <w:rFonts w:hint="eastAsia" w:eastAsiaTheme="minorEastAsia"/>
         <w:lang w:val="en-US" w:eastAsia="zh-CN"/>
       </w:rPr>
       <w:tab/>
     </w:r>
     <w:r>
       <w:rPr>
-        <w:rFonts w:eastAsiaTheme="minorEastAsia" w:hint="eastAsia"/>
+        <w:rFonts w:hint="eastAsia" w:eastAsiaTheme="minorEastAsia"/>
         <w:lang w:val="en-US" w:eastAsia="zh-CN"/>
       </w:rPr>
       <w:tab/>
     </w:r>
     <w:r>
       <w:rPr>
-        <w:rFonts w:eastAsiaTheme="minorEastAsia" w:hint="eastAsia"/>
+        <w:rFonts w:hint="eastAsia" w:eastAsiaTheme="minorEastAsia"/>
         <w:lang w:val="en-US" w:eastAsia="zh-CN"/>
       </w:rPr>
       <w:t>江西通信产业服务有限公司</w:t>
@@ -6042,15 +6123,15 @@
 </file>
 
 <file path=word/numbering.xml><?xml version="1.0" encoding="utf-8"?>
-<w:numbering xmlns:wpc="http://schemas.microsoft.com/office/word/2010/wordprocessingCanvas" xmlns:mc="http://schemas.openxmlformats.org/markup-compatibility/2006" xmlns:o="urn:schemas-microsoft-com:office:office" xmlns:r="http://schemas.openxmlformats.org/officeDocument/2006/relationships" xmlns:m="http://schemas.openxmlformats.org/officeDocument/2006/math" xmlns:v="urn:schemas-microsoft-com:vml" xmlns:wp14="http://schemas.microsoft.com/office/word/2010/wordprocessingDrawing" xmlns:wp="http://schemas.openxmlformats.org/drawingml/2006/wordprocessingDrawing" xmlns:w10="urn:schemas-microsoft-com:office:word" xmlns:w="http://schemas.openxmlformats.org/wordprocessingml/2006/main" xmlns:w14="http://schemas.microsoft.com/office/word/2010/wordml" xmlns:w15="http://schemas.microsoft.com/office/word/2012/wordml" xmlns:wne="http://schemas.microsoft.com/office/word/2006/wordml" xmlns:wpg="http://schemas.microsoft.com/office/word/2010/wordprocessingGroup" xmlns:wpi="http://schemas.microsoft.com/office/word/2010/wordprocessingInk" xmlns:wps="http://schemas.microsoft.com/office/word/2010/wordprocessingShape" mc:Ignorable="w14 w15 wp14">
+<w:numbering xmlns:wpc="http://schemas.microsoft.com/office/word/2010/wordprocessingCanvas" xmlns:mc="http://schemas.openxmlformats.org/markup-compatibility/2006" xmlns:o="urn:schemas-microsoft-com:office:office" xmlns:r="http://schemas.openxmlformats.org/officeDocument/2006/relationships" xmlns:m="http://schemas.openxmlformats.org/officeDocument/2006/math" xmlns:v="urn:schemas-microsoft-com:vml" xmlns:wp14="http://schemas.microsoft.com/office/word/2010/wordprocessingDrawing" xmlns:wp="http://schemas.openxmlformats.org/drawingml/2006/wordprocessingDrawing" xmlns:w10="urn:schemas-microsoft-com:office:word" xmlns:w="http://schemas.openxmlformats.org/wordprocessingml/2006/main" xmlns:w14="http://schemas.microsoft.com/office/word/2010/wordml" xmlns:wpg="http://schemas.microsoft.com/office/word/2010/wordprocessingGroup" xmlns:wpi="http://schemas.microsoft.com/office/word/2010/wordprocessingInk" xmlns:wne="http://schemas.microsoft.com/office/word/2006/wordml" xmlns:wps="http://schemas.microsoft.com/office/word/2010/wordprocessingShape" xmlns:wpsCustomData="http://www.wps.cn/officeDocument/2013/wpsCustomData" mc:Ignorable="w14 wp14">
   <w:abstractNum w:abstractNumId="0">
     <w:nsid w:val="8E964DCE"/>
     <w:multiLevelType w:val="multilevel"/>
     <w:tmpl w:val="8E964DCE"/>
-    <w:lvl w:ilvl="0">
+    <w:lvl w:ilvl="0" w:tentative="0">
       <w:start w:val="1"/>
       <w:numFmt w:val="decimal"/>
-      <w:pStyle w:val="Heading1"/>
+      <w:pStyle w:val="2"/>
       <w:lvlText w:val="%1."/>
       <w:lvlJc w:val="left"/>
       <w:pPr>
@@ -6060,10 +6141,10 @@
         <w:rFonts w:hint="default"/>
       </w:rPr>
     </w:lvl>
-    <w:lvl w:ilvl="1">
+    <w:lvl w:ilvl="1" w:tentative="0">
       <w:start w:val="1"/>
       <w:numFmt w:val="decimal"/>
-      <w:pStyle w:val="Heading2"/>
+      <w:pStyle w:val="3"/>
       <w:lvlText w:val="%1.%2."/>
       <w:lvlJc w:val="left"/>
       <w:pPr>
@@ -6073,10 +6154,10 @@
         <w:rFonts w:hint="default"/>
       </w:rPr>
     </w:lvl>
-    <w:lvl w:ilvl="2">
+    <w:lvl w:ilvl="2" w:tentative="0">
       <w:start w:val="1"/>
       <w:numFmt w:val="decimal"/>
-      <w:pStyle w:val="Heading3"/>
+      <w:pStyle w:val="4"/>
       <w:lvlText w:val="%1.%2.%3."/>
       <w:lvlJc w:val="left"/>
       <w:pPr>
@@ -6086,10 +6167,10 @@
         <w:rFonts w:hint="default"/>
       </w:rPr>
     </w:lvl>
-    <w:lvl w:ilvl="3">
+    <w:lvl w:ilvl="3" w:tentative="0">
       <w:start w:val="1"/>
       <w:numFmt w:val="decimal"/>
-      <w:pStyle w:val="Heading4"/>
+      <w:pStyle w:val="5"/>
       <w:lvlText w:val="%1.%2.%3.%4."/>
       <w:lvlJc w:val="left"/>
       <w:pPr>
@@ -6099,10 +6180,10 @@
         <w:rFonts w:hint="default"/>
       </w:rPr>
     </w:lvl>
-    <w:lvl w:ilvl="4">
+    <w:lvl w:ilvl="4" w:tentative="0">
       <w:start w:val="1"/>
       <w:numFmt w:val="decimal"/>
-      <w:pStyle w:val="Heading5"/>
+      <w:pStyle w:val="6"/>
       <w:lvlText w:val="%1.%2.%3.%4.%5."/>
       <w:lvlJc w:val="left"/>
       <w:pPr>
@@ -6112,10 +6193,10 @@
         <w:rFonts w:hint="default"/>
       </w:rPr>
     </w:lvl>
-    <w:lvl w:ilvl="5">
+    <w:lvl w:ilvl="5" w:tentative="0">
       <w:start w:val="1"/>
       <w:numFmt w:val="decimal"/>
-      <w:pStyle w:val="Heading6"/>
+      <w:pStyle w:val="7"/>
       <w:lvlText w:val="%1.%2.%3.%4.%5.%6."/>
       <w:lvlJc w:val="left"/>
       <w:pPr>
@@ -6125,10 +6206,10 @@
         <w:rFonts w:hint="default"/>
       </w:rPr>
     </w:lvl>
-    <w:lvl w:ilvl="6">
+    <w:lvl w:ilvl="6" w:tentative="0">
       <w:start w:val="1"/>
       <w:numFmt w:val="decimal"/>
-      <w:pStyle w:val="Heading7"/>
+      <w:pStyle w:val="8"/>
       <w:lvlText w:val="%1.%2.%3.%4.%5.%6.%7."/>
       <w:lvlJc w:val="left"/>
       <w:pPr>
@@ -6138,10 +6219,10 @@
         <w:rFonts w:hint="default"/>
       </w:rPr>
     </w:lvl>
-    <w:lvl w:ilvl="7">
+    <w:lvl w:ilvl="7" w:tentative="0">
       <w:start w:val="1"/>
       <w:numFmt w:val="decimal"/>
-      <w:pStyle w:val="Heading8"/>
+      <w:pStyle w:val="9"/>
       <w:lvlText w:val="%1.%2.%3.%4.%5.%6.%7.%8."/>
       <w:lvlJc w:val="left"/>
       <w:pPr>
@@ -6151,10 +6232,10 @@
         <w:rFonts w:hint="default"/>
       </w:rPr>
     </w:lvl>
-    <w:lvl w:ilvl="8">
+    <w:lvl w:ilvl="8" w:tentative="0">
       <w:start w:val="1"/>
       <w:numFmt w:val="decimal"/>
-      <w:pStyle w:val="Heading9"/>
+      <w:pStyle w:val="10"/>
       <w:lvlText w:val="%1.%2.%3.%4.%5.%6.%7.%8.%9."/>
       <w:lvlJc w:val="left"/>
       <w:pPr>
@@ -6169,7 +6250,7 @@
     <w:nsid w:val="99DCAE17"/>
     <w:multiLevelType w:val="singleLevel"/>
     <w:tmpl w:val="99DCAE17"/>
-    <w:lvl w:ilvl="0">
+    <w:lvl w:ilvl="0" w:tentative="0">
       <w:start w:val="1"/>
       <w:numFmt w:val="decimal"/>
       <w:lvlText w:val="%1."/>
@@ -6186,7 +6267,7 @@
     <w:nsid w:val="B80CE53C"/>
     <w:multiLevelType w:val="singleLevel"/>
     <w:tmpl w:val="B80CE53C"/>
-    <w:lvl w:ilvl="0">
+    <w:lvl w:ilvl="0" w:tentative="0">
       <w:start w:val="1"/>
       <w:numFmt w:val="decimal"/>
       <w:lvlText w:val="%1."/>
@@ -6203,7 +6284,7 @@
     <w:nsid w:val="C41C6DB7"/>
     <w:multiLevelType w:val="singleLevel"/>
     <w:tmpl w:val="C41C6DB7"/>
-    <w:lvl w:ilvl="0">
+    <w:lvl w:ilvl="0" w:tentative="0">
       <w:start w:val="1"/>
       <w:numFmt w:val="decimal"/>
       <w:lvlText w:val="%1."/>
@@ -6220,7 +6301,7 @@
     <w:nsid w:val="261C73BA"/>
     <w:multiLevelType w:val="singleLevel"/>
     <w:tmpl w:val="261C73BA"/>
-    <w:lvl w:ilvl="0">
+    <w:lvl w:ilvl="0" w:tentative="0">
       <w:start w:val="1"/>
       <w:numFmt w:val="decimal"/>
       <w:lvlText w:val="%1."/>
@@ -6252,267 +6333,269 @@
 </file>
 
 <file path=word/styles.xml><?xml version="1.0" encoding="utf-8"?>
-<w:styles xmlns:mc="http://schemas.openxmlformats.org/markup-compatibility/2006" xmlns:r="http://schemas.openxmlformats.org/officeDocument/2006/relationships" xmlns:w="http://schemas.openxmlformats.org/wordprocessingml/2006/main" xmlns:w14="http://schemas.microsoft.com/office/word/2010/wordml" xmlns:w15="http://schemas.microsoft.com/office/word/2012/wordml" mc:Ignorable="w14 w15">
+<w:styles xmlns:mc="http://schemas.openxmlformats.org/markup-compatibility/2006" xmlns:o="urn:schemas-microsoft-com:office:office" xmlns:r="http://schemas.openxmlformats.org/officeDocument/2006/relationships" xmlns:m="http://schemas.openxmlformats.org/officeDocument/2006/math" xmlns:v="urn:schemas-microsoft-com:vml" xmlns:w="http://schemas.openxmlformats.org/wordprocessingml/2006/main" xmlns:w14="http://schemas.microsoft.com/office/word/2010/wordml" xmlns:w10="urn:schemas-microsoft-com:office:word" xmlns:sl="http://schemas.openxmlformats.org/schemaLibrary/2006/main" xmlns:wpsCustomData="http://www.wps.cn/officeDocument/2013/wpsCustomData" mc:Ignorable="w14">
   <w:docDefaults>
     <w:rPrDefault>
       <w:rPr>
-        <w:rFonts w:ascii="Times New Roman" w:eastAsia="宋体" w:hAnsi="Times New Roman" w:cs="Times New Roman"/>
+        <w:rFonts w:ascii="Times New Roman" w:hAnsi="Times New Roman" w:eastAsia="宋体" w:cs="Times New Roman"/>
       </w:rPr>
     </w:rPrDefault>
     <w:pPrDefault/>
   </w:docDefaults>
-  <w:latentStyles w:defLockedState="0" w:defUIPriority="99" w:defSemiHidden="1" w:defUnhideWhenUsed="1" w:defQFormat="0" w:count="260">
-    <w:lsdException w:name="Normal" w:semiHidden="0" w:uiPriority="0" w:unhideWhenUsed="0" w:qFormat="1"/>
-    <w:lsdException w:name="heading 1" w:semiHidden="0" w:uiPriority="0" w:unhideWhenUsed="0" w:qFormat="1"/>
-    <w:lsdException w:name="heading 2" w:semiHidden="0" w:uiPriority="0" w:qFormat="1"/>
-    <w:lsdException w:name="heading 3" w:uiPriority="0" w:qFormat="1"/>
-    <w:lsdException w:name="heading 4" w:semiHidden="0" w:uiPriority="0" w:qFormat="1"/>
-    <w:lsdException w:name="heading 5" w:uiPriority="0" w:qFormat="1"/>
-    <w:lsdException w:name="heading 6" w:uiPriority="0" w:qFormat="1"/>
-    <w:lsdException w:name="heading 7" w:uiPriority="0" w:qFormat="1"/>
-    <w:lsdException w:name="heading 8" w:uiPriority="0" w:qFormat="1"/>
-    <w:lsdException w:name="heading 9" w:uiPriority="0" w:qFormat="1"/>
-    <w:lsdException w:name="index 1" w:semiHidden="0" w:uiPriority="0" w:unhideWhenUsed="0"/>
-    <w:lsdException w:name="index 2" w:semiHidden="0" w:uiPriority="0" w:unhideWhenUsed="0"/>
-    <w:lsdException w:name="index 3" w:semiHidden="0" w:uiPriority="0" w:unhideWhenUsed="0"/>
-    <w:lsdException w:name="index 4" w:semiHidden="0" w:uiPriority="0" w:unhideWhenUsed="0"/>
-    <w:lsdException w:name="index 5" w:semiHidden="0" w:uiPriority="0" w:unhideWhenUsed="0"/>
-    <w:lsdException w:name="index 6" w:semiHidden="0" w:uiPriority="0" w:unhideWhenUsed="0"/>
-    <w:lsdException w:name="index 7" w:semiHidden="0" w:uiPriority="0" w:unhideWhenUsed="0"/>
-    <w:lsdException w:name="index 8" w:semiHidden="0" w:uiPriority="0" w:unhideWhenUsed="0"/>
-    <w:lsdException w:name="index 9" w:semiHidden="0" w:uiPriority="0" w:unhideWhenUsed="0"/>
-    <w:lsdException w:name="toc 1" w:semiHidden="0" w:uiPriority="0" w:unhideWhenUsed="0" w:qFormat="1"/>
-    <w:lsdException w:name="toc 2" w:semiHidden="0" w:uiPriority="0" w:unhideWhenUsed="0" w:qFormat="1"/>
-    <w:lsdException w:name="toc 3" w:semiHidden="0" w:uiPriority="0" w:unhideWhenUsed="0" w:qFormat="1"/>
-    <w:lsdException w:name="toc 4" w:semiHidden="0" w:uiPriority="0" w:unhideWhenUsed="0"/>
-    <w:lsdException w:name="toc 5" w:semiHidden="0" w:uiPriority="0" w:unhideWhenUsed="0"/>
-    <w:lsdException w:name="toc 6" w:semiHidden="0" w:uiPriority="0" w:unhideWhenUsed="0"/>
-    <w:lsdException w:name="toc 7" w:semiHidden="0" w:uiPriority="0" w:unhideWhenUsed="0"/>
-    <w:lsdException w:name="toc 8" w:semiHidden="0" w:uiPriority="0" w:unhideWhenUsed="0"/>
-    <w:lsdException w:name="toc 9" w:semiHidden="0" w:uiPriority="0" w:unhideWhenUsed="0"/>
-    <w:lsdException w:name="Normal Indent" w:semiHidden="0" w:uiPriority="0" w:unhideWhenUsed="0"/>
-    <w:lsdException w:name="footnote text" w:semiHidden="0" w:uiPriority="0" w:unhideWhenUsed="0"/>
-    <w:lsdException w:name="annotation text" w:semiHidden="0" w:uiPriority="0" w:unhideWhenUsed="0" w:qFormat="1"/>
-    <w:lsdException w:name="header" w:semiHidden="0" w:uiPriority="0" w:unhideWhenUsed="0" w:qFormat="1"/>
-    <w:lsdException w:name="footer" w:semiHidden="0" w:uiPriority="0" w:unhideWhenUsed="0" w:qFormat="1"/>
-    <w:lsdException w:name="index heading" w:semiHidden="0" w:uiPriority="0" w:unhideWhenUsed="0"/>
-    <w:lsdException w:name="caption" w:uiPriority="0" w:qFormat="1"/>
-    <w:lsdException w:name="table of figures" w:semiHidden="0" w:uiPriority="0" w:unhideWhenUsed="0"/>
-    <w:lsdException w:name="envelope address" w:semiHidden="0" w:uiPriority="0" w:unhideWhenUsed="0"/>
-    <w:lsdException w:name="envelope return" w:semiHidden="0" w:uiPriority="0" w:unhideWhenUsed="0"/>
-    <w:lsdException w:name="footnote reference" w:semiHidden="0" w:uiPriority="0" w:unhideWhenUsed="0"/>
-    <w:lsdException w:name="annotation reference" w:semiHidden="0" w:uiPriority="0" w:unhideWhenUsed="0"/>
-    <w:lsdException w:name="line number" w:semiHidden="0" w:uiPriority="0" w:unhideWhenUsed="0"/>
-    <w:lsdException w:name="page number" w:semiHidden="0" w:uiPriority="0" w:unhideWhenUsed="0"/>
-    <w:lsdException w:name="endnote reference" w:semiHidden="0" w:uiPriority="0" w:unhideWhenUsed="0"/>
-    <w:lsdException w:name="endnote text" w:semiHidden="0" w:uiPriority="0" w:unhideWhenUsed="0"/>
-    <w:lsdException w:name="table of authorities" w:semiHidden="0" w:uiPriority="0" w:unhideWhenUsed="0"/>
-    <w:lsdException w:name="macro" w:semiHidden="0" w:uiPriority="0" w:unhideWhenUsed="0"/>
-    <w:lsdException w:name="toa heading" w:semiHidden="0" w:uiPriority="0" w:unhideWhenUsed="0"/>
-    <w:lsdException w:name="List" w:semiHidden="0" w:uiPriority="0" w:unhideWhenUsed="0"/>
-    <w:lsdException w:name="List Bullet" w:semiHidden="0" w:uiPriority="0" w:unhideWhenUsed="0"/>
-    <w:lsdException w:name="List Number" w:semiHidden="0" w:uiPriority="0" w:unhideWhenUsed="0"/>
-    <w:lsdException w:name="List 2" w:semiHidden="0" w:uiPriority="0" w:unhideWhenUsed="0"/>
-    <w:lsdException w:name="List 3" w:semiHidden="0" w:uiPriority="0" w:unhideWhenUsed="0"/>
-    <w:lsdException w:name="List 4" w:semiHidden="0" w:uiPriority="0" w:unhideWhenUsed="0"/>
-    <w:lsdException w:name="List 5" w:semiHidden="0" w:uiPriority="0" w:unhideWhenUsed="0"/>
-    <w:lsdException w:name="List Bullet 2" w:semiHidden="0" w:uiPriority="0" w:unhideWhenUsed="0"/>
-    <w:lsdException w:name="List Bullet 3" w:semiHidden="0" w:uiPriority="0" w:unhideWhenUsed="0"/>
-    <w:lsdException w:name="List Bullet 4" w:semiHidden="0" w:uiPriority="0" w:unhideWhenUsed="0"/>
-    <w:lsdException w:name="List Bullet 5" w:semiHidden="0" w:uiPriority="0" w:unhideWhenUsed="0"/>
-    <w:lsdException w:name="List Number 2" w:semiHidden="0" w:uiPriority="0" w:unhideWhenUsed="0"/>
-    <w:lsdException w:name="List Number 3" w:semiHidden="0" w:uiPriority="0" w:unhideWhenUsed="0"/>
-    <w:lsdException w:name="List Number 4" w:semiHidden="0" w:uiPriority="0" w:unhideWhenUsed="0"/>
-    <w:lsdException w:name="List Number 5" w:semiHidden="0" w:uiPriority="0" w:unhideWhenUsed="0"/>
-    <w:lsdException w:name="Title" w:semiHidden="0" w:uiPriority="0" w:unhideWhenUsed="0" w:qFormat="1"/>
-    <w:lsdException w:name="Closing" w:semiHidden="0" w:uiPriority="0" w:unhideWhenUsed="0"/>
-    <w:lsdException w:name="Signature" w:semiHidden="0" w:uiPriority="0" w:unhideWhenUsed="0"/>
-    <w:lsdException w:name="Default Paragraph Font" w:uiPriority="0" w:unhideWhenUsed="0" w:qFormat="1"/>
-    <w:lsdException w:name="Body Text" w:uiPriority="0" w:unhideWhenUsed="0" w:qFormat="1"/>
-    <w:lsdException w:name="Body Text Indent" w:semiHidden="0" w:uiPriority="0" w:unhideWhenUsed="0"/>
-    <w:lsdException w:name="List Continue" w:semiHidden="0" w:uiPriority="0" w:unhideWhenUsed="0"/>
-    <w:lsdException w:name="List Continue 2" w:semiHidden="0" w:uiPriority="0" w:unhideWhenUsed="0"/>
-    <w:lsdException w:name="List Continue 3" w:semiHidden="0" w:uiPriority="0" w:unhideWhenUsed="0"/>
-    <w:lsdException w:name="List Continue 4" w:semiHidden="0" w:uiPriority="0" w:unhideWhenUsed="0"/>
-    <w:lsdException w:name="List Continue 5" w:semiHidden="0" w:uiPriority="0" w:unhideWhenUsed="0"/>
-    <w:lsdException w:name="Message Header" w:semiHidden="0" w:uiPriority="0" w:unhideWhenUsed="0"/>
-    <w:lsdException w:name="Subtitle" w:semiHidden="0" w:uiPriority="0" w:unhideWhenUsed="0" w:qFormat="1"/>
-    <w:lsdException w:name="Salutation" w:semiHidden="0" w:uiPriority="0" w:unhideWhenUsed="0"/>
-    <w:lsdException w:name="Date" w:semiHidden="0" w:uiPriority="0" w:unhideWhenUsed="0"/>
-    <w:lsdException w:name="Body Text First Indent" w:semiHidden="0" w:uiPriority="0" w:unhideWhenUsed="0"/>
-    <w:lsdException w:name="Body Text First Indent 2" w:semiHidden="0" w:uiPriority="0" w:unhideWhenUsed="0"/>
-    <w:lsdException w:name="Body Text 2" w:semiHidden="0" w:uiPriority="0" w:unhideWhenUsed="0"/>
-    <w:lsdException w:name="Body Text 3" w:semiHidden="0" w:uiPriority="0" w:unhideWhenUsed="0"/>
-    <w:lsdException w:name="Body Text Indent 2" w:semiHidden="0" w:uiPriority="0" w:unhideWhenUsed="0"/>
-    <w:lsdException w:name="Body Text Indent 3" w:semiHidden="0" w:uiPriority="0" w:unhideWhenUsed="0"/>
-    <w:lsdException w:name="Block Text" w:semiHidden="0" w:uiPriority="0" w:unhideWhenUsed="0"/>
-    <w:lsdException w:name="Hyperlink" w:semiHidden="0" w:uiPriority="0" w:unhideWhenUsed="0"/>
-    <w:lsdException w:name="FollowedHyperlink" w:semiHidden="0" w:uiPriority="0" w:unhideWhenUsed="0"/>
-    <w:lsdException w:name="Strong" w:semiHidden="0" w:uiPriority="0" w:unhideWhenUsed="0" w:qFormat="1"/>
-    <w:lsdException w:name="Emphasis" w:semiHidden="0" w:uiPriority="0" w:unhideWhenUsed="0" w:qFormat="1"/>
-    <w:lsdException w:name="Document Map" w:semiHidden="0" w:uiPriority="0" w:unhideWhenUsed="0"/>
-    <w:lsdException w:name="Plain Text" w:semiHidden="0" w:uiPriority="0" w:unhideWhenUsed="0"/>
-    <w:lsdException w:name="E-mail Signature" w:semiHidden="0" w:uiPriority="0" w:unhideWhenUsed="0"/>
-    <w:lsdException w:name="Normal (Web)" w:semiHidden="0" w:uiPriority="0" w:unhideWhenUsed="0" w:qFormat="1"/>
-    <w:lsdException w:name="HTML Acronym" w:semiHidden="0" w:uiPriority="0" w:unhideWhenUsed="0"/>
-    <w:lsdException w:name="HTML Address" w:semiHidden="0" w:uiPriority="0" w:unhideWhenUsed="0"/>
-    <w:lsdException w:name="HTML Cite" w:semiHidden="0" w:uiPriority="0" w:unhideWhenUsed="0"/>
-    <w:lsdException w:name="HTML Code" w:semiHidden="0" w:uiPriority="0" w:unhideWhenUsed="0"/>
-    <w:lsdException w:name="HTML Definition" w:semiHidden="0" w:uiPriority="0" w:unhideWhenUsed="0"/>
-    <w:lsdException w:name="HTML Keyboard" w:semiHidden="0" w:uiPriority="0" w:unhideWhenUsed="0"/>
-    <w:lsdException w:name="HTML Preformatted" w:semiHidden="0" w:uiPriority="0" w:unhideWhenUsed="0"/>
-    <w:lsdException w:name="HTML Sample" w:semiHidden="0" w:uiPriority="0" w:unhideWhenUsed="0"/>
-    <w:lsdException w:name="HTML Typewriter" w:semiHidden="0" w:uiPriority="0" w:unhideWhenUsed="0"/>
-    <w:lsdException w:name="HTML Variable" w:semiHidden="0" w:uiPriority="0" w:unhideWhenUsed="0"/>
-    <w:lsdException w:name="Normal Table" w:uiPriority="0" w:unhideWhenUsed="0" w:qFormat="1"/>
-    <w:lsdException w:name="annotation subject" w:semiHidden="0" w:uiPriority="0" w:unhideWhenUsed="0"/>
-    <w:lsdException w:name="Table Simple 1" w:semiHidden="0" w:uiPriority="0" w:unhideWhenUsed="0"/>
-    <w:lsdException w:name="Table Simple 2" w:semiHidden="0" w:uiPriority="0" w:unhideWhenUsed="0"/>
-    <w:lsdException w:name="Table Simple 3" w:semiHidden="0" w:uiPriority="0" w:unhideWhenUsed="0"/>
-    <w:lsdException w:name="Table Classic 1" w:semiHidden="0" w:uiPriority="0" w:unhideWhenUsed="0"/>
-    <w:lsdException w:name="Table Classic 2" w:semiHidden="0" w:uiPriority="0" w:unhideWhenUsed="0"/>
-    <w:lsdException w:name="Table Classic 3" w:semiHidden="0" w:uiPriority="0" w:unhideWhenUsed="0"/>
-    <w:lsdException w:name="Table Classic 4" w:semiHidden="0" w:uiPriority="0" w:unhideWhenUsed="0"/>
-    <w:lsdException w:name="Table Colorful 1" w:semiHidden="0" w:uiPriority="0" w:unhideWhenUsed="0"/>
-    <w:lsdException w:name="Table Colorful 2" w:semiHidden="0" w:uiPriority="0" w:unhideWhenUsed="0"/>
-    <w:lsdException w:name="Table Colorful 3" w:semiHidden="0" w:uiPriority="0" w:unhideWhenUsed="0"/>
-    <w:lsdException w:name="Table Columns 1" w:semiHidden="0" w:uiPriority="0" w:unhideWhenUsed="0"/>
-    <w:lsdException w:name="Table Columns 2" w:semiHidden="0" w:uiPriority="0" w:unhideWhenUsed="0"/>
-    <w:lsdException w:name="Table Columns 3" w:semiHidden="0" w:uiPriority="0" w:unhideWhenUsed="0"/>
-    <w:lsdException w:name="Table Columns 4" w:semiHidden="0" w:uiPriority="0" w:unhideWhenUsed="0"/>
-    <w:lsdException w:name="Table Columns 5" w:semiHidden="0" w:uiPriority="0" w:unhideWhenUsed="0"/>
-    <w:lsdException w:name="Table Grid 1" w:semiHidden="0" w:uiPriority="0" w:unhideWhenUsed="0"/>
-    <w:lsdException w:name="Table Grid 2" w:semiHidden="0" w:uiPriority="0" w:unhideWhenUsed="0"/>
-    <w:lsdException w:name="Table Grid 3" w:semiHidden="0" w:uiPriority="0" w:unhideWhenUsed="0"/>
-    <w:lsdException w:name="Table Grid 4" w:semiHidden="0" w:uiPriority="0" w:unhideWhenUsed="0"/>
-    <w:lsdException w:name="Table Grid 5" w:semiHidden="0" w:uiPriority="0" w:unhideWhenUsed="0"/>
-    <w:lsdException w:name="Table Grid 6" w:semiHidden="0" w:uiPriority="0" w:unhideWhenUsed="0"/>
-    <w:lsdException w:name="Table Grid 7" w:semiHidden="0" w:uiPriority="0" w:unhideWhenUsed="0"/>
-    <w:lsdException w:name="Table Grid 8" w:semiHidden="0" w:uiPriority="0" w:unhideWhenUsed="0"/>
-    <w:lsdException w:name="Table List 1" w:semiHidden="0" w:uiPriority="0" w:unhideWhenUsed="0"/>
-    <w:lsdException w:name="Table List 2" w:semiHidden="0" w:uiPriority="0" w:unhideWhenUsed="0"/>
-    <w:lsdException w:name="Table List 3" w:semiHidden="0" w:uiPriority="0" w:unhideWhenUsed="0"/>
-    <w:lsdException w:name="Table List 4" w:semiHidden="0" w:uiPriority="0" w:unhideWhenUsed="0"/>
-    <w:lsdException w:name="Table List 5" w:semiHidden="0" w:uiPriority="0" w:unhideWhenUsed="0"/>
-    <w:lsdException w:name="Table List 6" w:semiHidden="0" w:uiPriority="0" w:unhideWhenUsed="0"/>
-    <w:lsdException w:name="Table List 7" w:semiHidden="0" w:uiPriority="0" w:unhideWhenUsed="0"/>
-    <w:lsdException w:name="Table List 8" w:semiHidden="0" w:uiPriority="0" w:unhideWhenUsed="0"/>
-    <w:lsdException w:name="Table 3D effects 1" w:semiHidden="0" w:uiPriority="0" w:unhideWhenUsed="0"/>
-    <w:lsdException w:name="Table 3D effects 2" w:semiHidden="0" w:uiPriority="0" w:unhideWhenUsed="0"/>
-    <w:lsdException w:name="Table 3D effects 3" w:semiHidden="0" w:uiPriority="0" w:unhideWhenUsed="0"/>
-    <w:lsdException w:name="Table Contemporary" w:semiHidden="0" w:uiPriority="0" w:unhideWhenUsed="0"/>
-    <w:lsdException w:name="Table Elegant" w:semiHidden="0" w:uiPriority="0" w:unhideWhenUsed="0"/>
-    <w:lsdException w:name="Table Professional" w:semiHidden="0" w:uiPriority="0" w:unhideWhenUsed="0"/>
-    <w:lsdException w:name="Table Subtle 1" w:semiHidden="0" w:uiPriority="0" w:unhideWhenUsed="0"/>
-    <w:lsdException w:name="Table Subtle 2" w:semiHidden="0" w:uiPriority="0" w:unhideWhenUsed="0"/>
-    <w:lsdException w:name="Table Web 1" w:semiHidden="0" w:uiPriority="0" w:unhideWhenUsed="0"/>
-    <w:lsdException w:name="Table Web 2" w:semiHidden="0" w:uiPriority="0" w:unhideWhenUsed="0"/>
-    <w:lsdException w:name="Table Web 3" w:semiHidden="0" w:uiPriority="0" w:unhideWhenUsed="0"/>
-    <w:lsdException w:name="Balloon Text" w:semiHidden="0" w:uiPriority="0" w:unhideWhenUsed="0"/>
-    <w:lsdException w:name="Table Grid" w:semiHidden="0" w:uiPriority="0" w:unhideWhenUsed="0" w:qFormat="1"/>
-    <w:lsdException w:name="Table Theme" w:semiHidden="0" w:uiPriority="0" w:unhideWhenUsed="0"/>
-    <w:lsdException w:name="Light Shading" w:semiHidden="0" w:uiPriority="60" w:unhideWhenUsed="0"/>
-    <w:lsdException w:name="Light List" w:semiHidden="0" w:uiPriority="61" w:unhideWhenUsed="0"/>
-    <w:lsdException w:name="Light Grid" w:semiHidden="0" w:uiPriority="62" w:unhideWhenUsed="0"/>
-    <w:lsdException w:name="Medium Shading 1" w:semiHidden="0" w:uiPriority="63" w:unhideWhenUsed="0"/>
-    <w:lsdException w:name="Medium Shading 2" w:semiHidden="0" w:uiPriority="64" w:unhideWhenUsed="0"/>
-    <w:lsdException w:name="Medium List 1" w:semiHidden="0" w:uiPriority="65" w:unhideWhenUsed="0"/>
-    <w:lsdException w:name="Medium List 2" w:semiHidden="0" w:uiPriority="66" w:unhideWhenUsed="0"/>
-    <w:lsdException w:name="Medium Grid 1" w:semiHidden="0" w:uiPriority="67" w:unhideWhenUsed="0"/>
-    <w:lsdException w:name="Medium Grid 2" w:semiHidden="0" w:uiPriority="68" w:unhideWhenUsed="0"/>
-    <w:lsdException w:name="Medium Grid 3" w:semiHidden="0" w:uiPriority="69" w:unhideWhenUsed="0"/>
-    <w:lsdException w:name="Dark List" w:semiHidden="0" w:uiPriority="70" w:unhideWhenUsed="0"/>
-    <w:lsdException w:name="Colorful Shading" w:semiHidden="0" w:uiPriority="71" w:unhideWhenUsed="0"/>
-    <w:lsdException w:name="Colorful List" w:semiHidden="0" w:uiPriority="72" w:unhideWhenUsed="0"/>
-    <w:lsdException w:name="Colorful Grid" w:semiHidden="0" w:uiPriority="73" w:unhideWhenUsed="0"/>
-    <w:lsdException w:name="Light Shading Accent 1" w:semiHidden="0" w:uiPriority="60" w:unhideWhenUsed="0"/>
-    <w:lsdException w:name="Light List Accent 1" w:semiHidden="0" w:uiPriority="61" w:unhideWhenUsed="0"/>
-    <w:lsdException w:name="Light Grid Accent 1" w:semiHidden="0" w:uiPriority="62" w:unhideWhenUsed="0"/>
-    <w:lsdException w:name="Medium Shading 1 Accent 1" w:semiHidden="0" w:uiPriority="63" w:unhideWhenUsed="0"/>
-    <w:lsdException w:name="Medium Shading 2 Accent 1" w:semiHidden="0" w:uiPriority="64" w:unhideWhenUsed="0"/>
-    <w:lsdException w:name="Medium List 1 Accent 1" w:semiHidden="0" w:uiPriority="65" w:unhideWhenUsed="0"/>
-    <w:lsdException w:name="Medium List 2 Accent 1" w:semiHidden="0" w:uiPriority="66" w:unhideWhenUsed="0"/>
-    <w:lsdException w:name="Medium Grid 1 Accent 1" w:semiHidden="0" w:uiPriority="67" w:unhideWhenUsed="0"/>
-    <w:lsdException w:name="Medium Grid 2 Accent 1" w:semiHidden="0" w:uiPriority="68" w:unhideWhenUsed="0"/>
-    <w:lsdException w:name="Medium Grid 3 Accent 1" w:semiHidden="0" w:uiPriority="69" w:unhideWhenUsed="0"/>
-    <w:lsdException w:name="Dark List Accent 1" w:semiHidden="0" w:uiPriority="70" w:unhideWhenUsed="0"/>
-    <w:lsdException w:name="Colorful Shading Accent 1" w:semiHidden="0" w:uiPriority="71" w:unhideWhenUsed="0"/>
-    <w:lsdException w:name="Colorful List Accent 1" w:semiHidden="0" w:uiPriority="72" w:unhideWhenUsed="0"/>
-    <w:lsdException w:name="Colorful Grid Accent 1" w:semiHidden="0" w:uiPriority="73" w:unhideWhenUsed="0"/>
-    <w:lsdException w:name="Light Shading Accent 2" w:semiHidden="0" w:uiPriority="60" w:unhideWhenUsed="0"/>
-    <w:lsdException w:name="Light List Accent 2" w:semiHidden="0" w:uiPriority="61" w:unhideWhenUsed="0"/>
-    <w:lsdException w:name="Light Grid Accent 2" w:semiHidden="0" w:uiPriority="62" w:unhideWhenUsed="0"/>
-    <w:lsdException w:name="Medium Shading 1 Accent 2" w:semiHidden="0" w:uiPriority="63" w:unhideWhenUsed="0"/>
-    <w:lsdException w:name="Medium Shading 2 Accent 2" w:semiHidden="0" w:uiPriority="64" w:unhideWhenUsed="0"/>
-    <w:lsdException w:name="Medium List 1 Accent 2" w:semiHidden="0" w:uiPriority="65" w:unhideWhenUsed="0"/>
-    <w:lsdException w:name="Medium List 2 Accent 2" w:semiHidden="0" w:uiPriority="66" w:unhideWhenUsed="0"/>
-    <w:lsdException w:name="Medium Grid 1 Accent 2" w:semiHidden="0" w:uiPriority="67" w:unhideWhenUsed="0"/>
-    <w:lsdException w:name="Medium Grid 2 Accent 2" w:semiHidden="0" w:uiPriority="68" w:unhideWhenUsed="0"/>
-    <w:lsdException w:name="Medium Grid 3 Accent 2" w:semiHidden="0" w:uiPriority="69" w:unhideWhenUsed="0"/>
-    <w:lsdException w:name="Dark List Accent 2" w:semiHidden="0" w:uiPriority="70" w:unhideWhenUsed="0"/>
-    <w:lsdException w:name="Colorful Shading Accent 2" w:semiHidden="0" w:uiPriority="71" w:unhideWhenUsed="0"/>
-    <w:lsdException w:name="Colorful List Accent 2" w:semiHidden="0" w:uiPriority="72" w:unhideWhenUsed="0"/>
-    <w:lsdException w:name="Colorful Grid Accent 2" w:semiHidden="0" w:uiPriority="73" w:unhideWhenUsed="0"/>
-    <w:lsdException w:name="Light Shading Accent 3" w:semiHidden="0" w:uiPriority="60" w:unhideWhenUsed="0"/>
-    <w:lsdException w:name="Light List Accent 3" w:semiHidden="0" w:uiPriority="61" w:unhideWhenUsed="0"/>
-    <w:lsdException w:name="Light Grid Accent 3" w:semiHidden="0" w:uiPriority="62" w:unhideWhenUsed="0"/>
-    <w:lsdException w:name="Medium Shading 1 Accent 3" w:semiHidden="0" w:uiPriority="63" w:unhideWhenUsed="0"/>
-    <w:lsdException w:name="Medium Shading 2 Accent 3" w:semiHidden="0" w:uiPriority="64" w:unhideWhenUsed="0"/>
-    <w:lsdException w:name="Medium List 1 Accent 3" w:semiHidden="0" w:uiPriority="65" w:unhideWhenUsed="0"/>
-    <w:lsdException w:name="Medium List 2 Accent 3" w:semiHidden="0" w:uiPriority="66" w:unhideWhenUsed="0"/>
-    <w:lsdException w:name="Medium Grid 1 Accent 3" w:semiHidden="0" w:uiPriority="67" w:unhideWhenUsed="0"/>
-    <w:lsdException w:name="Medium Grid 2 Accent 3" w:semiHidden="0" w:uiPriority="68" w:unhideWhenUsed="0"/>
-    <w:lsdException w:name="Medium Grid 3 Accent 3" w:semiHidden="0" w:uiPriority="69" w:unhideWhenUsed="0"/>
-    <w:lsdException w:name="Dark List Accent 3" w:semiHidden="0" w:uiPriority="70" w:unhideWhenUsed="0"/>
-    <w:lsdException w:name="Colorful Shading Accent 3" w:semiHidden="0" w:uiPriority="71" w:unhideWhenUsed="0"/>
-    <w:lsdException w:name="Colorful List Accent 3" w:semiHidden="0" w:uiPriority="72" w:unhideWhenUsed="0"/>
-    <w:lsdException w:name="Colorful Grid Accent 3" w:semiHidden="0" w:uiPriority="73" w:unhideWhenUsed="0"/>
-    <w:lsdException w:name="Light Shading Accent 4" w:semiHidden="0" w:uiPriority="60" w:unhideWhenUsed="0"/>
-    <w:lsdException w:name="Light List Accent 4" w:semiHidden="0" w:uiPriority="61" w:unhideWhenUsed="0"/>
-    <w:lsdException w:name="Light Grid Accent 4" w:semiHidden="0" w:uiPriority="62" w:unhideWhenUsed="0"/>
-    <w:lsdException w:name="Medium Shading 1 Accent 4" w:semiHidden="0" w:uiPriority="63" w:unhideWhenUsed="0"/>
-    <w:lsdException w:name="Medium Shading 2 Accent 4" w:semiHidden="0" w:uiPriority="64" w:unhideWhenUsed="0"/>
-    <w:lsdException w:name="Medium List 1 Accent 4" w:semiHidden="0" w:uiPriority="65" w:unhideWhenUsed="0"/>
-    <w:lsdException w:name="Medium List 2 Accent 4" w:semiHidden="0" w:uiPriority="66" w:unhideWhenUsed="0"/>
-    <w:lsdException w:name="Medium Grid 1 Accent 4" w:semiHidden="0" w:uiPriority="67" w:unhideWhenUsed="0"/>
-    <w:lsdException w:name="Medium Grid 2 Accent 4" w:semiHidden="0" w:uiPriority="68" w:unhideWhenUsed="0"/>
-    <w:lsdException w:name="Medium Grid 3 Accent 4" w:semiHidden="0" w:uiPriority="69" w:unhideWhenUsed="0"/>
-    <w:lsdException w:name="Dark List Accent 4" w:semiHidden="0" w:uiPriority="70" w:unhideWhenUsed="0"/>
-    <w:lsdException w:name="Colorful Shading Accent 4" w:semiHidden="0" w:uiPriority="71" w:unhideWhenUsed="0"/>
-    <w:lsdException w:name="Colorful List Accent 4" w:semiHidden="0" w:uiPriority="72" w:unhideWhenUsed="0"/>
-    <w:lsdException w:name="Colorful Grid Accent 4" w:semiHidden="0" w:uiPriority="73" w:unhideWhenUsed="0"/>
-    <w:lsdException w:name="Light Shading Accent 5" w:semiHidden="0" w:uiPriority="60" w:unhideWhenUsed="0"/>
-    <w:lsdException w:name="Light List Accent 5" w:semiHidden="0" w:uiPriority="61" w:unhideWhenUsed="0"/>
-    <w:lsdException w:name="Light Grid Accent 5" w:semiHidden="0" w:uiPriority="62" w:unhideWhenUsed="0"/>
-    <w:lsdException w:name="Medium Shading 1 Accent 5" w:semiHidden="0" w:uiPriority="63" w:unhideWhenUsed="0"/>
-    <w:lsdException w:name="Medium Shading 2 Accent 5" w:semiHidden="0" w:uiPriority="64" w:unhideWhenUsed="0"/>
-    <w:lsdException w:name="Medium List 1 Accent 5" w:semiHidden="0" w:uiPriority="65" w:unhideWhenUsed="0"/>
-    <w:lsdException w:name="Medium List 2 Accent 5" w:semiHidden="0" w:uiPriority="66" w:unhideWhenUsed="0"/>
-    <w:lsdException w:name="Medium Grid 1 Accent 5" w:semiHidden="0" w:uiPriority="67" w:unhideWhenUsed="0"/>
-    <w:lsdException w:name="Medium Grid 2 Accent 5" w:semiHidden="0" w:uiPriority="68" w:unhideWhenUsed="0"/>
-    <w:lsdException w:name="Medium Grid 3 Accent 5" w:semiHidden="0" w:uiPriority="69" w:unhideWhenUsed="0"/>
-    <w:lsdException w:name="Dark List Accent 5" w:semiHidden="0" w:uiPriority="70" w:unhideWhenUsed="0"/>
-    <w:lsdException w:name="Colorful Shading Accent 5" w:semiHidden="0" w:uiPriority="71" w:unhideWhenUsed="0"/>
-    <w:lsdException w:name="Colorful List Accent 5" w:semiHidden="0" w:uiPriority="72" w:unhideWhenUsed="0"/>
-    <w:lsdException w:name="Colorful Grid Accent 5" w:semiHidden="0" w:uiPriority="73" w:unhideWhenUsed="0"/>
-    <w:lsdException w:name="Light Shading Accent 6" w:semiHidden="0" w:uiPriority="60" w:unhideWhenUsed="0"/>
-    <w:lsdException w:name="Light List Accent 6" w:semiHidden="0" w:uiPriority="61" w:unhideWhenUsed="0"/>
-    <w:lsdException w:name="Light Grid Accent 6" w:semiHidden="0" w:uiPriority="62" w:unhideWhenUsed="0"/>
-    <w:lsdException w:name="Medium Shading 1 Accent 6" w:semiHidden="0" w:uiPriority="63" w:unhideWhenUsed="0"/>
-    <w:lsdException w:name="Medium Shading 2 Accent 6" w:semiHidden="0" w:uiPriority="64" w:unhideWhenUsed="0"/>
-    <w:lsdException w:name="Medium List 1 Accent 6" w:semiHidden="0" w:uiPriority="65" w:unhideWhenUsed="0"/>
-    <w:lsdException w:name="Medium List 2 Accent 6" w:semiHidden="0" w:uiPriority="66" w:unhideWhenUsed="0"/>
-    <w:lsdException w:name="Medium Grid 1 Accent 6" w:semiHidden="0" w:uiPriority="67" w:unhideWhenUsed="0"/>
-    <w:lsdException w:name="Medium Grid 2 Accent 6" w:semiHidden="0" w:uiPriority="68" w:unhideWhenUsed="0"/>
-    <w:lsdException w:name="Medium Grid 3 Accent 6" w:semiHidden="0" w:uiPriority="69" w:unhideWhenUsed="0"/>
-    <w:lsdException w:name="Dark List Accent 6" w:semiHidden="0" w:uiPriority="70" w:unhideWhenUsed="0"/>
-    <w:lsdException w:name="Colorful Shading Accent 6" w:semiHidden="0" w:uiPriority="71" w:unhideWhenUsed="0"/>
-    <w:lsdException w:name="Colorful List Accent 6" w:semiHidden="0" w:uiPriority="72" w:unhideWhenUsed="0"/>
-    <w:lsdException w:name="Colorful Grid Accent 6" w:semiHidden="0" w:uiPriority="73" w:unhideWhenUsed="0"/>
+  <w:latentStyles w:count="260" w:defQFormat="0" w:defUnhideWhenUsed="1" w:defSemiHidden="1" w:defUIPriority="99" w:defLockedState="0">
+    <w:lsdException w:qFormat="1" w:unhideWhenUsed="0" w:uiPriority="0" w:semiHidden="0" w:name="Normal"/>
+    <w:lsdException w:qFormat="1" w:unhideWhenUsed="0" w:uiPriority="0" w:semiHidden="0" w:name="heading 1"/>
+    <w:lsdException w:qFormat="1" w:uiPriority="0" w:semiHidden="0" w:name="heading 2"/>
+    <w:lsdException w:qFormat="1" w:uiPriority="0" w:name="heading 3"/>
+    <w:lsdException w:qFormat="1" w:uiPriority="0" w:semiHidden="0" w:name="heading 4"/>
+    <w:lsdException w:qFormat="1" w:uiPriority="0" w:name="heading 5"/>
+    <w:lsdException w:qFormat="1" w:uiPriority="0" w:name="heading 6"/>
+    <w:lsdException w:qFormat="1" w:uiPriority="0" w:name="heading 7"/>
+    <w:lsdException w:qFormat="1" w:uiPriority="0" w:name="heading 8"/>
+    <w:lsdException w:qFormat="1" w:uiPriority="0" w:name="heading 9"/>
+    <w:lsdException w:unhideWhenUsed="0" w:uiPriority="0" w:semiHidden="0" w:name="index 1"/>
+    <w:lsdException w:unhideWhenUsed="0" w:uiPriority="0" w:semiHidden="0" w:name="index 2"/>
+    <w:lsdException w:unhideWhenUsed="0" w:uiPriority="0" w:semiHidden="0" w:name="index 3"/>
+    <w:lsdException w:unhideWhenUsed="0" w:uiPriority="0" w:semiHidden="0" w:name="index 4"/>
+    <w:lsdException w:unhideWhenUsed="0" w:uiPriority="0" w:semiHidden="0" w:name="index 5"/>
+    <w:lsdException w:unhideWhenUsed="0" w:uiPriority="0" w:semiHidden="0" w:name="index 6"/>
+    <w:lsdException w:unhideWhenUsed="0" w:uiPriority="0" w:semiHidden="0" w:name="index 7"/>
+    <w:lsdException w:unhideWhenUsed="0" w:uiPriority="0" w:semiHidden="0" w:name="index 8"/>
+    <w:lsdException w:unhideWhenUsed="0" w:uiPriority="0" w:semiHidden="0" w:name="index 9"/>
+    <w:lsdException w:qFormat="1" w:unhideWhenUsed="0" w:uiPriority="0" w:semiHidden="0" w:name="toc 1"/>
+    <w:lsdException w:qFormat="1" w:unhideWhenUsed="0" w:uiPriority="0" w:semiHidden="0" w:name="toc 2"/>
+    <w:lsdException w:qFormat="1" w:unhideWhenUsed="0" w:uiPriority="0" w:semiHidden="0" w:name="toc 3"/>
+    <w:lsdException w:unhideWhenUsed="0" w:uiPriority="0" w:semiHidden="0" w:name="toc 4"/>
+    <w:lsdException w:unhideWhenUsed="0" w:uiPriority="0" w:semiHidden="0" w:name="toc 5"/>
+    <w:lsdException w:unhideWhenUsed="0" w:uiPriority="0" w:semiHidden="0" w:name="toc 6"/>
+    <w:lsdException w:unhideWhenUsed="0" w:uiPriority="0" w:semiHidden="0" w:name="toc 7"/>
+    <w:lsdException w:unhideWhenUsed="0" w:uiPriority="0" w:semiHidden="0" w:name="toc 8"/>
+    <w:lsdException w:unhideWhenUsed="0" w:uiPriority="0" w:semiHidden="0" w:name="toc 9"/>
+    <w:lsdException w:unhideWhenUsed="0" w:uiPriority="0" w:semiHidden="0" w:name="Normal Indent"/>
+    <w:lsdException w:unhideWhenUsed="0" w:uiPriority="0" w:semiHidden="0" w:name="footnote text"/>
+    <w:lsdException w:qFormat="1" w:unhideWhenUsed="0" w:uiPriority="0" w:semiHidden="0" w:name="annotation text"/>
+    <w:lsdException w:qFormat="1" w:unhideWhenUsed="0" w:uiPriority="0" w:semiHidden="0" w:name="header"/>
+    <w:lsdException w:qFormat="1" w:unhideWhenUsed="0" w:uiPriority="0" w:semiHidden="0" w:name="footer"/>
+    <w:lsdException w:unhideWhenUsed="0" w:uiPriority="0" w:semiHidden="0" w:name="index heading"/>
+    <w:lsdException w:qFormat="1" w:uiPriority="0" w:name="caption"/>
+    <w:lsdException w:unhideWhenUsed="0" w:uiPriority="0" w:semiHidden="0" w:name="table of figures"/>
+    <w:lsdException w:unhideWhenUsed="0" w:uiPriority="0" w:semiHidden="0" w:name="envelope address"/>
+    <w:lsdException w:unhideWhenUsed="0" w:uiPriority="0" w:semiHidden="0" w:name="envelope return"/>
+    <w:lsdException w:unhideWhenUsed="0" w:uiPriority="0" w:semiHidden="0" w:name="footnote reference"/>
+    <w:lsdException w:unhideWhenUsed="0" w:uiPriority="0" w:semiHidden="0" w:name="annotation reference"/>
+    <w:lsdException w:unhideWhenUsed="0" w:uiPriority="0" w:semiHidden="0" w:name="line number"/>
+    <w:lsdException w:unhideWhenUsed="0" w:uiPriority="0" w:semiHidden="0" w:name="page number"/>
+    <w:lsdException w:unhideWhenUsed="0" w:uiPriority="0" w:semiHidden="0" w:name="endnote reference"/>
+    <w:lsdException w:unhideWhenUsed="0" w:uiPriority="0" w:semiHidden="0" w:name="endnote text"/>
+    <w:lsdException w:unhideWhenUsed="0" w:uiPriority="0" w:semiHidden="0" w:name="table of authorities"/>
+    <w:lsdException w:unhideWhenUsed="0" w:uiPriority="0" w:semiHidden="0" w:name="macro"/>
+    <w:lsdException w:unhideWhenUsed="0" w:uiPriority="0" w:semiHidden="0" w:name="toa heading"/>
+    <w:lsdException w:unhideWhenUsed="0" w:uiPriority="0" w:semiHidden="0" w:name="List"/>
+    <w:lsdException w:unhideWhenUsed="0" w:uiPriority="0" w:semiHidden="0" w:name="List Bullet"/>
+    <w:lsdException w:unhideWhenUsed="0" w:uiPriority="0" w:semiHidden="0" w:name="List Number"/>
+    <w:lsdException w:unhideWhenUsed="0" w:uiPriority="0" w:semiHidden="0" w:name="List 2"/>
+    <w:lsdException w:unhideWhenUsed="0" w:uiPriority="0" w:semiHidden="0" w:name="List 3"/>
+    <w:lsdException w:unhideWhenUsed="0" w:uiPriority="0" w:semiHidden="0" w:name="List 4"/>
+    <w:lsdException w:unhideWhenUsed="0" w:uiPriority="0" w:semiHidden="0" w:name="List 5"/>
+    <w:lsdException w:unhideWhenUsed="0" w:uiPriority="0" w:semiHidden="0" w:name="List Bullet 2"/>
+    <w:lsdException w:unhideWhenUsed="0" w:uiPriority="0" w:semiHidden="0" w:name="List Bullet 3"/>
+    <w:lsdException w:unhideWhenUsed="0" w:uiPriority="0" w:semiHidden="0" w:name="List Bullet 4"/>
+    <w:lsdException w:unhideWhenUsed="0" w:uiPriority="0" w:semiHidden="0" w:name="List Bullet 5"/>
+    <w:lsdException w:unhideWhenUsed="0" w:uiPriority="0" w:semiHidden="0" w:name="List Number 2"/>
+    <w:lsdException w:unhideWhenUsed="0" w:uiPriority="0" w:semiHidden="0" w:name="List Number 3"/>
+    <w:lsdException w:unhideWhenUsed="0" w:uiPriority="0" w:semiHidden="0" w:name="List Number 4"/>
+    <w:lsdException w:unhideWhenUsed="0" w:uiPriority="0" w:semiHidden="0" w:name="List Number 5"/>
+    <w:lsdException w:qFormat="1" w:unhideWhenUsed="0" w:uiPriority="0" w:semiHidden="0" w:name="Title"/>
+    <w:lsdException w:unhideWhenUsed="0" w:uiPriority="0" w:semiHidden="0" w:name="Closing"/>
+    <w:lsdException w:unhideWhenUsed="0" w:uiPriority="0" w:semiHidden="0" w:name="Signature"/>
+    <w:lsdException w:qFormat="1" w:unhideWhenUsed="0" w:uiPriority="0" w:name="Default Paragraph Font"/>
+    <w:lsdException w:qFormat="1" w:unhideWhenUsed="0" w:uiPriority="0" w:name="Body Text"/>
+    <w:lsdException w:unhideWhenUsed="0" w:uiPriority="0" w:semiHidden="0" w:name="Body Text Indent"/>
+    <w:lsdException w:unhideWhenUsed="0" w:uiPriority="0" w:semiHidden="0" w:name="List Continue"/>
+    <w:lsdException w:unhideWhenUsed="0" w:uiPriority="0" w:semiHidden="0" w:name="List Continue 2"/>
+    <w:lsdException w:unhideWhenUsed="0" w:uiPriority="0" w:semiHidden="0" w:name="List Continue 3"/>
+    <w:lsdException w:unhideWhenUsed="0" w:uiPriority="0" w:semiHidden="0" w:name="List Continue 4"/>
+    <w:lsdException w:unhideWhenUsed="0" w:uiPriority="0" w:semiHidden="0" w:name="List Continue 5"/>
+    <w:lsdException w:unhideWhenUsed="0" w:uiPriority="0" w:semiHidden="0" w:name="Message Header"/>
+    <w:lsdException w:qFormat="1" w:unhideWhenUsed="0" w:uiPriority="0" w:semiHidden="0" w:name="Subtitle"/>
+    <w:lsdException w:unhideWhenUsed="0" w:uiPriority="0" w:semiHidden="0" w:name="Salutation"/>
+    <w:lsdException w:unhideWhenUsed="0" w:uiPriority="0" w:semiHidden="0" w:name="Date"/>
+    <w:lsdException w:unhideWhenUsed="0" w:uiPriority="0" w:semiHidden="0" w:name="Body Text First Indent"/>
+    <w:lsdException w:unhideWhenUsed="0" w:uiPriority="0" w:semiHidden="0" w:name="Body Text First Indent 2"/>
+    <w:lsdException w:uiPriority="99" w:name="Note Heading"/>
+    <w:lsdException w:unhideWhenUsed="0" w:uiPriority="0" w:semiHidden="0" w:name="Body Text 2"/>
+    <w:lsdException w:unhideWhenUsed="0" w:uiPriority="0" w:semiHidden="0" w:name="Body Text 3"/>
+    <w:lsdException w:unhideWhenUsed="0" w:uiPriority="0" w:semiHidden="0" w:name="Body Text Indent 2"/>
+    <w:lsdException w:unhideWhenUsed="0" w:uiPriority="0" w:semiHidden="0" w:name="Body Text Indent 3"/>
+    <w:lsdException w:unhideWhenUsed="0" w:uiPriority="0" w:semiHidden="0" w:name="Block Text"/>
+    <w:lsdException w:unhideWhenUsed="0" w:uiPriority="0" w:semiHidden="0" w:name="Hyperlink"/>
+    <w:lsdException w:unhideWhenUsed="0" w:uiPriority="0" w:semiHidden="0" w:name="FollowedHyperlink"/>
+    <w:lsdException w:qFormat="1" w:unhideWhenUsed="0" w:uiPriority="0" w:semiHidden="0" w:name="Strong"/>
+    <w:lsdException w:qFormat="1" w:unhideWhenUsed="0" w:uiPriority="0" w:semiHidden="0" w:name="Emphasis"/>
+    <w:lsdException w:unhideWhenUsed="0" w:uiPriority="0" w:semiHidden="0" w:name="Document Map"/>
+    <w:lsdException w:unhideWhenUsed="0" w:uiPriority="0" w:semiHidden="0" w:name="Plain Text"/>
+    <w:lsdException w:unhideWhenUsed="0" w:uiPriority="0" w:semiHidden="0" w:name="E-mail Signature"/>
+    <w:lsdException w:qFormat="1" w:unhideWhenUsed="0" w:uiPriority="0" w:semiHidden="0" w:name="Normal (Web)"/>
+    <w:lsdException w:unhideWhenUsed="0" w:uiPriority="0" w:semiHidden="0" w:name="HTML Acronym"/>
+    <w:lsdException w:unhideWhenUsed="0" w:uiPriority="0" w:semiHidden="0" w:name="HTML Address"/>
+    <w:lsdException w:unhideWhenUsed="0" w:uiPriority="0" w:semiHidden="0" w:name="HTML Cite"/>
+    <w:lsdException w:unhideWhenUsed="0" w:uiPriority="0" w:semiHidden="0" w:name="HTML Code"/>
+    <w:lsdException w:unhideWhenUsed="0" w:uiPriority="0" w:semiHidden="0" w:name="HTML Definition"/>
+    <w:lsdException w:unhideWhenUsed="0" w:uiPriority="0" w:semiHidden="0" w:name="HTML Keyboard"/>
+    <w:lsdException w:unhideWhenUsed="0" w:uiPriority="0" w:semiHidden="0" w:name="HTML Preformatted"/>
+    <w:lsdException w:unhideWhenUsed="0" w:uiPriority="0" w:semiHidden="0" w:name="HTML Sample"/>
+    <w:lsdException w:unhideWhenUsed="0" w:uiPriority="0" w:semiHidden="0" w:name="HTML Typewriter"/>
+    <w:lsdException w:unhideWhenUsed="0" w:uiPriority="0" w:semiHidden="0" w:name="HTML Variable"/>
+    <w:lsdException w:qFormat="1" w:unhideWhenUsed="0" w:uiPriority="0" w:name="Normal Table"/>
+    <w:lsdException w:unhideWhenUsed="0" w:uiPriority="0" w:semiHidden="0" w:name="annotation subject"/>
+    <w:lsdException w:unhideWhenUsed="0" w:uiPriority="0" w:semiHidden="0" w:name="Table Simple 1"/>
+    <w:lsdException w:unhideWhenUsed="0" w:uiPriority="0" w:semiHidden="0" w:name="Table Simple 2"/>
+    <w:lsdException w:unhideWhenUsed="0" w:uiPriority="0" w:semiHidden="0" w:name="Table Simple 3"/>
+    <w:lsdException w:unhideWhenUsed="0" w:uiPriority="0" w:semiHidden="0" w:name="Table Classic 1"/>
+    <w:lsdException w:unhideWhenUsed="0" w:uiPriority="0" w:semiHidden="0" w:name="Table Classic 2"/>
+    <w:lsdException w:unhideWhenUsed="0" w:uiPriority="0" w:semiHidden="0" w:name="Table Classic 3"/>
+    <w:lsdException w:unhideWhenUsed="0" w:uiPriority="0" w:semiHidden="0" w:name="Table Classic 4"/>
+    <w:lsdException w:unhideWhenUsed="0" w:uiPriority="0" w:semiHidden="0" w:name="Table Colorful 1"/>
+    <w:lsdException w:unhideWhenUsed="0" w:uiPriority="0" w:semiHidden="0" w:name="Table Colorful 2"/>
+    <w:lsdException w:unhideWhenUsed="0" w:uiPriority="0" w:semiHidden="0" w:name="Table Colorful 3"/>
+    <w:lsdException w:unhideWhenUsed="0" w:uiPriority="0" w:semiHidden="0" w:name="Table Columns 1"/>
+    <w:lsdException w:unhideWhenUsed="0" w:uiPriority="0" w:semiHidden="0" w:name="Table Columns 2"/>
+    <w:lsdException w:unhideWhenUsed="0" w:uiPriority="0" w:semiHidden="0" w:name="Table Columns 3"/>
+    <w:lsdException w:unhideWhenUsed="0" w:uiPriority="0" w:semiHidden="0" w:name="Table Columns 4"/>
+    <w:lsdException w:unhideWhenUsed="0" w:uiPriority="0" w:semiHidden="0" w:name="Table Columns 5"/>
+    <w:lsdException w:unhideWhenUsed="0" w:uiPriority="0" w:semiHidden="0" w:name="Table Grid 1"/>
+    <w:lsdException w:unhideWhenUsed="0" w:uiPriority="0" w:semiHidden="0" w:name="Table Grid 2"/>
+    <w:lsdException w:unhideWhenUsed="0" w:uiPriority="0" w:semiHidden="0" w:name="Table Grid 3"/>
+    <w:lsdException w:unhideWhenUsed="0" w:uiPriority="0" w:semiHidden="0" w:name="Table Grid 4"/>
+    <w:lsdException w:unhideWhenUsed="0" w:uiPriority="0" w:semiHidden="0" w:name="Table Grid 5"/>
+    <w:lsdException w:unhideWhenUsed="0" w:uiPriority="0" w:semiHidden="0" w:name="Table Grid 6"/>
+    <w:lsdException w:unhideWhenUsed="0" w:uiPriority="0" w:semiHidden="0" w:name="Table Grid 7"/>
+    <w:lsdException w:unhideWhenUsed="0" w:uiPriority="0" w:semiHidden="0" w:name="Table Grid 8"/>
+    <w:lsdException w:unhideWhenUsed="0" w:uiPriority="0" w:semiHidden="0" w:name="Table List 1"/>
+    <w:lsdException w:unhideWhenUsed="0" w:uiPriority="0" w:semiHidden="0" w:name="Table List 2"/>
+    <w:lsdException w:unhideWhenUsed="0" w:uiPriority="0" w:semiHidden="0" w:name="Table List 3"/>
+    <w:lsdException w:unhideWhenUsed="0" w:uiPriority="0" w:semiHidden="0" w:name="Table List 4"/>
+    <w:lsdException w:unhideWhenUsed="0" w:uiPriority="0" w:semiHidden="0" w:name="Table List 5"/>
+    <w:lsdException w:unhideWhenUsed="0" w:uiPriority="0" w:semiHidden="0" w:name="Table List 6"/>
+    <w:lsdException w:unhideWhenUsed="0" w:uiPriority="0" w:semiHidden="0" w:name="Table List 7"/>
+    <w:lsdException w:unhideWhenUsed="0" w:uiPriority="0" w:semiHidden="0" w:name="Table List 8"/>
+    <w:lsdException w:unhideWhenUsed="0" w:uiPriority="0" w:semiHidden="0" w:name="Table 3D effects 1"/>
+    <w:lsdException w:unhideWhenUsed="0" w:uiPriority="0" w:semiHidden="0" w:name="Table 3D effects 2"/>
+    <w:lsdException w:unhideWhenUsed="0" w:uiPriority="0" w:semiHidden="0" w:name="Table 3D effects 3"/>
+    <w:lsdException w:unhideWhenUsed="0" w:uiPriority="0" w:semiHidden="0" w:name="Table Contemporary"/>
+    <w:lsdException w:unhideWhenUsed="0" w:uiPriority="0" w:semiHidden="0" w:name="Table Elegant"/>
+    <w:lsdException w:unhideWhenUsed="0" w:uiPriority="0" w:semiHidden="0" w:name="Table Professional"/>
+    <w:lsdException w:unhideWhenUsed="0" w:uiPriority="0" w:semiHidden="0" w:name="Table Subtle 1"/>
+    <w:lsdException w:unhideWhenUsed="0" w:uiPriority="0" w:semiHidden="0" w:name="Table Subtle 2"/>
+    <w:lsdException w:unhideWhenUsed="0" w:uiPriority="0" w:semiHidden="0" w:name="Table Web 1"/>
+    <w:lsdException w:unhideWhenUsed="0" w:uiPriority="0" w:semiHidden="0" w:name="Table Web 2"/>
+    <w:lsdException w:unhideWhenUsed="0" w:uiPriority="0" w:semiHidden="0" w:name="Table Web 3"/>
+    <w:lsdException w:unhideWhenUsed="0" w:uiPriority="0" w:semiHidden="0" w:name="Balloon Text"/>
+    <w:lsdException w:qFormat="1" w:unhideWhenUsed="0" w:uiPriority="0" w:semiHidden="0" w:name="Table Grid"/>
+    <w:lsdException w:unhideWhenUsed="0" w:uiPriority="0" w:semiHidden="0" w:name="Table Theme"/>
+    <w:lsdException w:unhideWhenUsed="0" w:uiPriority="60" w:semiHidden="0" w:name="Light Shading"/>
+    <w:lsdException w:unhideWhenUsed="0" w:uiPriority="61" w:semiHidden="0" w:name="Light List"/>
+    <w:lsdException w:unhideWhenUsed="0" w:uiPriority="62" w:semiHidden="0" w:name="Light Grid"/>
+    <w:lsdException w:unhideWhenUsed="0" w:uiPriority="63" w:semiHidden="0" w:name="Medium Shading 1"/>
+    <w:lsdException w:unhideWhenUsed="0" w:uiPriority="64" w:semiHidden="0" w:name="Medium Shading 2"/>
+    <w:lsdException w:unhideWhenUsed="0" w:uiPriority="65" w:semiHidden="0" w:name="Medium List 1"/>
+    <w:lsdException w:unhideWhenUsed="0" w:uiPriority="66" w:semiHidden="0" w:name="Medium List 2"/>
+    <w:lsdException w:unhideWhenUsed="0" w:uiPriority="67" w:semiHidden="0" w:name="Medium Grid 1"/>
+    <w:lsdException w:unhideWhenUsed="0" w:uiPriority="68" w:semiHidden="0" w:name="Medium Grid 2"/>
+    <w:lsdException w:unhideWhenUsed="0" w:uiPriority="69" w:semiHidden="0" w:name="Medium Grid 3"/>
+    <w:lsdException w:unhideWhenUsed="0" w:uiPriority="70" w:semiHidden="0" w:name="Dark List"/>
+    <w:lsdException w:unhideWhenUsed="0" w:uiPriority="71" w:semiHidden="0" w:name="Colorful Shading"/>
+    <w:lsdException w:unhideWhenUsed="0" w:uiPriority="72" w:semiHidden="0" w:name="Colorful List"/>
+    <w:lsdException w:unhideWhenUsed="0" w:uiPriority="73" w:semiHidden="0" w:name="Colorful Grid"/>
+    <w:lsdException w:unhideWhenUsed="0" w:uiPriority="60" w:semiHidden="0" w:name="Light Shading Accent 1"/>
+    <w:lsdException w:unhideWhenUsed="0" w:uiPriority="61" w:semiHidden="0" w:name="Light List Accent 1"/>
+    <w:lsdException w:unhideWhenUsed="0" w:uiPriority="62" w:semiHidden="0" w:name="Light Grid Accent 1"/>
+    <w:lsdException w:unhideWhenUsed="0" w:uiPriority="63" w:semiHidden="0" w:name="Medium Shading 1 Accent 1"/>
+    <w:lsdException w:unhideWhenUsed="0" w:uiPriority="64" w:semiHidden="0" w:name="Medium Shading 2 Accent 1"/>
+    <w:lsdException w:unhideWhenUsed="0" w:uiPriority="65" w:semiHidden="0" w:name="Medium List 1 Accent 1"/>
+    <w:lsdException w:unhideWhenUsed="0" w:uiPriority="66" w:semiHidden="0" w:name="Medium List 2 Accent 1"/>
+    <w:lsdException w:unhideWhenUsed="0" w:uiPriority="67" w:semiHidden="0" w:name="Medium Grid 1 Accent 1"/>
+    <w:lsdException w:unhideWhenUsed="0" w:uiPriority="68" w:semiHidden="0" w:name="Medium Grid 2 Accent 1"/>
+    <w:lsdException w:unhideWhenUsed="0" w:uiPriority="69" w:semiHidden="0" w:name="Medium Grid 3 Accent 1"/>
+    <w:lsdException w:unhideWhenUsed="0" w:uiPriority="70" w:semiHidden="0" w:name="Dark List Accent 1"/>
+    <w:lsdException w:unhideWhenUsed="0" w:uiPriority="71" w:semiHidden="0" w:name="Colorful Shading Accent 1"/>
+    <w:lsdException w:unhideWhenUsed="0" w:uiPriority="72" w:semiHidden="0" w:name="Colorful List Accent 1"/>
+    <w:lsdException w:unhideWhenUsed="0" w:uiPriority="73" w:semiHidden="0" w:name="Colorful Grid Accent 1"/>
+    <w:lsdException w:unhideWhenUsed="0" w:uiPriority="60" w:semiHidden="0" w:name="Light Shading Accent 2"/>
+    <w:lsdException w:unhideWhenUsed="0" w:uiPriority="61" w:semiHidden="0" w:name="Light List Accent 2"/>
+    <w:lsdException w:unhideWhenUsed="0" w:uiPriority="62" w:semiHidden="0" w:name="Light Grid Accent 2"/>
+    <w:lsdException w:unhideWhenUsed="0" w:uiPriority="63" w:semiHidden="0" w:name="Medium Shading 1 Accent 2"/>
+    <w:lsdException w:unhideWhenUsed="0" w:uiPriority="64" w:semiHidden="0" w:name="Medium Shading 2 Accent 2"/>
+    <w:lsdException w:unhideWhenUsed="0" w:uiPriority="65" w:semiHidden="0" w:name="Medium List 1 Accent 2"/>
+    <w:lsdException w:unhideWhenUsed="0" w:uiPriority="66" w:semiHidden="0" w:name="Medium List 2 Accent 2"/>
+    <w:lsdException w:unhideWhenUsed="0" w:uiPriority="67" w:semiHidden="0" w:name="Medium Grid 1 Accent 2"/>
+    <w:lsdException w:unhideWhenUsed="0" w:uiPriority="68" w:semiHidden="0" w:name="Medium Grid 2 Accent 2"/>
+    <w:lsdException w:unhideWhenUsed="0" w:uiPriority="69" w:semiHidden="0" w:name="Medium Grid 3 Accent 2"/>
+    <w:lsdException w:unhideWhenUsed="0" w:uiPriority="70" w:semiHidden="0" w:name="Dark List Accent 2"/>
+    <w:lsdException w:unhideWhenUsed="0" w:uiPriority="71" w:semiHidden="0" w:name="Colorful Shading Accent 2"/>
+    <w:lsdException w:unhideWhenUsed="0" w:uiPriority="72" w:semiHidden="0" w:name="Colorful List Accent 2"/>
+    <w:lsdException w:unhideWhenUsed="0" w:uiPriority="73" w:semiHidden="0" w:name="Colorful Grid Accent 2"/>
+    <w:lsdException w:unhideWhenUsed="0" w:uiPriority="60" w:semiHidden="0" w:name="Light Shading Accent 3"/>
+    <w:lsdException w:unhideWhenUsed="0" w:uiPriority="61" w:semiHidden="0" w:name="Light List Accent 3"/>
+    <w:lsdException w:unhideWhenUsed="0" w:uiPriority="62" w:semiHidden="0" w:name="Light Grid Accent 3"/>
+    <w:lsdException w:unhideWhenUsed="0" w:uiPriority="63" w:semiHidden="0" w:name="Medium Shading 1 Accent 3"/>
+    <w:lsdException w:unhideWhenUsed="0" w:uiPriority="64" w:semiHidden="0" w:name="Medium Shading 2 Accent 3"/>
+    <w:lsdException w:unhideWhenUsed="0" w:uiPriority="65" w:semiHidden="0" w:name="Medium List 1 Accent 3"/>
+    <w:lsdException w:unhideWhenUsed="0" w:uiPriority="66" w:semiHidden="0" w:name="Medium List 2 Accent 3"/>
+    <w:lsdException w:unhideWhenUsed="0" w:uiPriority="67" w:semiHidden="0" w:name="Medium Grid 1 Accent 3"/>
+    <w:lsdException w:unhideWhenUsed="0" w:uiPriority="68" w:semiHidden="0" w:name="Medium Grid 2 Accent 3"/>
+    <w:lsdException w:unhideWhenUsed="0" w:uiPriority="69" w:semiHidden="0" w:name="Medium Grid 3 Accent 3"/>
+    <w:lsdException w:unhideWhenUsed="0" w:uiPriority="70" w:semiHidden="0" w:name="Dark List Accent 3"/>
+    <w:lsdException w:unhideWhenUsed="0" w:uiPriority="71" w:semiHidden="0" w:name="Colorful Shading Accent 3"/>
+    <w:lsdException w:unhideWhenUsed="0" w:uiPriority="72" w:semiHidden="0" w:name="Colorful List Accent 3"/>
+    <w:lsdException w:unhideWhenUsed="0" w:uiPriority="73" w:semiHidden="0" w:name="Colorful Grid Accent 3"/>
+    <w:lsdException w:unhideWhenUsed="0" w:uiPriority="60" w:semiHidden="0" w:name="Light Shading Accent 4"/>
+    <w:lsdException w:unhideWhenUsed="0" w:uiPriority="61" w:semiHidden="0" w:name="Light List Accent 4"/>
+    <w:lsdException w:unhideWhenUsed="0" w:uiPriority="62" w:semiHidden="0" w:name="Light Grid Accent 4"/>
+    <w:lsdException w:unhideWhenUsed="0" w:uiPriority="63" w:semiHidden="0" w:name="Medium Shading 1 Accent 4"/>
+    <w:lsdException w:unhideWhenUsed="0" w:uiPriority="64" w:semiHidden="0" w:name="Medium Shading 2 Accent 4"/>
+    <w:lsdException w:unhideWhenUsed="0" w:uiPriority="65" w:semiHidden="0" w:name="Medium List 1 Accent 4"/>
+    <w:lsdException w:unhideWhenUsed="0" w:uiPriority="66" w:semiHidden="0" w:name="Medium List 2 Accent 4"/>
+    <w:lsdException w:unhideWhenUsed="0" w:uiPriority="67" w:semiHidden="0" w:name="Medium Grid 1 Accent 4"/>
+    <w:lsdException w:unhideWhenUsed="0" w:uiPriority="68" w:semiHidden="0" w:name="Medium Grid 2 Accent 4"/>
+    <w:lsdException w:unhideWhenUsed="0" w:uiPriority="69" w:semiHidden="0" w:name="Medium Grid 3 Accent 4"/>
+    <w:lsdException w:unhideWhenUsed="0" w:uiPriority="70" w:semiHidden="0" w:name="Dark List Accent 4"/>
+    <w:lsdException w:unhideWhenUsed="0" w:uiPriority="71" w:semiHidden="0" w:name="Colorful Shading Accent 4"/>
+    <w:lsdException w:unhideWhenUsed="0" w:uiPriority="72" w:semiHidden="0" w:name="Colorful List Accent 4"/>
+    <w:lsdException w:unhideWhenUsed="0" w:uiPriority="73" w:semiHidden="0" w:name="Colorful Grid Accent 4"/>
+    <w:lsdException w:unhideWhenUsed="0" w:uiPriority="60" w:semiHidden="0" w:name="Light Shading Accent 5"/>
+    <w:lsdException w:unhideWhenUsed="0" w:uiPriority="61" w:semiHidden="0" w:name="Light List Accent 5"/>
+    <w:lsdException w:unhideWhenUsed="0" w:uiPriority="62" w:semiHidden="0" w:name="Light Grid Accent 5"/>
+    <w:lsdException w:unhideWhenUsed="0" w:uiPriority="63" w:semiHidden="0" w:name="Medium Shading 1 Accent 5"/>
+    <w:lsdException w:unhideWhenUsed="0" w:uiPriority="64" w:semiHidden="0" w:name="Medium Shading 2 Accent 5"/>
+    <w:lsdException w:unhideWhenUsed="0" w:uiPriority="65" w:semiHidden="0" w:name="Medium List 1 Accent 5"/>
+    <w:lsdException w:unhideWhenUsed="0" w:uiPriority="66" w:semiHidden="0" w:name="Medium List 2 Accent 5"/>
+    <w:lsdException w:unhideWhenUsed="0" w:uiPriority="67" w:semiHidden="0" w:name="Medium Grid 1 Accent 5"/>
+    <w:lsdException w:unhideWhenUsed="0" w:uiPriority="68" w:semiHidden="0" w:name="Medium Grid 2 Accent 5"/>
+    <w:lsdException w:unhideWhenUsed="0" w:uiPriority="69" w:semiHidden="0" w:name="Medium Grid 3 Accent 5"/>
+    <w:lsdException w:unhideWhenUsed="0" w:uiPriority="70" w:semiHidden="0" w:name="Dark List Accent 5"/>
+    <w:lsdException w:unhideWhenUsed="0" w:uiPriority="71" w:semiHidden="0" w:name="Colorful Shading Accent 5"/>
+    <w:lsdException w:unhideWhenUsed="0" w:uiPriority="72" w:semiHidden="0" w:name="Colorful List Accent 5"/>
+    <w:lsdException w:unhideWhenUsed="0" w:uiPriority="73" w:semiHidden="0" w:name="Colorful Grid Accent 5"/>
+    <w:lsdException w:unhideWhenUsed="0" w:uiPriority="60" w:semiHidden="0" w:name="Light Shading Accent 6"/>
+    <w:lsdException w:unhideWhenUsed="0" w:uiPriority="61" w:semiHidden="0" w:name="Light List Accent 6"/>
+    <w:lsdException w:unhideWhenUsed="0" w:uiPriority="62" w:semiHidden="0" w:name="Light Grid Accent 6"/>
+    <w:lsdException w:unhideWhenUsed="0" w:uiPriority="63" w:semiHidden="0" w:name="Medium Shading 1 Accent 6"/>
+    <w:lsdException w:unhideWhenUsed="0" w:uiPriority="64" w:semiHidden="0" w:name="Medium Shading 2 Accent 6"/>
+    <w:lsdException w:unhideWhenUsed="0" w:uiPriority="65" w:semiHidden="0" w:name="Medium List 1 Accent 6"/>
+    <w:lsdException w:unhideWhenUsed="0" w:uiPriority="66" w:semiHidden="0" w:name="Medium List 2 Accent 6"/>
+    <w:lsdException w:unhideWhenUsed="0" w:uiPriority="67" w:semiHidden="0" w:name="Medium Grid 1 Accent 6"/>
+    <w:lsdException w:unhideWhenUsed="0" w:uiPriority="68" w:semiHidden="0" w:name="Medium Grid 2 Accent 6"/>
+    <w:lsdException w:unhideWhenUsed="0" w:uiPriority="69" w:semiHidden="0" w:name="Medium Grid 3 Accent 6"/>
+    <w:lsdException w:unhideWhenUsed="0" w:uiPriority="70" w:semiHidden="0" w:name="Dark List Accent 6"/>
+    <w:lsdException w:unhideWhenUsed="0" w:uiPriority="71" w:semiHidden="0" w:name="Colorful Shading Accent 6"/>
+    <w:lsdException w:unhideWhenUsed="0" w:uiPriority="72" w:semiHidden="0" w:name="Colorful List Accent 6"/>
+    <w:lsdException w:unhideWhenUsed="0" w:uiPriority="73" w:semiHidden="0" w:name="Colorful Grid Accent 6"/>
   </w:latentStyles>
-  <w:style w:type="paragraph" w:default="1" w:styleId="Normal">
+  <w:style w:type="paragraph" w:default="1" w:styleId="1">
     <w:name w:val="Normal"/>
     <w:qFormat/>
+    <w:uiPriority w:val="0"/>
     <w:pPr>
       <w:kinsoku w:val="0"/>
       <w:autoSpaceDE w:val="0"/>
@@ -6524,7 +6607,7 @@
       <w:textAlignment w:val="baseline"/>
     </w:pPr>
     <w:rPr>
-      <w:rFonts w:ascii="Arial" w:eastAsia="宋体" w:hAnsi="Arial" w:cs="Arial"/>
+      <w:rFonts w:ascii="Arial" w:hAnsi="Arial" w:eastAsia="宋体" w:cs="Arial"/>
       <w:snapToGrid w:val="0"/>
       <w:color w:val="000000"/>
       <w:kern w:val="0"/>
@@ -6533,11 +6616,12 @@
       <w:lang w:val="en-US" w:eastAsia="en-US" w:bidi="ar-SA"/>
     </w:rPr>
   </w:style>
-  <w:style w:type="paragraph" w:styleId="Heading1">
+  <w:style w:type="paragraph" w:styleId="2">
     <w:name w:val="heading 1"/>
-    <w:basedOn w:val="Normal"/>
-    <w:next w:val="Normal"/>
+    <w:basedOn w:val="1"/>
+    <w:next w:val="1"/>
     <w:qFormat/>
+    <w:uiPriority w:val="0"/>
     <w:pPr>
       <w:keepNext/>
       <w:keepLines/>
@@ -6555,12 +6639,13 @@
       <w:sz w:val="44"/>
     </w:rPr>
   </w:style>
-  <w:style w:type="paragraph" w:styleId="Heading2">
+  <w:style w:type="paragraph" w:styleId="3">
     <w:name w:val="heading 2"/>
-    <w:basedOn w:val="Normal"/>
-    <w:next w:val="Normal"/>
+    <w:basedOn w:val="1"/>
+    <w:next w:val="1"/>
     <w:unhideWhenUsed/>
     <w:qFormat/>
+    <w:uiPriority w:val="0"/>
     <w:pPr>
       <w:keepNext/>
       <w:keepLines/>
@@ -6573,18 +6658,19 @@
       <w:outlineLvl w:val="1"/>
     </w:pPr>
     <w:rPr>
-      <w:rFonts w:ascii="Arial" w:eastAsia="黑体" w:hAnsi="Arial"/>
+      <w:rFonts w:ascii="Arial" w:hAnsi="Arial" w:eastAsia="黑体"/>
       <w:b/>
       <w:sz w:val="32"/>
     </w:rPr>
   </w:style>
-  <w:style w:type="paragraph" w:styleId="Heading3">
+  <w:style w:type="paragraph" w:styleId="4">
     <w:name w:val="heading 3"/>
-    <w:basedOn w:val="Normal"/>
-    <w:next w:val="Normal"/>
+    <w:basedOn w:val="1"/>
+    <w:next w:val="1"/>
     <w:semiHidden/>
     <w:unhideWhenUsed/>
     <w:qFormat/>
+    <w:uiPriority w:val="0"/>
     <w:pPr>
       <w:keepNext/>
       <w:keepLines/>
@@ -6601,12 +6687,13 @@
       <w:sz w:val="32"/>
     </w:rPr>
   </w:style>
-  <w:style w:type="paragraph" w:styleId="Heading4">
+  <w:style w:type="paragraph" w:styleId="5">
     <w:name w:val="heading 4"/>
-    <w:basedOn w:val="Normal"/>
-    <w:next w:val="Normal"/>
+    <w:basedOn w:val="1"/>
+    <w:next w:val="1"/>
     <w:unhideWhenUsed/>
     <w:qFormat/>
+    <w:uiPriority w:val="0"/>
     <w:pPr>
       <w:keepNext/>
       <w:keepLines/>
@@ -6619,18 +6706,19 @@
       <w:outlineLvl w:val="3"/>
     </w:pPr>
     <w:rPr>
-      <w:rFonts w:ascii="Arial" w:eastAsia="黑体" w:hAnsi="Arial"/>
+      <w:rFonts w:ascii="Arial" w:hAnsi="Arial" w:eastAsia="黑体"/>
       <w:b/>
       <w:sz w:val="28"/>
     </w:rPr>
   </w:style>
-  <w:style w:type="paragraph" w:styleId="Heading5">
+  <w:style w:type="paragraph" w:styleId="6">
     <w:name w:val="heading 5"/>
-    <w:basedOn w:val="Normal"/>
-    <w:next w:val="Normal"/>
+    <w:basedOn w:val="1"/>
+    <w:next w:val="1"/>
     <w:semiHidden/>
     <w:unhideWhenUsed/>
     <w:qFormat/>
+    <w:uiPriority w:val="0"/>
     <w:pPr>
       <w:keepNext/>
       <w:keepLines/>
@@ -6647,13 +6735,14 @@
       <w:sz w:val="28"/>
     </w:rPr>
   </w:style>
-  <w:style w:type="paragraph" w:styleId="Heading6">
+  <w:style w:type="paragraph" w:styleId="7">
     <w:name w:val="heading 6"/>
-    <w:basedOn w:val="Normal"/>
-    <w:next w:val="Normal"/>
+    <w:basedOn w:val="1"/>
+    <w:next w:val="1"/>
     <w:semiHidden/>
     <w:unhideWhenUsed/>
     <w:qFormat/>
+    <w:uiPriority w:val="0"/>
     <w:pPr>
       <w:keepNext/>
       <w:keepLines/>
@@ -6666,18 +6755,19 @@
       <w:outlineLvl w:val="5"/>
     </w:pPr>
     <w:rPr>
-      <w:rFonts w:ascii="Arial" w:eastAsia="黑体" w:hAnsi="Arial"/>
+      <w:rFonts w:ascii="Arial" w:hAnsi="Arial" w:eastAsia="黑体"/>
       <w:b/>
       <w:sz w:val="24"/>
     </w:rPr>
   </w:style>
-  <w:style w:type="paragraph" w:styleId="Heading7">
+  <w:style w:type="paragraph" w:styleId="8">
     <w:name w:val="heading 7"/>
-    <w:basedOn w:val="Normal"/>
-    <w:next w:val="Normal"/>
+    <w:basedOn w:val="1"/>
+    <w:next w:val="1"/>
     <w:semiHidden/>
     <w:unhideWhenUsed/>
     <w:qFormat/>
+    <w:uiPriority w:val="0"/>
     <w:pPr>
       <w:keepNext/>
       <w:keepLines/>
@@ -6694,13 +6784,14 @@
       <w:sz w:val="24"/>
     </w:rPr>
   </w:style>
-  <w:style w:type="paragraph" w:styleId="Heading8">
+  <w:style w:type="paragraph" w:styleId="9">
     <w:name w:val="heading 8"/>
-    <w:basedOn w:val="Normal"/>
-    <w:next w:val="Normal"/>
+    <w:basedOn w:val="1"/>
+    <w:next w:val="1"/>
     <w:semiHidden/>
     <w:unhideWhenUsed/>
     <w:qFormat/>
+    <w:uiPriority w:val="0"/>
     <w:pPr>
       <w:keepNext/>
       <w:keepLines/>
@@ -6713,17 +6804,18 @@
       <w:outlineLvl w:val="7"/>
     </w:pPr>
     <w:rPr>
-      <w:rFonts w:ascii="Arial" w:eastAsia="黑体" w:hAnsi="Arial"/>
+      <w:rFonts w:ascii="Arial" w:hAnsi="Arial" w:eastAsia="黑体"/>
       <w:sz w:val="24"/>
     </w:rPr>
   </w:style>
-  <w:style w:type="paragraph" w:styleId="Heading9">
+  <w:style w:type="paragraph" w:styleId="10">
     <w:name w:val="heading 9"/>
-    <w:basedOn w:val="Normal"/>
-    <w:next w:val="Normal"/>
+    <w:basedOn w:val="1"/>
+    <w:next w:val="1"/>
     <w:semiHidden/>
     <w:unhideWhenUsed/>
     <w:qFormat/>
+    <w:uiPriority w:val="0"/>
     <w:pPr>
       <w:keepNext/>
       <w:keepLines/>
@@ -6736,19 +6828,21 @@
       <w:outlineLvl w:val="8"/>
     </w:pPr>
     <w:rPr>
-      <w:rFonts w:ascii="Arial" w:eastAsia="黑体" w:hAnsi="Arial"/>
+      <w:rFonts w:ascii="Arial" w:hAnsi="Arial" w:eastAsia="黑体"/>
       <w:sz w:val="21"/>
     </w:rPr>
   </w:style>
-  <w:style w:type="character" w:default="1" w:styleId="DefaultParagraphFont">
+  <w:style w:type="character" w:default="1" w:styleId="22">
     <w:name w:val="Default Paragraph Font"/>
     <w:semiHidden/>
     <w:qFormat/>
+    <w:uiPriority w:val="0"/>
   </w:style>
-  <w:style w:type="table" w:default="1" w:styleId="TableNormal">
+  <w:style w:type="table" w:default="1" w:styleId="20">
     <w:name w:val="Normal Table"/>
     <w:semiHidden/>
     <w:qFormat/>
+    <w:uiPriority w:val="0"/>
     <w:tblPr>
       <w:tblCellMar>
         <w:top w:w="0" w:type="dxa"/>
@@ -6758,39 +6852,43 @@
       </w:tblCellMar>
     </w:tblPr>
   </w:style>
-  <w:style w:type="paragraph" w:styleId="CommentText">
+  <w:style w:type="paragraph" w:styleId="11">
     <w:name w:val="annotation text"/>
-    <w:basedOn w:val="Normal"/>
+    <w:basedOn w:val="1"/>
     <w:qFormat/>
+    <w:uiPriority w:val="0"/>
     <w:pPr>
       <w:jc w:val="left"/>
     </w:pPr>
   </w:style>
-  <w:style w:type="paragraph" w:styleId="BodyText">
+  <w:style w:type="paragraph" w:styleId="12">
     <w:name w:val="Body Text"/>
-    <w:basedOn w:val="Normal"/>
+    <w:basedOn w:val="1"/>
     <w:semiHidden/>
     <w:qFormat/>
+    <w:uiPriority w:val="0"/>
     <w:rPr>
-      <w:rFonts w:ascii="Arial" w:eastAsia="Arial" w:hAnsi="Arial" w:cs="Arial"/>
+      <w:rFonts w:ascii="Arial" w:hAnsi="Arial" w:eastAsia="Arial" w:cs="Arial"/>
       <w:sz w:val="21"/>
       <w:szCs w:val="21"/>
       <w:lang w:val="en-US" w:eastAsia="en-US" w:bidi="ar-SA"/>
     </w:rPr>
   </w:style>
-  <w:style w:type="paragraph" w:styleId="TOC3">
+  <w:style w:type="paragraph" w:styleId="13">
     <w:name w:val="toc 3"/>
-    <w:basedOn w:val="Normal"/>
-    <w:next w:val="Normal"/>
+    <w:basedOn w:val="1"/>
+    <w:next w:val="1"/>
     <w:qFormat/>
+    <w:uiPriority w:val="0"/>
     <w:pPr>
       <w:ind w:left="840" w:leftChars="400"/>
     </w:pPr>
   </w:style>
-  <w:style w:type="paragraph" w:styleId="Footer">
+  <w:style w:type="paragraph" w:styleId="14">
     <w:name w:val="footer"/>
-    <w:basedOn w:val="Normal"/>
+    <w:basedOn w:val="1"/>
     <w:qFormat/>
+    <w:uiPriority w:val="0"/>
     <w:pPr>
       <w:tabs>
         <w:tab w:val="center" w:pos="4153"/>
@@ -6803,16 +6901,17 @@
       <w:sz w:val="18"/>
     </w:rPr>
   </w:style>
-  <w:style w:type="paragraph" w:styleId="Header">
+  <w:style w:type="paragraph" w:styleId="15">
     <w:name w:val="header"/>
-    <w:basedOn w:val="Normal"/>
+    <w:basedOn w:val="1"/>
     <w:qFormat/>
+    <w:uiPriority w:val="0"/>
     <w:pPr>
       <w:pBdr>
-        <w:top w:val="nil"/>
-        <w:left w:val="nil"/>
-        <w:bottom w:val="nil"/>
-        <w:right w:val="nil"/>
+        <w:top w:val="none" w:color="auto" w:sz="0" w:space="0"/>
+        <w:left w:val="none" w:color="auto" w:sz="0" w:space="0"/>
+        <w:bottom w:val="none" w:color="auto" w:sz="0" w:space="0"/>
+        <w:right w:val="none" w:color="auto" w:sz="0" w:space="0"/>
       </w:pBdr>
       <w:tabs>
         <w:tab w:val="center" w:pos="4153"/>
@@ -6827,37 +6926,41 @@
       <w:sz w:val="18"/>
     </w:rPr>
   </w:style>
-  <w:style w:type="paragraph" w:styleId="TOC1">
+  <w:style w:type="paragraph" w:styleId="16">
     <w:name w:val="toc 1"/>
-    <w:basedOn w:val="Normal"/>
-    <w:next w:val="Normal"/>
+    <w:basedOn w:val="1"/>
+    <w:next w:val="1"/>
     <w:qFormat/>
+    <w:uiPriority w:val="0"/>
     <w:rPr>
-      <w:rFonts w:ascii="Arial" w:eastAsia="Microsoft JhengHei" w:hAnsi="Arial"/>
+      <w:rFonts w:ascii="Arial" w:hAnsi="Arial" w:eastAsia="Microsoft JhengHei"/>
       <w:sz w:val="24"/>
     </w:rPr>
   </w:style>
-  <w:style w:type="paragraph" w:styleId="TOC2">
+  <w:style w:type="paragraph" w:styleId="17">
     <w:name w:val="toc 2"/>
-    <w:basedOn w:val="Normal"/>
-    <w:next w:val="Normal"/>
+    <w:basedOn w:val="1"/>
+    <w:next w:val="1"/>
     <w:qFormat/>
+    <w:uiPriority w:val="0"/>
     <w:pPr>
       <w:ind w:left="420" w:leftChars="200"/>
     </w:pPr>
   </w:style>
-  <w:style w:type="paragraph" w:styleId="NormalWeb">
+  <w:style w:type="paragraph" w:styleId="18">
     <w:name w:val="Normal (Web)"/>
-    <w:basedOn w:val="Normal"/>
+    <w:basedOn w:val="1"/>
     <w:qFormat/>
+    <w:uiPriority w:val="0"/>
     <w:rPr>
       <w:sz w:val="24"/>
     </w:rPr>
   </w:style>
-  <w:style w:type="paragraph" w:styleId="Title">
+  <w:style w:type="paragraph" w:styleId="19">
     <w:name w:val="Title"/>
-    <w:basedOn w:val="Normal"/>
+    <w:basedOn w:val="1"/>
     <w:qFormat/>
+    <w:uiPriority w:val="0"/>
     <w:pPr>
       <w:spacing w:before="240" w:beforeLines="0" w:beforeAutospacing="0" w:after="60" w:afterLines="0" w:afterAutospacing="0"/>
       <w:jc w:val="center"/>
@@ -6869,68 +6972,73 @@
       <w:sz w:val="32"/>
     </w:rPr>
   </w:style>
-  <w:style w:type="table" w:styleId="TableGrid">
+  <w:style w:type="table" w:styleId="21">
     <w:name w:val="Table Grid"/>
-    <w:basedOn w:val="TableNormal"/>
+    <w:basedOn w:val="20"/>
     <w:qFormat/>
+    <w:uiPriority w:val="0"/>
     <w:pPr>
       <w:widowControl w:val="0"/>
       <w:jc w:val="both"/>
     </w:pPr>
     <w:tblPr>
       <w:tblBorders>
-        <w:top w:val="single" w:sz="4" w:space="0" w:color="auto"/>
-        <w:left w:val="single" w:sz="4" w:space="0" w:color="auto"/>
-        <w:bottom w:val="single" w:sz="4" w:space="0" w:color="auto"/>
-        <w:right w:val="single" w:sz="4" w:space="0" w:color="auto"/>
-        <w:insideH w:val="single" w:sz="4" w:space="0" w:color="auto"/>
-        <w:insideV w:val="single" w:sz="4" w:space="0" w:color="auto"/>
+        <w:top w:val="single" w:color="auto" w:sz="4" w:space="0"/>
+        <w:left w:val="single" w:color="auto" w:sz="4" w:space="0"/>
+        <w:bottom w:val="single" w:color="auto" w:sz="4" w:space="0"/>
+        <w:right w:val="single" w:color="auto" w:sz="4" w:space="0"/>
+        <w:insideH w:val="single" w:color="auto" w:sz="4" w:space="0"/>
+        <w:insideV w:val="single" w:color="auto" w:sz="4" w:space="0"/>
       </w:tblBorders>
     </w:tblPr>
   </w:style>
-  <w:style w:type="character" w:styleId="Strong">
+  <w:style w:type="character" w:styleId="23">
     <w:name w:val="Strong"/>
-    <w:basedOn w:val="DefaultParagraphFont"/>
+    <w:basedOn w:val="22"/>
     <w:qFormat/>
+    <w:uiPriority w:val="0"/>
     <w:rPr>
       <w:b/>
     </w:rPr>
   </w:style>
-  <w:style w:type="paragraph" w:customStyle="1" w:styleId="a">
+  <w:style w:type="paragraph" w:customStyle="1" w:styleId="24">
     <w:name w:val="柴_公司名"/>
-    <w:basedOn w:val="Title"/>
+    <w:basedOn w:val="19"/>
     <w:qFormat/>
+    <w:uiPriority w:val="0"/>
     <w:pPr>
       <w:spacing w:after="600" w:afterLines="600"/>
     </w:pPr>
     <w:rPr>
-      <w:rFonts w:ascii="宋体" w:eastAsia="宋体" w:hAnsi="宋体" w:cs="宋体" w:hint="eastAsia"/>
+      <w:rFonts w:hint="eastAsia" w:ascii="宋体" w:hAnsi="宋体" w:eastAsia="宋体" w:cs="宋体"/>
       <w:bCs/>
       <w:spacing w:val="-6"/>
       <w:sz w:val="52"/>
       <w:szCs w:val="52"/>
     </w:rPr>
   </w:style>
-  <w:style w:type="paragraph" w:customStyle="1" w:styleId="a0">
+  <w:style w:type="paragraph" w:customStyle="1" w:styleId="25">
     <w:name w:val="柴_文档名"/>
-    <w:basedOn w:val="Title"/>
+    <w:basedOn w:val="19"/>
     <w:qFormat/>
+    <w:uiPriority w:val="0"/>
     <w:pPr>
       <w:spacing w:after="900" w:afterLines="900"/>
     </w:pPr>
     <w:rPr>
-      <w:rFonts w:ascii="黑体" w:eastAsia="黑体" w:hAnsi="黑体" w:cs="黑体"/>
+      <w:rFonts w:ascii="黑体" w:hAnsi="黑体" w:eastAsia="黑体" w:cs="黑体"/>
       <w:bCs/>
       <w:spacing w:val="-7"/>
       <w:sz w:val="52"/>
       <w:szCs w:val="52"/>
     </w:rPr>
   </w:style>
-  <w:style w:type="table" w:customStyle="1" w:styleId="TableNormal0">
+  <w:style w:type="table" w:customStyle="1" w:styleId="26">
     <w:name w:val="Table Normal_0"/>
     <w:semiHidden/>
     <w:unhideWhenUsed/>
     <w:qFormat/>
+    <w:uiPriority w:val="0"/>
     <w:tblPr>
       <w:tblCellMar>
         <w:top w:w="0" w:type="dxa"/>
@@ -6940,81 +7048,87 @@
       </w:tblCellMar>
     </w:tblPr>
   </w:style>
-  <w:style w:type="paragraph" w:customStyle="1" w:styleId="TableText">
+  <w:style w:type="paragraph" w:customStyle="1" w:styleId="27">
     <w:name w:val="Table Text"/>
-    <w:basedOn w:val="Normal"/>
+    <w:basedOn w:val="1"/>
     <w:semiHidden/>
     <w:qFormat/>
+    <w:uiPriority w:val="0"/>
     <w:rPr>
-      <w:rFonts w:ascii="宋体" w:eastAsia="宋体" w:hAnsi="宋体" w:cs="宋体"/>
+      <w:rFonts w:ascii="宋体" w:hAnsi="宋体" w:eastAsia="宋体" w:cs="宋体"/>
       <w:sz w:val="21"/>
       <w:szCs w:val="21"/>
       <w:lang w:val="en-US" w:eastAsia="en-US" w:bidi="ar-SA"/>
     </w:rPr>
   </w:style>
-  <w:style w:type="paragraph" w:customStyle="1" w:styleId="1">
+  <w:style w:type="paragraph" w:customStyle="1" w:styleId="28">
     <w:name w:val="柴_标题1"/>
-    <w:basedOn w:val="Heading1"/>
-    <w:next w:val="a1"/>
-    <w:link w:val="1Char"/>
+    <w:basedOn w:val="2"/>
+    <w:next w:val="29"/>
+    <w:link w:val="38"/>
     <w:qFormat/>
+    <w:uiPriority w:val="0"/>
     <w:pPr>
       <w:spacing w:before="100" w:after="90" w:line="360" w:lineRule="auto"/>
     </w:pPr>
     <w:rPr>
-      <w:rFonts w:ascii="Arial" w:eastAsia="宋体" w:hAnsi="Arial"/>
+      <w:rFonts w:ascii="Arial" w:hAnsi="Arial" w:eastAsia="宋体"/>
       <w:sz w:val="32"/>
     </w:rPr>
   </w:style>
-  <w:style w:type="paragraph" w:customStyle="1" w:styleId="a1">
+  <w:style w:type="paragraph" w:customStyle="1" w:styleId="29">
     <w:name w:val="柴_正文"/>
-    <w:basedOn w:val="BodyText"/>
-    <w:link w:val="Char"/>
+    <w:basedOn w:val="12"/>
+    <w:link w:val="42"/>
     <w:qFormat/>
+    <w:uiPriority w:val="0"/>
     <w:pPr>
       <w:spacing w:line="360" w:lineRule="auto"/>
       <w:ind w:firstLine="470" w:firstLineChars="200"/>
     </w:pPr>
     <w:rPr>
-      <w:rFonts w:ascii="Arial" w:eastAsia="宋体" w:hAnsi="Arial"/>
+      <w:rFonts w:ascii="Arial" w:hAnsi="Arial" w:eastAsia="宋体"/>
       <w:sz w:val="24"/>
       <w:lang w:eastAsia="zh-CN"/>
     </w:rPr>
   </w:style>
-  <w:style w:type="paragraph" w:customStyle="1" w:styleId="2">
+  <w:style w:type="paragraph" w:customStyle="1" w:styleId="30">
     <w:name w:val="柴_标题2"/>
-    <w:basedOn w:val="Heading2"/>
-    <w:next w:val="a1"/>
+    <w:basedOn w:val="3"/>
+    <w:next w:val="29"/>
     <w:qFormat/>
+    <w:uiPriority w:val="0"/>
     <w:pPr>
       <w:spacing w:line="360" w:lineRule="auto"/>
     </w:pPr>
     <w:rPr>
-      <w:rFonts w:ascii="Arial" w:eastAsia="宋体" w:hAnsi="Arial"/>
+      <w:rFonts w:ascii="Arial" w:hAnsi="Arial" w:eastAsia="宋体"/>
       <w:sz w:val="28"/>
     </w:rPr>
   </w:style>
-  <w:style w:type="paragraph" w:customStyle="1" w:styleId="3">
+  <w:style w:type="paragraph" w:customStyle="1" w:styleId="31">
     <w:name w:val="柴_标题3"/>
-    <w:basedOn w:val="Heading3"/>
-    <w:next w:val="a1"/>
+    <w:basedOn w:val="4"/>
+    <w:next w:val="29"/>
     <w:qFormat/>
+    <w:uiPriority w:val="0"/>
     <w:pPr>
       <w:spacing w:line="360" w:lineRule="auto"/>
       <w:ind w:left="0" w:firstLine="472" w:firstLineChars="200"/>
     </w:pPr>
     <w:rPr>
-      <w:rFonts w:ascii="宋体" w:eastAsia="宋体" w:hAnsi="宋体" w:cs="宋体"/>
+      <w:rFonts w:ascii="宋体" w:hAnsi="宋体" w:eastAsia="宋体" w:cs="宋体"/>
       <w:spacing w:val="-2"/>
       <w:sz w:val="24"/>
       <w:szCs w:val="24"/>
     </w:rPr>
   </w:style>
-  <w:style w:type="paragraph" w:customStyle="1" w:styleId="a2">
+  <w:style w:type="paragraph" w:customStyle="1" w:styleId="32">
     <w:name w:val="柴_目录"/>
-    <w:basedOn w:val="Normal"/>
-    <w:next w:val="BodyText"/>
+    <w:basedOn w:val="1"/>
+    <w:next w:val="12"/>
     <w:qFormat/>
+    <w:uiPriority w:val="0"/>
     <w:pPr>
       <w:tabs>
         <w:tab w:val="right" w:leader="dot" w:pos="8442"/>
@@ -7022,59 +7136,64 @@
       <w:ind w:left="0" w:leftChars="0"/>
     </w:pPr>
     <w:rPr>
-      <w:rFonts w:ascii="Arial" w:eastAsia="Microsoft JhengHei" w:hAnsi="Arial"/>
+      <w:rFonts w:ascii="Arial" w:hAnsi="Arial" w:eastAsia="Microsoft JhengHei"/>
       <w:sz w:val="24"/>
     </w:rPr>
   </w:style>
-  <w:style w:type="paragraph" w:customStyle="1" w:styleId="WPSOffice1">
+  <w:style w:type="paragraph" w:customStyle="1" w:styleId="33">
     <w:name w:val="WPSOffice手动目录 1"/>
     <w:qFormat/>
+    <w:uiPriority w:val="0"/>
     <w:pPr>
       <w:ind w:leftChars="0"/>
     </w:pPr>
     <w:rPr>
-      <w:rFonts w:ascii="Times New Roman" w:eastAsia="宋体" w:hAnsi="Times New Roman" w:cs="Times New Roman"/>
+      <w:rFonts w:ascii="Times New Roman" w:hAnsi="Times New Roman" w:eastAsia="宋体" w:cs="Times New Roman"/>
       <w:sz w:val="20"/>
       <w:szCs w:val="20"/>
     </w:rPr>
   </w:style>
-  <w:style w:type="paragraph" w:customStyle="1" w:styleId="WPSOffice2">
+  <w:style w:type="paragraph" w:customStyle="1" w:styleId="34">
     <w:name w:val="WPSOffice手动目录 2"/>
     <w:qFormat/>
+    <w:uiPriority w:val="0"/>
     <w:pPr>
       <w:ind w:leftChars="200"/>
     </w:pPr>
     <w:rPr>
-      <w:rFonts w:ascii="Times New Roman" w:eastAsia="宋体" w:hAnsi="Times New Roman" w:cs="Times New Roman"/>
+      <w:rFonts w:ascii="Times New Roman" w:hAnsi="Times New Roman" w:eastAsia="宋体" w:cs="Times New Roman"/>
       <w:sz w:val="20"/>
       <w:szCs w:val="20"/>
     </w:rPr>
   </w:style>
-  <w:style w:type="paragraph" w:customStyle="1" w:styleId="WPSOffice3">
+  <w:style w:type="paragraph" w:customStyle="1" w:styleId="35">
     <w:name w:val="WPSOffice手动目录 3"/>
     <w:qFormat/>
+    <w:uiPriority w:val="0"/>
     <w:pPr>
       <w:ind w:leftChars="400"/>
     </w:pPr>
     <w:rPr>
-      <w:rFonts w:ascii="Times New Roman" w:eastAsia="宋体" w:hAnsi="Times New Roman" w:cs="Times New Roman"/>
+      <w:rFonts w:ascii="Times New Roman" w:hAnsi="Times New Roman" w:eastAsia="宋体" w:cs="Times New Roman"/>
       <w:sz w:val="20"/>
       <w:szCs w:val="20"/>
     </w:rPr>
   </w:style>
-  <w:style w:type="paragraph" w:customStyle="1" w:styleId="Compact">
+  <w:style w:type="paragraph" w:customStyle="1" w:styleId="36">
     <w:name w:val="Compact"/>
-    <w:basedOn w:val="BodyText"/>
+    <w:basedOn w:val="12"/>
     <w:qFormat/>
+    <w:uiPriority w:val="0"/>
     <w:pPr>
       <w:spacing w:before="36" w:after="36"/>
     </w:pPr>
   </w:style>
-  <w:style w:type="table" w:customStyle="1" w:styleId="Table">
+  <w:style w:type="table" w:customStyle="1" w:styleId="37">
     <w:name w:val="Table"/>
     <w:semiHidden/>
     <w:unhideWhenUsed/>
     <w:qFormat/>
+    <w:uiPriority w:val="0"/>
     <w:tblPr>
       <w:tblCellMar>
         <w:top w:w="0" w:type="dxa"/>
@@ -7086,26 +7205,28 @@
     <w:tblStylePr w:type="firstRow">
       <w:tcPr>
         <w:tcBorders>
-          <w:bottom w:val="single" w:sz="0" w:space="0" w:color="auto"/>
+          <w:bottom w:val="single" w:color="auto" w:sz="0" w:space="0"/>
         </w:tcBorders>
         <w:vAlign w:val="bottom"/>
       </w:tcPr>
     </w:tblStylePr>
   </w:style>
-  <w:style w:type="character" w:customStyle="1" w:styleId="1Char">
+  <w:style w:type="character" w:customStyle="1" w:styleId="38">
     <w:name w:val="柴_标题1 Char"/>
-    <w:link w:val="1"/>
+    <w:link w:val="28"/>
     <w:qFormat/>
+    <w:uiPriority w:val="0"/>
     <w:rPr>
-      <w:rFonts w:ascii="Arial" w:eastAsia="宋体" w:hAnsi="Arial"/>
+      <w:rFonts w:ascii="Arial" w:hAnsi="Arial" w:eastAsia="宋体"/>
       <w:sz w:val="32"/>
     </w:rPr>
   </w:style>
-  <w:style w:type="table" w:customStyle="1" w:styleId="TableNormal1">
+  <w:style w:type="table" w:customStyle="1" w:styleId="39">
     <w:name w:val="Table Normal_1"/>
     <w:semiHidden/>
     <w:unhideWhenUsed/>
     <w:qFormat/>
+    <w:uiPriority w:val="0"/>
     <w:tblPr>
       <w:tblCellMar>
         <w:top w:w="0" w:type="dxa"/>
@@ -7115,10 +7236,11 @@
       </w:tblCellMar>
     </w:tblPr>
   </w:style>
-  <w:style w:type="paragraph" w:customStyle="1" w:styleId="a3">
+  <w:style w:type="paragraph" w:customStyle="1" w:styleId="40">
     <w:name w:val="柴_正文_无缩进"/>
-    <w:basedOn w:val="Normal"/>
+    <w:basedOn w:val="1"/>
     <w:qFormat/>
+    <w:uiPriority w:val="0"/>
     <w:pPr>
       <w:ind w:firstLine="0" w:firstLineChars="0"/>
     </w:pPr>
@@ -7128,29 +7250,31 @@
       <w:lang w:eastAsia="zh-CN"/>
     </w:rPr>
   </w:style>
-  <w:style w:type="paragraph" w:customStyle="1" w:styleId="4">
+  <w:style w:type="paragraph" w:customStyle="1" w:styleId="41">
     <w:name w:val="柴_标题4"/>
-    <w:basedOn w:val="Heading4"/>
-    <w:next w:val="Normal"/>
+    <w:basedOn w:val="5"/>
+    <w:next w:val="1"/>
     <w:qFormat/>
+    <w:uiPriority w:val="0"/>
     <w:pPr>
       <w:widowControl w:val="0"/>
       <w:spacing w:before="160" w:line="360" w:lineRule="auto"/>
-      <w:ind w:left="981" w:hanging="862" w:leftChars="300"/>
+      <w:ind w:left="981" w:leftChars="300" w:hanging="862"/>
     </w:pPr>
     <w:rPr>
-      <w:rFonts w:ascii="Calibri" w:eastAsia="宋体" w:hAnsi="Calibri" w:cs="宋体" w:hint="eastAsia"/>
+      <w:rFonts w:hint="eastAsia" w:ascii="Calibri" w:hAnsi="Calibri" w:eastAsia="宋体" w:cs="宋体"/>
       <w:sz w:val="24"/>
       <w:szCs w:val="24"/>
       <w:lang w:eastAsia="zh-CN" w:bidi="zh-CN"/>
     </w:rPr>
   </w:style>
-  <w:style w:type="character" w:customStyle="1" w:styleId="Char">
+  <w:style w:type="character" w:customStyle="1" w:styleId="42">
     <w:name w:val="柴_正文 Char"/>
-    <w:link w:val="a1"/>
+    <w:link w:val="29"/>
     <w:qFormat/>
+    <w:uiPriority w:val="0"/>
     <w:rPr>
-      <w:rFonts w:ascii="Arial" w:eastAsia="宋体" w:hAnsi="Arial"/>
+      <w:rFonts w:ascii="Arial" w:hAnsi="Arial" w:eastAsia="宋体"/>
       <w:sz w:val="24"/>
       <w:lang w:eastAsia="zh-CN"/>
     </w:rPr>
